--- a/zht/docx/073.content.docx
+++ b/zht/docx/073.content.docx
@@ -149,27 +149,7 @@
         <w:rPr>
           <w:lang w:val="zh_TW" w:bidi="zh_TW"/>
         </w:rPr>
-        <w:t>long</w:t>
-      </w:r>
-      <w:r>
-        <w:rPr>
-          <w:lang w:val="zh_TW" w:bidi="zh_TW"/>
-        </w:rPr>
-      </w:r>
-    </w:p>
-    <w:p>
-      <w:pPr/>
-      <w:r>
-        <w:rPr>
-          <w:lang w:val="zh_TW" w:bidi="zh_TW"/>
-        </w:rPr>
-      </w:r>
-      <w:r>
-        <w:rPr>
-          <w:i/>
-          <w:lang w:val="zh_TW" w:bidi="zh_TW"/>
-        </w:rPr>
-        <w:t>聾（形容詞），聾（名詞）</w:t>
+        <w:t>kuan</w:t>
       </w:r>
       <w:r>
         <w:rPr>
@@ -232,7 +212,7 @@
         <w:rPr>
           <w:lang w:val="zh_TW" w:bidi="zh_TW"/>
         </w:rPr>
-        <w:t>聾（形容詞），聾（名詞）</w:t>
+        <w:t>款待</w:t>
       </w:r>
       <w:r>
         <w:rPr>
@@ -251,7 +231,39 @@
         <w:rPr>
           <w:lang w:val="zh_TW" w:bidi="zh_TW"/>
         </w:rPr>
-        <w:t>無法聽見；在聖經中，此術語既指字面上身體的聽力缺陷，也指比喻上的屬靈問題。屬靈的「聾」是指那些拒絕聽取神的信息，或因缺乏屬靈生命而無法領受的人（</w:t>
+        <w:t>聖經中的一個概念，經常與「客人（guest）」、「陌生人（stranger）」和「寄居者（sojourner）」等詞彙一起使用。將「款待（hospitality）」的意思理解為對非自己朋友圈之外的人的善意是比較恰當的，這在希臘文中「愛陌生人」的字面意思中有所暗示。儘管這個概念在聖經中得到了全面的肯定，但在經外文化中也明顯存在，在遊牧民族（從一個地方遷移到另一個地方）中尤為常見。這些文化中對提供食物、住宿和保護有明確的義務。</w:t>
+      </w:r>
+    </w:p>
+    <w:p>
+      <w:pPr/>
+      <w:r>
+        <w:rPr>
+          <w:lang w:val="zh_TW" w:bidi="zh_TW"/>
+        </w:rPr>
+      </w:r>
+      <w:r>
+        <w:rPr>
+          <w:lang w:val="zh_TW" w:bidi="zh_TW"/>
+        </w:rPr>
+        <w:t>在舊約中，款待的正常實踐可以在以下例子中看到：</w:t>
+      </w:r>
+    </w:p>
+    <w:p>
+      <w:pPr>
+        <w:pStyle w:val="ListBullet"/>
+        <w:spacing w:line="240" w:lineRule="auto"/>
+        <w:ind w:left="720"/>
+      </w:pPr>
+      <w:r>
+        <w:rPr>
+          <w:lang w:val="zh_TW" w:bidi="zh_TW"/>
+        </w:rPr>
+      </w:r>
+      <w:r>
+        <w:rPr>
+          <w:lang w:val="zh_TW" w:bidi="zh_TW"/>
+        </w:rPr>
+        <w:t>亞伯拉罕和三位訪客（</w:t>
       </w:r>
       <w:hyperlink r:id="rId13">
         <w:r>
@@ -262,27 +274,33 @@
             <w:color w:val="0000EE"/>
             <w:u w:val="single"/>
           </w:rPr>
-          <w:t>以賽亞書 42:18</w:t>
+          <w:t>創18:2–8、16</w:t>
         </w:r>
       </w:hyperlink>
       <w:r>
         <w:rPr>
           <w:lang w:val="zh_TW" w:bidi="zh_TW"/>
         </w:rPr>
-        <w:t>）。先知以賽亞嚴正地指出了這兩類聾子的情況（比喻上的聾見於</w:t>
-      </w:r>
-      <w:hyperlink r:id="rId13">
-        <w:r>
-          <w:rPr>
-            <w:lang w:val="zh_TW" w:bidi="zh_TW"/>
-          </w:rPr>
-          <w:rPr>
-            <w:color w:val="0000EE"/>
-            <w:u w:val="single"/>
-          </w:rPr>
-          <w:t>賽42:18，</w:t>
-        </w:r>
-      </w:hyperlink>
+        <w:t>）</w:t>
+      </w:r>
+    </w:p>
+    <w:p>
+      <w:pPr>
+        <w:pStyle w:val="ListBullet"/>
+        <w:spacing w:line="240" w:lineRule="auto"/>
+        <w:ind w:left="720"/>
+      </w:pPr>
+      <w:r>
+        <w:rPr>
+          <w:lang w:val="zh_TW" w:bidi="zh_TW"/>
+        </w:rPr>
+      </w:r>
+      <w:r>
+        <w:rPr>
+          <w:lang w:val="zh_TW" w:bidi="zh_TW"/>
+        </w:rPr>
+        <w:t>拉班接待亞伯拉罕的僕人（</w:t>
+      </w:r>
       <w:hyperlink r:id="rId14">
         <w:r>
           <w:rPr>
@@ -292,14 +310,32 @@
             <w:color w:val="0000EE"/>
             <w:u w:val="single"/>
           </w:rPr>
-          <w:t>43:8</w:t>
+          <w:t>創24:15–61</w:t>
         </w:r>
       </w:hyperlink>
       <w:r>
         <w:rPr>
           <w:lang w:val="zh_TW" w:bidi="zh_TW"/>
         </w:rPr>
-        <w:t>；字面的聾見於</w:t>
+        <w:t>）</w:t>
+      </w:r>
+    </w:p>
+    <w:p>
+      <w:pPr>
+        <w:pStyle w:val="ListBullet"/>
+        <w:spacing w:line="240" w:lineRule="auto"/>
+        <w:ind w:left="720"/>
+      </w:pPr>
+      <w:r>
+        <w:rPr>
+          <w:lang w:val="zh_TW" w:bidi="zh_TW"/>
+        </w:rPr>
+      </w:r>
+      <w:r>
+        <w:rPr>
+          <w:lang w:val="zh_TW" w:bidi="zh_TW"/>
+        </w:rPr>
+        <w:t>瑪挪亞款待天使的方式（</w:t>
       </w:r>
       <w:hyperlink r:id="rId15">
         <w:r>
@@ -310,9 +346,29 @@
             <w:color w:val="0000EE"/>
             <w:u w:val="single"/>
           </w:rPr>
-          <w:t>賽29:18，</w:t>
+          <w:t>士13:15</w:t>
         </w:r>
       </w:hyperlink>
+      <w:r>
+        <w:rPr>
+          <w:lang w:val="zh_TW" w:bidi="zh_TW"/>
+        </w:rPr>
+        <w:t>）</w:t>
+      </w:r>
+    </w:p>
+    <w:p>
+      <w:pPr/>
+      <w:r>
+        <w:rPr>
+          <w:lang w:val="zh_TW" w:bidi="zh_TW"/>
+        </w:rPr>
+      </w:r>
+      <w:r>
+        <w:rPr>
+          <w:lang w:val="zh_TW" w:bidi="zh_TW"/>
+        </w:rPr>
+        <w:t>但也有一些情況，主人認為必須採取極端措施來保護他的客人，即使這樣做會對自己的家人造成傷害（</w:t>
+      </w:r>
       <w:hyperlink r:id="rId16">
         <w:r>
           <w:rPr>
@@ -322,14 +378,14 @@
             <w:color w:val="0000EE"/>
             <w:u w:val="single"/>
           </w:rPr>
-          <w:t>35:5</w:t>
+          <w:t>創19:1–8</w:t>
         </w:r>
       </w:hyperlink>
       <w:r>
         <w:rPr>
           <w:lang w:val="zh_TW" w:bidi="zh_TW"/>
         </w:rPr>
-        <w:t>）。在舊約中，雖然聾的狀況被認為是神審判的結果（</w:t>
+        <w:t>；</w:t>
       </w:r>
       <w:hyperlink r:id="rId17">
         <w:r>
@@ -340,14 +396,14 @@
             <w:color w:val="0000EE"/>
             <w:u w:val="single"/>
           </w:rPr>
-          <w:t>彌7:16</w:t>
+          <w:t>士19:14–24</w:t>
         </w:r>
       </w:hyperlink>
       <w:r>
         <w:rPr>
           <w:lang w:val="zh_TW" w:bidi="zh_TW"/>
         </w:rPr>
-        <w:t>），但咒罵聾子被認為是錯誤的行為（</w:t>
+        <w:t>）。書念婦人的款待也很值得注意，儘管以利沙對他們來說並不是陌生人（</w:t>
       </w:r>
       <w:hyperlink r:id="rId18">
         <w:r>
@@ -358,14 +414,28 @@
             <w:color w:val="0000EE"/>
             <w:u w:val="single"/>
           </w:rPr>
-          <w:t>利19:14</w:t>
+          <w:t>王下4:10</w:t>
         </w:r>
       </w:hyperlink>
       <w:r>
         <w:rPr>
           <w:lang w:val="zh_TW" w:bidi="zh_TW"/>
         </w:rPr>
-        <w:t>）。在新約中，聾子是耶穌所醫治的人之一（</w:t>
+        <w:t>）。</w:t>
+      </w:r>
+    </w:p>
+    <w:p>
+      <w:pPr/>
+      <w:r>
+        <w:rPr>
+          <w:lang w:val="zh_TW" w:bidi="zh_TW"/>
+        </w:rPr>
+      </w:r>
+      <w:r>
+        <w:rPr>
+          <w:lang w:val="zh_TW" w:bidi="zh_TW"/>
+        </w:rPr>
+        <w:t>根據新約，耶穌在差遣門徒時著門徒依賴當時普遍的款待習俗為生（</w:t>
       </w:r>
       <w:hyperlink r:id="rId19">
         <w:r>
@@ -376,14 +446,14 @@
             <w:color w:val="0000EE"/>
             <w:u w:val="single"/>
           </w:rPr>
-          <w:t>太11:5</w:t>
+          <w:t>路10:7</w:t>
         </w:r>
       </w:hyperlink>
       <w:r>
         <w:rPr>
           <w:lang w:val="zh_TW" w:bidi="zh_TW"/>
         </w:rPr>
-        <w:t>；</w:t>
+        <w:t>），在祂自己的旅行中也是如此。隨著福音由宣教士傳開，基督徒因接待他們而受到讚揚（</w:t>
       </w:r>
       <w:hyperlink r:id="rId20">
         <w:r>
@@ -394,7 +464,7 @@
             <w:color w:val="0000EE"/>
             <w:u w:val="single"/>
           </w:rPr>
-          <w:t>可7:32–37</w:t>
+          <w:t>來13:2</w:t>
         </w:r>
       </w:hyperlink>
       <w:r>
@@ -412,14 +482,14 @@
             <w:color w:val="0000EE"/>
             <w:u w:val="single"/>
           </w:rPr>
-          <w:t>路7:22</w:t>
+          <w:t>彼前4:9</w:t>
         </w:r>
       </w:hyperlink>
       <w:r>
         <w:rPr>
           <w:lang w:val="zh_TW" w:bidi="zh_TW"/>
         </w:rPr>
-        <w:t>）。耶穌所醫治的一名癲癇男孩受到「聾啞的鬼」所折磨（</w:t>
+        <w:t>；</w:t>
       </w:r>
       <w:hyperlink r:id="rId22">
         <w:r>
@@ -430,14 +500,68 @@
             <w:color w:val="0000EE"/>
             <w:u w:val="single"/>
           </w:rPr>
-          <w:t>可9:25</w:t>
+          <w:t>約三1:5–8</w:t>
         </w:r>
       </w:hyperlink>
       <w:r>
         <w:rPr>
           <w:lang w:val="zh_TW" w:bidi="zh_TW"/>
         </w:rPr>
-        <w:t>）。此類醫治見證了耶穌作為彌賽亞的身分與使命。</w:t>
+        <w:t>）。教會領袖不應逃避這項事工的責任（</w:t>
+      </w:r>
+      <w:hyperlink r:id="rId23">
+        <w:r>
+          <w:rPr>
+            <w:lang w:val="zh_TW" w:bidi="zh_TW"/>
+          </w:rPr>
+          <w:rPr>
+            <w:color w:val="0000EE"/>
+            <w:u w:val="single"/>
+          </w:rPr>
+          <w:t>提前3:2</w:t>
+        </w:r>
+      </w:hyperlink>
+      <w:r>
+        <w:rPr>
+          <w:lang w:val="zh_TW" w:bidi="zh_TW"/>
+        </w:rPr>
+        <w:t>；</w:t>
+      </w:r>
+      <w:hyperlink r:id="rId24">
+        <w:r>
+          <w:rPr>
+            <w:lang w:val="zh_TW" w:bidi="zh_TW"/>
+          </w:rPr>
+          <w:rPr>
+            <w:color w:val="0000EE"/>
+            <w:u w:val="single"/>
+          </w:rPr>
+          <w:t>多1:8</w:t>
+        </w:r>
+      </w:hyperlink>
+      <w:r>
+        <w:rPr>
+          <w:lang w:val="zh_TW" w:bidi="zh_TW"/>
+        </w:rPr>
+        <w:t>），否則會引來審判（</w:t>
+      </w:r>
+      <w:hyperlink r:id="rId25">
+        <w:r>
+          <w:rPr>
+            <w:lang w:val="zh_TW" w:bidi="zh_TW"/>
+          </w:rPr>
+          <w:rPr>
+            <w:color w:val="0000EE"/>
+            <w:u w:val="single"/>
+          </w:rPr>
+          <w:t>太25:43–46</w:t>
+        </w:r>
+      </w:hyperlink>
+      <w:r>
+        <w:rPr>
+          <w:lang w:val="zh_TW" w:bidi="zh_TW"/>
+        </w:rPr>
+        <w:t>）。</w:t>
       </w:r>
     </w:p>
     <w:p>
@@ -464,7 +588,7 @@
         <w:rPr>
           <w:lang w:val="zh_TW" w:bidi="zh_TW"/>
         </w:rPr>
-        <w:t>藥物與醫療實踐</w:t>
+        <w:t>外邦人</w:t>
       </w:r>
       <w:r>
         <w:rPr>

--- a/zht/docx/073.content.docx
+++ b/zht/docx/073.content.docx
@@ -19,7 +19,7 @@
         <w:rPr>
           <w:lang w:val="zh_TW" w:bidi="zh_TW"/>
         </w:rPr>
-        <w:t>Resource: 聖經詞典 (Tyndale)</w:t>
+        <w:t>Resource: Tyndale Open Bible Dictionary</w:t>
       </w:r>
       <w:r>
         <w:rPr>
@@ -112,7 +112,7 @@
         <w:rPr>
           <w:lang w:val="zh_TW" w:bidi="zh_TW"/>
         </w:rPr>
-        <w:t>聖經詞典 (Tyndale)</w:t>
+        <w:t>Tyndale Open Bible Dictionary</w:t>
       </w:r>
     </w:p>
     <w:p>
@@ -149,7 +149,7 @@
         <w:rPr>
           <w:lang w:val="zh_TW" w:bidi="zh_TW"/>
         </w:rPr>
-        <w:t>kuan</w:t>
+        <w:t>kao</w:t>
       </w:r>
       <w:r>
         <w:rPr>
@@ -212,7 +212,7 @@
         <w:rPr>
           <w:lang w:val="zh_TW" w:bidi="zh_TW"/>
         </w:rPr>
-        <w:t>款待</w:t>
+        <w:t>考古學與聖經</w:t>
       </w:r>
       <w:r>
         <w:rPr>
@@ -231,7 +231,19 @@
         <w:rPr>
           <w:lang w:val="zh_TW" w:bidi="zh_TW"/>
         </w:rPr>
-        <w:t>聖經中的一個概念，經常與「客人（guest）」、「陌生人（stranger）」和「寄居者（sojourner）」等詞彙一起使用。將「款待（hospitality）」的意思理解為對非自己朋友圈之外的人的善意是比較恰當的，這在希臘文中「愛陌生人」的字面意思中有所暗示。儘管這個概念在聖經中得到了全面的肯定，但在經外文化中也明顯存在，在遊牧民族（從一個地方遷移到另一個地方）中尤為常見。這些文化中對提供食物、住宿和保護有明確的義務。</w:t>
+        <w:t>考古學是透過發掘與研究實物遺跡，來探究古代人類歷史的學科。聖經考古學的研究對象，則集中於近東（中東）地區與聖經有關的出土文物與建築遺跡。這些遺跡包括埋藏的文物（古代物品）、廢墟與紀念碑。其中一些文物帶有古代語言的銘文（文字），學者需要仔細研究這些銘文才能理解其內容。其它物品則是日常生活用品，如破碎的陶片、燒焦的木材、玩具與工具。所有這些出土物品，都必須放在它們所屬的歷史時期，方能正確理解。</w:t>
+      </w:r>
+    </w:p>
+    <w:p>
+      <w:pPr>
+        <w:pStyle w:val="Heading3"/>
+      </w:pPr>
+      <w:r>
+        <w:rPr>
+          <w:b/>
+          <w:lang w:val="zh_TW" w:bidi="zh_TW"/>
+        </w:rPr>
+        <w:t>考古學的發現</w:t>
       </w:r>
     </w:p>
     <w:p>
@@ -245,7 +257,61 @@
         <w:rPr>
           <w:lang w:val="zh_TW" w:bidi="zh_TW"/>
         </w:rPr>
-        <w:t>在舊約中，款待的正常實踐可以在以下例子中看到：</w:t>
+        <w:t>許多重大的考古發現其實是偶然發生的。例如，一個敘利亞農夫在耕種時挖掘出古城烏加里特（Ugarit）。一個貝都因人為尋找走失的山羊，在山洞中發現了死海古卷（Dead Sea Scrolls）。公元1887年，一個埃及婦女在尋找泥磚作為肥料時發現了阿瑪爾那泥板（Amarna tablets）。公元1945年，埃及人在拿戈瑪第附近尋找鳥糞時，發現了重要的諾斯底抄本。然而，偶然的發現並不能取代仔細而有系統的考古研究。</w:t>
+      </w:r>
+    </w:p>
+    <w:p>
+      <w:pPr/>
+      <w:r>
+        <w:rPr>
+          <w:lang w:val="zh_TW" w:bidi="zh_TW"/>
+        </w:rPr>
+      </w:r>
+      <w:r>
+        <w:rPr>
+          <w:lang w:val="zh_TW" w:bidi="zh_TW"/>
+        </w:rPr>
+        <w:t>今天，考古學家會用航拍與電子儀器仔細勘察潛在的遺址，這些方法可以探測地下的遺物。文物的年代則依據出土的地層，以及其它方法（如放射性碳定年法〔radiocarbon dating〕）來判斷。考古學的目標，是建立一條時間線，準確反映文物與遺址歷史。</w:t>
+      </w:r>
+    </w:p>
+    <w:p>
+      <w:pPr>
+        <w:pStyle w:val="Heading3"/>
+      </w:pPr>
+      <w:r>
+        <w:rPr>
+          <w:b/>
+          <w:lang w:val="zh_TW" w:bidi="zh_TW"/>
+        </w:rPr>
+        <w:t>考古學在理解聖經中的角色</w:t>
+      </w:r>
+    </w:p>
+    <w:p>
+      <w:pPr/>
+      <w:r>
+        <w:rPr>
+          <w:lang w:val="zh_TW" w:bidi="zh_TW"/>
+        </w:rPr>
+      </w:r>
+      <w:r>
+        <w:rPr>
+          <w:lang w:val="zh_TW" w:bidi="zh_TW"/>
+        </w:rPr>
+        <w:t>考古學家與學者把這些文物，視為真實和具體證據，能見證古代人類的生活。雖然學者對它們的解釋可能會有不同，但這些遺物仍然是直接的歷史見證。重要的是，人們應當把這些古代遺物當作證據來理解，而不可以操控它們去迎合個人對歷史、文化或宗教的理論。近東的考古學透過提供客觀的背景資料，幫助我們理解聖經。</w:t>
+      </w:r>
+    </w:p>
+    <w:p>
+      <w:pPr/>
+      <w:r>
+        <w:rPr>
+          <w:lang w:val="zh_TW" w:bidi="zh_TW"/>
+        </w:rPr>
+      </w:r>
+      <w:r>
+        <w:rPr>
+          <w:lang w:val="zh_TW" w:bidi="zh_TW"/>
+        </w:rPr>
+        <w:t>例如，如果一件帶有文字的文物，被鑑定為出現在公元前3000年左右，就表明當時已經存在書寫。這意味著舊約聖經的早期作者確實能他們的故事寫下來，而我們可以視之為他們的書寫。考古發現顯示，摩西傳統上被認為是聖經前五卷的作者，可能是使用：</w:t>
       </w:r>
     </w:p>
     <w:p>
@@ -263,7 +329,218 @@
         <w:rPr>
           <w:lang w:val="zh_TW" w:bidi="zh_TW"/>
         </w:rPr>
-        <w:t>亞伯拉罕和三位訪客（</w:t>
+        <w:t>埃及象形文字（Egyptian hieroglyphics），</w:t>
+      </w:r>
+    </w:p>
+    <w:p>
+      <w:pPr>
+        <w:pStyle w:val="ListBullet"/>
+        <w:spacing w:line="240" w:lineRule="auto"/>
+        <w:ind w:left="720"/>
+      </w:pPr>
+      <w:r>
+        <w:rPr>
+          <w:lang w:val="zh_TW" w:bidi="zh_TW"/>
+        </w:rPr>
+      </w:r>
+      <w:r>
+        <w:rPr>
+          <w:lang w:val="zh_TW" w:bidi="zh_TW"/>
+        </w:rPr>
+        <w:t>巴比倫楔形文字（Babylonian cuneiform），以及</w:t>
+      </w:r>
+    </w:p>
+    <w:p>
+      <w:pPr>
+        <w:pStyle w:val="ListBullet"/>
+        <w:spacing w:line="240" w:lineRule="auto"/>
+        <w:ind w:left="720"/>
+      </w:pPr>
+      <w:r>
+        <w:rPr>
+          <w:lang w:val="zh_TW" w:bidi="zh_TW"/>
+        </w:rPr>
+      </w:r>
+      <w:r>
+        <w:rPr>
+          <w:lang w:val="zh_TW" w:bidi="zh_TW"/>
+        </w:rPr>
+        <w:t>迦南方言（包括希伯來文）。</w:t>
+      </w:r>
+    </w:p>
+    <w:p>
+      <w:pPr/>
+      <w:r>
+        <w:rPr>
+          <w:lang w:val="zh_TW" w:bidi="zh_TW"/>
+        </w:rPr>
+      </w:r>
+      <w:r>
+        <w:rPr>
+          <w:lang w:val="zh_TW" w:bidi="zh_TW"/>
+        </w:rPr>
+        <w:t>任何忽視這些證據的聖經理論，都很可能是不正確的。</w:t>
+      </w:r>
+    </w:p>
+    <w:p>
+      <w:pPr>
+        <w:pStyle w:val="Heading3"/>
+      </w:pPr>
+      <w:r>
+        <w:rPr>
+          <w:lang w:val="zh_TW" w:bidi="zh_TW"/>
+        </w:rPr>
+        <w:t>概述</w:t>
+      </w:r>
+    </w:p>
+    <w:p>
+      <w:pPr>
+        <w:pStyle w:val="ListBullet"/>
+        <w:spacing w:line="240" w:lineRule="auto"/>
+        <w:ind w:left="720"/>
+      </w:pPr>
+      <w:r>
+        <w:rPr>
+          <w:lang w:val="zh_TW" w:bidi="zh_TW"/>
+        </w:rPr>
+      </w:r>
+      <w:r>
+        <w:rPr>
+          <w:b/>
+          <w:u w:val="single"/>
+          <w:lang w:val="zh_TW" w:bidi="zh_TW"/>
+        </w:rPr>
+        <w:t>考古學與日常生活</w:t>
+      </w:r>
+    </w:p>
+    <w:p>
+      <w:pPr>
+        <w:pStyle w:val="ListBullet"/>
+        <w:spacing w:line="240" w:lineRule="auto"/>
+        <w:ind w:left="720"/>
+      </w:pPr>
+      <w:r>
+        <w:rPr>
+          <w:lang w:val="zh_TW" w:bidi="zh_TW"/>
+        </w:rPr>
+      </w:r>
+      <w:r>
+        <w:rPr>
+          <w:b/>
+          <w:u w:val="single"/>
+          <w:lang w:val="zh_TW" w:bidi="zh_TW"/>
+        </w:rPr>
+        <w:t>考古學與宗教</w:t>
+      </w:r>
+    </w:p>
+    <w:p>
+      <w:pPr>
+        <w:pStyle w:val="ListBullet"/>
+        <w:spacing w:line="240" w:lineRule="auto"/>
+        <w:ind w:left="720"/>
+      </w:pPr>
+      <w:r>
+        <w:rPr>
+          <w:lang w:val="zh_TW" w:bidi="zh_TW"/>
+        </w:rPr>
+      </w:r>
+      <w:r>
+        <w:rPr>
+          <w:b/>
+          <w:u w:val="single"/>
+          <w:lang w:val="zh_TW" w:bidi="zh_TW"/>
+        </w:rPr>
+        <w:t>考古學與戰爭</w:t>
+      </w:r>
+    </w:p>
+    <w:p>
+      <w:pPr>
+        <w:pStyle w:val="ListBullet"/>
+        <w:spacing w:line="240" w:lineRule="auto"/>
+        <w:ind w:left="720"/>
+      </w:pPr>
+      <w:r>
+        <w:rPr>
+          <w:lang w:val="zh_TW" w:bidi="zh_TW"/>
+        </w:rPr>
+      </w:r>
+      <w:r>
+        <w:rPr>
+          <w:b/>
+          <w:u w:val="single"/>
+          <w:lang w:val="zh_TW" w:bidi="zh_TW"/>
+        </w:rPr>
+        <w:t>考古學與文學</w:t>
+      </w:r>
+    </w:p>
+    <w:p>
+      <w:pPr>
+        <w:pStyle w:val="ListBullet"/>
+        <w:spacing w:line="240" w:lineRule="auto"/>
+        <w:ind w:left="720"/>
+      </w:pPr>
+      <w:r>
+        <w:rPr>
+          <w:lang w:val="zh_TW" w:bidi="zh_TW"/>
+        </w:rPr>
+      </w:r>
+      <w:r>
+        <w:rPr>
+          <w:b/>
+          <w:u w:val="single"/>
+          <w:lang w:val="zh_TW" w:bidi="zh_TW"/>
+        </w:rPr>
+        <w:t>考古學與語言</w:t>
+      </w:r>
+    </w:p>
+    <w:p>
+      <w:pPr>
+        <w:pStyle w:val="Heading3"/>
+      </w:pPr>
+      <w:r>
+        <w:rPr>
+          <w:lang w:val="zh_TW" w:bidi="zh_TW"/>
+        </w:rPr>
+        <w:t>考古學與日常生活</w:t>
+      </w:r>
+    </w:p>
+    <w:p>
+      <w:pPr/>
+      <w:r>
+        <w:rPr>
+          <w:lang w:val="zh_TW" w:bidi="zh_TW"/>
+        </w:rPr>
+      </w:r>
+      <w:r>
+        <w:rPr>
+          <w:lang w:val="zh_TW" w:bidi="zh_TW"/>
+        </w:rPr>
+        <w:t>考古學揭示了古代人日常生活的面貌。考古發掘（挖掘現場）顯示，在新石器時代（Neolithic period，晚期石器時代），人們居住在以枝條編織而成的簡單小屋裡，其中一些小屋內部還有裝飾。亞伯拉罕時代的吾珥，中產階級的住宅甚至以現代標準來看也相當雅緻。克諾索（Knossos）、波塞波利斯（Persepolis）、瑪里（Mari）和坎提爾（Qantir）等地的宮殿遺跡，展現了當年的輝煌。織布是最古老的人類工藝之一，甚至在古代就已普遍實行，東方地毯的織造技術起源於美索不達米亞。陶器——無論是素燒的還是帶有裝飾的，也是另一種古代工藝。</w:t>
+      </w:r>
+    </w:p>
+    <w:p>
+      <w:pPr>
+        <w:pStyle w:val="Heading4"/>
+      </w:pPr>
+      <w:r>
+        <w:rPr>
+          <w:lang w:val="zh_TW" w:bidi="zh_TW"/>
+        </w:rPr>
+        <w:t>社會風俗</w:t>
+      </w:r>
+    </w:p>
+    <w:p>
+      <w:pPr/>
+      <w:r>
+        <w:rPr>
+          <w:lang w:val="zh_TW" w:bidi="zh_TW"/>
+        </w:rPr>
+      </w:r>
+      <w:r>
+        <w:rPr>
+          <w:lang w:val="zh_TW" w:bidi="zh_TW"/>
+        </w:rPr>
+        <w:t>考古學也釐清了聖經提到的某些社會風俗。例如，亞伯蘭與妻子的婢女夏甲生子，符合努西（Nuzi）當地的習俗，並不被視為不道德。領養的做法，像亞伯蘭收養以利以謝（</w:t>
       </w:r>
       <w:hyperlink r:id="rId13">
         <w:r>
@@ -274,32 +551,14 @@
             <w:color w:val="0000EE"/>
             <w:u w:val="single"/>
           </w:rPr>
-          <w:t>創18:2–8、16</w:t>
+          <w:t>創15:2–4</w:t>
         </w:r>
       </w:hyperlink>
       <w:r>
         <w:rPr>
           <w:lang w:val="zh_TW" w:bidi="zh_TW"/>
         </w:rPr>
-        <w:t>）</w:t>
-      </w:r>
-    </w:p>
-    <w:p>
-      <w:pPr>
-        <w:pStyle w:val="ListBullet"/>
-        <w:spacing w:line="240" w:lineRule="auto"/>
-        <w:ind w:left="720"/>
-      </w:pPr>
-      <w:r>
-        <w:rPr>
-          <w:lang w:val="zh_TW" w:bidi="zh_TW"/>
-        </w:rPr>
-      </w:r>
-      <w:r>
-        <w:rPr>
-          <w:lang w:val="zh_TW" w:bidi="zh_TW"/>
-        </w:rPr>
-        <w:t>拉班接待亞伯拉罕的僕人（</w:t>
+        <w:t>），我們能透過努西的文獻理解得更加透徹。這些文獻記載，沒有孩子的夫妻會收養一名僕人，讓他成為繼承人。這些被收養的人會成為家中的長子，但若後來有親生子出生，被收養的人就可能失去這些權利。來自努西、烏加里特和亞拉拿（Alalakh）的文獻也說明了長子的權利，以及人們如何交換這些權利，這正如</w:t>
       </w:r>
       <w:hyperlink r:id="rId14">
         <w:r>
@@ -310,33 +569,9 @@
             <w:color w:val="0000EE"/>
             <w:u w:val="single"/>
           </w:rPr>
-          <w:t>創24:15–61</w:t>
+          <w:t>創</w:t>
         </w:r>
       </w:hyperlink>
-      <w:r>
-        <w:rPr>
-          <w:lang w:val="zh_TW" w:bidi="zh_TW"/>
-        </w:rPr>
-        <w:t>）</w:t>
-      </w:r>
-    </w:p>
-    <w:p>
-      <w:pPr>
-        <w:pStyle w:val="ListBullet"/>
-        <w:spacing w:line="240" w:lineRule="auto"/>
-        <w:ind w:left="720"/>
-      </w:pPr>
-      <w:r>
-        <w:rPr>
-          <w:lang w:val="zh_TW" w:bidi="zh_TW"/>
-        </w:rPr>
-      </w:r>
-      <w:r>
-        <w:rPr>
-          <w:lang w:val="zh_TW" w:bidi="zh_TW"/>
-        </w:rPr>
-        <w:t>瑪挪亞款待天使的方式（</w:t>
-      </w:r>
       <w:hyperlink r:id="rId15">
         <w:r>
           <w:rPr>
@@ -346,14 +581,25 @@
             <w:color w:val="0000EE"/>
             <w:u w:val="single"/>
           </w:rPr>
-          <w:t>士13:15</w:t>
+          <w:t>世記二十五章31至34節</w:t>
         </w:r>
       </w:hyperlink>
       <w:r>
         <w:rPr>
           <w:lang w:val="zh_TW" w:bidi="zh_TW"/>
         </w:rPr>
-        <w:t>）</w:t>
+        <w:t>所記載的。</w:t>
+      </w:r>
+    </w:p>
+    <w:p>
+      <w:pPr>
+        <w:pStyle w:val="Heading4"/>
+      </w:pPr>
+      <w:r>
+        <w:rPr>
+          <w:lang w:val="zh_TW" w:bidi="zh_TW"/>
+        </w:rPr>
+        <w:t>貿易</w:t>
       </w:r>
     </w:p>
     <w:p>
@@ -367,7 +613,272 @@
         <w:rPr>
           <w:lang w:val="zh_TW" w:bidi="zh_TW"/>
         </w:rPr>
-        <w:t>但也有一些情況，主人認為必須採取極端措施來保護他的客人，即使這樣做會對自己的家人造成傷害（</w:t>
+        <w:t>聖經時期的工作與貿易情況，透過各種考古發現得以呈現。例如，在貝尼哈桑（Beni Hasan）出土的一幅稱為「畫面（tableau）」的圖像（約公元前1900年製作）展示閃族人將貨物帶到埃及，可能是作為金屬工匠。其它資料則描繪了各樣活動，如：</w:t>
+      </w:r>
+    </w:p>
+    <w:p>
+      <w:pPr>
+        <w:pStyle w:val="ListBullet"/>
+        <w:spacing w:line="240" w:lineRule="auto"/>
+        <w:ind w:left="720"/>
+      </w:pPr>
+      <w:r>
+        <w:rPr>
+          <w:lang w:val="zh_TW" w:bidi="zh_TW"/>
+        </w:rPr>
+      </w:r>
+      <w:r>
+        <w:rPr>
+          <w:lang w:val="zh_TW" w:bidi="zh_TW"/>
+        </w:rPr>
+        <w:t>打獵</w:t>
+      </w:r>
+    </w:p>
+    <w:p>
+      <w:pPr>
+        <w:pStyle w:val="ListBullet"/>
+        <w:spacing w:line="240" w:lineRule="auto"/>
+        <w:ind w:left="720"/>
+      </w:pPr>
+      <w:r>
+        <w:rPr>
+          <w:lang w:val="zh_TW" w:bidi="zh_TW"/>
+        </w:rPr>
+      </w:r>
+      <w:r>
+        <w:rPr>
+          <w:lang w:val="zh_TW" w:bidi="zh_TW"/>
+        </w:rPr>
+        <w:t>捕魚</w:t>
+      </w:r>
+    </w:p>
+    <w:p>
+      <w:pPr>
+        <w:pStyle w:val="ListBullet"/>
+        <w:spacing w:line="240" w:lineRule="auto"/>
+        <w:ind w:left="720"/>
+      </w:pPr>
+      <w:r>
+        <w:rPr>
+          <w:lang w:val="zh_TW" w:bidi="zh_TW"/>
+        </w:rPr>
+      </w:r>
+      <w:r>
+        <w:rPr>
+          <w:lang w:val="zh_TW" w:bidi="zh_TW"/>
+        </w:rPr>
+        <w:t>造磚</w:t>
+      </w:r>
+    </w:p>
+    <w:p>
+      <w:pPr>
+        <w:pStyle w:val="ListBullet"/>
+        <w:spacing w:line="240" w:lineRule="auto"/>
+        <w:ind w:left="720"/>
+      </w:pPr>
+      <w:r>
+        <w:rPr>
+          <w:lang w:val="zh_TW" w:bidi="zh_TW"/>
+        </w:rPr>
+      </w:r>
+      <w:r>
+        <w:rPr>
+          <w:lang w:val="zh_TW" w:bidi="zh_TW"/>
+        </w:rPr>
+        <w:t>農耕</w:t>
+      </w:r>
+    </w:p>
+    <w:p>
+      <w:pPr>
+        <w:pStyle w:val="ListBullet"/>
+        <w:spacing w:line="240" w:lineRule="auto"/>
+        <w:ind w:left="720"/>
+      </w:pPr>
+      <w:r>
+        <w:rPr>
+          <w:lang w:val="zh_TW" w:bidi="zh_TW"/>
+        </w:rPr>
+      </w:r>
+      <w:r>
+        <w:rPr>
+          <w:lang w:val="zh_TW" w:bidi="zh_TW"/>
+        </w:rPr>
+        <w:t>陶器製作</w:t>
+      </w:r>
+    </w:p>
+    <w:p>
+      <w:pPr/>
+      <w:r>
+        <w:rPr>
+          <w:lang w:val="zh_TW" w:bidi="zh_TW"/>
+        </w:rPr>
+      </w:r>
+      <w:r>
+        <w:rPr>
+          <w:lang w:val="zh_TW" w:bidi="zh_TW"/>
+        </w:rPr>
+        <w:t>這些資料同時也提供關於服飾的資訊，例如在500年後的埃及壁畫中，閃族人向法老進貢，所穿的衣服樣式與早期相比幾乎沒有改變。然而，以色列人禁止製作人像或神像。</w:t>
+      </w:r>
+    </w:p>
+    <w:p>
+      <w:pPr>
+        <w:pStyle w:val="Heading4"/>
+      </w:pPr>
+      <w:r>
+        <w:rPr>
+          <w:lang w:val="zh_TW" w:bidi="zh_TW"/>
+        </w:rPr>
+        <w:t>陶器碎片</w:t>
+      </w:r>
+    </w:p>
+    <w:p>
+      <w:pPr/>
+      <w:r>
+        <w:rPr>
+          <w:lang w:val="zh_TW" w:bidi="zh_TW"/>
+        </w:rPr>
+      </w:r>
+      <w:r>
+        <w:rPr>
+          <w:lang w:val="zh_TW" w:bidi="zh_TW"/>
+        </w:rPr>
+        <w:t>最常見的日常文物是陶片（potsherds，破碎的陶器），人們常把它們用作書寫材料。例如，「拉吉書簡（Lachish letters）」是一系列從公元前587年北方前哨所寫的軍事信件，就是寫在陶片上的。甚至在新約聖經時期，陶片仍被用來書寫，因為它比蒲草紙更耐用，比蠟版（wax tablets）更方便。在埃及，考古學家發現了筆、調色盤和墨水。人們又再在昆蘭發現用來書寫死海古卷的墨水。</w:t>
+      </w:r>
+    </w:p>
+    <w:p>
+      <w:pPr>
+        <w:pStyle w:val="Heading4"/>
+      </w:pPr>
+      <w:r>
+        <w:rPr>
+          <w:lang w:val="zh_TW" w:bidi="zh_TW"/>
+        </w:rPr>
+        <w:t>遊戲</w:t>
+      </w:r>
+    </w:p>
+    <w:p>
+      <w:pPr/>
+      <w:r>
+        <w:rPr>
+          <w:lang w:val="zh_TW" w:bidi="zh_TW"/>
+        </w:rPr>
+      </w:r>
+      <w:r>
+        <w:rPr>
+          <w:lang w:val="zh_TW" w:bidi="zh_TW"/>
+        </w:rPr>
+        <w:t>考古發現還包括來自古代的遊戲和玩具。例如，貝尼哈桑的一幅墓穴壁畫（約公元前2000年）中，描繪了埃及女孩玩球的場景。底比斯（Thebes）的一座神廟浮雕顯示蘭塞三世（Ramses III）在下棋。後期的埃及孩童玩一種用小石子進行的遊戲，可能是雙陸棋（backgammon）的早期版本。在米吉多（Megiddo）出土了一個象牙製的遊戲板，上面有孔，可能是用來插入小木樁，年代大約在公元前1200年。近東出土的兒童玩具與現代玩具並沒有太大不同。考古發現的玩具包括：</w:t>
+      </w:r>
+    </w:p>
+    <w:p>
+      <w:pPr>
+        <w:pStyle w:val="ListBullet"/>
+        <w:spacing w:line="240" w:lineRule="auto"/>
+        <w:ind w:left="720"/>
+      </w:pPr>
+      <w:r>
+        <w:rPr>
+          <w:lang w:val="zh_TW" w:bidi="zh_TW"/>
+        </w:rPr>
+      </w:r>
+      <w:r>
+        <w:rPr>
+          <w:lang w:val="zh_TW" w:bidi="zh_TW"/>
+        </w:rPr>
+        <w:t>哨子</w:t>
+      </w:r>
+    </w:p>
+    <w:p>
+      <w:pPr>
+        <w:pStyle w:val="ListBullet"/>
+        <w:spacing w:line="240" w:lineRule="auto"/>
+        <w:ind w:left="720"/>
+      </w:pPr>
+      <w:r>
+        <w:rPr>
+          <w:lang w:val="zh_TW" w:bidi="zh_TW"/>
+        </w:rPr>
+      </w:r>
+      <w:r>
+        <w:rPr>
+          <w:lang w:val="zh_TW" w:bidi="zh_TW"/>
+        </w:rPr>
+        <w:t>球</w:t>
+      </w:r>
+    </w:p>
+    <w:p>
+      <w:pPr>
+        <w:pStyle w:val="ListBullet"/>
+        <w:spacing w:line="240" w:lineRule="auto"/>
+        <w:ind w:left="720"/>
+      </w:pPr>
+      <w:r>
+        <w:rPr>
+          <w:lang w:val="zh_TW" w:bidi="zh_TW"/>
+        </w:rPr>
+      </w:r>
+      <w:r>
+        <w:rPr>
+          <w:lang w:val="zh_TW" w:bidi="zh_TW"/>
+        </w:rPr>
+        <w:t>戰車模型</w:t>
+      </w:r>
+    </w:p>
+    <w:p>
+      <w:pPr>
+        <w:pStyle w:val="ListBullet"/>
+        <w:spacing w:line="240" w:lineRule="auto"/>
+        <w:ind w:left="720"/>
+      </w:pPr>
+      <w:r>
+        <w:rPr>
+          <w:lang w:val="zh_TW" w:bidi="zh_TW"/>
+        </w:rPr>
+      </w:r>
+      <w:r>
+        <w:rPr>
+          <w:lang w:val="zh_TW" w:bidi="zh_TW"/>
+        </w:rPr>
+        <w:t>裝在輪子上的動物</w:t>
+      </w:r>
+    </w:p>
+    <w:p>
+      <w:pPr/>
+      <w:r>
+        <w:rPr>
+          <w:lang w:val="zh_TW" w:bidi="zh_TW"/>
+        </w:rPr>
+      </w:r>
+      <w:r>
+        <w:rPr>
+          <w:lang w:val="zh_TW" w:bidi="zh_TW"/>
+        </w:rPr>
+        <w:t>埃及墓穴壁畫也描繪了成人的運動，如摔角、射箭和賽跑。</w:t>
+      </w:r>
+    </w:p>
+    <w:p>
+      <w:pPr>
+        <w:pStyle w:val="Heading4"/>
+      </w:pPr>
+      <w:r>
+        <w:rPr>
+          <w:lang w:val="zh_TW" w:bidi="zh_TW"/>
+        </w:rPr>
+        <w:t>防腐處理</w:t>
+      </w:r>
+    </w:p>
+    <w:p>
+      <w:pPr/>
+      <w:r>
+        <w:rPr>
+          <w:lang w:val="zh_TW" w:bidi="zh_TW"/>
+        </w:rPr>
+      </w:r>
+      <w:r>
+        <w:rPr>
+          <w:lang w:val="zh_TW" w:bidi="zh_TW"/>
+        </w:rPr>
+        <w:t>防腐是保存遺體的過程。</w:t>
       </w:r>
       <w:hyperlink r:id="rId16">
         <w:r>
@@ -378,14 +889,67 @@
             <w:color w:val="0000EE"/>
             <w:u w:val="single"/>
           </w:rPr>
-          <w:t>創19:1–8</w:t>
+          <w:t>創世記五十章2至3、26節</w:t>
         </w:r>
       </w:hyperlink>
       <w:r>
         <w:rPr>
           <w:lang w:val="zh_TW" w:bidi="zh_TW"/>
         </w:rPr>
-        <w:t>；</w:t>
+        <w:t>記載雅各與約瑟遺體的防腐處理，正是埃及由來已久的習俗。雅各被埋葬在麥比拉的洞穴中，與他的列祖同葬。雖然這個地點是已知的，但因為它對阿拉伯人來說是聖地，所以無法進行考古挖掘。公元1931年，在橄欖山的一處古代希伯來墓地出土了一則碑銘，上面寫著：「猶大王烏西雅的骸骨安置於此──請勿打開。」這塊碑銘的年代可追溯到基督時期。這顯示，考古學家在耶路撒冷挖掘時發現了烏西雅王的墓，而他的遺骨被移到另一處安葬。</w:t>
+      </w:r>
+    </w:p>
+    <w:p>
+      <w:pPr/>
+      <w:r>
+        <w:rPr>
+          <w:lang w:val="zh_TW" w:bidi="zh_TW"/>
+        </w:rPr>
+      </w:r>
+      <w:r>
+        <w:rPr>
+          <w:lang w:val="zh_TW" w:bidi="zh_TW"/>
+        </w:rPr>
+        <w:t>考古學家還證實，用來封住耶穌墳墓入口的石門，約在公元前100年至公元100年間相當普遍，這與福音書的記載相符。</w:t>
+      </w:r>
+    </w:p>
+    <w:p>
+      <w:pPr>
+        <w:pStyle w:val="Heading3"/>
+      </w:pPr>
+      <w:r>
+        <w:rPr>
+          <w:lang w:val="zh_TW" w:bidi="zh_TW"/>
+        </w:rPr>
+        <w:t>考古學與宗教</w:t>
+      </w:r>
+    </w:p>
+    <w:p>
+      <w:pPr/>
+      <w:r>
+        <w:rPr>
+          <w:lang w:val="zh_TW" w:bidi="zh_TW"/>
+        </w:rPr>
+      </w:r>
+      <w:r>
+        <w:rPr>
+          <w:lang w:val="zh_TW" w:bidi="zh_TW"/>
+        </w:rPr>
+        <w:t>考古學又提供洞見，讓我們理解聖經宗教與敬拜的本質。早在亞伯蘭離開吾珥去跟隨獨一真神之前，非猶太的美索不達米亞人已經敬拜各樣的神。他們把這些神看作天空之神。這樣的背景，使以色列先祖與他們的神之間的關係更容易理解。蘭塞二世（Ramses II）的浮雕，展示了在埃及軍營中的神帳，表明人們在移動的神廟裡敬拜異教的神。公元前七世紀的腓尼基（Phoenician）文獻也提到用牛拉動的移動神廟。這樣的背景支持了「以色列人在曠野的會幕並非後來的發明」這一觀點。</w:t>
+      </w:r>
+    </w:p>
+    <w:p>
+      <w:pPr/>
+      <w:r>
+        <w:rPr>
+          <w:lang w:val="zh_TW" w:bidi="zh_TW"/>
+        </w:rPr>
+      </w:r>
+      <w:r>
+        <w:rPr>
+          <w:lang w:val="zh_TW" w:bidi="zh_TW"/>
+        </w:rPr>
+        <w:t>考古學也證實在巴比倫被擄之前，已有歌唱者參與敬拜的傳統。數世紀以來，巴勒斯坦人以音樂才華聞名。來自烏加里特的拉斯珊拉（Ras Shamra）的泥板中，保存著與希伯來詩篇相似的宗教詩歌。所羅門的聖殿由腓尼基工匠建造，其設計（見</w:t>
       </w:r>
       <w:hyperlink r:id="rId17">
         <w:r>
@@ -396,14 +960,39 @@
             <w:color w:val="0000EE"/>
             <w:u w:val="single"/>
           </w:rPr>
-          <w:t>士19:14–24</w:t>
+          <w:t>王上6章</w:t>
         </w:r>
       </w:hyperlink>
       <w:r>
         <w:rPr>
           <w:lang w:val="zh_TW" w:bidi="zh_TW"/>
         </w:rPr>
-        <w:t>）。書念婦人的款待也很值得注意，儘管以利沙對他們來說並不是陌生人（</w:t>
+        <w:t>）與一座公元前八世紀小聖堂相似，該小聖堂位於敘利亞泰納特遺址（Tel Tainat）。耶路撒冷的哭牆被認為包含了尼希米時期的石塊，但在城中沒有發現所羅門聖殿根基的痕跡。從公元70年被毀的希律聖殿中，發現了一些石材，這些殘塊為聖殿結構提供了寶貴的資訊。雖然在基督時代的巴勒斯坦有許多猶太會堂，但考古發現的遺跡卻很少。</w:t>
+      </w:r>
+    </w:p>
+    <w:p>
+      <w:pPr>
+        <w:pStyle w:val="Heading3"/>
+      </w:pPr>
+      <w:r>
+        <w:rPr>
+          <w:lang w:val="zh_TW" w:bidi="zh_TW"/>
+        </w:rPr>
+        <w:t>考古學與戰爭</w:t>
+      </w:r>
+    </w:p>
+    <w:p>
+      <w:pPr/>
+      <w:r>
+        <w:rPr>
+          <w:lang w:val="zh_TW" w:bidi="zh_TW"/>
+        </w:rPr>
+      </w:r>
+      <w:r>
+        <w:rPr>
+          <w:lang w:val="zh_TW" w:bidi="zh_TW"/>
+        </w:rPr>
+        <w:t>考古學大大增進了我們對古代戰爭的理解，而戰爭正是聖經中的一個重要主題。古代近東民族把戰爭看作列邦之神彼此之間的爭戰。服兵役被視為神聖的事，軍兵也因此備受尊敬。神作為萬軍之耶和華，被視為以色列軍隊的元帥。祂可以吩咐完全毀滅一座城，這種做法被稱為「毀滅（the ban）」，如耶利哥的情況（</w:t>
       </w:r>
       <w:hyperlink r:id="rId18">
         <w:r>
@@ -414,14 +1003,86 @@
             <w:color w:val="0000EE"/>
             <w:u w:val="single"/>
           </w:rPr>
-          <w:t>王下4:10</w:t>
+          <w:t>書6:17、24</w:t>
         </w:r>
       </w:hyperlink>
       <w:r>
         <w:rPr>
           <w:lang w:val="zh_TW" w:bidi="zh_TW"/>
         </w:rPr>
-        <w:t>）。</w:t>
+        <w:t>）。戰爭遵循一些既定的規則。如果一座城受到威脅，城裡的居民可以投降，保全性命，但財物會被奪走。若選擇抵抗，就要冒著被徹底毀滅的風險。常見的戰爭戰術包括：</w:t>
+      </w:r>
+    </w:p>
+    <w:p>
+      <w:pPr>
+        <w:pStyle w:val="ListBullet"/>
+        <w:spacing w:line="240" w:lineRule="auto"/>
+        <w:ind w:left="720"/>
+      </w:pPr>
+      <w:r>
+        <w:rPr>
+          <w:lang w:val="zh_TW" w:bidi="zh_TW"/>
+        </w:rPr>
+      </w:r>
+      <w:r>
+        <w:rPr>
+          <w:lang w:val="zh_TW" w:bidi="zh_TW"/>
+        </w:rPr>
+        <w:t>正面攻擊（直接攻擊）</w:t>
+      </w:r>
+    </w:p>
+    <w:p>
+      <w:pPr>
+        <w:pStyle w:val="ListBullet"/>
+        <w:spacing w:line="240" w:lineRule="auto"/>
+        <w:ind w:left="720"/>
+      </w:pPr>
+      <w:r>
+        <w:rPr>
+          <w:lang w:val="zh_TW" w:bidi="zh_TW"/>
+        </w:rPr>
+      </w:r>
+      <w:r>
+        <w:rPr>
+          <w:lang w:val="zh_TW" w:bidi="zh_TW"/>
+        </w:rPr>
+        <w:t>派遣探子</w:t>
+      </w:r>
+    </w:p>
+    <w:p>
+      <w:pPr>
+        <w:pStyle w:val="ListBullet"/>
+        <w:spacing w:line="240" w:lineRule="auto"/>
+        <w:ind w:left="720"/>
+      </w:pPr>
+      <w:r>
+        <w:rPr>
+          <w:lang w:val="zh_TW" w:bidi="zh_TW"/>
+        </w:rPr>
+      </w:r>
+      <w:r>
+        <w:rPr>
+          <w:lang w:val="zh_TW" w:bidi="zh_TW"/>
+        </w:rPr>
+        <w:t>伏擊</w:t>
+      </w:r>
+    </w:p>
+    <w:p>
+      <w:pPr>
+        <w:pStyle w:val="ListBullet"/>
+        <w:spacing w:line="240" w:lineRule="auto"/>
+        <w:ind w:left="720"/>
+      </w:pPr>
+      <w:r>
+        <w:rPr>
+          <w:lang w:val="zh_TW" w:bidi="zh_TW"/>
+        </w:rPr>
+      </w:r>
+      <w:r>
+        <w:rPr>
+          <w:lang w:val="zh_TW" w:bidi="zh_TW"/>
+        </w:rPr>
+        <w:t>巡邏</w:t>
       </w:r>
     </w:p>
     <w:p>
@@ -435,7 +1096,7 @@
         <w:rPr>
           <w:lang w:val="zh_TW" w:bidi="zh_TW"/>
         </w:rPr>
-        <w:t>根據新約，耶穌在差遣門徒時著門徒依賴當時普遍的款待習俗為生（</w:t>
+        <w:t>有時戰爭會以單對單的方式決定勝負，就像大衛與歌利亞的故事（</w:t>
       </w:r>
       <w:hyperlink r:id="rId19">
         <w:r>
@@ -446,14 +1107,46 @@
             <w:color w:val="0000EE"/>
             <w:u w:val="single"/>
           </w:rPr>
-          <w:t>路10:7</w:t>
+          <w:t>撒上17:38–54</w:t>
         </w:r>
       </w:hyperlink>
       <w:r>
         <w:rPr>
           <w:lang w:val="zh_TW" w:bidi="zh_TW"/>
         </w:rPr>
-        <w:t>），在祂自己的旅行中也是如此。隨著福音由宣教士傳開，基督徒因接待他們而受到讚揚（</w:t>
+        <w:t>）。</w:t>
+      </w:r>
+    </w:p>
+    <w:p>
+      <w:pPr/>
+      <w:r>
+        <w:rPr>
+          <w:lang w:val="zh_TW" w:bidi="zh_TW"/>
+        </w:rPr>
+      </w:r>
+      <w:r>
+        <w:rPr>
+          <w:lang w:val="zh_TW" w:bidi="zh_TW"/>
+        </w:rPr>
+        <w:t>古代的浮雕和紀念碑大量描繪盔甲與武器。</w:t>
+      </w:r>
+    </w:p>
+    <w:p>
+      <w:pPr>
+        <w:pStyle w:val="ListBullet"/>
+        <w:spacing w:line="240" w:lineRule="auto"/>
+        <w:ind w:left="720"/>
+      </w:pPr>
+      <w:r>
+        <w:rPr>
+          <w:lang w:val="zh_TW" w:bidi="zh_TW"/>
+        </w:rPr>
+      </w:r>
+      <w:r>
+        <w:rPr>
+          <w:lang w:val="zh_TW" w:bidi="zh_TW"/>
+        </w:rPr>
+        <w:t>來自吾珥的一頂金盔，是蘇美人（Sumerian）軍事裝備的傑出例子。相比之下，卡納克（Karnak）的一座墓牆描繪了較小的赫人頭盔。最初，以色列軍隊中只有領袖佩戴金屬頭盔（見</w:t>
       </w:r>
       <w:hyperlink r:id="rId20">
         <w:r>
@@ -464,14 +1157,14 @@
             <w:color w:val="0000EE"/>
             <w:u w:val="single"/>
           </w:rPr>
-          <w:t>來13:2</w:t>
+          <w:t>撒上17:38</w:t>
         </w:r>
       </w:hyperlink>
       <w:r>
         <w:rPr>
           <w:lang w:val="zh_TW" w:bidi="zh_TW"/>
         </w:rPr>
-        <w:t>；</w:t>
+        <w:t>）。但是，到西流古（Seleucid）帝國時期，所有以色列軍兵都配戴銅盔（</w:t>
       </w:r>
       <w:hyperlink r:id="rId21">
         <w:r>
@@ -482,14 +1175,32 @@
             <w:color w:val="0000EE"/>
             <w:u w:val="single"/>
           </w:rPr>
-          <w:t>彼前4:9</w:t>
+          <w:t>馬加比一書6:35</w:t>
         </w:r>
       </w:hyperlink>
       <w:r>
         <w:rPr>
           <w:lang w:val="zh_TW" w:bidi="zh_TW"/>
         </w:rPr>
-        <w:t>；</w:t>
+        <w:t>）。羅馬軍兵則普遍佩戴皮革或銅製頭盔。</w:t>
+      </w:r>
+    </w:p>
+    <w:p>
+      <w:pPr>
+        <w:pStyle w:val="ListBullet"/>
+        <w:spacing w:line="240" w:lineRule="auto"/>
+        <w:ind w:left="720"/>
+      </w:pPr>
+      <w:r>
+        <w:rPr>
+          <w:lang w:val="zh_TW" w:bidi="zh_TW"/>
+        </w:rPr>
+      </w:r>
+      <w:r>
+        <w:rPr>
+          <w:lang w:val="zh_TW" w:bidi="zh_TW"/>
+        </w:rPr>
+        <w:t>以色列人使用兩種盾牌：步兵使用大盾，弓箭手使用小盾（</w:t>
       </w:r>
       <w:hyperlink r:id="rId22">
         <w:r>
@@ -500,14 +1211,26 @@
             <w:color w:val="0000EE"/>
             <w:u w:val="single"/>
           </w:rPr>
-          <w:t>約三1:5–8</w:t>
+          <w:t>代下14:8</w:t>
         </w:r>
       </w:hyperlink>
       <w:r>
         <w:rPr>
           <w:lang w:val="zh_TW" w:bidi="zh_TW"/>
         </w:rPr>
-        <w:t>）。教會領袖不應逃避這項事工的責任（</w:t>
+        <w:t>）。這些盾牌一般以木材和皮革製成，也有一些是銅製的。</w:t>
+      </w:r>
+    </w:p>
+    <w:p>
+      <w:pPr>
+        <w:pStyle w:val="ListBullet"/>
+        <w:spacing w:line="240" w:lineRule="auto"/>
+        <w:ind w:left="720"/>
+      </w:pPr>
+      <w:r>
+        <w:rPr>
+          <w:lang w:val="zh_TW" w:bidi="zh_TW"/>
+        </w:rPr>
       </w:r>
       <w:hyperlink r:id="rId23">
         <w:r>
@@ -518,14 +1241,50 @@
             <w:color w:val="0000EE"/>
             <w:u w:val="single"/>
           </w:rPr>
-          <w:t>提前3:2</w:t>
+          <w:t>耶利米書四十六章4節</w:t>
         </w:r>
       </w:hyperlink>
       <w:r>
         <w:rPr>
           <w:lang w:val="zh_TW" w:bidi="zh_TW"/>
         </w:rPr>
-        <w:t>；</w:t>
+        <w:t>所提到的鱗甲，在近東至少自公元前十五世紀起就已使用，這可從亞拉拿和烏加里特的考古發現得到證實。</w:t>
+      </w:r>
+    </w:p>
+    <w:p>
+      <w:pPr>
+        <w:pStyle w:val="ListBullet"/>
+        <w:spacing w:line="240" w:lineRule="auto"/>
+        <w:ind w:left="720"/>
+      </w:pPr>
+      <w:r>
+        <w:rPr>
+          <w:lang w:val="zh_TW" w:bidi="zh_TW"/>
+        </w:rPr>
+      </w:r>
+      <w:r>
+        <w:rPr>
+          <w:lang w:val="zh_TW" w:bidi="zh_TW"/>
+        </w:rPr>
+        <w:t>劍與槍是以色列人武器的重要部分，形狀與尺寸多樣。在基拉耳發現了製劍的爐子，而拉吉與米吉多則出土了青銅器時代的匕首。</w:t>
+      </w:r>
+    </w:p>
+    <w:p>
+      <w:pPr>
+        <w:pStyle w:val="ListBullet"/>
+        <w:spacing w:line="240" w:lineRule="auto"/>
+        <w:ind w:left="720"/>
+      </w:pPr>
+      <w:r>
+        <w:rPr>
+          <w:lang w:val="zh_TW" w:bidi="zh_TW"/>
+        </w:rPr>
+      </w:r>
+      <w:r>
+        <w:rPr>
+          <w:lang w:val="zh_TW" w:bidi="zh_TW"/>
+        </w:rPr>
+        <w:t>複合式的亞細亞弓比早期使用的簡單的弓有所改進。公元前1300年至900年間帶有銘文的箭頭表明，當時已有成隊的弓箭手（見</w:t>
       </w:r>
       <w:hyperlink r:id="rId24">
         <w:r>
@@ -536,14 +1295,75 @@
             <w:color w:val="0000EE"/>
             <w:u w:val="single"/>
           </w:rPr>
-          <w:t>多1:8</w:t>
+          <w:t>賽21:17</w:t>
         </w:r>
       </w:hyperlink>
       <w:r>
         <w:rPr>
           <w:lang w:val="zh_TW" w:bidi="zh_TW"/>
         </w:rPr>
-        <w:t>），否則會引來審判（</w:t>
+        <w:t>）。</w:t>
+      </w:r>
+    </w:p>
+    <w:p>
+      <w:pPr/>
+      <w:r>
+        <w:rPr>
+          <w:lang w:val="zh_TW" w:bidi="zh_TW"/>
+        </w:rPr>
+      </w:r>
+      <w:r>
+        <w:rPr>
+          <w:lang w:val="zh_TW" w:bidi="zh_TW"/>
+        </w:rPr>
+        <w:t>新約聖經對軍事裝備則著墨甚少。</w:t>
+      </w:r>
+    </w:p>
+    <w:p>
+      <w:pPr>
+        <w:pStyle w:val="Heading3"/>
+      </w:pPr>
+      <w:r>
+        <w:rPr>
+          <w:lang w:val="zh_TW" w:bidi="zh_TW"/>
+        </w:rPr>
+        <w:t>考古學與文學</w:t>
+      </w:r>
+    </w:p>
+    <w:p>
+      <w:pPr/>
+      <w:r>
+        <w:rPr>
+          <w:lang w:val="zh_TW" w:bidi="zh_TW"/>
+        </w:rPr>
+      </w:r>
+      <w:r>
+        <w:rPr>
+          <w:lang w:val="zh_TW" w:bidi="zh_TW"/>
+        </w:rPr>
+        <w:t>考古發現為許多類型的聖經文學提供平行例證。例如，拉斯珊拉的挖掘中出土了詩歌與散文的泥版，這些泥版的文法和文學形式與希伯來詩篇相似。如今可以確定，像摩西五經中的詳細律法，在摩西時代之前就已存在。</w:t>
+      </w:r>
+    </w:p>
+    <w:p>
+      <w:pPr/>
+      <w:r>
+        <w:rPr>
+          <w:lang w:val="zh_TW" w:bidi="zh_TW"/>
+        </w:rPr>
+      </w:r>
+      <w:r>
+        <w:rPr>
+          <w:lang w:val="zh_TW" w:bidi="zh_TW"/>
+        </w:rPr>
+        <w:t>大約公元前十九世紀的殘缺蘇美人法典（Sumerian codes），如漢謨拉比法典（Code of Hammurabi），在形式和風格上與摩西律法相似。漢謨拉比法典用300條律例闡述公義的原則，目的是要藉由法律與秩序來規範社會。它的文體很有特色：以詩歌形式的序言開始，接著是法律正文，最後以非詩歌的措辭寫成的結語收尾。這種三段式的結構，不僅出現在約伯記中，也出現在較近代的著作裡。</w:t>
+      </w:r>
+    </w:p>
+    <w:p>
+      <w:pPr/>
+      <w:r>
+        <w:rPr>
+          <w:lang w:val="zh_TW" w:bidi="zh_TW"/>
+        </w:rPr>
       </w:r>
       <w:hyperlink r:id="rId25">
         <w:r>
@@ -554,15 +1374,111 @@
             <w:color w:val="0000EE"/>
             <w:u w:val="single"/>
           </w:rPr>
-          <w:t>太25:43–46</w:t>
+          <w:t>出埃及記二十章1至17節</w:t>
         </w:r>
       </w:hyperlink>
       <w:r>
         <w:rPr>
           <w:lang w:val="zh_TW" w:bidi="zh_TW"/>
         </w:rPr>
-        <w:t>）。</w:t>
-      </w:r>
+        <w:t>的約的結構，申命記中更完整的形式，與公元前二千年波格斯凱（Boghazkôy）出土的赫人附庸條約的結構相似。這些條約都有固定格式，而這種格式也能在舊約聖經的多處經文裡看到，例如：</w:t>
+      </w:r>
+    </w:p>
+    <w:p>
+      <w:pPr>
+        <w:pStyle w:val="ListBullet"/>
+        <w:spacing w:line="240" w:lineRule="auto"/>
+        <w:ind w:left="720"/>
+      </w:pPr>
+      <w:r>
+        <w:rPr>
+          <w:lang w:val="zh_TW" w:bidi="zh_TW"/>
+        </w:rPr>
+      </w:r>
+      <w:hyperlink r:id="rId25">
+        <w:r>
+          <w:rPr>
+            <w:lang w:val="zh_TW" w:bidi="zh_TW"/>
+          </w:rPr>
+          <w:rPr>
+            <w:color w:val="0000EE"/>
+            <w:u w:val="single"/>
+          </w:rPr>
+          <w:t>出埃及記二十章1至17節</w:t>
+        </w:r>
+      </w:hyperlink>
+    </w:p>
+    <w:p>
+      <w:pPr>
+        <w:pStyle w:val="ListBullet"/>
+        <w:spacing w:line="240" w:lineRule="auto"/>
+        <w:ind w:left="720"/>
+      </w:pPr>
+      <w:r>
+        <w:rPr>
+          <w:lang w:val="zh_TW" w:bidi="zh_TW"/>
+        </w:rPr>
+      </w:r>
+      <w:hyperlink r:id="rId26">
+        <w:r>
+          <w:rPr>
+            <w:lang w:val="zh_TW" w:bidi="zh_TW"/>
+          </w:rPr>
+          <w:rPr>
+            <w:color w:val="0000EE"/>
+            <w:u w:val="single"/>
+          </w:rPr>
+          <w:t>利未記十八章1至30節</w:t>
+        </w:r>
+      </w:hyperlink>
+    </w:p>
+    <w:p>
+      <w:pPr>
+        <w:pStyle w:val="ListBullet"/>
+        <w:spacing w:line="240" w:lineRule="auto"/>
+        <w:ind w:left="720"/>
+      </w:pPr>
+      <w:r>
+        <w:rPr>
+          <w:lang w:val="zh_TW" w:bidi="zh_TW"/>
+        </w:rPr>
+      </w:r>
+      <w:hyperlink r:id="rId27">
+        <w:r>
+          <w:rPr>
+            <w:lang w:val="zh_TW" w:bidi="zh_TW"/>
+          </w:rPr>
+          <w:rPr>
+            <w:color w:val="0000EE"/>
+            <w:u w:val="single"/>
+          </w:rPr>
+          <w:t>申命記一章1節至三十一章30節</w:t>
+        </w:r>
+      </w:hyperlink>
+    </w:p>
+    <w:p>
+      <w:pPr>
+        <w:pStyle w:val="ListBullet"/>
+        <w:spacing w:line="240" w:lineRule="auto"/>
+        <w:ind w:left="720"/>
+      </w:pPr>
+      <w:r>
+        <w:rPr>
+          <w:lang w:val="zh_TW" w:bidi="zh_TW"/>
+        </w:rPr>
+      </w:r>
+      <w:hyperlink r:id="rId28">
+        <w:r>
+          <w:rPr>
+            <w:lang w:val="zh_TW" w:bidi="zh_TW"/>
+          </w:rPr>
+          <w:rPr>
+            <w:color w:val="0000EE"/>
+            <w:u w:val="single"/>
+          </w:rPr>
+          <w:t>耶利米書三十一章31至37節</w:t>
+        </w:r>
+      </w:hyperlink>
     </w:p>
     <w:p>
       <w:pPr/>
@@ -573,28 +1489,313 @@
       </w:r>
       <w:r>
         <w:rPr>
+          <w:lang w:val="zh_TW" w:bidi="zh_TW"/>
+        </w:rPr>
+        <w:t>創世記也包含了與美索不達米亞文學傳統相似的元素。例如，反覆出現的片語「……的後代記在下面」。這個片語與其上下文在美索不達米亞泥版上被用作「尾語」（colophons，相當於現代書籍的出版資料）。這個片語以及來自努西等地的家譜顯示，創世記前半部簡短的文體與蘇美人的歷史寫作相似。</w:t>
+      </w:r>
+    </w:p>
+    <w:p>
+      <w:pPr/>
+      <w:r>
+        <w:rPr>
+          <w:lang w:val="zh_TW" w:bidi="zh_TW"/>
+        </w:rPr>
+      </w:r>
+      <w:r>
+        <w:rPr>
+          <w:lang w:val="zh_TW" w:bidi="zh_TW"/>
+        </w:rPr>
+        <w:t>希伯來智慧文學（如箴言）也能在其它古代文獻中找到相似之處。例如，埃及的「阿曼尼摩比的訓誨（Instruction of Amenemope）」與</w:t>
+      </w:r>
+      <w:hyperlink r:id="rId29">
+        <w:r>
+          <w:rPr>
+            <w:lang w:val="zh_TW" w:bidi="zh_TW"/>
+          </w:rPr>
+          <w:rPr>
+            <w:color w:val="0000EE"/>
+            <w:u w:val="single"/>
+          </w:rPr>
+          <w:t>箴言二十二章17至二十四章22節</w:t>
+        </w:r>
+      </w:hyperlink>
+      <w:r>
+        <w:rPr>
+          <w:lang w:val="zh_TW" w:bidi="zh_TW"/>
+        </w:rPr>
+        <w:t>有相似之處，然而學者仍然爭論，是否有一卷書影響另一卷書，還是兩者都源自更早且已經失傳的資料。</w:t>
+      </w:r>
+    </w:p>
+    <w:p>
+      <w:pPr/>
+      <w:r>
+        <w:rPr>
+          <w:lang w:val="zh_TW" w:bidi="zh_TW"/>
+        </w:rPr>
+      </w:r>
+      <w:r>
+        <w:rPr>
+          <w:lang w:val="zh_TW" w:bidi="zh_TW"/>
+        </w:rPr>
+        <w:t>古代世界的書信形式常在聖經中出現（例如：</w:t>
+      </w:r>
+      <w:hyperlink r:id="rId30">
+        <w:r>
+          <w:rPr>
+            <w:lang w:val="zh_TW" w:bidi="zh_TW"/>
+          </w:rPr>
+          <w:rPr>
+            <w:color w:val="0000EE"/>
+            <w:u w:val="single"/>
+          </w:rPr>
+          <w:t>撒下11章</w:t>
+        </w:r>
+      </w:hyperlink>
+      <w:r>
+        <w:rPr>
+          <w:lang w:val="zh_TW" w:bidi="zh_TW"/>
+        </w:rPr>
+        <w:t>；</w:t>
+      </w:r>
+      <w:hyperlink r:id="rId31">
+        <w:r>
+          <w:rPr>
+            <w:lang w:val="zh_TW" w:bidi="zh_TW"/>
+          </w:rPr>
+          <w:rPr>
+            <w:color w:val="0000EE"/>
+            <w:u w:val="single"/>
+          </w:rPr>
+          <w:t>王上21章</w:t>
+        </w:r>
+      </w:hyperlink>
+      <w:r>
+        <w:rPr>
+          <w:lang w:val="zh_TW" w:bidi="zh_TW"/>
+        </w:rPr>
+        <w:t>；</w:t>
+      </w:r>
+      <w:hyperlink r:id="rId32">
+        <w:r>
+          <w:rPr>
+            <w:lang w:val="zh_TW" w:bidi="zh_TW"/>
+          </w:rPr>
+          <w:rPr>
+            <w:color w:val="0000EE"/>
+            <w:u w:val="single"/>
+          </w:rPr>
+          <w:t>王下5:10、20</w:t>
+        </w:r>
+      </w:hyperlink>
+      <w:r>
+        <w:rPr>
+          <w:lang w:val="zh_TW" w:bidi="zh_TW"/>
+        </w:rPr>
+        <w:t>；</w:t>
+      </w:r>
+      <w:hyperlink r:id="rId33">
+        <w:r>
+          <w:rPr>
+            <w:lang w:val="zh_TW" w:bidi="zh_TW"/>
+          </w:rPr>
+          <w:rPr>
+            <w:color w:val="0000EE"/>
+            <w:u w:val="single"/>
+          </w:rPr>
+          <w:t>拉4:6–7</w:t>
+        </w:r>
+      </w:hyperlink>
+      <w:r>
+        <w:rPr>
+          <w:lang w:val="zh_TW" w:bidi="zh_TW"/>
+        </w:rPr>
+        <w:t>；</w:t>
+      </w:r>
+      <w:hyperlink r:id="rId34">
+        <w:r>
+          <w:rPr>
+            <w:lang w:val="zh_TW" w:bidi="zh_TW"/>
+          </w:rPr>
+          <w:rPr>
+            <w:color w:val="0000EE"/>
+            <w:u w:val="single"/>
+          </w:rPr>
+          <w:t>尼2:7</w:t>
+        </w:r>
+      </w:hyperlink>
+      <w:r>
+        <w:rPr>
+          <w:lang w:val="zh_TW" w:bidi="zh_TW"/>
+        </w:rPr>
+        <w:t>）。這種形式出現於埃及蒲草紙中，如澤農（Zenon）文獻，並且也見於希臘著作，如柏拉圖（Plato）的書信。柏拉圖約公元前354年的第七書信（</w:t>
+      </w:r>
+      <w:r>
+        <w:rPr>
           <w:i/>
           <w:lang w:val="zh_TW" w:bidi="zh_TW"/>
         </w:rPr>
-        <w:t>另見</w:t>
-      </w:r>
-      <w:r>
-        <w:rPr>
-          <w:lang w:val="zh_TW" w:bidi="zh_TW"/>
-        </w:rPr>
-        <w:t xml:space="preserve"> </w:t>
-      </w:r>
-      <w:r>
-        <w:rPr>
-          <w:lang w:val="zh_TW" w:bidi="zh_TW"/>
-        </w:rPr>
-        <w:t>外邦人</w:t>
-      </w:r>
+        <w:t>Seventh Letter</w:t>
+      </w:r>
+      <w:r>
+        <w:rPr>
+          <w:lang w:val="zh_TW" w:bidi="zh_TW"/>
+        </w:rPr>
+        <w:t>）在形式上與使徒保羅的書信相似。柏拉圖的第七書信試圖糾正人對他教導的誤解，而保羅的書信（特別是腓利門書）有時也帶有類似的個人色彩，與一些埃及書信的性質相近。</w:t>
+      </w:r>
+    </w:p>
+    <w:p>
+      <w:pPr>
+        <w:pStyle w:val="Heading3"/>
+      </w:pPr>
+      <w:r>
+        <w:rPr>
+          <w:lang w:val="zh_TW" w:bidi="zh_TW"/>
+        </w:rPr>
+        <w:t>考古學與語言學</w:t>
+      </w:r>
+    </w:p>
+    <w:p>
+      <w:pPr/>
+      <w:r>
+        <w:rPr>
+          <w:lang w:val="zh_TW" w:bidi="zh_TW"/>
+        </w:rPr>
+      </w:r>
+      <w:r>
+        <w:rPr>
+          <w:lang w:val="zh_TW" w:bidi="zh_TW"/>
+        </w:rPr>
+        <w:t>透過考古學復原的古代語言，有助於我們理解舊約聖經。舊約聖經中的許多片語原本源自蘇美文（Sumerian）或亞甲文亞喀得文（Akkadian）。例如，</w:t>
+      </w:r>
+      <w:hyperlink r:id="rId35">
+        <w:r>
+          <w:rPr>
+            <w:lang w:val="zh_TW" w:bidi="zh_TW"/>
+          </w:rPr>
+          <w:rPr>
+            <w:color w:val="0000EE"/>
+            <w:u w:val="single"/>
+          </w:rPr>
+          <w:t>創世記一章1節</w:t>
+        </w:r>
+      </w:hyperlink>
+      <w:r>
+        <w:rPr>
+          <w:lang w:val="zh_TW" w:bidi="zh_TW"/>
+        </w:rPr>
+        <w:t>中的片語「天地」。在蘇美文中，這個表達是</w:t>
+      </w:r>
+      <w:r>
+        <w:rPr>
+          <w:i/>
+          <w:lang w:val="zh_TW" w:bidi="zh_TW"/>
+        </w:rPr>
+        <w:t>an-ki</w:t>
+      </w:r>
+      <w:r>
+        <w:rPr>
+          <w:lang w:val="zh_TW" w:bidi="zh_TW"/>
+        </w:rPr>
+        <w:t>，意為「宇宙」。這個片語使用兩個相對的詞語來表達整體，這種文學手法也見於</w:t>
+      </w:r>
+      <w:hyperlink r:id="rId36">
+        <w:r>
+          <w:rPr>
+            <w:lang w:val="zh_TW" w:bidi="zh_TW"/>
+          </w:rPr>
+          <w:rPr>
+            <w:color w:val="0000EE"/>
+            <w:u w:val="single"/>
+          </w:rPr>
+          <w:t>啟示錄二十二章13節</w:t>
+        </w:r>
+      </w:hyperlink>
       <w:r>
         <w:rPr>
           <w:lang w:val="zh_TW" w:bidi="zh_TW"/>
         </w:rPr>
         <w:t>。</w:t>
+      </w:r>
+    </w:p>
+    <w:p>
+      <w:pPr/>
+      <w:r>
+        <w:rPr>
+          <w:lang w:val="zh_TW" w:bidi="zh_TW"/>
+        </w:rPr>
+      </w:r>
+      <w:r>
+        <w:rPr>
+          <w:lang w:val="zh_TW" w:bidi="zh_TW"/>
+        </w:rPr>
+        <w:t>烏加里特文和以巴拉文（Eblaic）都是與希伯來文密切相關的西閃族方言。這些方言能提供洞見，幫助我們認識希伯來詩歌的難解語言，並顯示其保存古代迦南的表達方式。亞蘭文的研究也澄清了舊約聖經某些部分的語言，例如以斯拉記和但以理書，這些是用帝國亞蘭文寫成的。出土於公元前五至四世紀的埃及象島（Elephantine）蒲草紙文獻，支持這些經文成書時間較早的說法。</w:t>
+      </w:r>
+    </w:p>
+    <w:p>
+      <w:pPr/>
+      <w:r>
+        <w:rPr>
+          <w:lang w:val="zh_TW" w:bidi="zh_TW"/>
+        </w:rPr>
+      </w:r>
+      <w:r>
+        <w:rPr>
+          <w:lang w:val="zh_TW" w:bidi="zh_TW"/>
+        </w:rPr>
+        <w:t>新約聖經是以通用希臘文（koine）寫成的，這是近東和羅馬帝國的通用語言。新約聖經的希臘文常帶有隱含的閃族文表達，若未能辨識，可能會導致錯譯。</w:t>
+      </w:r>
+    </w:p>
+    <w:p>
+      <w:pPr>
+        <w:pStyle w:val="Heading3"/>
+      </w:pPr>
+      <w:r>
+        <w:rPr>
+          <w:lang w:val="zh_TW" w:bidi="zh_TW"/>
+        </w:rPr>
+        <w:t>聖經研究的重要性</w:t>
+      </w:r>
+    </w:p>
+    <w:p>
+      <w:pPr/>
+      <w:r>
+        <w:rPr>
+          <w:lang w:val="zh_TW" w:bidi="zh_TW"/>
+        </w:rPr>
+      </w:r>
+      <w:r>
+        <w:rPr>
+          <w:lang w:val="zh_TW" w:bidi="zh_TW"/>
+        </w:rPr>
+        <w:t>考古發現大大擴展了我們對古代世界的認識，使我們能夠看見聖經人物是真實的歷史人物。這些人生活在充滿壓力與文化成就的時代，他們並非傳說中的人物，卻會為生活的難題而掙扎。有時候，他們得以看見神全能至聖的異象，他們和他們的民族會得著引導，並得著幫助，以致在歷史中成就祂的旨意。</w:t>
+      </w:r>
+    </w:p>
+    <w:p>
+      <w:pPr/>
+      <w:r>
+        <w:rPr>
+          <w:lang w:val="zh_TW" w:bidi="zh_TW"/>
+        </w:rPr>
+      </w:r>
+      <w:r>
+        <w:rPr>
+          <w:lang w:val="zh_TW" w:bidi="zh_TW"/>
+        </w:rPr>
+        <w:t>考古學顯示，以色列人必須放在古代近東的更廣闊背景下來研究，是多元民族、龐大文化的一部分，其中包含蘇美人和愛琴海人（Aegeans）等。這研究必須以客觀的態度進行，我們必須依據證據來理解聖經中的事件和生活。雖然考古學的解釋與聖經證據之間偶有衝突，但這些情況很少，並且隨著更多資料出土而逐漸減少。</w:t>
+      </w:r>
+    </w:p>
+    <w:p>
+      <w:pPr/>
+      <w:r>
+        <w:rPr>
+          <w:lang w:val="zh_TW" w:bidi="zh_TW"/>
+        </w:rPr>
+      </w:r>
+      <w:r>
+        <w:rPr>
+          <w:lang w:val="zh_TW" w:bidi="zh_TW"/>
+        </w:rPr>
+        <w:t>考古學不能證明或否定聖經的屬靈真理，但它確實印證了以色列人的歷史，澄清了舊約聖經和新約聖經先前不確定的多個詞語和傳統。這樣，考古學為那些指向耶穌基督生平的預言提供了堅實的歷史背景。</w:t>
       </w:r>
       <w:r>
         <w:rPr>

--- a/zht/docx/073.content.docx
+++ b/zht/docx/073.content.docx
@@ -149,7 +149,7 @@
         <w:rPr>
           <w:lang w:val="zh_TW" w:bidi="zh_TW"/>
         </w:rPr>
-        <w:t>kao</w:t>
+        <w:t>kai</w:t>
       </w:r>
       <w:r>
         <w:rPr>
@@ -212,7 +212,7 @@
         <w:rPr>
           <w:lang w:val="zh_TW" w:bidi="zh_TW"/>
         </w:rPr>
-        <w:t>考古學與聖經</w:t>
+        <w:t>凱撒利亞‧腓立比</w:t>
       </w:r>
       <w:r>
         <w:rPr>
@@ -231,19 +231,7 @@
         <w:rPr>
           <w:lang w:val="zh_TW" w:bidi="zh_TW"/>
         </w:rPr>
-        <w:t>考古學是透過發掘與研究實物遺跡，來探究古代人類歷史的學科。聖經考古學的研究對象，則集中於近東（中東）地區與聖經有關的出土文物與建築遺跡。這些遺跡包括埋藏的文物（古代物品）、廢墟與紀念碑。其中一些文物帶有古代語言的銘文（文字），學者需要仔細研究這些銘文才能理解其內容。其它物品則是日常生活用品，如破碎的陶片、燒焦的木材、玩具與工具。所有這些出土物品，都必須放在它們所屬的歷史時期，方能正確理解。</w:t>
-      </w:r>
-    </w:p>
-    <w:p>
-      <w:pPr>
-        <w:pStyle w:val="Heading3"/>
-      </w:pPr>
-      <w:r>
-        <w:rPr>
-          <w:b/>
-          <w:lang w:val="zh_TW" w:bidi="zh_TW"/>
-        </w:rPr>
-        <w:t>考古學的發現</w:t>
+        <w:t>位於巴勒斯坦北端的城，位於黑門山南坡，靠近古城但。凱撒利亞‧腓立比位於一個美麗的地區，位於約旦河三大源頭之一的瓦迪巴尼亞斯（Wadi Banias）。</w:t>
       </w:r>
     </w:p>
     <w:p>
@@ -257,7 +245,56 @@
         <w:rPr>
           <w:lang w:val="zh_TW" w:bidi="zh_TW"/>
         </w:rPr>
-        <w:t>許多重大的考古發現其實是偶然發生的。例如，一個敘利亞農夫在耕種時挖掘出古城烏加里特（Ugarit）。一個貝都因人為尋找走失的山羊，在山洞中發現了死海古卷（Dead Sea Scrolls）。公元1887年，一個埃及婦女在尋找泥磚作為肥料時發現了阿瑪爾那泥板（Amarna tablets）。公元1945年，埃及人在拿戈瑪第附近尋找鳥糞時，發現了重要的諾斯底抄本。然而，偶然的發現並不能取代仔細而有系統的考古研究。</w:t>
+        <w:t>在公元前二世紀，這個地方被稱為潘尼翁（Panion），因為希臘神潘（Pan）在那裡的一個洞穴中受到崇拜。希臘歷史學家</w:t>
+      </w:r>
+      <w:r>
+        <w:rPr>
+          <w:lang w:val="zh_TW" w:bidi="zh_TW"/>
+        </w:rPr>
+        <w:t>波利比烏斯（</w:t>
+      </w:r>
+      <w:r>
+        <w:rPr>
+          <w:lang w:val="zh_TW" w:bidi="zh_TW"/>
+        </w:rPr>
+        <w:t>Polybius</w:t>
+      </w:r>
+      <w:r>
+        <w:rPr>
+          <w:lang w:val="zh_TW" w:bidi="zh_TW"/>
+        </w:rPr>
+        <w:t>）</w:t>
+      </w:r>
+      <w:r>
+        <w:rPr>
+          <w:lang w:val="zh_TW" w:bidi="zh_TW"/>
+        </w:rPr>
+        <w:t>提到，這是敘利亞王</w:t>
+      </w:r>
+      <w:r>
+        <w:rPr>
+          <w:lang w:val="zh_TW" w:bidi="zh_TW"/>
+        </w:rPr>
+        <w:t>安提阿古</w:t>
+      </w:r>
+      <w:r>
+        <w:rPr>
+          <w:lang w:val="zh_TW" w:bidi="zh_TW"/>
+        </w:rPr>
+        <w:t>三世（Antiochus III）在大約公元前200年擊敗埃及托勒密王朝的一場重要戰役的地點。猶太歷史學家約瑟夫（Josephus，</w:t>
+      </w:r>
+      <w:r>
+        <w:rPr>
+          <w:i/>
+          <w:lang w:val="zh_TW" w:bidi="zh_TW"/>
+        </w:rPr>
+        <w:t>猶太古史記</w:t>
+      </w:r>
+      <w:r>
+        <w:rPr>
+          <w:lang w:val="zh_TW" w:bidi="zh_TW"/>
+        </w:rPr>
+        <w:t xml:space="preserve"> 15.10.3）記載：「潘尼翁（Panium）」由西納德勒斯（Zenodorus）治理；其宗教崇拜地點「是一個非常精美的山洞，洞穴之下有一個巨大的地底空穴，洞穴深邃且陡峭，裡面充滿靜止的水；洞上懸掛著一座大山，洞穴下湧出約旦河的泉水。」</w:t>
       </w:r>
     </w:p>
     <w:p>
@@ -271,19 +308,57 @@
         <w:rPr>
           <w:lang w:val="zh_TW" w:bidi="zh_TW"/>
         </w:rPr>
-        <w:t>今天，考古學家會用航拍與電子儀器仔細勘察潛在的遺址，這些方法可以探測地下的遺物。文物的年代則依據出土的地層，以及其它方法（如放射性碳定年法〔radiocarbon dating〕）來判斷。考古學的目標，是建立一條時間線，準確反映文物與遺址歷史。</w:t>
-      </w:r>
-    </w:p>
-    <w:p>
-      <w:pPr>
-        <w:pStyle w:val="Heading3"/>
-      </w:pPr>
-      <w:r>
-        <w:rPr>
-          <w:b/>
-          <w:lang w:val="zh_TW" w:bidi="zh_TW"/>
-        </w:rPr>
-        <w:t>考古學在理解聖經中的角色</w:t>
+        <w:t>在西納德勒斯去世後，凱撒奧古斯都將這城賜給大希律。約瑟夫記載，大希律「裝飾了這個已經非常有名的地方」，並用「最潔白的石頭建造了一座非常美麗的神廟」。當希律在公元前4年去世後，他的兒子腓力接管了潘尼翁周圍的地區，這個地區被稱為潘尼亞斯（Paneas）。約瑟夫（</w:t>
+      </w:r>
+      <w:r>
+        <w:rPr>
+          <w:i/>
+          <w:lang w:val="zh_TW" w:bidi="zh_TW"/>
+        </w:rPr>
+        <w:t>猶太戰史</w:t>
+      </w:r>
+      <w:r>
+        <w:rPr>
+          <w:lang w:val="zh_TW" w:bidi="zh_TW"/>
+        </w:rPr>
+        <w:t xml:space="preserve"> 2.9.1）記載：「腓力在約旦河的源頭和潘尼亞斯地區建造了一座城，名為凱撒利亞。」腓力將其作為首都，以羅馬皇帝凱撒提庇留和自己的名字命名為凱撒利亞‧腓立比，以區別於地中海沿岸更大的凱撒利亞港。約瑟夫（</w:t>
+      </w:r>
+      <w:r>
+        <w:rPr>
+          <w:i/>
+          <w:lang w:val="zh_TW" w:bidi="zh_TW"/>
+        </w:rPr>
+        <w:t>猶太戰史</w:t>
+      </w:r>
+      <w:r>
+        <w:rPr>
+          <w:lang w:val="zh_TW" w:bidi="zh_TW"/>
+        </w:rPr>
+        <w:t xml:space="preserve"> 3.9.7）還記載，皇帝</w:t>
+      </w:r>
+      <w:r>
+        <w:rPr>
+          <w:lang w:val="zh_TW" w:bidi="zh_TW"/>
+        </w:rPr>
+        <w:t>維斯帕先（</w:t>
+      </w:r>
+      <w:r>
+        <w:rPr>
+          <w:lang w:val="zh_TW" w:bidi="zh_TW"/>
+        </w:rPr>
+        <w:t>Vespasian</w:t>
+      </w:r>
+      <w:r>
+        <w:rPr>
+          <w:lang w:val="zh_TW" w:bidi="zh_TW"/>
+        </w:rPr>
+        <w:t>）</w:t>
+      </w:r>
+      <w:r>
+        <w:rPr>
+          <w:lang w:val="zh_TW" w:bidi="zh_TW"/>
+        </w:rPr>
+        <w:t>和提多都「從靠近海邊的凱撒利亞出發，來到名為凱撒利亞‧腓立比的地方。」</w:t>
       </w:r>
     </w:p>
     <w:p>
@@ -297,250 +372,7 @@
         <w:rPr>
           <w:lang w:val="zh_TW" w:bidi="zh_TW"/>
         </w:rPr>
-        <w:t>考古學家與學者把這些文物，視為真實和具體證據，能見證古代人類的生活。雖然學者對它們的解釋可能會有不同，但這些遺物仍然是直接的歷史見證。重要的是，人們應當把這些古代遺物當作證據來理解，而不可以操控它們去迎合個人對歷史、文化或宗教的理論。近東的考古學透過提供客觀的背景資料，幫助我們理解聖經。</w:t>
-      </w:r>
-    </w:p>
-    <w:p>
-      <w:pPr/>
-      <w:r>
-        <w:rPr>
-          <w:lang w:val="zh_TW" w:bidi="zh_TW"/>
-        </w:rPr>
-      </w:r>
-      <w:r>
-        <w:rPr>
-          <w:lang w:val="zh_TW" w:bidi="zh_TW"/>
-        </w:rPr>
-        <w:t>例如，如果一件帶有文字的文物，被鑑定為出現在公元前3000年左右，就表明當時已經存在書寫。這意味著舊約聖經的早期作者確實能他們的故事寫下來，而我們可以視之為他們的書寫。考古發現顯示，摩西傳統上被認為是聖經前五卷的作者，可能是使用：</w:t>
-      </w:r>
-    </w:p>
-    <w:p>
-      <w:pPr>
-        <w:pStyle w:val="ListBullet"/>
-        <w:spacing w:line="240" w:lineRule="auto"/>
-        <w:ind w:left="720"/>
-      </w:pPr>
-      <w:r>
-        <w:rPr>
-          <w:lang w:val="zh_TW" w:bidi="zh_TW"/>
-        </w:rPr>
-      </w:r>
-      <w:r>
-        <w:rPr>
-          <w:lang w:val="zh_TW" w:bidi="zh_TW"/>
-        </w:rPr>
-        <w:t>埃及象形文字（Egyptian hieroglyphics），</w:t>
-      </w:r>
-    </w:p>
-    <w:p>
-      <w:pPr>
-        <w:pStyle w:val="ListBullet"/>
-        <w:spacing w:line="240" w:lineRule="auto"/>
-        <w:ind w:left="720"/>
-      </w:pPr>
-      <w:r>
-        <w:rPr>
-          <w:lang w:val="zh_TW" w:bidi="zh_TW"/>
-        </w:rPr>
-      </w:r>
-      <w:r>
-        <w:rPr>
-          <w:lang w:val="zh_TW" w:bidi="zh_TW"/>
-        </w:rPr>
-        <w:t>巴比倫楔形文字（Babylonian cuneiform），以及</w:t>
-      </w:r>
-    </w:p>
-    <w:p>
-      <w:pPr>
-        <w:pStyle w:val="ListBullet"/>
-        <w:spacing w:line="240" w:lineRule="auto"/>
-        <w:ind w:left="720"/>
-      </w:pPr>
-      <w:r>
-        <w:rPr>
-          <w:lang w:val="zh_TW" w:bidi="zh_TW"/>
-        </w:rPr>
-      </w:r>
-      <w:r>
-        <w:rPr>
-          <w:lang w:val="zh_TW" w:bidi="zh_TW"/>
-        </w:rPr>
-        <w:t>迦南方言（包括希伯來文）。</w:t>
-      </w:r>
-    </w:p>
-    <w:p>
-      <w:pPr/>
-      <w:r>
-        <w:rPr>
-          <w:lang w:val="zh_TW" w:bidi="zh_TW"/>
-        </w:rPr>
-      </w:r>
-      <w:r>
-        <w:rPr>
-          <w:lang w:val="zh_TW" w:bidi="zh_TW"/>
-        </w:rPr>
-        <w:t>任何忽視這些證據的聖經理論，都很可能是不正確的。</w:t>
-      </w:r>
-    </w:p>
-    <w:p>
-      <w:pPr>
-        <w:pStyle w:val="Heading3"/>
-      </w:pPr>
-      <w:r>
-        <w:rPr>
-          <w:lang w:val="zh_TW" w:bidi="zh_TW"/>
-        </w:rPr>
-        <w:t>概述</w:t>
-      </w:r>
-    </w:p>
-    <w:p>
-      <w:pPr>
-        <w:pStyle w:val="ListBullet"/>
-        <w:spacing w:line="240" w:lineRule="auto"/>
-        <w:ind w:left="720"/>
-      </w:pPr>
-      <w:r>
-        <w:rPr>
-          <w:lang w:val="zh_TW" w:bidi="zh_TW"/>
-        </w:rPr>
-      </w:r>
-      <w:r>
-        <w:rPr>
-          <w:b/>
-          <w:u w:val="single"/>
-          <w:lang w:val="zh_TW" w:bidi="zh_TW"/>
-        </w:rPr>
-        <w:t>考古學與日常生活</w:t>
-      </w:r>
-    </w:p>
-    <w:p>
-      <w:pPr>
-        <w:pStyle w:val="ListBullet"/>
-        <w:spacing w:line="240" w:lineRule="auto"/>
-        <w:ind w:left="720"/>
-      </w:pPr>
-      <w:r>
-        <w:rPr>
-          <w:lang w:val="zh_TW" w:bidi="zh_TW"/>
-        </w:rPr>
-      </w:r>
-      <w:r>
-        <w:rPr>
-          <w:b/>
-          <w:u w:val="single"/>
-          <w:lang w:val="zh_TW" w:bidi="zh_TW"/>
-        </w:rPr>
-        <w:t>考古學與宗教</w:t>
-      </w:r>
-    </w:p>
-    <w:p>
-      <w:pPr>
-        <w:pStyle w:val="ListBullet"/>
-        <w:spacing w:line="240" w:lineRule="auto"/>
-        <w:ind w:left="720"/>
-      </w:pPr>
-      <w:r>
-        <w:rPr>
-          <w:lang w:val="zh_TW" w:bidi="zh_TW"/>
-        </w:rPr>
-      </w:r>
-      <w:r>
-        <w:rPr>
-          <w:b/>
-          <w:u w:val="single"/>
-          <w:lang w:val="zh_TW" w:bidi="zh_TW"/>
-        </w:rPr>
-        <w:t>考古學與戰爭</w:t>
-      </w:r>
-    </w:p>
-    <w:p>
-      <w:pPr>
-        <w:pStyle w:val="ListBullet"/>
-        <w:spacing w:line="240" w:lineRule="auto"/>
-        <w:ind w:left="720"/>
-      </w:pPr>
-      <w:r>
-        <w:rPr>
-          <w:lang w:val="zh_TW" w:bidi="zh_TW"/>
-        </w:rPr>
-      </w:r>
-      <w:r>
-        <w:rPr>
-          <w:b/>
-          <w:u w:val="single"/>
-          <w:lang w:val="zh_TW" w:bidi="zh_TW"/>
-        </w:rPr>
-        <w:t>考古學與文學</w:t>
-      </w:r>
-    </w:p>
-    <w:p>
-      <w:pPr>
-        <w:pStyle w:val="ListBullet"/>
-        <w:spacing w:line="240" w:lineRule="auto"/>
-        <w:ind w:left="720"/>
-      </w:pPr>
-      <w:r>
-        <w:rPr>
-          <w:lang w:val="zh_TW" w:bidi="zh_TW"/>
-        </w:rPr>
-      </w:r>
-      <w:r>
-        <w:rPr>
-          <w:b/>
-          <w:u w:val="single"/>
-          <w:lang w:val="zh_TW" w:bidi="zh_TW"/>
-        </w:rPr>
-        <w:t>考古學與語言</w:t>
-      </w:r>
-    </w:p>
-    <w:p>
-      <w:pPr>
-        <w:pStyle w:val="Heading3"/>
-      </w:pPr>
-      <w:r>
-        <w:rPr>
-          <w:lang w:val="zh_TW" w:bidi="zh_TW"/>
-        </w:rPr>
-        <w:t>考古學與日常生活</w:t>
-      </w:r>
-    </w:p>
-    <w:p>
-      <w:pPr/>
-      <w:r>
-        <w:rPr>
-          <w:lang w:val="zh_TW" w:bidi="zh_TW"/>
-        </w:rPr>
-      </w:r>
-      <w:r>
-        <w:rPr>
-          <w:lang w:val="zh_TW" w:bidi="zh_TW"/>
-        </w:rPr>
-        <w:t>考古學揭示了古代人日常生活的面貌。考古發掘（挖掘現場）顯示，在新石器時代（Neolithic period，晚期石器時代），人們居住在以枝條編織而成的簡單小屋裡，其中一些小屋內部還有裝飾。亞伯拉罕時代的吾珥，中產階級的住宅甚至以現代標準來看也相當雅緻。克諾索（Knossos）、波塞波利斯（Persepolis）、瑪里（Mari）和坎提爾（Qantir）等地的宮殿遺跡，展現了當年的輝煌。織布是最古老的人類工藝之一，甚至在古代就已普遍實行，東方地毯的織造技術起源於美索不達米亞。陶器——無論是素燒的還是帶有裝飾的，也是另一種古代工藝。</w:t>
-      </w:r>
-    </w:p>
-    <w:p>
-      <w:pPr>
-        <w:pStyle w:val="Heading4"/>
-      </w:pPr>
-      <w:r>
-        <w:rPr>
-          <w:lang w:val="zh_TW" w:bidi="zh_TW"/>
-        </w:rPr>
-        <w:t>社會風俗</w:t>
-      </w:r>
-    </w:p>
-    <w:p>
-      <w:pPr/>
-      <w:r>
-        <w:rPr>
-          <w:lang w:val="zh_TW" w:bidi="zh_TW"/>
-        </w:rPr>
-      </w:r>
-      <w:r>
-        <w:rPr>
-          <w:lang w:val="zh_TW" w:bidi="zh_TW"/>
-        </w:rPr>
-        <w:t>考古學也釐清了聖經提到的某些社會風俗。例如，亞伯蘭與妻子的婢女夏甲生子，符合努西（Nuzi）當地的習俗，並不被視為不道德。領養的做法，像亞伯蘭收養以利以謝（</w:t>
+        <w:t>使徒彼得在凱撒利亞‧腓立比承認耶穌是「基督，是永生神的兒子」（</w:t>
       </w:r>
       <w:hyperlink r:id="rId13">
         <w:r>
@@ -551,14 +383,14 @@
             <w:color w:val="0000EE"/>
             <w:u w:val="single"/>
           </w:rPr>
-          <w:t>創15:2–4</w:t>
+          <w:t>太16:13–16</w:t>
         </w:r>
       </w:hyperlink>
       <w:r>
         <w:rPr>
           <w:lang w:val="zh_TW" w:bidi="zh_TW"/>
         </w:rPr>
-        <w:t>），我們能透過努西的文獻理解得更加透徹。這些文獻記載，沒有孩子的夫妻會收養一名僕人，讓他成為繼承人。這些被收養的人會成為家中的長子，但若後來有親生子出生，被收養的人就可能失去這些權利。來自努西、烏加里特和亞拉拿（Alalakh）的文獻也說明了長子的權利，以及人們如何交換這些權利，這正如</w:t>
+        <w:t>；</w:t>
       </w:r>
       <w:hyperlink r:id="rId14">
         <w:r>
@@ -569,37 +401,14 @@
             <w:color w:val="0000EE"/>
             <w:u w:val="single"/>
           </w:rPr>
-          <w:t>創</w:t>
+          <w:t>可8:27–29</w:t>
         </w:r>
       </w:hyperlink>
-      <w:hyperlink r:id="rId15">
-        <w:r>
-          <w:rPr>
-            <w:lang w:val="zh_TW" w:bidi="zh_TW"/>
-          </w:rPr>
-          <w:rPr>
-            <w:color w:val="0000EE"/>
-            <w:u w:val="single"/>
-          </w:rPr>
-          <w:t>世記二十五章31至34節</w:t>
-        </w:r>
-      </w:hyperlink>
-      <w:r>
-        <w:rPr>
-          <w:lang w:val="zh_TW" w:bidi="zh_TW"/>
-        </w:rPr>
-        <w:t>所記載的。</w:t>
-      </w:r>
-    </w:p>
-    <w:p>
-      <w:pPr>
-        <w:pStyle w:val="Heading4"/>
-      </w:pPr>
-      <w:r>
-        <w:rPr>
-          <w:lang w:val="zh_TW" w:bidi="zh_TW"/>
-        </w:rPr>
-        <w:t>貿易</w:t>
+      <w:r>
+        <w:rPr>
+          <w:lang w:val="zh_TW" w:bidi="zh_TW"/>
+        </w:rPr>
+        <w:t>）。</w:t>
       </w:r>
     </w:p>
     <w:p>
@@ -613,1189 +422,31 @@
         <w:rPr>
           <w:lang w:val="zh_TW" w:bidi="zh_TW"/>
         </w:rPr>
-        <w:t>聖經時期的工作與貿易情況，透過各種考古發現得以呈現。例如，在貝尼哈桑（Beni Hasan）出土的一幅稱為「畫面（tableau）」的圖像（約公元前1900年製作）展示閃族人將貨物帶到埃及，可能是作為金屬工匠。其它資料則描繪了各樣活動，如：</w:t>
-      </w:r>
-    </w:p>
-    <w:p>
-      <w:pPr>
-        <w:pStyle w:val="ListBullet"/>
-        <w:spacing w:line="240" w:lineRule="auto"/>
-        <w:ind w:left="720"/>
-      </w:pPr>
-      <w:r>
-        <w:rPr>
-          <w:lang w:val="zh_TW" w:bidi="zh_TW"/>
-        </w:rPr>
-      </w:r>
-      <w:r>
-        <w:rPr>
-          <w:lang w:val="zh_TW" w:bidi="zh_TW"/>
-        </w:rPr>
-        <w:t>打獵</w:t>
-      </w:r>
-    </w:p>
-    <w:p>
-      <w:pPr>
-        <w:pStyle w:val="ListBullet"/>
-        <w:spacing w:line="240" w:lineRule="auto"/>
-        <w:ind w:left="720"/>
-      </w:pPr>
-      <w:r>
-        <w:rPr>
-          <w:lang w:val="zh_TW" w:bidi="zh_TW"/>
-        </w:rPr>
-      </w:r>
-      <w:r>
-        <w:rPr>
-          <w:lang w:val="zh_TW" w:bidi="zh_TW"/>
-        </w:rPr>
-        <w:t>捕魚</w:t>
-      </w:r>
-    </w:p>
-    <w:p>
-      <w:pPr>
-        <w:pStyle w:val="ListBullet"/>
-        <w:spacing w:line="240" w:lineRule="auto"/>
-        <w:ind w:left="720"/>
-      </w:pPr>
-      <w:r>
-        <w:rPr>
-          <w:lang w:val="zh_TW" w:bidi="zh_TW"/>
-        </w:rPr>
-      </w:r>
-      <w:r>
-        <w:rPr>
-          <w:lang w:val="zh_TW" w:bidi="zh_TW"/>
-        </w:rPr>
-        <w:t>造磚</w:t>
-      </w:r>
-    </w:p>
-    <w:p>
-      <w:pPr>
-        <w:pStyle w:val="ListBullet"/>
-        <w:spacing w:line="240" w:lineRule="auto"/>
-        <w:ind w:left="720"/>
-      </w:pPr>
-      <w:r>
-        <w:rPr>
-          <w:lang w:val="zh_TW" w:bidi="zh_TW"/>
-        </w:rPr>
-      </w:r>
-      <w:r>
-        <w:rPr>
-          <w:lang w:val="zh_TW" w:bidi="zh_TW"/>
-        </w:rPr>
-        <w:t>農耕</w:t>
-      </w:r>
-    </w:p>
-    <w:p>
-      <w:pPr>
-        <w:pStyle w:val="ListBullet"/>
-        <w:spacing w:line="240" w:lineRule="auto"/>
-        <w:ind w:left="720"/>
-      </w:pPr>
-      <w:r>
-        <w:rPr>
-          <w:lang w:val="zh_TW" w:bidi="zh_TW"/>
-        </w:rPr>
-      </w:r>
-      <w:r>
-        <w:rPr>
-          <w:lang w:val="zh_TW" w:bidi="zh_TW"/>
-        </w:rPr>
-        <w:t>陶器製作</w:t>
-      </w:r>
-    </w:p>
-    <w:p>
-      <w:pPr/>
-      <w:r>
-        <w:rPr>
-          <w:lang w:val="zh_TW" w:bidi="zh_TW"/>
-        </w:rPr>
-      </w:r>
-      <w:r>
-        <w:rPr>
-          <w:lang w:val="zh_TW" w:bidi="zh_TW"/>
-        </w:rPr>
-        <w:t>這些資料同時也提供關於服飾的資訊，例如在500年後的埃及壁畫中，閃族人向法老進貢，所穿的衣服樣式與早期相比幾乎沒有改變。然而，以色列人禁止製作人像或神像。</w:t>
-      </w:r>
-    </w:p>
-    <w:p>
-      <w:pPr>
-        <w:pStyle w:val="Heading4"/>
-      </w:pPr>
-      <w:r>
-        <w:rPr>
-          <w:lang w:val="zh_TW" w:bidi="zh_TW"/>
-        </w:rPr>
-        <w:t>陶器碎片</w:t>
-      </w:r>
-    </w:p>
-    <w:p>
-      <w:pPr/>
-      <w:r>
-        <w:rPr>
-          <w:lang w:val="zh_TW" w:bidi="zh_TW"/>
-        </w:rPr>
-      </w:r>
-      <w:r>
-        <w:rPr>
-          <w:lang w:val="zh_TW" w:bidi="zh_TW"/>
-        </w:rPr>
-        <w:t>最常見的日常文物是陶片（potsherds，破碎的陶器），人們常把它們用作書寫材料。例如，「拉吉書簡（Lachish letters）」是一系列從公元前587年北方前哨所寫的軍事信件，就是寫在陶片上的。甚至在新約聖經時期，陶片仍被用來書寫，因為它比蒲草紙更耐用，比蠟版（wax tablets）更方便。在埃及，考古學家發現了筆、調色盤和墨水。人們又再在昆蘭發現用來書寫死海古卷的墨水。</w:t>
-      </w:r>
-    </w:p>
-    <w:p>
-      <w:pPr>
-        <w:pStyle w:val="Heading4"/>
-      </w:pPr>
-      <w:r>
-        <w:rPr>
-          <w:lang w:val="zh_TW" w:bidi="zh_TW"/>
-        </w:rPr>
-        <w:t>遊戲</w:t>
-      </w:r>
-    </w:p>
-    <w:p>
-      <w:pPr/>
-      <w:r>
-        <w:rPr>
-          <w:lang w:val="zh_TW" w:bidi="zh_TW"/>
-        </w:rPr>
-      </w:r>
-      <w:r>
-        <w:rPr>
-          <w:lang w:val="zh_TW" w:bidi="zh_TW"/>
-        </w:rPr>
-        <w:t>考古發現還包括來自古代的遊戲和玩具。例如，貝尼哈桑的一幅墓穴壁畫（約公元前2000年）中，描繪了埃及女孩玩球的場景。底比斯（Thebes）的一座神廟浮雕顯示蘭塞三世（Ramses III）在下棋。後期的埃及孩童玩一種用小石子進行的遊戲，可能是雙陸棋（backgammon）的早期版本。在米吉多（Megiddo）出土了一個象牙製的遊戲板，上面有孔，可能是用來插入小木樁，年代大約在公元前1200年。近東出土的兒童玩具與現代玩具並沒有太大不同。考古發現的玩具包括：</w:t>
-      </w:r>
-    </w:p>
-    <w:p>
-      <w:pPr>
-        <w:pStyle w:val="ListBullet"/>
-        <w:spacing w:line="240" w:lineRule="auto"/>
-        <w:ind w:left="720"/>
-      </w:pPr>
-      <w:r>
-        <w:rPr>
-          <w:lang w:val="zh_TW" w:bidi="zh_TW"/>
-        </w:rPr>
-      </w:r>
-      <w:r>
-        <w:rPr>
-          <w:lang w:val="zh_TW" w:bidi="zh_TW"/>
-        </w:rPr>
-        <w:t>哨子</w:t>
-      </w:r>
-    </w:p>
-    <w:p>
-      <w:pPr>
-        <w:pStyle w:val="ListBullet"/>
-        <w:spacing w:line="240" w:lineRule="auto"/>
-        <w:ind w:left="720"/>
-      </w:pPr>
-      <w:r>
-        <w:rPr>
-          <w:lang w:val="zh_TW" w:bidi="zh_TW"/>
-        </w:rPr>
-      </w:r>
-      <w:r>
-        <w:rPr>
-          <w:lang w:val="zh_TW" w:bidi="zh_TW"/>
-        </w:rPr>
-        <w:t>球</w:t>
-      </w:r>
-    </w:p>
-    <w:p>
-      <w:pPr>
-        <w:pStyle w:val="ListBullet"/>
-        <w:spacing w:line="240" w:lineRule="auto"/>
-        <w:ind w:left="720"/>
-      </w:pPr>
-      <w:r>
-        <w:rPr>
-          <w:lang w:val="zh_TW" w:bidi="zh_TW"/>
-        </w:rPr>
-      </w:r>
-      <w:r>
-        <w:rPr>
-          <w:lang w:val="zh_TW" w:bidi="zh_TW"/>
-        </w:rPr>
-        <w:t>戰車模型</w:t>
-      </w:r>
-    </w:p>
-    <w:p>
-      <w:pPr>
-        <w:pStyle w:val="ListBullet"/>
-        <w:spacing w:line="240" w:lineRule="auto"/>
-        <w:ind w:left="720"/>
-      </w:pPr>
-      <w:r>
-        <w:rPr>
-          <w:lang w:val="zh_TW" w:bidi="zh_TW"/>
-        </w:rPr>
-      </w:r>
-      <w:r>
-        <w:rPr>
-          <w:lang w:val="zh_TW" w:bidi="zh_TW"/>
-        </w:rPr>
-        <w:t>裝在輪子上的動物</w:t>
-      </w:r>
-    </w:p>
-    <w:p>
-      <w:pPr/>
-      <w:r>
-        <w:rPr>
-          <w:lang w:val="zh_TW" w:bidi="zh_TW"/>
-        </w:rPr>
-      </w:r>
-      <w:r>
-        <w:rPr>
-          <w:lang w:val="zh_TW" w:bidi="zh_TW"/>
-        </w:rPr>
-        <w:t>埃及墓穴壁畫也描繪了成人的運動，如摔角、射箭和賽跑。</w:t>
-      </w:r>
-    </w:p>
-    <w:p>
-      <w:pPr>
-        <w:pStyle w:val="Heading4"/>
-      </w:pPr>
-      <w:r>
-        <w:rPr>
-          <w:lang w:val="zh_TW" w:bidi="zh_TW"/>
-        </w:rPr>
-        <w:t>防腐處理</w:t>
-      </w:r>
-    </w:p>
-    <w:p>
-      <w:pPr/>
-      <w:r>
-        <w:rPr>
-          <w:lang w:val="zh_TW" w:bidi="zh_TW"/>
-        </w:rPr>
-      </w:r>
-      <w:r>
-        <w:rPr>
-          <w:lang w:val="zh_TW" w:bidi="zh_TW"/>
-        </w:rPr>
-        <w:t>防腐是保存遺體的過程。</w:t>
-      </w:r>
-      <w:hyperlink r:id="rId16">
-        <w:r>
-          <w:rPr>
-            <w:lang w:val="zh_TW" w:bidi="zh_TW"/>
-          </w:rPr>
-          <w:rPr>
-            <w:color w:val="0000EE"/>
-            <w:u w:val="single"/>
-          </w:rPr>
-          <w:t>創世記五十章2至3、26節</w:t>
-        </w:r>
-      </w:hyperlink>
-      <w:r>
-        <w:rPr>
-          <w:lang w:val="zh_TW" w:bidi="zh_TW"/>
-        </w:rPr>
-        <w:t>記載雅各與約瑟遺體的防腐處理，正是埃及由來已久的習俗。雅各被埋葬在麥比拉的洞穴中，與他的列祖同葬。雖然這個地點是已知的，但因為它對阿拉伯人來說是聖地，所以無法進行考古挖掘。公元1931年，在橄欖山的一處古代希伯來墓地出土了一則碑銘，上面寫著：「猶大王烏西雅的骸骨安置於此──請勿打開。」這塊碑銘的年代可追溯到基督時期。這顯示，考古學家在耶路撒冷挖掘時發現了烏西雅王的墓，而他的遺骨被移到另一處安葬。</w:t>
-      </w:r>
-    </w:p>
-    <w:p>
-      <w:pPr/>
-      <w:r>
-        <w:rPr>
-          <w:lang w:val="zh_TW" w:bidi="zh_TW"/>
-        </w:rPr>
-      </w:r>
-      <w:r>
-        <w:rPr>
-          <w:lang w:val="zh_TW" w:bidi="zh_TW"/>
-        </w:rPr>
-        <w:t>考古學家還證實，用來封住耶穌墳墓入口的石門，約在公元前100年至公元100年間相當普遍，這與福音書的記載相符。</w:t>
-      </w:r>
-    </w:p>
-    <w:p>
-      <w:pPr>
-        <w:pStyle w:val="Heading3"/>
-      </w:pPr>
-      <w:r>
-        <w:rPr>
-          <w:lang w:val="zh_TW" w:bidi="zh_TW"/>
-        </w:rPr>
-        <w:t>考古學與宗教</w:t>
-      </w:r>
-    </w:p>
-    <w:p>
-      <w:pPr/>
-      <w:r>
-        <w:rPr>
-          <w:lang w:val="zh_TW" w:bidi="zh_TW"/>
-        </w:rPr>
-      </w:r>
-      <w:r>
-        <w:rPr>
-          <w:lang w:val="zh_TW" w:bidi="zh_TW"/>
-        </w:rPr>
-        <w:t>考古學又提供洞見，讓我們理解聖經宗教與敬拜的本質。早在亞伯蘭離開吾珥去跟隨獨一真神之前，非猶太的美索不達米亞人已經敬拜各樣的神。他們把這些神看作天空之神。這樣的背景，使以色列先祖與他們的神之間的關係更容易理解。蘭塞二世（Ramses II）的浮雕，展示了在埃及軍營中的神帳，表明人們在移動的神廟裡敬拜異教的神。公元前七世紀的腓尼基（Phoenician）文獻也提到用牛拉動的移動神廟。這樣的背景支持了「以色列人在曠野的會幕並非後來的發明」這一觀點。</w:t>
-      </w:r>
-    </w:p>
-    <w:p>
-      <w:pPr/>
-      <w:r>
-        <w:rPr>
-          <w:lang w:val="zh_TW" w:bidi="zh_TW"/>
-        </w:rPr>
-      </w:r>
-      <w:r>
-        <w:rPr>
-          <w:lang w:val="zh_TW" w:bidi="zh_TW"/>
-        </w:rPr>
-        <w:t>考古學也證實在巴比倫被擄之前，已有歌唱者參與敬拜的傳統。數世紀以來，巴勒斯坦人以音樂才華聞名。來自烏加里特的拉斯珊拉（Ras Shamra）的泥板中，保存著與希伯來詩篇相似的宗教詩歌。所羅門的聖殿由腓尼基工匠建造，其設計（見</w:t>
-      </w:r>
-      <w:hyperlink r:id="rId17">
-        <w:r>
-          <w:rPr>
-            <w:lang w:val="zh_TW" w:bidi="zh_TW"/>
-          </w:rPr>
-          <w:rPr>
-            <w:color w:val="0000EE"/>
-            <w:u w:val="single"/>
-          </w:rPr>
-          <w:t>王上6章</w:t>
-        </w:r>
-      </w:hyperlink>
-      <w:r>
-        <w:rPr>
-          <w:lang w:val="zh_TW" w:bidi="zh_TW"/>
-        </w:rPr>
-        <w:t>）與一座公元前八世紀小聖堂相似，該小聖堂位於敘利亞泰納特遺址（Tel Tainat）。耶路撒冷的哭牆被認為包含了尼希米時期的石塊，但在城中沒有發現所羅門聖殿根基的痕跡。從公元70年被毀的希律聖殿中，發現了一些石材，這些殘塊為聖殿結構提供了寶貴的資訊。雖然在基督時代的巴勒斯坦有許多猶太會堂，但考古發現的遺跡卻很少。</w:t>
-      </w:r>
-    </w:p>
-    <w:p>
-      <w:pPr>
-        <w:pStyle w:val="Heading3"/>
-      </w:pPr>
-      <w:r>
-        <w:rPr>
-          <w:lang w:val="zh_TW" w:bidi="zh_TW"/>
-        </w:rPr>
-        <w:t>考古學與戰爭</w:t>
-      </w:r>
-    </w:p>
-    <w:p>
-      <w:pPr/>
-      <w:r>
-        <w:rPr>
-          <w:lang w:val="zh_TW" w:bidi="zh_TW"/>
-        </w:rPr>
-      </w:r>
-      <w:r>
-        <w:rPr>
-          <w:lang w:val="zh_TW" w:bidi="zh_TW"/>
-        </w:rPr>
-        <w:t>考古學大大增進了我們對古代戰爭的理解，而戰爭正是聖經中的一個重要主題。古代近東民族把戰爭看作列邦之神彼此之間的爭戰。服兵役被視為神聖的事，軍兵也因此備受尊敬。神作為萬軍之耶和華，被視為以色列軍隊的元帥。祂可以吩咐完全毀滅一座城，這種做法被稱為「毀滅（the ban）」，如耶利哥的情況（</w:t>
-      </w:r>
-      <w:hyperlink r:id="rId18">
-        <w:r>
-          <w:rPr>
-            <w:lang w:val="zh_TW" w:bidi="zh_TW"/>
-          </w:rPr>
-          <w:rPr>
-            <w:color w:val="0000EE"/>
-            <w:u w:val="single"/>
-          </w:rPr>
-          <w:t>書6:17、24</w:t>
-        </w:r>
-      </w:hyperlink>
-      <w:r>
-        <w:rPr>
-          <w:lang w:val="zh_TW" w:bidi="zh_TW"/>
-        </w:rPr>
-        <w:t>）。戰爭遵循一些既定的規則。如果一座城受到威脅，城裡的居民可以投降，保全性命，但財物會被奪走。若選擇抵抗，就要冒著被徹底毀滅的風險。常見的戰爭戰術包括：</w:t>
-      </w:r>
-    </w:p>
-    <w:p>
-      <w:pPr>
-        <w:pStyle w:val="ListBullet"/>
-        <w:spacing w:line="240" w:lineRule="auto"/>
-        <w:ind w:left="720"/>
-      </w:pPr>
-      <w:r>
-        <w:rPr>
-          <w:lang w:val="zh_TW" w:bidi="zh_TW"/>
-        </w:rPr>
-      </w:r>
-      <w:r>
-        <w:rPr>
-          <w:lang w:val="zh_TW" w:bidi="zh_TW"/>
-        </w:rPr>
-        <w:t>正面攻擊（直接攻擊）</w:t>
-      </w:r>
-    </w:p>
-    <w:p>
-      <w:pPr>
-        <w:pStyle w:val="ListBullet"/>
-        <w:spacing w:line="240" w:lineRule="auto"/>
-        <w:ind w:left="720"/>
-      </w:pPr>
-      <w:r>
-        <w:rPr>
-          <w:lang w:val="zh_TW" w:bidi="zh_TW"/>
-        </w:rPr>
-      </w:r>
-      <w:r>
-        <w:rPr>
-          <w:lang w:val="zh_TW" w:bidi="zh_TW"/>
-        </w:rPr>
-        <w:t>派遣探子</w:t>
-      </w:r>
-    </w:p>
-    <w:p>
-      <w:pPr>
-        <w:pStyle w:val="ListBullet"/>
-        <w:spacing w:line="240" w:lineRule="auto"/>
-        <w:ind w:left="720"/>
-      </w:pPr>
-      <w:r>
-        <w:rPr>
-          <w:lang w:val="zh_TW" w:bidi="zh_TW"/>
-        </w:rPr>
-      </w:r>
-      <w:r>
-        <w:rPr>
-          <w:lang w:val="zh_TW" w:bidi="zh_TW"/>
-        </w:rPr>
-        <w:t>伏擊</w:t>
-      </w:r>
-    </w:p>
-    <w:p>
-      <w:pPr>
-        <w:pStyle w:val="ListBullet"/>
-        <w:spacing w:line="240" w:lineRule="auto"/>
-        <w:ind w:left="720"/>
-      </w:pPr>
-      <w:r>
-        <w:rPr>
-          <w:lang w:val="zh_TW" w:bidi="zh_TW"/>
-        </w:rPr>
-      </w:r>
-      <w:r>
-        <w:rPr>
-          <w:lang w:val="zh_TW" w:bidi="zh_TW"/>
-        </w:rPr>
-        <w:t>巡邏</w:t>
-      </w:r>
-    </w:p>
-    <w:p>
-      <w:pPr/>
-      <w:r>
-        <w:rPr>
-          <w:lang w:val="zh_TW" w:bidi="zh_TW"/>
-        </w:rPr>
-      </w:r>
-      <w:r>
-        <w:rPr>
-          <w:lang w:val="zh_TW" w:bidi="zh_TW"/>
-        </w:rPr>
-        <w:t>有時戰爭會以單對單的方式決定勝負，就像大衛與歌利亞的故事（</w:t>
-      </w:r>
-      <w:hyperlink r:id="rId19">
-        <w:r>
-          <w:rPr>
-            <w:lang w:val="zh_TW" w:bidi="zh_TW"/>
-          </w:rPr>
-          <w:rPr>
-            <w:color w:val="0000EE"/>
-            <w:u w:val="single"/>
-          </w:rPr>
-          <w:t>撒上17:38–54</w:t>
-        </w:r>
-      </w:hyperlink>
-      <w:r>
-        <w:rPr>
-          <w:lang w:val="zh_TW" w:bidi="zh_TW"/>
-        </w:rPr>
-        <w:t>）。</w:t>
-      </w:r>
-    </w:p>
-    <w:p>
-      <w:pPr/>
-      <w:r>
-        <w:rPr>
-          <w:lang w:val="zh_TW" w:bidi="zh_TW"/>
-        </w:rPr>
-      </w:r>
-      <w:r>
-        <w:rPr>
-          <w:lang w:val="zh_TW" w:bidi="zh_TW"/>
-        </w:rPr>
-        <w:t>古代的浮雕和紀念碑大量描繪盔甲與武器。</w:t>
-      </w:r>
-    </w:p>
-    <w:p>
-      <w:pPr>
-        <w:pStyle w:val="ListBullet"/>
-        <w:spacing w:line="240" w:lineRule="auto"/>
-        <w:ind w:left="720"/>
-      </w:pPr>
-      <w:r>
-        <w:rPr>
-          <w:lang w:val="zh_TW" w:bidi="zh_TW"/>
-        </w:rPr>
-      </w:r>
-      <w:r>
-        <w:rPr>
-          <w:lang w:val="zh_TW" w:bidi="zh_TW"/>
-        </w:rPr>
-        <w:t>來自吾珥的一頂金盔，是蘇美人（Sumerian）軍事裝備的傑出例子。相比之下，卡納克（Karnak）的一座墓牆描繪了較小的赫人頭盔。最初，以色列軍隊中只有領袖佩戴金屬頭盔（見</w:t>
-      </w:r>
-      <w:hyperlink r:id="rId20">
-        <w:r>
-          <w:rPr>
-            <w:lang w:val="zh_TW" w:bidi="zh_TW"/>
-          </w:rPr>
-          <w:rPr>
-            <w:color w:val="0000EE"/>
-            <w:u w:val="single"/>
-          </w:rPr>
-          <w:t>撒上17:38</w:t>
-        </w:r>
-      </w:hyperlink>
-      <w:r>
-        <w:rPr>
-          <w:lang w:val="zh_TW" w:bidi="zh_TW"/>
-        </w:rPr>
-        <w:t>）。但是，到西流古（Seleucid）帝國時期，所有以色列軍兵都配戴銅盔（</w:t>
-      </w:r>
-      <w:hyperlink r:id="rId21">
-        <w:r>
-          <w:rPr>
-            <w:lang w:val="zh_TW" w:bidi="zh_TW"/>
-          </w:rPr>
-          <w:rPr>
-            <w:color w:val="0000EE"/>
-            <w:u w:val="single"/>
-          </w:rPr>
-          <w:t>馬加比一書6:35</w:t>
-        </w:r>
-      </w:hyperlink>
-      <w:r>
-        <w:rPr>
-          <w:lang w:val="zh_TW" w:bidi="zh_TW"/>
-        </w:rPr>
-        <w:t>）。羅馬軍兵則普遍佩戴皮革或銅製頭盔。</w:t>
-      </w:r>
-    </w:p>
-    <w:p>
-      <w:pPr>
-        <w:pStyle w:val="ListBullet"/>
-        <w:spacing w:line="240" w:lineRule="auto"/>
-        <w:ind w:left="720"/>
-      </w:pPr>
-      <w:r>
-        <w:rPr>
-          <w:lang w:val="zh_TW" w:bidi="zh_TW"/>
-        </w:rPr>
-      </w:r>
-      <w:r>
-        <w:rPr>
-          <w:lang w:val="zh_TW" w:bidi="zh_TW"/>
-        </w:rPr>
-        <w:t>以色列人使用兩種盾牌：步兵使用大盾，弓箭手使用小盾（</w:t>
-      </w:r>
-      <w:hyperlink r:id="rId22">
-        <w:r>
-          <w:rPr>
-            <w:lang w:val="zh_TW" w:bidi="zh_TW"/>
-          </w:rPr>
-          <w:rPr>
-            <w:color w:val="0000EE"/>
-            <w:u w:val="single"/>
-          </w:rPr>
-          <w:t>代下14:8</w:t>
-        </w:r>
-      </w:hyperlink>
-      <w:r>
-        <w:rPr>
-          <w:lang w:val="zh_TW" w:bidi="zh_TW"/>
-        </w:rPr>
-        <w:t>）。這些盾牌一般以木材和皮革製成，也有一些是銅製的。</w:t>
-      </w:r>
-    </w:p>
-    <w:p>
-      <w:pPr>
-        <w:pStyle w:val="ListBullet"/>
-        <w:spacing w:line="240" w:lineRule="auto"/>
-        <w:ind w:left="720"/>
-      </w:pPr>
-      <w:r>
-        <w:rPr>
-          <w:lang w:val="zh_TW" w:bidi="zh_TW"/>
-        </w:rPr>
-      </w:r>
-      <w:hyperlink r:id="rId23">
-        <w:r>
-          <w:rPr>
-            <w:lang w:val="zh_TW" w:bidi="zh_TW"/>
-          </w:rPr>
-          <w:rPr>
-            <w:color w:val="0000EE"/>
-            <w:u w:val="single"/>
-          </w:rPr>
-          <w:t>耶利米書四十六章4節</w:t>
-        </w:r>
-      </w:hyperlink>
-      <w:r>
-        <w:rPr>
-          <w:lang w:val="zh_TW" w:bidi="zh_TW"/>
-        </w:rPr>
-        <w:t>所提到的鱗甲，在近東至少自公元前十五世紀起就已使用，這可從亞拉拿和烏加里特的考古發現得到證實。</w:t>
-      </w:r>
-    </w:p>
-    <w:p>
-      <w:pPr>
-        <w:pStyle w:val="ListBullet"/>
-        <w:spacing w:line="240" w:lineRule="auto"/>
-        <w:ind w:left="720"/>
-      </w:pPr>
-      <w:r>
-        <w:rPr>
-          <w:lang w:val="zh_TW" w:bidi="zh_TW"/>
-        </w:rPr>
-      </w:r>
-      <w:r>
-        <w:rPr>
-          <w:lang w:val="zh_TW" w:bidi="zh_TW"/>
-        </w:rPr>
-        <w:t>劍與槍是以色列人武器的重要部分，形狀與尺寸多樣。在基拉耳發現了製劍的爐子，而拉吉與米吉多則出土了青銅器時代的匕首。</w:t>
-      </w:r>
-    </w:p>
-    <w:p>
-      <w:pPr>
-        <w:pStyle w:val="ListBullet"/>
-        <w:spacing w:line="240" w:lineRule="auto"/>
-        <w:ind w:left="720"/>
-      </w:pPr>
-      <w:r>
-        <w:rPr>
-          <w:lang w:val="zh_TW" w:bidi="zh_TW"/>
-        </w:rPr>
-      </w:r>
-      <w:r>
-        <w:rPr>
-          <w:lang w:val="zh_TW" w:bidi="zh_TW"/>
-        </w:rPr>
-        <w:t>複合式的亞細亞弓比早期使用的簡單的弓有所改進。公元前1300年至900年間帶有銘文的箭頭表明，當時已有成隊的弓箭手（見</w:t>
-      </w:r>
-      <w:hyperlink r:id="rId24">
-        <w:r>
-          <w:rPr>
-            <w:lang w:val="zh_TW" w:bidi="zh_TW"/>
-          </w:rPr>
-          <w:rPr>
-            <w:color w:val="0000EE"/>
-            <w:u w:val="single"/>
-          </w:rPr>
-          <w:t>賽21:17</w:t>
-        </w:r>
-      </w:hyperlink>
-      <w:r>
-        <w:rPr>
-          <w:lang w:val="zh_TW" w:bidi="zh_TW"/>
-        </w:rPr>
-        <w:t>）。</w:t>
-      </w:r>
-    </w:p>
-    <w:p>
-      <w:pPr/>
-      <w:r>
-        <w:rPr>
-          <w:lang w:val="zh_TW" w:bidi="zh_TW"/>
-        </w:rPr>
-      </w:r>
-      <w:r>
-        <w:rPr>
-          <w:lang w:val="zh_TW" w:bidi="zh_TW"/>
-        </w:rPr>
-        <w:t>新約聖經對軍事裝備則著墨甚少。</w:t>
-      </w:r>
-    </w:p>
-    <w:p>
-      <w:pPr>
-        <w:pStyle w:val="Heading3"/>
-      </w:pPr>
-      <w:r>
-        <w:rPr>
-          <w:lang w:val="zh_TW" w:bidi="zh_TW"/>
-        </w:rPr>
-        <w:t>考古學與文學</w:t>
-      </w:r>
-    </w:p>
-    <w:p>
-      <w:pPr/>
-      <w:r>
-        <w:rPr>
-          <w:lang w:val="zh_TW" w:bidi="zh_TW"/>
-        </w:rPr>
-      </w:r>
-      <w:r>
-        <w:rPr>
-          <w:lang w:val="zh_TW" w:bidi="zh_TW"/>
-        </w:rPr>
-        <w:t>考古發現為許多類型的聖經文學提供平行例證。例如，拉斯珊拉的挖掘中出土了詩歌與散文的泥版，這些泥版的文法和文學形式與希伯來詩篇相似。如今可以確定，像摩西五經中的詳細律法，在摩西時代之前就已存在。</w:t>
-      </w:r>
-    </w:p>
-    <w:p>
-      <w:pPr/>
-      <w:r>
-        <w:rPr>
-          <w:lang w:val="zh_TW" w:bidi="zh_TW"/>
-        </w:rPr>
-      </w:r>
-      <w:r>
-        <w:rPr>
-          <w:lang w:val="zh_TW" w:bidi="zh_TW"/>
-        </w:rPr>
-        <w:t>大約公元前十九世紀的殘缺蘇美人法典（Sumerian codes），如漢謨拉比法典（Code of Hammurabi），在形式和風格上與摩西律法相似。漢謨拉比法典用300條律例闡述公義的原則，目的是要藉由法律與秩序來規範社會。它的文體很有特色：以詩歌形式的序言開始，接著是法律正文，最後以非詩歌的措辭寫成的結語收尾。這種三段式的結構，不僅出現在約伯記中，也出現在較近代的著作裡。</w:t>
-      </w:r>
-    </w:p>
-    <w:p>
-      <w:pPr/>
-      <w:r>
-        <w:rPr>
-          <w:lang w:val="zh_TW" w:bidi="zh_TW"/>
-        </w:rPr>
-      </w:r>
-      <w:hyperlink r:id="rId25">
-        <w:r>
-          <w:rPr>
-            <w:lang w:val="zh_TW" w:bidi="zh_TW"/>
-          </w:rPr>
-          <w:rPr>
-            <w:color w:val="0000EE"/>
-            <w:u w:val="single"/>
-          </w:rPr>
-          <w:t>出埃及記二十章1至17節</w:t>
-        </w:r>
-      </w:hyperlink>
-      <w:r>
-        <w:rPr>
-          <w:lang w:val="zh_TW" w:bidi="zh_TW"/>
-        </w:rPr>
-        <w:t>的約的結構，申命記中更完整的形式，與公元前二千年波格斯凱（Boghazkôy）出土的赫人附庸條約的結構相似。這些條約都有固定格式，而這種格式也能在舊約聖經的多處經文裡看到，例如：</w:t>
-      </w:r>
-    </w:p>
-    <w:p>
-      <w:pPr>
-        <w:pStyle w:val="ListBullet"/>
-        <w:spacing w:line="240" w:lineRule="auto"/>
-        <w:ind w:left="720"/>
-      </w:pPr>
-      <w:r>
-        <w:rPr>
-          <w:lang w:val="zh_TW" w:bidi="zh_TW"/>
-        </w:rPr>
-      </w:r>
-      <w:hyperlink r:id="rId25">
-        <w:r>
-          <w:rPr>
-            <w:lang w:val="zh_TW" w:bidi="zh_TW"/>
-          </w:rPr>
-          <w:rPr>
-            <w:color w:val="0000EE"/>
-            <w:u w:val="single"/>
-          </w:rPr>
-          <w:t>出埃及記二十章1至17節</w:t>
-        </w:r>
-      </w:hyperlink>
-    </w:p>
-    <w:p>
-      <w:pPr>
-        <w:pStyle w:val="ListBullet"/>
-        <w:spacing w:line="240" w:lineRule="auto"/>
-        <w:ind w:left="720"/>
-      </w:pPr>
-      <w:r>
-        <w:rPr>
-          <w:lang w:val="zh_TW" w:bidi="zh_TW"/>
-        </w:rPr>
-      </w:r>
-      <w:hyperlink r:id="rId26">
-        <w:r>
-          <w:rPr>
-            <w:lang w:val="zh_TW" w:bidi="zh_TW"/>
-          </w:rPr>
-          <w:rPr>
-            <w:color w:val="0000EE"/>
-            <w:u w:val="single"/>
-          </w:rPr>
-          <w:t>利未記十八章1至30節</w:t>
-        </w:r>
-      </w:hyperlink>
-    </w:p>
-    <w:p>
-      <w:pPr>
-        <w:pStyle w:val="ListBullet"/>
-        <w:spacing w:line="240" w:lineRule="auto"/>
-        <w:ind w:left="720"/>
-      </w:pPr>
-      <w:r>
-        <w:rPr>
-          <w:lang w:val="zh_TW" w:bidi="zh_TW"/>
-        </w:rPr>
-      </w:r>
-      <w:hyperlink r:id="rId27">
-        <w:r>
-          <w:rPr>
-            <w:lang w:val="zh_TW" w:bidi="zh_TW"/>
-          </w:rPr>
-          <w:rPr>
-            <w:color w:val="0000EE"/>
-            <w:u w:val="single"/>
-          </w:rPr>
-          <w:t>申命記一章1節至三十一章30節</w:t>
-        </w:r>
-      </w:hyperlink>
-    </w:p>
-    <w:p>
-      <w:pPr>
-        <w:pStyle w:val="ListBullet"/>
-        <w:spacing w:line="240" w:lineRule="auto"/>
-        <w:ind w:left="720"/>
-      </w:pPr>
-      <w:r>
-        <w:rPr>
-          <w:lang w:val="zh_TW" w:bidi="zh_TW"/>
-        </w:rPr>
-      </w:r>
-      <w:hyperlink r:id="rId28">
-        <w:r>
-          <w:rPr>
-            <w:lang w:val="zh_TW" w:bidi="zh_TW"/>
-          </w:rPr>
-          <w:rPr>
-            <w:color w:val="0000EE"/>
-            <w:u w:val="single"/>
-          </w:rPr>
-          <w:t>耶利米書三十一章31至37節</w:t>
-        </w:r>
-      </w:hyperlink>
-    </w:p>
-    <w:p>
-      <w:pPr/>
-      <w:r>
-        <w:rPr>
-          <w:lang w:val="zh_TW" w:bidi="zh_TW"/>
-        </w:rPr>
-      </w:r>
-      <w:r>
-        <w:rPr>
-          <w:lang w:val="zh_TW" w:bidi="zh_TW"/>
-        </w:rPr>
-        <w:t>創世記也包含了與美索不達米亞文學傳統相似的元素。例如，反覆出現的片語「……的後代記在下面」。這個片語與其上下文在美索不達米亞泥版上被用作「尾語」（colophons，相當於現代書籍的出版資料）。這個片語以及來自努西等地的家譜顯示，創世記前半部簡短的文體與蘇美人的歷史寫作相似。</w:t>
-      </w:r>
-    </w:p>
-    <w:p>
-      <w:pPr/>
-      <w:r>
-        <w:rPr>
-          <w:lang w:val="zh_TW" w:bidi="zh_TW"/>
-        </w:rPr>
-      </w:r>
-      <w:r>
-        <w:rPr>
-          <w:lang w:val="zh_TW" w:bidi="zh_TW"/>
-        </w:rPr>
-        <w:t>希伯來智慧文學（如箴言）也能在其它古代文獻中找到相似之處。例如，埃及的「阿曼尼摩比的訓誨（Instruction of Amenemope）」與</w:t>
-      </w:r>
-      <w:hyperlink r:id="rId29">
-        <w:r>
-          <w:rPr>
-            <w:lang w:val="zh_TW" w:bidi="zh_TW"/>
-          </w:rPr>
-          <w:rPr>
-            <w:color w:val="0000EE"/>
-            <w:u w:val="single"/>
-          </w:rPr>
-          <w:t>箴言二十二章17至二十四章22節</w:t>
-        </w:r>
-      </w:hyperlink>
-      <w:r>
-        <w:rPr>
-          <w:lang w:val="zh_TW" w:bidi="zh_TW"/>
-        </w:rPr>
-        <w:t>有相似之處，然而學者仍然爭論，是否有一卷書影響另一卷書，還是兩者都源自更早且已經失傳的資料。</w:t>
-      </w:r>
-    </w:p>
-    <w:p>
-      <w:pPr/>
-      <w:r>
-        <w:rPr>
-          <w:lang w:val="zh_TW" w:bidi="zh_TW"/>
-        </w:rPr>
-      </w:r>
-      <w:r>
-        <w:rPr>
-          <w:lang w:val="zh_TW" w:bidi="zh_TW"/>
-        </w:rPr>
-        <w:t>古代世界的書信形式常在聖經中出現（例如：</w:t>
-      </w:r>
-      <w:hyperlink r:id="rId30">
-        <w:r>
-          <w:rPr>
-            <w:lang w:val="zh_TW" w:bidi="zh_TW"/>
-          </w:rPr>
-          <w:rPr>
-            <w:color w:val="0000EE"/>
-            <w:u w:val="single"/>
-          </w:rPr>
-          <w:t>撒下11章</w:t>
-        </w:r>
-      </w:hyperlink>
-      <w:r>
-        <w:rPr>
-          <w:lang w:val="zh_TW" w:bidi="zh_TW"/>
-        </w:rPr>
-        <w:t>；</w:t>
-      </w:r>
-      <w:hyperlink r:id="rId31">
-        <w:r>
-          <w:rPr>
-            <w:lang w:val="zh_TW" w:bidi="zh_TW"/>
-          </w:rPr>
-          <w:rPr>
-            <w:color w:val="0000EE"/>
-            <w:u w:val="single"/>
-          </w:rPr>
-          <w:t>王上21章</w:t>
-        </w:r>
-      </w:hyperlink>
-      <w:r>
-        <w:rPr>
-          <w:lang w:val="zh_TW" w:bidi="zh_TW"/>
-        </w:rPr>
-        <w:t>；</w:t>
-      </w:r>
-      <w:hyperlink r:id="rId32">
-        <w:r>
-          <w:rPr>
-            <w:lang w:val="zh_TW" w:bidi="zh_TW"/>
-          </w:rPr>
-          <w:rPr>
-            <w:color w:val="0000EE"/>
-            <w:u w:val="single"/>
-          </w:rPr>
-          <w:t>王下5:10、20</w:t>
-        </w:r>
-      </w:hyperlink>
-      <w:r>
-        <w:rPr>
-          <w:lang w:val="zh_TW" w:bidi="zh_TW"/>
-        </w:rPr>
-        <w:t>；</w:t>
-      </w:r>
-      <w:hyperlink r:id="rId33">
-        <w:r>
-          <w:rPr>
-            <w:lang w:val="zh_TW" w:bidi="zh_TW"/>
-          </w:rPr>
-          <w:rPr>
-            <w:color w:val="0000EE"/>
-            <w:u w:val="single"/>
-          </w:rPr>
-          <w:t>拉4:6–7</w:t>
-        </w:r>
-      </w:hyperlink>
-      <w:r>
-        <w:rPr>
-          <w:lang w:val="zh_TW" w:bidi="zh_TW"/>
-        </w:rPr>
-        <w:t>；</w:t>
-      </w:r>
-      <w:hyperlink r:id="rId34">
-        <w:r>
-          <w:rPr>
-            <w:lang w:val="zh_TW" w:bidi="zh_TW"/>
-          </w:rPr>
-          <w:rPr>
-            <w:color w:val="0000EE"/>
-            <w:u w:val="single"/>
-          </w:rPr>
-          <w:t>尼2:7</w:t>
-        </w:r>
-      </w:hyperlink>
-      <w:r>
-        <w:rPr>
-          <w:lang w:val="zh_TW" w:bidi="zh_TW"/>
-        </w:rPr>
-        <w:t>）。這種形式出現於埃及蒲草紙中，如澤農（Zenon）文獻，並且也見於希臘著作，如柏拉圖（Plato）的書信。柏拉圖約公元前354年的第七書信（</w:t>
-      </w:r>
-      <w:r>
-        <w:rPr>
-          <w:i/>
-          <w:lang w:val="zh_TW" w:bidi="zh_TW"/>
-        </w:rPr>
-        <w:t>Seventh Letter</w:t>
-      </w:r>
-      <w:r>
-        <w:rPr>
-          <w:lang w:val="zh_TW" w:bidi="zh_TW"/>
-        </w:rPr>
-        <w:t>）在形式上與使徒保羅的書信相似。柏拉圖的第七書信試圖糾正人對他教導的誤解，而保羅的書信（特別是腓利門書）有時也帶有類似的個人色彩，與一些埃及書信的性質相近。</w:t>
-      </w:r>
-    </w:p>
-    <w:p>
-      <w:pPr>
-        <w:pStyle w:val="Heading3"/>
-      </w:pPr>
-      <w:r>
-        <w:rPr>
-          <w:lang w:val="zh_TW" w:bidi="zh_TW"/>
-        </w:rPr>
-        <w:t>考古學與語言學</w:t>
-      </w:r>
-    </w:p>
-    <w:p>
-      <w:pPr/>
-      <w:r>
-        <w:rPr>
-          <w:lang w:val="zh_TW" w:bidi="zh_TW"/>
-        </w:rPr>
-      </w:r>
-      <w:r>
-        <w:rPr>
-          <w:lang w:val="zh_TW" w:bidi="zh_TW"/>
-        </w:rPr>
-        <w:t>透過考古學復原的古代語言，有助於我們理解舊約聖經。舊約聖經中的許多片語原本源自蘇美文（Sumerian）或亞甲文亞喀得文（Akkadian）。例如，</w:t>
-      </w:r>
-      <w:hyperlink r:id="rId35">
-        <w:r>
-          <w:rPr>
-            <w:lang w:val="zh_TW" w:bidi="zh_TW"/>
-          </w:rPr>
-          <w:rPr>
-            <w:color w:val="0000EE"/>
-            <w:u w:val="single"/>
-          </w:rPr>
-          <w:t>創世記一章1節</w:t>
-        </w:r>
-      </w:hyperlink>
-      <w:r>
-        <w:rPr>
-          <w:lang w:val="zh_TW" w:bidi="zh_TW"/>
-        </w:rPr>
-        <w:t>中的片語「天地」。在蘇美文中，這個表達是</w:t>
-      </w:r>
-      <w:r>
-        <w:rPr>
-          <w:i/>
-          <w:lang w:val="zh_TW" w:bidi="zh_TW"/>
-        </w:rPr>
-        <w:t>an-ki</w:t>
-      </w:r>
-      <w:r>
-        <w:rPr>
-          <w:lang w:val="zh_TW" w:bidi="zh_TW"/>
-        </w:rPr>
-        <w:t>，意為「宇宙」。這個片語使用兩個相對的詞語來表達整體，這種文學手法也見於</w:t>
-      </w:r>
-      <w:hyperlink r:id="rId36">
-        <w:r>
-          <w:rPr>
-            <w:lang w:val="zh_TW" w:bidi="zh_TW"/>
-          </w:rPr>
-          <w:rPr>
-            <w:color w:val="0000EE"/>
-            <w:u w:val="single"/>
-          </w:rPr>
-          <w:t>啟示錄二十二章13節</w:t>
-        </w:r>
-      </w:hyperlink>
-      <w:r>
-        <w:rPr>
-          <w:lang w:val="zh_TW" w:bidi="zh_TW"/>
-        </w:rPr>
-        <w:t>。</w:t>
-      </w:r>
-    </w:p>
-    <w:p>
-      <w:pPr/>
-      <w:r>
-        <w:rPr>
-          <w:lang w:val="zh_TW" w:bidi="zh_TW"/>
-        </w:rPr>
-      </w:r>
-      <w:r>
-        <w:rPr>
-          <w:lang w:val="zh_TW" w:bidi="zh_TW"/>
-        </w:rPr>
-        <w:t>烏加里特文和以巴拉文（Eblaic）都是與希伯來文密切相關的西閃族方言。這些方言能提供洞見，幫助我們認識希伯來詩歌的難解語言，並顯示其保存古代迦南的表達方式。亞蘭文的研究也澄清了舊約聖經某些部分的語言，例如以斯拉記和但以理書，這些是用帝國亞蘭文寫成的。出土於公元前五至四世紀的埃及象島（Elephantine）蒲草紙文獻，支持這些經文成書時間較早的說法。</w:t>
-      </w:r>
-    </w:p>
-    <w:p>
-      <w:pPr/>
-      <w:r>
-        <w:rPr>
-          <w:lang w:val="zh_TW" w:bidi="zh_TW"/>
-        </w:rPr>
-      </w:r>
-      <w:r>
-        <w:rPr>
-          <w:lang w:val="zh_TW" w:bidi="zh_TW"/>
-        </w:rPr>
-        <w:t>新約聖經是以通用希臘文（koine）寫成的，這是近東和羅馬帝國的通用語言。新約聖經的希臘文常帶有隱含的閃族文表達，若未能辨識，可能會導致錯譯。</w:t>
-      </w:r>
-    </w:p>
-    <w:p>
-      <w:pPr>
-        <w:pStyle w:val="Heading3"/>
-      </w:pPr>
-      <w:r>
-        <w:rPr>
-          <w:lang w:val="zh_TW" w:bidi="zh_TW"/>
-        </w:rPr>
-        <w:t>聖經研究的重要性</w:t>
-      </w:r>
-    </w:p>
-    <w:p>
-      <w:pPr/>
-      <w:r>
-        <w:rPr>
-          <w:lang w:val="zh_TW" w:bidi="zh_TW"/>
-        </w:rPr>
-      </w:r>
-      <w:r>
-        <w:rPr>
-          <w:lang w:val="zh_TW" w:bidi="zh_TW"/>
-        </w:rPr>
-        <w:t>考古發現大大擴展了我們對古代世界的認識，使我們能夠看見聖經人物是真實的歷史人物。這些人生活在充滿壓力與文化成就的時代，他們並非傳說中的人物，卻會為生活的難題而掙扎。有時候，他們得以看見神全能至聖的異象，他們和他們的民族會得著引導，並得著幫助，以致在歷史中成就祂的旨意。</w:t>
-      </w:r>
-    </w:p>
-    <w:p>
-      <w:pPr/>
-      <w:r>
-        <w:rPr>
-          <w:lang w:val="zh_TW" w:bidi="zh_TW"/>
-        </w:rPr>
-      </w:r>
-      <w:r>
-        <w:rPr>
-          <w:lang w:val="zh_TW" w:bidi="zh_TW"/>
-        </w:rPr>
-        <w:t>考古學顯示，以色列人必須放在古代近東的更廣闊背景下來研究，是多元民族、龐大文化的一部分，其中包含蘇美人和愛琴海人（Aegeans）等。這研究必須以客觀的態度進行，我們必須依據證據來理解聖經中的事件和生活。雖然考古學的解釋與聖經證據之間偶有衝突，但這些情況很少，並且隨著更多資料出土而逐漸減少。</w:t>
-      </w:r>
-    </w:p>
-    <w:p>
-      <w:pPr/>
-      <w:r>
-        <w:rPr>
-          <w:lang w:val="zh_TW" w:bidi="zh_TW"/>
-        </w:rPr>
-      </w:r>
-      <w:r>
-        <w:rPr>
-          <w:lang w:val="zh_TW" w:bidi="zh_TW"/>
-        </w:rPr>
-        <w:t>考古學不能證明或否定聖經的屬靈真理，但它確實印證了以色列人的歷史，澄清了舊約聖經和新約聖經先前不確定的多個詞語和傳統。這樣，考古學為那些指向耶穌基督生平的預言提供了堅實的歷史背景。</w:t>
+        <w:t>約公元50年，亞基帕二世（Agrippa II）擴建了凱撒利亞‧腓立比，並以尼祿（Nero）皇帝的名義將其命名為</w:t>
+      </w:r>
+      <w:r>
+        <w:rPr>
+          <w:lang w:val="zh_TW" w:bidi="zh_TW"/>
+        </w:rPr>
+        <w:t>尼祿尼亞（</w:t>
+      </w:r>
+      <w:r>
+        <w:rPr>
+          <w:lang w:val="zh_TW" w:bidi="zh_TW"/>
+        </w:rPr>
+        <w:t>Neronias）。現代的名字</w:t>
+      </w:r>
+      <w:r>
+        <w:rPr>
+          <w:lang w:val="zh_TW" w:bidi="zh_TW"/>
+        </w:rPr>
+        <w:t>巴尼亞斯（</w:t>
+      </w:r>
+      <w:r>
+        <w:rPr>
+          <w:lang w:val="zh_TW" w:bidi="zh_TW"/>
+        </w:rPr>
+        <w:t>Banias）源於阿拉伯文對潘尼亞斯的發音困難而來。</w:t>
       </w:r>
       <w:r>
         <w:rPr>

--- a/zht/docx/073.content.docx
+++ b/zht/docx/073.content.docx
@@ -149,7 +149,7 @@
         <w:rPr>
           <w:lang w:val="zh_TW" w:bidi="zh_TW"/>
         </w:rPr>
-        <w:t>kai</w:t>
+        <w:t>ju</w:t>
       </w:r>
       <w:r>
         <w:rPr>
@@ -212,7 +212,7 @@
         <w:rPr>
           <w:lang w:val="zh_TW" w:bidi="zh_TW"/>
         </w:rPr>
-        <w:t>凱撒利亞‧腓立比</w:t>
+        <w:t>聚餐（餐食）的重要性</w:t>
       </w:r>
       <w:r>
         <w:rPr>
@@ -231,7 +231,18 @@
         <w:rPr>
           <w:lang w:val="zh_TW" w:bidi="zh_TW"/>
         </w:rPr>
-        <w:t>位於巴勒斯坦北端的城，位於黑門山南坡，靠近古城但。凱撒利亞‧腓立比位於一個美麗的地區，位於約旦河三大源頭之一的瓦迪巴尼亞斯（Wadi Banias）。</w:t>
+        <w:t>聚餐在家庭、社會和宗教生活中都扮演著重要的角色。晚餐是所有家人聚在一起的時候，因此對於增進彼此感情非常重要。為旅客提供膳食更是一種社會和宗教責任。朋友們會來探訪，與一家人一起用餐，並討論日常的問題。聚餐對猶太教和基督教來說，亦有舉足輕重的意義，他們會分別慶祝逾越節和聖餐。</w:t>
+      </w:r>
+    </w:p>
+    <w:p>
+      <w:pPr>
+        <w:pStyle w:val="Heading4"/>
+      </w:pPr>
+      <w:r>
+        <w:rPr>
+          <w:lang w:val="zh_TW" w:bidi="zh_TW"/>
+        </w:rPr>
+        <w:t>餐食的種類</w:t>
       </w:r>
     </w:p>
     <w:p>
@@ -245,134 +256,7 @@
         <w:rPr>
           <w:lang w:val="zh_TW" w:bidi="zh_TW"/>
         </w:rPr>
-        <w:t>在公元前二世紀，這個地方被稱為潘尼翁（Panion），因為希臘神潘（Pan）在那裡的一個洞穴中受到崇拜。希臘歷史學家</w:t>
-      </w:r>
-      <w:r>
-        <w:rPr>
-          <w:lang w:val="zh_TW" w:bidi="zh_TW"/>
-        </w:rPr>
-        <w:t>波利比烏斯（</w:t>
-      </w:r>
-      <w:r>
-        <w:rPr>
-          <w:lang w:val="zh_TW" w:bidi="zh_TW"/>
-        </w:rPr>
-        <w:t>Polybius</w:t>
-      </w:r>
-      <w:r>
-        <w:rPr>
-          <w:lang w:val="zh_TW" w:bidi="zh_TW"/>
-        </w:rPr>
-        <w:t>）</w:t>
-      </w:r>
-      <w:r>
-        <w:rPr>
-          <w:lang w:val="zh_TW" w:bidi="zh_TW"/>
-        </w:rPr>
-        <w:t>提到，這是敘利亞王</w:t>
-      </w:r>
-      <w:r>
-        <w:rPr>
-          <w:lang w:val="zh_TW" w:bidi="zh_TW"/>
-        </w:rPr>
-        <w:t>安提阿古</w:t>
-      </w:r>
-      <w:r>
-        <w:rPr>
-          <w:lang w:val="zh_TW" w:bidi="zh_TW"/>
-        </w:rPr>
-        <w:t>三世（Antiochus III）在大約公元前200年擊敗埃及托勒密王朝的一場重要戰役的地點。猶太歷史學家約瑟夫（Josephus，</w:t>
-      </w:r>
-      <w:r>
-        <w:rPr>
-          <w:i/>
-          <w:lang w:val="zh_TW" w:bidi="zh_TW"/>
-        </w:rPr>
-        <w:t>猶太古史記</w:t>
-      </w:r>
-      <w:r>
-        <w:rPr>
-          <w:lang w:val="zh_TW" w:bidi="zh_TW"/>
-        </w:rPr>
-        <w:t xml:space="preserve"> 15.10.3）記載：「潘尼翁（Panium）」由西納德勒斯（Zenodorus）治理；其宗教崇拜地點「是一個非常精美的山洞，洞穴之下有一個巨大的地底空穴，洞穴深邃且陡峭，裡面充滿靜止的水；洞上懸掛著一座大山，洞穴下湧出約旦河的泉水。」</w:t>
-      </w:r>
-    </w:p>
-    <w:p>
-      <w:pPr/>
-      <w:r>
-        <w:rPr>
-          <w:lang w:val="zh_TW" w:bidi="zh_TW"/>
-        </w:rPr>
-      </w:r>
-      <w:r>
-        <w:rPr>
-          <w:lang w:val="zh_TW" w:bidi="zh_TW"/>
-        </w:rPr>
-        <w:t>在西納德勒斯去世後，凱撒奧古斯都將這城賜給大希律。約瑟夫記載，大希律「裝飾了這個已經非常有名的地方」，並用「最潔白的石頭建造了一座非常美麗的神廟」。當希律在公元前4年去世後，他的兒子腓力接管了潘尼翁周圍的地區，這個地區被稱為潘尼亞斯（Paneas）。約瑟夫（</w:t>
-      </w:r>
-      <w:r>
-        <w:rPr>
-          <w:i/>
-          <w:lang w:val="zh_TW" w:bidi="zh_TW"/>
-        </w:rPr>
-        <w:t>猶太戰史</w:t>
-      </w:r>
-      <w:r>
-        <w:rPr>
-          <w:lang w:val="zh_TW" w:bidi="zh_TW"/>
-        </w:rPr>
-        <w:t xml:space="preserve"> 2.9.1）記載：「腓力在約旦河的源頭和潘尼亞斯地區建造了一座城，名為凱撒利亞。」腓力將其作為首都，以羅馬皇帝凱撒提庇留和自己的名字命名為凱撒利亞‧腓立比，以區別於地中海沿岸更大的凱撒利亞港。約瑟夫（</w:t>
-      </w:r>
-      <w:r>
-        <w:rPr>
-          <w:i/>
-          <w:lang w:val="zh_TW" w:bidi="zh_TW"/>
-        </w:rPr>
-        <w:t>猶太戰史</w:t>
-      </w:r>
-      <w:r>
-        <w:rPr>
-          <w:lang w:val="zh_TW" w:bidi="zh_TW"/>
-        </w:rPr>
-        <w:t xml:space="preserve"> 3.9.7）還記載，皇帝</w:t>
-      </w:r>
-      <w:r>
-        <w:rPr>
-          <w:lang w:val="zh_TW" w:bidi="zh_TW"/>
-        </w:rPr>
-        <w:t>維斯帕先（</w:t>
-      </w:r>
-      <w:r>
-        <w:rPr>
-          <w:lang w:val="zh_TW" w:bidi="zh_TW"/>
-        </w:rPr>
-        <w:t>Vespasian</w:t>
-      </w:r>
-      <w:r>
-        <w:rPr>
-          <w:lang w:val="zh_TW" w:bidi="zh_TW"/>
-        </w:rPr>
-        <w:t>）</w:t>
-      </w:r>
-      <w:r>
-        <w:rPr>
-          <w:lang w:val="zh_TW" w:bidi="zh_TW"/>
-        </w:rPr>
-        <w:t>和提多都「從靠近海邊的凱撒利亞出發，來到名為凱撒利亞‧腓立比的地方。」</w:t>
-      </w:r>
-    </w:p>
-    <w:p>
-      <w:pPr/>
-      <w:r>
-        <w:rPr>
-          <w:lang w:val="zh_TW" w:bidi="zh_TW"/>
-        </w:rPr>
-      </w:r>
-      <w:r>
-        <w:rPr>
-          <w:lang w:val="zh_TW" w:bidi="zh_TW"/>
-        </w:rPr>
-        <w:t>使徒彼得在凱撒利亞‧腓立比承認耶穌是「基督，是永生神的兒子」（</w:t>
+        <w:t>在古代近東，人們一天只吃兩頓飯。第一頓是工人在中午於田間吃的，這頓飯有小糕點、小麵包、無花果、橄欖，可能還有山羊起司（芝士）或凝乳，其份量不大，是在炎熱和工作期間休息時所吃的（</w:t>
       </w:r>
       <w:hyperlink r:id="rId13">
         <w:r>
@@ -383,14 +267,14 @@
             <w:color w:val="0000EE"/>
             <w:u w:val="single"/>
           </w:rPr>
-          <w:t>太16:13–16</w:t>
+          <w:t>得2:14</w:t>
         </w:r>
       </w:hyperlink>
       <w:r>
         <w:rPr>
           <w:lang w:val="zh_TW" w:bidi="zh_TW"/>
         </w:rPr>
-        <w:t>；</w:t>
+        <w:t>）。聖經時代的人通常不吃早餐。聖經中只有幾次提到早上用餐（</w:t>
       </w:r>
       <w:hyperlink r:id="rId14">
         <w:r>
@@ -401,7 +285,25 @@
             <w:color w:val="0000EE"/>
             <w:u w:val="single"/>
           </w:rPr>
-          <w:t>可8:27–29</w:t>
+          <w:t>士19:5</w:t>
+        </w:r>
+      </w:hyperlink>
+      <w:r>
+        <w:rPr>
+          <w:lang w:val="zh_TW" w:bidi="zh_TW"/>
+        </w:rPr>
+        <w:t>；</w:t>
+      </w:r>
+      <w:hyperlink r:id="rId15">
+        <w:r>
+          <w:rPr>
+            <w:lang w:val="zh_TW" w:bidi="zh_TW"/>
+          </w:rPr>
+          <w:rPr>
+            <w:color w:val="0000EE"/>
+            <w:u w:val="single"/>
+          </w:rPr>
+          <w:t>約21:12</w:t>
         </w:r>
       </w:hyperlink>
       <w:r>
@@ -422,31 +324,602 @@
         <w:rPr>
           <w:lang w:val="zh_TW" w:bidi="zh_TW"/>
         </w:rPr>
-        <w:t>約公元50年，亞基帕二世（Agrippa II）擴建了凱撒利亞‧腓立比，並以尼祿（Nero）皇帝的名義將其命名為</w:t>
-      </w:r>
-      <w:r>
-        <w:rPr>
-          <w:lang w:val="zh_TW" w:bidi="zh_TW"/>
-        </w:rPr>
-        <w:t>尼祿尼亞（</w:t>
-      </w:r>
-      <w:r>
-        <w:rPr>
-          <w:lang w:val="zh_TW" w:bidi="zh_TW"/>
-        </w:rPr>
-        <w:t>Neronias）。現代的名字</w:t>
-      </w:r>
-      <w:r>
-        <w:rPr>
-          <w:lang w:val="zh_TW" w:bidi="zh_TW"/>
-        </w:rPr>
-        <w:t>巴尼亞斯（</w:t>
-      </w:r>
-      <w:r>
-        <w:rPr>
-          <w:lang w:val="zh_TW" w:bidi="zh_TW"/>
-        </w:rPr>
-        <w:t>Banias）源於阿拉伯文對潘尼亞斯的發音困難而來。</w:t>
+        <w:t>在以色列中，晚餐是整天最重要的社交活動。工人回家放鬆，與家人共享晚餐。這頓飯通常在日落時分開始，因為那時天色已暗，無法工作。</w:t>
+      </w:r>
+    </w:p>
+    <w:p>
+      <w:pPr>
+        <w:pStyle w:val="Heading4"/>
+      </w:pPr>
+      <w:r>
+        <w:rPr>
+          <w:lang w:val="zh_TW" w:bidi="zh_TW"/>
+        </w:rPr>
+        <w:t>食物</w:t>
+      </w:r>
+    </w:p>
+    <w:p>
+      <w:pPr/>
+      <w:r>
+        <w:rPr>
+          <w:lang w:val="zh_TW" w:bidi="zh_TW"/>
+        </w:rPr>
+      </w:r>
+      <w:r>
+        <w:rPr>
+          <w:lang w:val="zh_TW" w:bidi="zh_TW"/>
+        </w:rPr>
+        <w:t>一般的晚餐包括手磨穀物製成的餅或蛋糕、山羊芝士或凝乳，以及豆類、扁豆、韭蔥、豌豆、無花果、橄欖、葡萄乾和棗等等的蔬菜。市面有供應肉類，但對大多數人來說卻比較奢侈。人們會用橄欖油烹調食物，並用蜜糖調味。</w:t>
+      </w:r>
+    </w:p>
+    <w:p>
+      <w:pPr>
+        <w:pStyle w:val="Heading4"/>
+      </w:pPr>
+      <w:r>
+        <w:rPr>
+          <w:lang w:val="zh_TW" w:bidi="zh_TW"/>
+        </w:rPr>
+        <w:t>如何進食</w:t>
+      </w:r>
+    </w:p>
+    <w:p>
+      <w:pPr/>
+      <w:r>
+        <w:rPr>
+          <w:lang w:val="zh_TW" w:bidi="zh_TW"/>
+        </w:rPr>
+      </w:r>
+      <w:r>
+        <w:rPr>
+          <w:lang w:val="zh_TW" w:bidi="zh_TW"/>
+        </w:rPr>
+        <w:t>一般家庭通常坐在地板上一起用餐，以</w:t>
+      </w:r>
+      <w:r>
+        <w:rPr>
+          <w:lang w:val="zh_TW" w:bidi="zh_TW"/>
+        </w:rPr>
+        <w:t>毛毯</w:t>
+      </w:r>
+      <w:r>
+        <w:rPr>
+          <w:lang w:val="zh_TW" w:bidi="zh_TW"/>
+        </w:rPr>
+        <w:t>為飯桌（</w:t>
+      </w:r>
+      <w:hyperlink r:id="rId16">
+        <w:r>
+          <w:rPr>
+            <w:lang w:val="zh_TW" w:bidi="zh_TW"/>
+          </w:rPr>
+          <w:rPr>
+            <w:color w:val="0000EE"/>
+            <w:u w:val="single"/>
+          </w:rPr>
+          <w:t>創37:25</w:t>
+        </w:r>
+      </w:hyperlink>
+      <w:r>
+        <w:rPr>
+          <w:lang w:val="zh_TW" w:bidi="zh_TW"/>
+        </w:rPr>
+        <w:t>）。後來，他們按照迦南風俗，使用椅子和飯桌（</w:t>
+      </w:r>
+      <w:hyperlink r:id="rId17">
+        <w:r>
+          <w:rPr>
+            <w:lang w:val="zh_TW" w:bidi="zh_TW"/>
+          </w:rPr>
+          <w:rPr>
+            <w:color w:val="0000EE"/>
+            <w:u w:val="single"/>
+          </w:rPr>
+          <w:t>王上13:20</w:t>
+        </w:r>
+      </w:hyperlink>
+      <w:r>
+        <w:rPr>
+          <w:lang w:val="zh_TW" w:bidi="zh_TW"/>
+        </w:rPr>
+        <w:t>；</w:t>
+      </w:r>
+      <w:hyperlink r:id="rId18">
+        <w:r>
+          <w:rPr>
+            <w:lang w:val="zh_TW" w:bidi="zh_TW"/>
+          </w:rPr>
+          <w:rPr>
+            <w:color w:val="0000EE"/>
+            <w:u w:val="single"/>
+          </w:rPr>
+          <w:t>詩23:5</w:t>
+        </w:r>
+      </w:hyperlink>
+      <w:r>
+        <w:rPr>
+          <w:lang w:val="zh_TW" w:bidi="zh_TW"/>
+        </w:rPr>
+        <w:t>；</w:t>
+      </w:r>
+      <w:hyperlink r:id="rId19">
+        <w:r>
+          <w:rPr>
+            <w:lang w:val="zh_TW" w:bidi="zh_TW"/>
+          </w:rPr>
+          <w:rPr>
+            <w:color w:val="0000EE"/>
+            <w:u w:val="single"/>
+          </w:rPr>
+          <w:t>結23:41</w:t>
+        </w:r>
+      </w:hyperlink>
+      <w:r>
+        <w:rPr>
+          <w:lang w:val="zh_TW" w:bidi="zh_TW"/>
+        </w:rPr>
+        <w:t>）。埃及人躺著吃飯的習俗變得流行，直至羅馬時期。在特殊場合中，他們也會為家人和客人提供音樂、舞蹈和謎語。</w:t>
+      </w:r>
+    </w:p>
+    <w:p>
+      <w:pPr/>
+      <w:r>
+        <w:rPr>
+          <w:lang w:val="zh_TW" w:bidi="zh_TW"/>
+        </w:rPr>
+      </w:r>
+      <w:r>
+        <w:rPr>
+          <w:lang w:val="zh_TW" w:bidi="zh_TW"/>
+        </w:rPr>
+        <w:t>及至新約時期，人們有時會在樓上設置獨立房間，作飯廳之用。客人倚臥左肘，吃飯和交談。在重要的聚餐場合，人們會依照固定的順序就座——從最尊貴的人到地位較低的人（參</w:t>
+      </w:r>
+      <w:hyperlink r:id="rId20">
+        <w:r>
+          <w:rPr>
+            <w:lang w:val="zh_TW" w:bidi="zh_TW"/>
+          </w:rPr>
+          <w:rPr>
+            <w:color w:val="0000EE"/>
+            <w:u w:val="single"/>
+          </w:rPr>
+          <w:t>創43:33</w:t>
+        </w:r>
+      </w:hyperlink>
+      <w:r>
+        <w:rPr>
+          <w:lang w:val="zh_TW" w:bidi="zh_TW"/>
+        </w:rPr>
+        <w:t>；</w:t>
+      </w:r>
+      <w:hyperlink r:id="rId21">
+        <w:r>
+          <w:rPr>
+            <w:lang w:val="zh_TW" w:bidi="zh_TW"/>
+          </w:rPr>
+          <w:rPr>
+            <w:color w:val="0000EE"/>
+            <w:u w:val="single"/>
+          </w:rPr>
+          <w:t>撒上9:22</w:t>
+        </w:r>
+      </w:hyperlink>
+      <w:r>
+        <w:rPr>
+          <w:lang w:val="zh_TW" w:bidi="zh_TW"/>
+        </w:rPr>
+        <w:t>；</w:t>
+      </w:r>
+      <w:hyperlink r:id="rId22">
+        <w:r>
+          <w:rPr>
+            <w:lang w:val="zh_TW" w:bidi="zh_TW"/>
+          </w:rPr>
+          <w:rPr>
+            <w:color w:val="0000EE"/>
+            <w:u w:val="single"/>
+          </w:rPr>
+          <w:t>太23:6</w:t>
+        </w:r>
+      </w:hyperlink>
+      <w:r>
+        <w:rPr>
+          <w:lang w:val="zh_TW" w:bidi="zh_TW"/>
+        </w:rPr>
+        <w:t>；</w:t>
+      </w:r>
+      <w:hyperlink r:id="rId23">
+        <w:r>
+          <w:rPr>
+            <w:lang w:val="zh_TW" w:bidi="zh_TW"/>
+          </w:rPr>
+          <w:rPr>
+            <w:color w:val="0000EE"/>
+            <w:u w:val="single"/>
+          </w:rPr>
+          <w:t>可12:39</w:t>
+        </w:r>
+      </w:hyperlink>
+      <w:r>
+        <w:rPr>
+          <w:lang w:val="zh_TW" w:bidi="zh_TW"/>
+        </w:rPr>
+        <w:t>；</w:t>
+      </w:r>
+      <w:hyperlink r:id="rId24">
+        <w:r>
+          <w:rPr>
+            <w:lang w:val="zh_TW" w:bidi="zh_TW"/>
+          </w:rPr>
+          <w:rPr>
+            <w:color w:val="0000EE"/>
+            <w:u w:val="single"/>
+          </w:rPr>
+          <w:t>路14:8</w:t>
+        </w:r>
+      </w:hyperlink>
+      <w:r>
+        <w:rPr>
+          <w:lang w:val="zh_TW" w:bidi="zh_TW"/>
+        </w:rPr>
+        <w:t>）。當客人進入房間時，尊貴的位置通常位於僕人的右側，而地位最低的位置則在僕人的左側。</w:t>
+      </w:r>
+    </w:p>
+    <w:p>
+      <w:pPr/>
+      <w:r>
+        <w:rPr>
+          <w:lang w:val="zh_TW" w:bidi="zh_TW"/>
+        </w:rPr>
+      </w:r>
+      <w:r>
+        <w:rPr>
+          <w:lang w:val="zh_TW" w:bidi="zh_TW"/>
+        </w:rPr>
+        <w:t>客人在用餐前後都會洗手。燉菜放在</w:t>
+      </w:r>
+      <w:r>
+        <w:rPr>
+          <w:lang w:val="zh_TW" w:bidi="zh_TW"/>
+        </w:rPr>
+        <w:t>砂鍋</w:t>
+      </w:r>
+      <w:r>
+        <w:rPr>
+          <w:lang w:val="zh_TW" w:bidi="zh_TW"/>
+        </w:rPr>
+        <w:t>，包括肉、蔬菜或兩者兼有，人們會用餅來舀取鍋中的燉菜。晚餐通常只有一道主菜，因此廚師可以與客人一起享用。</w:t>
+      </w:r>
+    </w:p>
+    <w:p>
+      <w:pPr>
+        <w:pStyle w:val="Heading4"/>
+      </w:pPr>
+      <w:r>
+        <w:rPr>
+          <w:lang w:val="zh_TW" w:bidi="zh_TW"/>
+        </w:rPr>
+        <w:t>新約聖經中的聚餐</w:t>
+      </w:r>
+    </w:p>
+    <w:p>
+      <w:pPr/>
+      <w:r>
+        <w:rPr>
+          <w:lang w:val="zh_TW" w:bidi="zh_TW"/>
+        </w:rPr>
+      </w:r>
+      <w:r>
+        <w:rPr>
+          <w:lang w:val="zh_TW" w:bidi="zh_TW"/>
+        </w:rPr>
+        <w:t>耶穌經常與祂的門徒和朋友聚餐。耶穌和祂的追隨者曾是加利利迦拿婚宴的客人（</w:t>
+      </w:r>
+      <w:hyperlink r:id="rId25">
+        <w:r>
+          <w:rPr>
+            <w:lang w:val="zh_TW" w:bidi="zh_TW"/>
+          </w:rPr>
+          <w:rPr>
+            <w:color w:val="0000EE"/>
+            <w:u w:val="single"/>
+          </w:rPr>
+          <w:t>約2:1–10</w:t>
+        </w:r>
+      </w:hyperlink>
+      <w:r>
+        <w:rPr>
+          <w:lang w:val="zh_TW" w:bidi="zh_TW"/>
+        </w:rPr>
+        <w:t>），也曾參加由馬太舉辦的晚宴（</w:t>
+      </w:r>
+      <w:hyperlink r:id="rId26">
+        <w:r>
+          <w:rPr>
+            <w:lang w:val="zh_TW" w:bidi="zh_TW"/>
+          </w:rPr>
+          <w:rPr>
+            <w:color w:val="0000EE"/>
+            <w:u w:val="single"/>
+          </w:rPr>
+          <w:t>太9:10</w:t>
+        </w:r>
+      </w:hyperlink>
+      <w:r>
+        <w:rPr>
+          <w:lang w:val="zh_TW" w:bidi="zh_TW"/>
+        </w:rPr>
+        <w:t>）。他們亦是法利賽人西門舉辦另一場晚宴的客人（</w:t>
+      </w:r>
+      <w:hyperlink r:id="rId27">
+        <w:r>
+          <w:rPr>
+            <w:lang w:val="zh_TW" w:bidi="zh_TW"/>
+          </w:rPr>
+          <w:rPr>
+            <w:color w:val="0000EE"/>
+            <w:u w:val="single"/>
+          </w:rPr>
+          <w:t>路7:36–50</w:t>
+        </w:r>
+      </w:hyperlink>
+      <w:r>
+        <w:rPr>
+          <w:lang w:val="zh_TW" w:bidi="zh_TW"/>
+        </w:rPr>
+        <w:t>）。耶穌還曾在撒該的晚宴上，受到熱烈款待（</w:t>
+      </w:r>
+      <w:hyperlink r:id="rId28">
+        <w:r>
+          <w:rPr>
+            <w:lang w:val="zh_TW" w:bidi="zh_TW"/>
+          </w:rPr>
+          <w:rPr>
+            <w:color w:val="0000EE"/>
+            <w:u w:val="single"/>
+          </w:rPr>
+          <w:t>路19:6–7</w:t>
+        </w:r>
+      </w:hyperlink>
+      <w:r>
+        <w:rPr>
+          <w:lang w:val="zh_TW" w:bidi="zh_TW"/>
+        </w:rPr>
+        <w:t>）。耶穌也曾有幾次，成為馬大、馬利亞和拉撒路在伯大尼家庭聚會的客人（</w:t>
+      </w:r>
+      <w:hyperlink r:id="rId29">
+        <w:r>
+          <w:rPr>
+            <w:lang w:val="zh_TW" w:bidi="zh_TW"/>
+          </w:rPr>
+          <w:rPr>
+            <w:color w:val="0000EE"/>
+            <w:u w:val="single"/>
+          </w:rPr>
+          <w:t>路10:38–42</w:t>
+        </w:r>
+      </w:hyperlink>
+      <w:r>
+        <w:rPr>
+          <w:lang w:val="zh_TW" w:bidi="zh_TW"/>
+        </w:rPr>
+        <w:t>；</w:t>
+      </w:r>
+      <w:hyperlink r:id="rId30">
+        <w:r>
+          <w:rPr>
+            <w:lang w:val="zh_TW" w:bidi="zh_TW"/>
+          </w:rPr>
+          <w:rPr>
+            <w:color w:val="0000EE"/>
+            <w:u w:val="single"/>
+          </w:rPr>
+          <w:t>約12:2</w:t>
+        </w:r>
+      </w:hyperlink>
+      <w:r>
+        <w:rPr>
+          <w:lang w:val="zh_TW" w:bidi="zh_TW"/>
+        </w:rPr>
+        <w:t>）。根據小城鎮和村莊的習俗，路過的人很可能會進來向耶穌問候，或許還會與其他客人交談。</w:t>
+      </w:r>
+    </w:p>
+    <w:p>
+      <w:pPr>
+        <w:pStyle w:val="Heading4"/>
+      </w:pPr>
+      <w:r>
+        <w:rPr>
+          <w:lang w:val="zh_TW" w:bidi="zh_TW"/>
+        </w:rPr>
+        <w:t>重要的宗教聚餐</w:t>
+      </w:r>
+    </w:p>
+    <w:p>
+      <w:pPr/>
+      <w:r>
+        <w:rPr>
+          <w:lang w:val="zh_TW" w:bidi="zh_TW"/>
+        </w:rPr>
+      </w:r>
+      <w:r>
+        <w:rPr>
+          <w:lang w:val="zh_TW" w:bidi="zh_TW"/>
+        </w:rPr>
+        <w:t>聖經描述了兩個重要的宴席，一個涉及舊約，另一個涉及新約（約是神與祂子民之間的承諾），這兩個筵席對神的子民都有救贖的意義。第一個是逾越節的設立，發生在以色列人跟隨摩西離開埃及的時候（</w:t>
+      </w:r>
+      <w:hyperlink r:id="rId31">
+        <w:r>
+          <w:rPr>
+            <w:lang w:val="zh_TW" w:bidi="zh_TW"/>
+          </w:rPr>
+          <w:rPr>
+            <w:color w:val="0000EE"/>
+            <w:u w:val="single"/>
+          </w:rPr>
+          <w:t>出12</w:t>
+        </w:r>
+      </w:hyperlink>
+      <w:r>
+        <w:rPr>
+          <w:lang w:val="zh_TW" w:bidi="zh_TW"/>
+        </w:rPr>
+        <w:t>）。第二個是聖餐的設立。這兩者的細節，分別見於不同的文章。</w:t>
+      </w:r>
+    </w:p>
+    <w:p>
+      <w:pPr/>
+      <w:r>
+        <w:rPr>
+          <w:lang w:val="zh_TW" w:bidi="zh_TW"/>
+        </w:rPr>
+      </w:r>
+      <w:r>
+        <w:rPr>
+          <w:lang w:val="zh_TW" w:bidi="zh_TW"/>
+        </w:rPr>
+        <w:t>聖經中還有其它重要的餐食記錄。舉例來說，以色列人在獻祭時常吃飯來慶祝神（</w:t>
+      </w:r>
+      <w:hyperlink r:id="rId32">
+        <w:r>
+          <w:rPr>
+            <w:lang w:val="zh_TW" w:bidi="zh_TW"/>
+          </w:rPr>
+          <w:rPr>
+            <w:color w:val="0000EE"/>
+            <w:u w:val="single"/>
+          </w:rPr>
+          <w:t>申14:24–26</w:t>
+        </w:r>
+      </w:hyperlink>
+      <w:r>
+        <w:rPr>
+          <w:lang w:val="zh_TW" w:bidi="zh_TW"/>
+        </w:rPr>
+        <w:t>）。聖經也提到有一天在神的國裡會有大筵席（</w:t>
+      </w:r>
+      <w:hyperlink r:id="rId33">
+        <w:r>
+          <w:rPr>
+            <w:lang w:val="zh_TW" w:bidi="zh_TW"/>
+          </w:rPr>
+          <w:rPr>
+            <w:color w:val="0000EE"/>
+            <w:u w:val="single"/>
+          </w:rPr>
+          <w:t>賽25:6</w:t>
+        </w:r>
+      </w:hyperlink>
+      <w:r>
+        <w:rPr>
+          <w:lang w:val="zh_TW" w:bidi="zh_TW"/>
+        </w:rPr>
+        <w:t>；</w:t>
+      </w:r>
+      <w:hyperlink r:id="rId34">
+        <w:r>
+          <w:rPr>
+            <w:lang w:val="zh_TW" w:bidi="zh_TW"/>
+          </w:rPr>
+          <w:rPr>
+            <w:color w:val="0000EE"/>
+            <w:u w:val="single"/>
+          </w:rPr>
+          <w:t>路14:25</w:t>
+        </w:r>
+      </w:hyperlink>
+      <w:r>
+        <w:rPr>
+          <w:lang w:val="zh_TW" w:bidi="zh_TW"/>
+        </w:rPr>
+        <w:t>；</w:t>
+      </w:r>
+      <w:hyperlink r:id="rId35">
+        <w:r>
+          <w:rPr>
+            <w:lang w:val="zh_TW" w:bidi="zh_TW"/>
+          </w:rPr>
+          <w:rPr>
+            <w:color w:val="0000EE"/>
+            <w:u w:val="single"/>
+          </w:rPr>
+          <w:t>啟19:9</w:t>
+        </w:r>
+      </w:hyperlink>
+      <w:r>
+        <w:rPr>
+          <w:lang w:val="zh_TW" w:bidi="zh_TW"/>
+        </w:rPr>
+        <w:t>）。</w:t>
+      </w:r>
+    </w:p>
+    <w:p>
+      <w:pPr/>
+      <w:r>
+        <w:rPr>
+          <w:lang w:val="zh_TW" w:bidi="zh_TW"/>
+        </w:rPr>
+      </w:r>
+      <w:r>
+        <w:rPr>
+          <w:i/>
+          <w:lang w:val="zh_TW" w:bidi="zh_TW"/>
+        </w:rPr>
+        <w:t>另見</w:t>
+      </w:r>
+      <w:r>
+        <w:rPr>
+          <w:lang w:val="zh_TW" w:bidi="zh_TW"/>
+        </w:rPr>
+        <w:t xml:space="preserve"> </w:t>
+      </w:r>
+      <w:r>
+        <w:rPr>
+          <w:lang w:val="zh_TW" w:bidi="zh_TW"/>
+        </w:rPr>
+        <w:t>食物和食物準備</w:t>
+      </w:r>
+      <w:r>
+        <w:rPr>
+          <w:lang w:val="zh_TW" w:bidi="zh_TW"/>
+        </w:rPr>
+        <w:t>；</w:t>
+      </w:r>
+      <w:r>
+        <w:rPr>
+          <w:lang w:val="zh_TW" w:bidi="zh_TW"/>
+        </w:rPr>
+        <w:t>以色列的節期和節日</w:t>
+      </w:r>
+      <w:r>
+        <w:rPr>
+          <w:lang w:val="zh_TW" w:bidi="zh_TW"/>
+        </w:rPr>
+        <w:t>；</w:t>
+      </w:r>
+      <w:r>
+        <w:rPr>
+          <w:lang w:val="zh_TW" w:bidi="zh_TW"/>
+        </w:rPr>
+        <w:t>主的晚餐</w:t>
+      </w:r>
+      <w:r>
+        <w:rPr>
+          <w:lang w:val="zh_TW" w:bidi="zh_TW"/>
+        </w:rPr>
+        <w:t>；</w:t>
+      </w:r>
+      <w:r>
+        <w:rPr>
+          <w:lang w:val="zh_TW" w:bidi="zh_TW"/>
+        </w:rPr>
+        <w:t>逾越節</w:t>
+      </w:r>
+      <w:r>
+        <w:rPr>
+          <w:lang w:val="zh_TW" w:bidi="zh_TW"/>
+        </w:rPr>
+        <w:t>。</w:t>
       </w:r>
       <w:r>
         <w:rPr>

--- a/zht/docx/073.content.docx
+++ b/zht/docx/073.content.docx
@@ -19,7 +19,7 @@
         <w:rPr>
           <w:lang w:val="zh_TW" w:bidi="zh_TW"/>
         </w:rPr>
-        <w:t>Resource: Tyndale Open Bible Dictionary</w:t>
+        <w:t>Resource: Aquifer Open Bible Dictionary</w:t>
       </w:r>
       <w:r>
         <w:rPr>
@@ -112,7 +112,7 @@
         <w:rPr>
           <w:lang w:val="zh_TW" w:bidi="zh_TW"/>
         </w:rPr>
-        <w:t>Tyndale Open Bible Dictionary</w:t>
+        <w:t>Aquifer Open Bible Dictionary</w:t>
       </w:r>
     </w:p>
     <w:p>

--- a/zht/docx/073.content.docx
+++ b/zht/docx/073.content.docx
@@ -149,7 +149,7 @@
         <w:rPr>
           <w:lang w:val="zh_TW" w:bidi="zh_TW"/>
         </w:rPr>
-        <w:t>ju</w:t>
+        <w:t>jing</w:t>
       </w:r>
       <w:r>
         <w:rPr>
@@ -212,7 +212,7 @@
         <w:rPr>
           <w:lang w:val="zh_TW" w:bidi="zh_TW"/>
         </w:rPr>
-        <w:t>聚餐（餐食）的重要性</w:t>
+        <w:t>荊棘</w:t>
       </w:r>
       <w:r>
         <w:rPr>
@@ -231,18 +231,7 @@
         <w:rPr>
           <w:lang w:val="zh_TW" w:bidi="zh_TW"/>
         </w:rPr>
-        <w:t>聚餐在家庭、社會和宗教生活中都扮演著重要的角色。晚餐是所有家人聚在一起的時候，因此對於增進彼此感情非常重要。為旅客提供膳食更是一種社會和宗教責任。朋友們會來探訪，與一家人一起用餐，並討論日常的問題。聚餐對猶太教和基督教來說，亦有舉足輕重的意義，他們會分別慶祝逾越節和聖餐。</w:t>
-      </w:r>
-    </w:p>
-    <w:p>
-      <w:pPr>
-        <w:pStyle w:val="Heading4"/>
-      </w:pPr>
-      <w:r>
-        <w:rPr>
-          <w:lang w:val="zh_TW" w:bidi="zh_TW"/>
-        </w:rPr>
-        <w:t>餐食的種類</w:t>
+        <w:t>荊棘是生長在植物莖或枝上的銳利尖刺。荊棘可能會刺傷觸碰它們的人或動物。有些植物會長出荊棘以自我保護。</w:t>
       </w:r>
     </w:p>
     <w:p>
@@ -256,7 +245,7 @@
         <w:rPr>
           <w:lang w:val="zh_TW" w:bidi="zh_TW"/>
         </w:rPr>
-        <w:t>在古代近東，人們一天只吃兩頓飯。第一頓是工人在中午於田間吃的，這頓飯有小糕點、小麵包、無花果、橄欖，可能還有山羊起司（芝士）或凝乳，其份量不大，是在炎熱和工作期間休息時所吃的（</w:t>
+        <w:t>聖經經常提到荊棘。它們可以是土地上自然生長的植物的一部分，也可以象徵痛苦、困難或懲罰。例如，在亞當與夏娃犯罪之後，神說土地要長出荊棘和蒺藜（</w:t>
       </w:r>
       <w:hyperlink r:id="rId13">
         <w:r>
@@ -267,43 +256,7 @@
             <w:color w:val="0000EE"/>
             <w:u w:val="single"/>
           </w:rPr>
-          <w:t>得2:14</w:t>
-        </w:r>
-      </w:hyperlink>
-      <w:r>
-        <w:rPr>
-          <w:lang w:val="zh_TW" w:bidi="zh_TW"/>
-        </w:rPr>
-        <w:t>）。聖經時代的人通常不吃早餐。聖經中只有幾次提到早上用餐（</w:t>
-      </w:r>
-      <w:hyperlink r:id="rId14">
-        <w:r>
-          <w:rPr>
-            <w:lang w:val="zh_TW" w:bidi="zh_TW"/>
-          </w:rPr>
-          <w:rPr>
-            <w:color w:val="0000EE"/>
-            <w:u w:val="single"/>
-          </w:rPr>
-          <w:t>士19:5</w:t>
-        </w:r>
-      </w:hyperlink>
-      <w:r>
-        <w:rPr>
-          <w:lang w:val="zh_TW" w:bidi="zh_TW"/>
-        </w:rPr>
-        <w:t>；</w:t>
-      </w:r>
-      <w:hyperlink r:id="rId15">
-        <w:r>
-          <w:rPr>
-            <w:lang w:val="zh_TW" w:bidi="zh_TW"/>
-          </w:rPr>
-          <w:rPr>
-            <w:color w:val="0000EE"/>
-            <w:u w:val="single"/>
-          </w:rPr>
-          <w:t>約21:12</w:t>
+          <w:t>創3:18</w:t>
         </w:r>
       </w:hyperlink>
       <w:r>
@@ -324,18 +277,25 @@
         <w:rPr>
           <w:lang w:val="zh_TW" w:bidi="zh_TW"/>
         </w:rPr>
-        <w:t>在以色列中，晚餐是整天最重要的社交活動。工人回家放鬆，與家人共享晚餐。這頓飯通常在日落時分開始，因為那時天色已暗，無法工作。</w:t>
-      </w:r>
-    </w:p>
-    <w:p>
-      <w:pPr>
-        <w:pStyle w:val="Heading4"/>
-      </w:pPr>
-      <w:r>
-        <w:rPr>
-          <w:lang w:val="zh_TW" w:bidi="zh_TW"/>
-        </w:rPr>
-        <w:t>食物</w:t>
+        <w:t>人們曾在耶穌死前，用荊棘做成冠冕，放在耶穌的頭上嘲弄他（</w:t>
+      </w:r>
+      <w:hyperlink r:id="rId14">
+        <w:r>
+          <w:rPr>
+            <w:lang w:val="zh_TW" w:bidi="zh_TW"/>
+          </w:rPr>
+          <w:rPr>
+            <w:color w:val="0000EE"/>
+            <w:u w:val="single"/>
+          </w:rPr>
+          <w:t>太27:29</w:t>
+        </w:r>
+      </w:hyperlink>
+      <w:r>
+        <w:rPr>
+          <w:lang w:val="zh_TW" w:bidi="zh_TW"/>
+        </w:rPr>
+        <w:t>）。</w:t>
       </w:r>
     </w:p>
     <w:p>
@@ -347,20 +307,44 @@
       </w:r>
       <w:r>
         <w:rPr>
-          <w:lang w:val="zh_TW" w:bidi="zh_TW"/>
-        </w:rPr>
-        <w:t>一般的晚餐包括手磨穀物製成的餅或蛋糕、山羊芝士或凝乳，以及豆類、扁豆、韭蔥、豌豆、無花果、橄欖、葡萄乾和棗等等的蔬菜。市面有供應肉類，但對大多數人來說卻比較奢侈。人們會用橄欖油烹調食物，並用蜜糖調味。</w:t>
-      </w:r>
-    </w:p>
-    <w:p>
-      <w:pPr>
-        <w:pStyle w:val="Heading4"/>
-      </w:pPr>
-      <w:r>
-        <w:rPr>
-          <w:lang w:val="zh_TW" w:bidi="zh_TW"/>
-        </w:rPr>
-        <w:t>如何進食</w:t>
+          <w:i/>
+          <w:lang w:val="zh_TW" w:bidi="zh_TW"/>
+        </w:rPr>
+        <w:t>見</w:t>
+      </w:r>
+      <w:r>
+        <w:rPr>
+          <w:lang w:val="zh_TW" w:bidi="zh_TW"/>
+        </w:rPr>
+        <w:t>蒺藜</w:t>
+      </w:r>
+      <w:r>
+        <w:rPr>
+          <w:lang w:val="zh_TW" w:bidi="zh_TW"/>
+        </w:rPr>
+        <w:t>，</w:t>
+      </w:r>
+      <w:r>
+        <w:rPr>
+          <w:lang w:val="zh_TW" w:bidi="zh_TW"/>
+        </w:rPr>
+        <w:t>荊棘</w:t>
+      </w:r>
+      <w:r>
+        <w:rPr>
+          <w:lang w:val="zh_TW" w:bidi="zh_TW"/>
+        </w:rPr>
+        <w:t>。</w:t>
+      </w:r>
+      <w:r>
+        <w:rPr>
+          <w:lang w:val="zh_TW" w:bidi="zh_TW"/>
+        </w:rPr>
+      </w:r>
+      <w:r>
+        <w:rPr>
+          <w:lang w:val="zh_TW" w:bidi="zh_TW"/>
+        </w:rPr>
       </w:r>
     </w:p>
     <w:p>
@@ -370,95 +354,21 @@
           <w:lang w:val="zh_TW" w:bidi="zh_TW"/>
         </w:rPr>
       </w:r>
-      <w:r>
-        <w:rPr>
-          <w:lang w:val="zh_TW" w:bidi="zh_TW"/>
-        </w:rPr>
-        <w:t>一般家庭通常坐在地板上一起用餐，以</w:t>
-      </w:r>
-      <w:r>
-        <w:rPr>
-          <w:lang w:val="zh_TW" w:bidi="zh_TW"/>
-        </w:rPr>
-        <w:t>毛毯</w:t>
-      </w:r>
-      <w:r>
-        <w:rPr>
-          <w:lang w:val="zh_TW" w:bidi="zh_TW"/>
-        </w:rPr>
-        <w:t>為飯桌（</w:t>
-      </w:r>
-      <w:hyperlink r:id="rId16">
-        <w:r>
-          <w:rPr>
-            <w:lang w:val="zh_TW" w:bidi="zh_TW"/>
-          </w:rPr>
-          <w:rPr>
-            <w:color w:val="0000EE"/>
-            <w:u w:val="single"/>
-          </w:rPr>
-          <w:t>創37:25</w:t>
-        </w:r>
-      </w:hyperlink>
-      <w:r>
-        <w:rPr>
-          <w:lang w:val="zh_TW" w:bidi="zh_TW"/>
-        </w:rPr>
-        <w:t>）。後來，他們按照迦南風俗，使用椅子和飯桌（</w:t>
-      </w:r>
-      <w:hyperlink r:id="rId17">
-        <w:r>
-          <w:rPr>
-            <w:lang w:val="zh_TW" w:bidi="zh_TW"/>
-          </w:rPr>
-          <w:rPr>
-            <w:color w:val="0000EE"/>
-            <w:u w:val="single"/>
-          </w:rPr>
-          <w:t>王上13:20</w:t>
-        </w:r>
-      </w:hyperlink>
-      <w:r>
-        <w:rPr>
-          <w:lang w:val="zh_TW" w:bidi="zh_TW"/>
-        </w:rPr>
-        <w:t>；</w:t>
-      </w:r>
-      <w:hyperlink r:id="rId18">
-        <w:r>
-          <w:rPr>
-            <w:lang w:val="zh_TW" w:bidi="zh_TW"/>
-          </w:rPr>
-          <w:rPr>
-            <w:color w:val="0000EE"/>
-            <w:u w:val="single"/>
-          </w:rPr>
-          <w:t>詩23:5</w:t>
-        </w:r>
-      </w:hyperlink>
-      <w:r>
-        <w:rPr>
-          <w:lang w:val="zh_TW" w:bidi="zh_TW"/>
-        </w:rPr>
-        <w:t>；</w:t>
-      </w:r>
-      <w:hyperlink r:id="rId19">
-        <w:r>
-          <w:rPr>
-            <w:lang w:val="zh_TW" w:bidi="zh_TW"/>
-          </w:rPr>
-          <w:rPr>
-            <w:color w:val="0000EE"/>
-            <w:u w:val="single"/>
-          </w:rPr>
-          <w:t>結23:41</w:t>
-        </w:r>
-      </w:hyperlink>
-      <w:r>
-        <w:rPr>
-          <w:lang w:val="zh_TW" w:bidi="zh_TW"/>
-        </w:rPr>
-        <w:t>）。埃及人躺著吃飯的習俗變得流行，直至羅馬時期。在特殊場合中，他們也會為家人和客人提供音樂、舞蹈和謎語。</w:t>
+    </w:p>
+    <w:p>
+      <w:pPr>
+        <w:pStyle w:val="Heading2"/>
+      </w:pPr>
+      <w:r>
+        <w:rPr>
+          <w:lang w:val="zh_TW" w:bidi="zh_TW"/>
+        </w:rPr>
+        <w:t>井</w:t>
+      </w:r>
+      <w:r>
+        <w:rPr>
+          <w:lang w:val="zh_TW" w:bidi="zh_TW"/>
+        </w:rPr>
       </w:r>
     </w:p>
     <w:p>
@@ -472,7 +382,115 @@
         <w:rPr>
           <w:lang w:val="zh_TW" w:bidi="zh_TW"/>
         </w:rPr>
-        <w:t>及至新約時期，人們有時會在樓上設置獨立房間，作飯廳之用。客人倚臥左肘，吃飯和交談。在重要的聚餐場合，人們會依照固定的順序就座——從最尊貴的人到地位較低的人（參</w:t>
+        <w:t>人工的蓄水處所，水源來自地下泉水或雨水供應。由於聖經世界大部分地區地處乾旱到半乾旱區，因此井是人、牲畜和農作物灌溉的重要水源。不幸的是，大多數井並不能提供可靠的水源，因為它們依賴於稀少的降雨或間歇性的泉水（</w:t>
+      </w:r>
+      <w:hyperlink r:id="rId15">
+        <w:r>
+          <w:rPr>
+            <w:lang w:val="zh_TW" w:bidi="zh_TW"/>
+          </w:rPr>
+          <w:rPr>
+            <w:color w:val="0000EE"/>
+            <w:u w:val="single"/>
+          </w:rPr>
+          <w:t>箴25:26</w:t>
+        </w:r>
+      </w:hyperlink>
+      <w:r>
+        <w:rPr>
+          <w:lang w:val="zh_TW" w:bidi="zh_TW"/>
+        </w:rPr>
+        <w:t>）。因此，發現可靠的水源是值得慶祝的原因（</w:t>
+      </w:r>
+      <w:hyperlink r:id="rId16">
+        <w:r>
+          <w:rPr>
+            <w:lang w:val="zh_TW" w:bidi="zh_TW"/>
+          </w:rPr>
+          <w:rPr>
+            <w:color w:val="0000EE"/>
+            <w:u w:val="single"/>
+          </w:rPr>
+          <w:t>民21:17–18</w:t>
+        </w:r>
+      </w:hyperlink>
+      <w:r>
+        <w:rPr>
+          <w:lang w:val="zh_TW" w:bidi="zh_TW"/>
+        </w:rPr>
+        <w:t>），並且經常引發衝突（</w:t>
+      </w:r>
+      <w:hyperlink r:id="rId17">
+        <w:r>
+          <w:rPr>
+            <w:lang w:val="zh_TW" w:bidi="zh_TW"/>
+          </w:rPr>
+          <w:rPr>
+            <w:color w:val="0000EE"/>
+            <w:u w:val="single"/>
+          </w:rPr>
+          <w:t>創21:25–30</w:t>
+        </w:r>
+      </w:hyperlink>
+      <w:r>
+        <w:rPr>
+          <w:lang w:val="zh_TW" w:bidi="zh_TW"/>
+        </w:rPr>
+        <w:t>，</w:t>
+      </w:r>
+      <w:hyperlink r:id="rId18">
+        <w:r>
+          <w:rPr>
+            <w:lang w:val="zh_TW" w:bidi="zh_TW"/>
+          </w:rPr>
+          <w:rPr>
+            <w:color w:val="0000EE"/>
+            <w:u w:val="single"/>
+          </w:rPr>
+          <w:t>26:19–22</w:t>
+        </w:r>
+      </w:hyperlink>
+      <w:r>
+        <w:rPr>
+          <w:lang w:val="zh_TW" w:bidi="zh_TW"/>
+        </w:rPr>
+        <w:t>；</w:t>
+      </w:r>
+      <w:hyperlink r:id="rId19">
+        <w:r>
+          <w:rPr>
+            <w:lang w:val="zh_TW" w:bidi="zh_TW"/>
+          </w:rPr>
+          <w:rPr>
+            <w:color w:val="0000EE"/>
+            <w:u w:val="single"/>
+          </w:rPr>
+          <w:t>王下3:19</w:t>
+        </w:r>
+      </w:hyperlink>
+      <w:r>
+        <w:rPr>
+          <w:lang w:val="zh_TW" w:bidi="zh_TW"/>
+        </w:rPr>
+        <w:t>）。成功挖出水井並保護自己的飲水權通常是確定財產權的重要因素（</w:t>
+      </w:r>
+      <w:hyperlink r:id="rId17">
+        <w:r>
+          <w:rPr>
+            <w:lang w:val="zh_TW" w:bidi="zh_TW"/>
+          </w:rPr>
+          <w:rPr>
+            <w:color w:val="0000EE"/>
+            <w:u w:val="single"/>
+          </w:rPr>
+          <w:t>創21:25–30</w:t>
+        </w:r>
+      </w:hyperlink>
+      <w:r>
+        <w:rPr>
+          <w:lang w:val="zh_TW" w:bidi="zh_TW"/>
+        </w:rPr>
+        <w:t>，</w:t>
       </w:r>
       <w:hyperlink r:id="rId20">
         <w:r>
@@ -483,86 +501,14 @@
             <w:color w:val="0000EE"/>
             <w:u w:val="single"/>
           </w:rPr>
-          <w:t>創43:33</w:t>
-        </w:r>
-      </w:hyperlink>
-      <w:r>
-        <w:rPr>
-          <w:lang w:val="zh_TW" w:bidi="zh_TW"/>
-        </w:rPr>
-        <w:t>；</w:t>
-      </w:r>
-      <w:hyperlink r:id="rId21">
-        <w:r>
-          <w:rPr>
-            <w:lang w:val="zh_TW" w:bidi="zh_TW"/>
-          </w:rPr>
-          <w:rPr>
-            <w:color w:val="0000EE"/>
-            <w:u w:val="single"/>
-          </w:rPr>
-          <w:t>撒上9:22</w:t>
-        </w:r>
-      </w:hyperlink>
-      <w:r>
-        <w:rPr>
-          <w:lang w:val="zh_TW" w:bidi="zh_TW"/>
-        </w:rPr>
-        <w:t>；</w:t>
-      </w:r>
-      <w:hyperlink r:id="rId22">
-        <w:r>
-          <w:rPr>
-            <w:lang w:val="zh_TW" w:bidi="zh_TW"/>
-          </w:rPr>
-          <w:rPr>
-            <w:color w:val="0000EE"/>
-            <w:u w:val="single"/>
-          </w:rPr>
-          <w:t>太23:6</w:t>
-        </w:r>
-      </w:hyperlink>
-      <w:r>
-        <w:rPr>
-          <w:lang w:val="zh_TW" w:bidi="zh_TW"/>
-        </w:rPr>
-        <w:t>；</w:t>
-      </w:r>
-      <w:hyperlink r:id="rId23">
-        <w:r>
-          <w:rPr>
-            <w:lang w:val="zh_TW" w:bidi="zh_TW"/>
-          </w:rPr>
-          <w:rPr>
-            <w:color w:val="0000EE"/>
-            <w:u w:val="single"/>
-          </w:rPr>
-          <w:t>可12:39</w:t>
-        </w:r>
-      </w:hyperlink>
-      <w:r>
-        <w:rPr>
-          <w:lang w:val="zh_TW" w:bidi="zh_TW"/>
-        </w:rPr>
-        <w:t>；</w:t>
-      </w:r>
-      <w:hyperlink r:id="rId24">
-        <w:r>
-          <w:rPr>
-            <w:lang w:val="zh_TW" w:bidi="zh_TW"/>
-          </w:rPr>
-          <w:rPr>
-            <w:color w:val="0000EE"/>
-            <w:u w:val="single"/>
-          </w:rPr>
-          <w:t>路14:8</w:t>
-        </w:r>
-      </w:hyperlink>
-      <w:r>
-        <w:rPr>
-          <w:lang w:val="zh_TW" w:bidi="zh_TW"/>
-        </w:rPr>
-        <w:t>）。當客人進入房間時，尊貴的位置通常位於僕人的右側，而地位最低的位置則在僕人的左側。</w:t>
+          <w:t>29:2–3</w:t>
+        </w:r>
+      </w:hyperlink>
+      <w:r>
+        <w:rPr>
+          <w:lang w:val="zh_TW" w:bidi="zh_TW"/>
+        </w:rPr>
+        <w:t>）。</w:t>
       </w:r>
     </w:p>
     <w:p>
@@ -576,30 +522,115 @@
         <w:rPr>
           <w:lang w:val="zh_TW" w:bidi="zh_TW"/>
         </w:rPr>
-        <w:t>客人在用餐前後都會洗手。燉菜放在</w:t>
-      </w:r>
-      <w:r>
-        <w:rPr>
-          <w:lang w:val="zh_TW" w:bidi="zh_TW"/>
-        </w:rPr>
-        <w:t>砂鍋</w:t>
-      </w:r>
-      <w:r>
-        <w:rPr>
-          <w:lang w:val="zh_TW" w:bidi="zh_TW"/>
-        </w:rPr>
-        <w:t>，包括肉、蔬菜或兩者兼有，人們會用餅來舀取鍋中的燉菜。晚餐通常只有一道主菜，因此廚師可以與客人一起享用。</w:t>
-      </w:r>
-    </w:p>
-    <w:p>
-      <w:pPr>
-        <w:pStyle w:val="Heading4"/>
-      </w:pPr>
-      <w:r>
-        <w:rPr>
-          <w:lang w:val="zh_TW" w:bidi="zh_TW"/>
-        </w:rPr>
-        <w:t>新約聖經中的聚餐</w:t>
+        <w:t>好的水井通常被認為是神攝理的象徵（</w:t>
+      </w:r>
+      <w:hyperlink r:id="rId21">
+        <w:r>
+          <w:rPr>
+            <w:lang w:val="zh_TW" w:bidi="zh_TW"/>
+          </w:rPr>
+          <w:rPr>
+            <w:color w:val="0000EE"/>
+            <w:u w:val="single"/>
+          </w:rPr>
+          <w:t>創16:14</w:t>
+        </w:r>
+      </w:hyperlink>
+      <w:r>
+        <w:rPr>
+          <w:lang w:val="zh_TW" w:bidi="zh_TW"/>
+        </w:rPr>
+        <w:t>，</w:t>
+      </w:r>
+      <w:hyperlink r:id="rId22">
+        <w:r>
+          <w:rPr>
+            <w:lang w:val="zh_TW" w:bidi="zh_TW"/>
+          </w:rPr>
+          <w:rPr>
+            <w:color w:val="0000EE"/>
+            <w:u w:val="single"/>
+          </w:rPr>
+          <w:t>21:19</w:t>
+        </w:r>
+      </w:hyperlink>
+      <w:r>
+        <w:rPr>
+          <w:lang w:val="zh_TW" w:bidi="zh_TW"/>
+        </w:rPr>
+        <w:t>；</w:t>
+      </w:r>
+      <w:hyperlink r:id="rId23">
+        <w:r>
+          <w:rPr>
+            <w:lang w:val="zh_TW" w:bidi="zh_TW"/>
+          </w:rPr>
+          <w:rPr>
+            <w:color w:val="0000EE"/>
+            <w:u w:val="single"/>
+          </w:rPr>
+          <w:t>民21:16–18</w:t>
+        </w:r>
+      </w:hyperlink>
+      <w:r>
+        <w:rPr>
+          <w:lang w:val="zh_TW" w:bidi="zh_TW"/>
+        </w:rPr>
+        <w:t>）。因此，聖經作者將泉水井的水比喻為神為祂子民所提供的救恩（</w:t>
+      </w:r>
+      <w:hyperlink r:id="rId24">
+        <w:r>
+          <w:rPr>
+            <w:lang w:val="zh_TW" w:bidi="zh_TW"/>
+          </w:rPr>
+          <w:rPr>
+            <w:color w:val="0000EE"/>
+            <w:u w:val="single"/>
+          </w:rPr>
+          <w:t>賽12:3</w:t>
+        </w:r>
+      </w:hyperlink>
+      <w:r>
+        <w:rPr>
+          <w:lang w:val="zh_TW" w:bidi="zh_TW"/>
+        </w:rPr>
+        <w:t>；</w:t>
+      </w:r>
+      <w:hyperlink r:id="rId25">
+        <w:r>
+          <w:rPr>
+            <w:lang w:val="zh_TW" w:bidi="zh_TW"/>
+          </w:rPr>
+          <w:rPr>
+            <w:color w:val="0000EE"/>
+            <w:u w:val="single"/>
+          </w:rPr>
+          <w:t>約4:14</w:t>
+        </w:r>
+      </w:hyperlink>
+      <w:r>
+        <w:rPr>
+          <w:lang w:val="zh_TW" w:bidi="zh_TW"/>
+        </w:rPr>
+        <w:t>）。蓄水池中所收集的雨水的水質相對較差，而那些可以汲取「活」水（即流動的水）的水井水質較好，這一區別有助於澄清耶穌向撒馬利亞婦人說提供「活水」時的對話（</w:t>
+      </w:r>
+      <w:hyperlink r:id="rId26">
+        <w:r>
+          <w:rPr>
+            <w:lang w:val="zh_TW" w:bidi="zh_TW"/>
+          </w:rPr>
+          <w:rPr>
+            <w:color w:val="0000EE"/>
+            <w:u w:val="single"/>
+          </w:rPr>
+          <w:t>約4:10–15</w:t>
+        </w:r>
+      </w:hyperlink>
+      <w:r>
+        <w:rPr>
+          <w:lang w:val="zh_TW" w:bidi="zh_TW"/>
+        </w:rPr>
+        <w:t>）。</w:t>
       </w:r>
     </w:p>
     <w:p>
@@ -611,128 +642,44 @@
       </w:r>
       <w:r>
         <w:rPr>
-          <w:lang w:val="zh_TW" w:bidi="zh_TW"/>
-        </w:rPr>
-        <w:t>耶穌經常與祂的門徒和朋友聚餐。耶穌和祂的追隨者曾是加利利迦拿婚宴的客人（</w:t>
-      </w:r>
-      <w:hyperlink r:id="rId25">
-        <w:r>
-          <w:rPr>
-            <w:lang w:val="zh_TW" w:bidi="zh_TW"/>
-          </w:rPr>
-          <w:rPr>
-            <w:color w:val="0000EE"/>
-            <w:u w:val="single"/>
-          </w:rPr>
-          <w:t>約2:1–10</w:t>
-        </w:r>
-      </w:hyperlink>
-      <w:r>
-        <w:rPr>
-          <w:lang w:val="zh_TW" w:bidi="zh_TW"/>
-        </w:rPr>
-        <w:t>），也曾參加由馬太舉辦的晚宴（</w:t>
-      </w:r>
-      <w:hyperlink r:id="rId26">
-        <w:r>
-          <w:rPr>
-            <w:lang w:val="zh_TW" w:bidi="zh_TW"/>
-          </w:rPr>
-          <w:rPr>
-            <w:color w:val="0000EE"/>
-            <w:u w:val="single"/>
-          </w:rPr>
-          <w:t>太9:10</w:t>
-        </w:r>
-      </w:hyperlink>
-      <w:r>
-        <w:rPr>
-          <w:lang w:val="zh_TW" w:bidi="zh_TW"/>
-        </w:rPr>
-        <w:t>）。他們亦是法利賽人西門舉辦另一場晚宴的客人（</w:t>
-      </w:r>
-      <w:hyperlink r:id="rId27">
-        <w:r>
-          <w:rPr>
-            <w:lang w:val="zh_TW" w:bidi="zh_TW"/>
-          </w:rPr>
-          <w:rPr>
-            <w:color w:val="0000EE"/>
-            <w:u w:val="single"/>
-          </w:rPr>
-          <w:t>路7:36–50</w:t>
-        </w:r>
-      </w:hyperlink>
-      <w:r>
-        <w:rPr>
-          <w:lang w:val="zh_TW" w:bidi="zh_TW"/>
-        </w:rPr>
-        <w:t>）。耶穌還曾在撒該的晚宴上，受到熱烈款待（</w:t>
-      </w:r>
-      <w:hyperlink r:id="rId28">
-        <w:r>
-          <w:rPr>
-            <w:lang w:val="zh_TW" w:bidi="zh_TW"/>
-          </w:rPr>
-          <w:rPr>
-            <w:color w:val="0000EE"/>
-            <w:u w:val="single"/>
-          </w:rPr>
-          <w:t>路19:6–7</w:t>
-        </w:r>
-      </w:hyperlink>
-      <w:r>
-        <w:rPr>
-          <w:lang w:val="zh_TW" w:bidi="zh_TW"/>
-        </w:rPr>
-        <w:t>）。耶穌也曾有幾次，成為馬大、馬利亞和拉撒路在伯大尼家庭聚會的客人（</w:t>
-      </w:r>
-      <w:hyperlink r:id="rId29">
-        <w:r>
-          <w:rPr>
-            <w:lang w:val="zh_TW" w:bidi="zh_TW"/>
-          </w:rPr>
-          <w:rPr>
-            <w:color w:val="0000EE"/>
-            <w:u w:val="single"/>
-          </w:rPr>
-          <w:t>路10:38–42</w:t>
-        </w:r>
-      </w:hyperlink>
+          <w:i/>
+          <w:lang w:val="zh_TW" w:bidi="zh_TW"/>
+        </w:rPr>
+        <w:t xml:space="preserve">另見 </w:t>
+      </w:r>
+      <w:r>
+        <w:rPr>
+          <w:lang w:val="zh_TW" w:bidi="zh_TW"/>
+        </w:rPr>
+        <w:t>蓄水池</w:t>
+      </w:r>
       <w:r>
         <w:rPr>
           <w:lang w:val="zh_TW" w:bidi="zh_TW"/>
         </w:rPr>
         <w:t>；</w:t>
       </w:r>
-      <w:hyperlink r:id="rId30">
-        <w:r>
-          <w:rPr>
-            <w:lang w:val="zh_TW" w:bidi="zh_TW"/>
-          </w:rPr>
-          <w:rPr>
-            <w:color w:val="0000EE"/>
-            <w:u w:val="single"/>
-          </w:rPr>
-          <w:t>約12:2</w:t>
-        </w:r>
-      </w:hyperlink>
-      <w:r>
-        <w:rPr>
-          <w:lang w:val="zh_TW" w:bidi="zh_TW"/>
-        </w:rPr>
-        <w:t>）。根據小城鎮和村莊的習俗，路過的人很可能會進來向耶穌問候，或許還會與其他客人交談。</w:t>
-      </w:r>
-    </w:p>
-    <w:p>
-      <w:pPr>
-        <w:pStyle w:val="Heading4"/>
-      </w:pPr>
-      <w:r>
-        <w:rPr>
-          <w:lang w:val="zh_TW" w:bidi="zh_TW"/>
-        </w:rPr>
-        <w:t>重要的宗教聚餐</w:t>
+      <w:r>
+        <w:rPr>
+          <w:lang w:val="zh_TW" w:bidi="zh_TW"/>
+        </w:rPr>
+        <w:t>雅各井</w:t>
+      </w:r>
+      <w:r>
+        <w:rPr>
+          <w:lang w:val="zh_TW" w:bidi="zh_TW"/>
+        </w:rPr>
+        <w:t>。</w:t>
+      </w:r>
+      <w:r>
+        <w:rPr>
+          <w:lang w:val="zh_TW" w:bidi="zh_TW"/>
+        </w:rPr>
+      </w:r>
+      <w:r>
+        <w:rPr>
+          <w:lang w:val="zh_TW" w:bidi="zh_TW"/>
+        </w:rPr>
       </w:r>
     </w:p>
     <w:p>
@@ -742,29 +689,21 @@
           <w:lang w:val="zh_TW" w:bidi="zh_TW"/>
         </w:rPr>
       </w:r>
-      <w:r>
-        <w:rPr>
-          <w:lang w:val="zh_TW" w:bidi="zh_TW"/>
-        </w:rPr>
-        <w:t>聖經描述了兩個重要的宴席，一個涉及舊約，另一個涉及新約（約是神與祂子民之間的承諾），這兩個筵席對神的子民都有救贖的意義。第一個是逾越節的設立，發生在以色列人跟隨摩西離開埃及的時候（</w:t>
-      </w:r>
-      <w:hyperlink r:id="rId31">
-        <w:r>
-          <w:rPr>
-            <w:lang w:val="zh_TW" w:bidi="zh_TW"/>
-          </w:rPr>
-          <w:rPr>
-            <w:color w:val="0000EE"/>
-            <w:u w:val="single"/>
-          </w:rPr>
-          <w:t>出12</w:t>
-        </w:r>
-      </w:hyperlink>
-      <w:r>
-        <w:rPr>
-          <w:lang w:val="zh_TW" w:bidi="zh_TW"/>
-        </w:rPr>
-        <w:t>）。第二個是聖餐的設立。這兩者的細節，分別見於不同的文章。</w:t>
+    </w:p>
+    <w:p>
+      <w:pPr>
+        <w:pStyle w:val="Heading2"/>
+      </w:pPr>
+      <w:r>
+        <w:rPr>
+          <w:lang w:val="zh_TW" w:bidi="zh_TW"/>
+        </w:rPr>
+        <w:t>敬拜</w:t>
+      </w:r>
+      <w:r>
+        <w:rPr>
+          <w:lang w:val="zh_TW" w:bidi="zh_TW"/>
+        </w:rPr>
       </w:r>
     </w:p>
     <w:p>
@@ -778,79 +717,18 @@
         <w:rPr>
           <w:lang w:val="zh_TW" w:bidi="zh_TW"/>
         </w:rPr>
-        <w:t>聖經中還有其它重要的餐食記錄。舉例來說，以色列人在獻祭時常吃飯來慶祝神（</w:t>
-      </w:r>
-      <w:hyperlink r:id="rId32">
-        <w:r>
-          <w:rPr>
-            <w:lang w:val="zh_TW" w:bidi="zh_TW"/>
-          </w:rPr>
-          <w:rPr>
-            <w:color w:val="0000EE"/>
-            <w:u w:val="single"/>
-          </w:rPr>
-          <w:t>申14:24–26</w:t>
-        </w:r>
-      </w:hyperlink>
-      <w:r>
-        <w:rPr>
-          <w:lang w:val="zh_TW" w:bidi="zh_TW"/>
-        </w:rPr>
-        <w:t>）。聖經也提到有一天在神的國裡會有大筵席（</w:t>
-      </w:r>
-      <w:hyperlink r:id="rId33">
-        <w:r>
-          <w:rPr>
-            <w:lang w:val="zh_TW" w:bidi="zh_TW"/>
-          </w:rPr>
-          <w:rPr>
-            <w:color w:val="0000EE"/>
-            <w:u w:val="single"/>
-          </w:rPr>
-          <w:t>賽25:6</w:t>
-        </w:r>
-      </w:hyperlink>
-      <w:r>
-        <w:rPr>
-          <w:lang w:val="zh_TW" w:bidi="zh_TW"/>
-        </w:rPr>
-        <w:t>；</w:t>
-      </w:r>
-      <w:hyperlink r:id="rId34">
-        <w:r>
-          <w:rPr>
-            <w:lang w:val="zh_TW" w:bidi="zh_TW"/>
-          </w:rPr>
-          <w:rPr>
-            <w:color w:val="0000EE"/>
-            <w:u w:val="single"/>
-          </w:rPr>
-          <w:t>路14:25</w:t>
-        </w:r>
-      </w:hyperlink>
-      <w:r>
-        <w:rPr>
-          <w:lang w:val="zh_TW" w:bidi="zh_TW"/>
-        </w:rPr>
-        <w:t>；</w:t>
-      </w:r>
-      <w:hyperlink r:id="rId35">
-        <w:r>
-          <w:rPr>
-            <w:lang w:val="zh_TW" w:bidi="zh_TW"/>
-          </w:rPr>
-          <w:rPr>
-            <w:color w:val="0000EE"/>
-            <w:u w:val="single"/>
-          </w:rPr>
-          <w:t>啟19:9</w:t>
-        </w:r>
-      </w:hyperlink>
-      <w:r>
-        <w:rPr>
-          <w:lang w:val="zh_TW" w:bidi="zh_TW"/>
-        </w:rPr>
-        <w:t>）。</w:t>
+        <w:t>向神表達尊崇與敬愛。</w:t>
+      </w:r>
+    </w:p>
+    <w:p>
+      <w:pPr>
+        <w:pStyle w:val="Heading3"/>
+      </w:pPr>
+      <w:r>
+        <w:rPr>
+          <w:lang w:val="zh_TW" w:bidi="zh_TW"/>
+        </w:rPr>
+        <w:t>舊約聖經中的敬拜</w:t>
       </w:r>
     </w:p>
     <w:p>
@@ -862,6 +740,1493 @@
       </w:r>
       <w:r>
         <w:rPr>
+          <w:lang w:val="zh_TW" w:bidi="zh_TW"/>
+        </w:rPr>
+        <w:t>從亞伯拉罕到以斯拉的約1,500年間（約公元前1900–450年），古代以色列的敬拜形式經歷了許多重大變化。亞伯拉罕過著遊牧生活，每當神向他顯現，他就築壇獻祭。到了摩西時代，會幕成為可移動的聖所，供在曠野行進的以色列各支派使用。所羅門在耶路撒冷建造聖殿，這座聖殿屹立了三個多世紀，直到公元前586年被巴比倫人毀壞。猶太人從被擄之地歸回後，又重建了一座聖殿，後來大希律（Herod the Great）進一步修建和擴建。雖然羅馬人在公元70年毀掉了整個聖殿建築群，但其地基仍然保留下來。直到今天，猶太人仍在西牆（Western Wall，又稱哭牆〔Wailing Wall〕）禱告。</w:t>
+      </w:r>
+    </w:p>
+    <w:p>
+      <w:pPr/>
+      <w:r>
+        <w:rPr>
+          <w:lang w:val="zh_TW" w:bidi="zh_TW"/>
+        </w:rPr>
+      </w:r>
+      <w:r>
+        <w:rPr>
+          <w:lang w:val="zh_TW" w:bidi="zh_TW"/>
+        </w:rPr>
+        <w:t>雖然敬拜的形式隨著時代和處境而改變，但敬拜的核心始終沒有改變。神向亞伯拉罕顯現，應許把迦南地賜給他的後裔。亞伯拉罕則藉著禱告和獻祭表明自己的信心。在整個聖經時期，聆聽神的話語、禱告和獻祭一直是敬拜的核心內容。以色列人始終牢記神向亞伯拉罕所作的應許，因為這些應許是以色列成為一個民族的根基，也是他們得迦南地為業的權利。</w:t>
+      </w:r>
+    </w:p>
+    <w:p>
+      <w:pPr/>
+      <w:r>
+        <w:rPr>
+          <w:lang w:val="zh_TW" w:bidi="zh_TW"/>
+        </w:rPr>
+      </w:r>
+      <w:r>
+        <w:rPr>
+          <w:lang w:val="zh_TW" w:bidi="zh_TW"/>
+        </w:rPr>
+        <w:t>以色列各家會按時上耶路撒冷的聖殿。男嬰出生後第八天要受割禮，作為加入以色列百姓的記號。之後過了一兩個月，嬰孩的母親便前往聖殿獻祭（</w:t>
+      </w:r>
+      <w:hyperlink r:id="rId27">
+        <w:r>
+          <w:rPr>
+            <w:lang w:val="zh_TW" w:bidi="zh_TW"/>
+          </w:rPr>
+          <w:rPr>
+            <w:color w:val="0000EE"/>
+            <w:u w:val="single"/>
+          </w:rPr>
+          <w:t>利12章</w:t>
+        </w:r>
+      </w:hyperlink>
+      <w:r>
+        <w:rPr>
+          <w:lang w:val="zh_TW" w:bidi="zh_TW"/>
+        </w:rPr>
+        <w:t>；參</w:t>
+      </w:r>
+      <w:hyperlink r:id="rId28">
+        <w:r>
+          <w:rPr>
+            <w:lang w:val="zh_TW" w:bidi="zh_TW"/>
+          </w:rPr>
+          <w:rPr>
+            <w:color w:val="0000EE"/>
+            <w:u w:val="single"/>
+          </w:rPr>
+          <w:t>路2:22–24</w:t>
+        </w:r>
+      </w:hyperlink>
+      <w:r>
+        <w:rPr>
+          <w:lang w:val="zh_TW" w:bidi="zh_TW"/>
+        </w:rPr>
+        <w:t>）。</w:t>
+      </w:r>
+    </w:p>
+    <w:p>
+      <w:pPr/>
+      <w:r>
+        <w:rPr>
+          <w:lang w:val="zh_TW" w:bidi="zh_TW"/>
+        </w:rPr>
+      </w:r>
+      <w:r>
+        <w:rPr>
+          <w:lang w:val="zh_TW" w:bidi="zh_TW"/>
+        </w:rPr>
+        <w:t>在羊羔和牛犢出生的季節，人們會獻上牲畜為祭。每隻母羊或母牛所生的頭生羊羔或頭生牛犢，都要獻給神作祭物（</w:t>
+      </w:r>
+      <w:hyperlink r:id="rId29">
+        <w:r>
+          <w:rPr>
+            <w:lang w:val="zh_TW" w:bidi="zh_TW"/>
+          </w:rPr>
+          <w:rPr>
+            <w:color w:val="0000EE"/>
+            <w:u w:val="single"/>
+          </w:rPr>
+          <w:t>出22:30</w:t>
+        </w:r>
+      </w:hyperlink>
+      <w:r>
+        <w:rPr>
+          <w:lang w:val="zh_TW" w:bidi="zh_TW"/>
+        </w:rPr>
+        <w:t>）。同樣，在收割開始時，人們要獻上初熟的土產；到了收成結束時，又要把全部收成的十分之一（也就是十一奉獻），交給祭司作為他們事奉神的分（</w:t>
+      </w:r>
+      <w:hyperlink r:id="rId30">
+        <w:r>
+          <w:rPr>
+            <w:lang w:val="zh_TW" w:bidi="zh_TW"/>
+          </w:rPr>
+          <w:rPr>
+            <w:color w:val="0000EE"/>
+            <w:u w:val="single"/>
+          </w:rPr>
+          <w:t>民18:21–32</w:t>
+        </w:r>
+      </w:hyperlink>
+      <w:r>
+        <w:rPr>
+          <w:lang w:val="zh_TW" w:bidi="zh_TW"/>
+        </w:rPr>
+        <w:t>）。</w:t>
+      </w:r>
+      <w:hyperlink r:id="rId31">
+        <w:r>
+          <w:rPr>
+            <w:lang w:val="zh_TW" w:bidi="zh_TW"/>
+          </w:rPr>
+          <w:rPr>
+            <w:color w:val="0000EE"/>
+            <w:u w:val="single"/>
+          </w:rPr>
+          <w:t>申命記二十六章5至15節</w:t>
+        </w:r>
+      </w:hyperlink>
+      <w:r>
+        <w:rPr>
+          <w:lang w:val="zh_TW" w:bidi="zh_TW"/>
+        </w:rPr>
+        <w:t>記載了一篇適合在這些場合使用的禱告。</w:t>
+      </w:r>
+    </w:p>
+    <w:p>
+      <w:pPr/>
+      <w:r>
+        <w:rPr>
+          <w:lang w:val="zh_TW" w:bidi="zh_TW"/>
+        </w:rPr>
+      </w:r>
+      <w:r>
+        <w:rPr>
+          <w:lang w:val="zh_TW" w:bidi="zh_TW"/>
+        </w:rPr>
+        <w:t>有時，人也會因個人的緣故獻祭。在危難中，人可能向神許願，並藉著獻祭表明自己的誓願（</w:t>
+      </w:r>
+      <w:hyperlink r:id="rId32">
+        <w:r>
+          <w:rPr>
+            <w:lang w:val="zh_TW" w:bidi="zh_TW"/>
+          </w:rPr>
+          <w:rPr>
+            <w:color w:val="0000EE"/>
+            <w:u w:val="single"/>
+          </w:rPr>
+          <w:t>創28:18–22</w:t>
+        </w:r>
+      </w:hyperlink>
+      <w:r>
+        <w:rPr>
+          <w:lang w:val="zh_TW" w:bidi="zh_TW"/>
+        </w:rPr>
+        <w:t>；</w:t>
+      </w:r>
+      <w:hyperlink r:id="rId33">
+        <w:r>
+          <w:rPr>
+            <w:lang w:val="zh_TW" w:bidi="zh_TW"/>
+          </w:rPr>
+          <w:rPr>
+            <w:color w:val="0000EE"/>
+            <w:u w:val="single"/>
+          </w:rPr>
+          <w:t>撒上1:10–11</w:t>
+        </w:r>
+      </w:hyperlink>
+      <w:r>
+        <w:rPr>
+          <w:lang w:val="zh_TW" w:bidi="zh_TW"/>
+        </w:rPr>
+        <w:t>）。當神應允禱告後，人通常會再獻祭一次（</w:t>
+      </w:r>
+      <w:hyperlink r:id="rId34">
+        <w:r>
+          <w:rPr>
+            <w:lang w:val="zh_TW" w:bidi="zh_TW"/>
+          </w:rPr>
+          <w:rPr>
+            <w:color w:val="0000EE"/>
+            <w:u w:val="single"/>
+          </w:rPr>
+          <w:t>創35:3</w:t>
+        </w:r>
+      </w:hyperlink>
+      <w:r>
+        <w:rPr>
+          <w:lang w:val="zh_TW" w:bidi="zh_TW"/>
+        </w:rPr>
+        <w:t>、</w:t>
+      </w:r>
+      <w:hyperlink r:id="rId34">
+        <w:r>
+          <w:rPr>
+            <w:lang w:val="zh_TW" w:bidi="zh_TW"/>
+          </w:rPr>
+          <w:rPr>
+            <w:color w:val="0000EE"/>
+            <w:u w:val="single"/>
+          </w:rPr>
+          <w:t>14</w:t>
+        </w:r>
+      </w:hyperlink>
+      <w:r>
+        <w:rPr>
+          <w:lang w:val="zh_TW" w:bidi="zh_TW"/>
+        </w:rPr>
+        <w:t>；</w:t>
+      </w:r>
+      <w:hyperlink r:id="rId35">
+        <w:r>
+          <w:rPr>
+            <w:lang w:val="zh_TW" w:bidi="zh_TW"/>
+          </w:rPr>
+          <w:rPr>
+            <w:color w:val="0000EE"/>
+            <w:u w:val="single"/>
+          </w:rPr>
+          <w:t>撒上1:24–25</w:t>
+        </w:r>
+      </w:hyperlink>
+      <w:r>
+        <w:rPr>
+          <w:lang w:val="zh_TW" w:bidi="zh_TW"/>
+        </w:rPr>
+        <w:t>）。人犯了嚴重的罪，或患了嚴重的疾病，也需要獻祭（</w:t>
+      </w:r>
+      <w:hyperlink r:id="rId36">
+        <w:r>
+          <w:rPr>
+            <w:lang w:val="zh_TW" w:bidi="zh_TW"/>
+          </w:rPr>
+          <w:rPr>
+            <w:color w:val="0000EE"/>
+            <w:u w:val="single"/>
+          </w:rPr>
+          <w:t>利4–5</w:t>
+        </w:r>
+      </w:hyperlink>
+      <w:r>
+        <w:rPr>
+          <w:lang w:val="zh_TW" w:bidi="zh_TW"/>
+        </w:rPr>
+        <w:t>，</w:t>
+      </w:r>
+      <w:hyperlink r:id="rId37">
+        <w:r>
+          <w:rPr>
+            <w:lang w:val="zh_TW" w:bidi="zh_TW"/>
+          </w:rPr>
+          <w:rPr>
+            <w:color w:val="0000EE"/>
+            <w:u w:val="single"/>
+          </w:rPr>
+          <w:t>13–15章</w:t>
+        </w:r>
+      </w:hyperlink>
+      <w:r>
+        <w:rPr>
+          <w:lang w:val="zh_TW" w:bidi="zh_TW"/>
+        </w:rPr>
+        <w:t>）。</w:t>
+      </w:r>
+    </w:p>
+    <w:p>
+      <w:pPr/>
+      <w:r>
+        <w:rPr>
+          <w:lang w:val="zh_TW" w:bidi="zh_TW"/>
+        </w:rPr>
+      </w:r>
+      <w:r>
+        <w:rPr>
+          <w:lang w:val="zh_TW" w:bidi="zh_TW"/>
+        </w:rPr>
+        <w:t>敬拜的人會把祭牲牽到聖殿的院子裡，站在祭司面前，把手按在祭牲頭上，表示這祭牲代表自己，並承認自己的罪，或說明獻祭的原因。接著，敬拜的人親手宰殺祭牲，並把牠分割開來，交給祭司放在巨大的銅祭壇上焚燒。有些祭（燔祭）需要把整隻祭牲完全燒在壇上。另一些祭則會把部分肉留給祭司，其餘由獻祭的人和家人一同吃用。但無論是哪一種祭，獻祭的人都要親手宰殺自己羊群或牛群中的祭牲。這些祭禮以具體而深刻的方式顯明罪的代價，以及敬拜的人所應承擔的責任。當敬拜的人宰殺祭牲時，他會想到，若不是神准許以祭牲代替自己獻上，因罪而死的本來應該是他自己。</w:t>
+      </w:r>
+    </w:p>
+    <w:p>
+      <w:pPr/>
+      <w:r>
+        <w:rPr>
+          <w:lang w:val="zh_TW" w:bidi="zh_TW"/>
+        </w:rPr>
+      </w:r>
+      <w:r>
+        <w:rPr>
+          <w:lang w:val="zh_TW" w:bidi="zh_TW"/>
+        </w:rPr>
+        <w:t>所有成年男子每年都要上聖殿參加全國性的節期三次（</w:t>
+      </w:r>
+      <w:hyperlink r:id="rId38">
+        <w:r>
+          <w:rPr>
+            <w:lang w:val="zh_TW" w:bidi="zh_TW"/>
+          </w:rPr>
+          <w:rPr>
+            <w:color w:val="0000EE"/>
+            <w:u w:val="single"/>
+          </w:rPr>
+          <w:t>出23:17</w:t>
+        </w:r>
+      </w:hyperlink>
+      <w:r>
+        <w:rPr>
+          <w:lang w:val="zh_TW" w:bidi="zh_TW"/>
+        </w:rPr>
+        <w:t>；</w:t>
+      </w:r>
+      <w:hyperlink r:id="rId39">
+        <w:r>
+          <w:rPr>
+            <w:lang w:val="zh_TW" w:bidi="zh_TW"/>
+          </w:rPr>
+          <w:rPr>
+            <w:color w:val="0000EE"/>
+            <w:u w:val="single"/>
+          </w:rPr>
+          <w:t>申16:16</w:t>
+        </w:r>
+      </w:hyperlink>
+      <w:r>
+        <w:rPr>
+          <w:lang w:val="zh_TW" w:bidi="zh_TW"/>
+        </w:rPr>
+        <w:t>）：逾越節（四月舉行）、七七節（五月舉行）和住棚節（十月舉行）。如果情況許可，全家人都會一同前往；但如果他們住得離耶路撒冷太遠，通常只會參加其中一個節期（</w:t>
+      </w:r>
+      <w:hyperlink r:id="rId40">
+        <w:r>
+          <w:rPr>
+            <w:lang w:val="zh_TW" w:bidi="zh_TW"/>
+          </w:rPr>
+          <w:rPr>
+            <w:color w:val="0000EE"/>
+            <w:u w:val="single"/>
+          </w:rPr>
+          <w:t>撒上1:3</w:t>
+        </w:r>
+      </w:hyperlink>
+      <w:r>
+        <w:rPr>
+          <w:lang w:val="zh_TW" w:bidi="zh_TW"/>
+        </w:rPr>
+        <w:t>；</w:t>
+      </w:r>
+      <w:hyperlink r:id="rId41">
+        <w:r>
+          <w:rPr>
+            <w:lang w:val="zh_TW" w:bidi="zh_TW"/>
+          </w:rPr>
+          <w:rPr>
+            <w:color w:val="0000EE"/>
+            <w:u w:val="single"/>
+          </w:rPr>
+          <w:t>路2:41</w:t>
+        </w:r>
+      </w:hyperlink>
+      <w:r>
+        <w:rPr>
+          <w:lang w:val="zh_TW" w:bidi="zh_TW"/>
+        </w:rPr>
+        <w:t>）。</w:t>
+      </w:r>
+    </w:p>
+    <w:p>
+      <w:pPr/>
+      <w:r>
+        <w:rPr>
+          <w:lang w:val="zh_TW" w:bidi="zh_TW"/>
+        </w:rPr>
+      </w:r>
+      <w:r>
+        <w:rPr>
+          <w:lang w:val="zh_TW" w:bidi="zh_TW"/>
+        </w:rPr>
+        <w:t>這些節期都是極其盛大的聚會。成千上萬的人會從各地聚集到耶路撒冷。他們有的住在親友家中，有的在城外搭棚居住。聖殿的院子裡擠滿了前來敬拜的人。聖殿的詩班唱著適合節期的詩篇；祭司和利未人則獻上數百隻祭牲（逾越節期間更達數千隻）。有些敬拜的人情緒激昂，不禁跳舞歡慶；另一些性情較為沉穩的人，則滿足於一同唱詩，或安靜地禱告。</w:t>
+      </w:r>
+    </w:p>
+    <w:p>
+      <w:pPr/>
+      <w:r>
+        <w:rPr>
+          <w:lang w:val="zh_TW" w:bidi="zh_TW"/>
+        </w:rPr>
+      </w:r>
+      <w:r>
+        <w:rPr>
+          <w:lang w:val="zh_TW" w:bidi="zh_TW"/>
+        </w:rPr>
+        <w:t>這些主要節期都是充滿歡樂的日子，因為它們慶祝神把以色列人從埃及拯救出來。在逾越節期間，每個家庭都要吃烤羊羔和苦菜，重現祖先離開埃及前所吃的最後一餐（</w:t>
+      </w:r>
+      <w:hyperlink r:id="rId42">
+        <w:r>
+          <w:rPr>
+            <w:lang w:val="zh_TW" w:bidi="zh_TW"/>
+          </w:rPr>
+          <w:rPr>
+            <w:color w:val="0000EE"/>
+            <w:u w:val="single"/>
+          </w:rPr>
+          <w:t>出12章</w:t>
+        </w:r>
+      </w:hyperlink>
+      <w:r>
+        <w:rPr>
+          <w:lang w:val="zh_TW" w:bidi="zh_TW"/>
+        </w:rPr>
+        <w:t>）。在住棚節期間，人們要用樹枝搭建棚子，並在裡面住七天，藉此記念以色列人在曠野漂流40年間住在帳棚裡的日子（</w:t>
+      </w:r>
+      <w:hyperlink r:id="rId43">
+        <w:r>
+          <w:rPr>
+            <w:lang w:val="zh_TW" w:bidi="zh_TW"/>
+          </w:rPr>
+          <w:rPr>
+            <w:color w:val="0000EE"/>
+            <w:u w:val="single"/>
+          </w:rPr>
+          <w:t>利23:39–43</w:t>
+        </w:r>
+      </w:hyperlink>
+      <w:r>
+        <w:rPr>
+          <w:lang w:val="zh_TW" w:bidi="zh_TW"/>
+        </w:rPr>
+        <w:t>）。這些盛大的節期不斷提醒以色列人：神曾救他們脫離埃及的奴役，又照著祂對亞伯拉罕的應許，把迦南地賜給他們。</w:t>
+      </w:r>
+    </w:p>
+    <w:p>
+      <w:pPr/>
+      <w:r>
+        <w:rPr>
+          <w:lang w:val="zh_TW" w:bidi="zh_TW"/>
+        </w:rPr>
+      </w:r>
+      <w:r>
+        <w:rPr>
+          <w:lang w:val="zh_TW" w:bidi="zh_TW"/>
+        </w:rPr>
+        <w:t>這三個節期各持續一週，但一年之中有一天完全不同，那就是贖罪日。這一天，人人都要禁食，並為自己的罪憂傷。當天，大祭司會把手按在一隻山羊頭上，承認全體百姓的罪。之後，那隻山羊會被帶到曠野去，象徵罪已從百姓當中除去（</w:t>
+      </w:r>
+      <w:hyperlink r:id="rId44">
+        <w:r>
+          <w:rPr>
+            <w:lang w:val="zh_TW" w:bidi="zh_TW"/>
+          </w:rPr>
+          <w:rPr>
+            <w:color w:val="0000EE"/>
+            <w:u w:val="single"/>
+          </w:rPr>
+          <w:t>利16章</w:t>
+        </w:r>
+      </w:hyperlink>
+      <w:r>
+        <w:rPr>
+          <w:lang w:val="zh_TW" w:bidi="zh_TW"/>
+        </w:rPr>
+        <w:t>）。</w:t>
+      </w:r>
+    </w:p>
+    <w:p>
+      <w:pPr/>
+      <w:r>
+        <w:rPr>
+          <w:lang w:val="zh_TW" w:bidi="zh_TW"/>
+        </w:rPr>
+      </w:r>
+      <w:r>
+        <w:rPr>
+          <w:lang w:val="zh_TW" w:bidi="zh_TW"/>
+        </w:rPr>
+        <w:t>第一座聖殿被毀後不久，猶太會堂逐漸發展成為公開敬拜的場所。會堂中的聚會與現代教會的崇拜較為相似，內容包括禱告、誦讀聖經和講道。會堂裡不獻祭。到了公元70年，第二座聖殿被毀後，猶太會堂成了猶太人唯一可以公開敬拜的地方。從那時起，也不再有獻祭的制度。新約聖經認為這是合宜的，因為耶穌是真正的神的羔羊（</w:t>
+      </w:r>
+      <w:hyperlink r:id="rId45">
+        <w:r>
+          <w:rPr>
+            <w:lang w:val="zh_TW" w:bidi="zh_TW"/>
+          </w:rPr>
+          <w:rPr>
+            <w:color w:val="0000EE"/>
+            <w:u w:val="single"/>
+          </w:rPr>
+          <w:t>約1:29</w:t>
+        </w:r>
+      </w:hyperlink>
+      <w:r>
+        <w:rPr>
+          <w:lang w:val="zh_TW" w:bidi="zh_TW"/>
+        </w:rPr>
+        <w:t>）；祂既已受死，就不再需要獻上其它祭牲了（</w:t>
+      </w:r>
+      <w:hyperlink r:id="rId46">
+        <w:r>
+          <w:rPr>
+            <w:lang w:val="zh_TW" w:bidi="zh_TW"/>
+          </w:rPr>
+          <w:rPr>
+            <w:color w:val="0000EE"/>
+            <w:u w:val="single"/>
+          </w:rPr>
+          <w:t>來10:11–12</w:t>
+        </w:r>
+      </w:hyperlink>
+      <w:r>
+        <w:rPr>
+          <w:lang w:val="zh_TW" w:bidi="zh_TW"/>
+        </w:rPr>
+        <w:t>）。</w:t>
+      </w:r>
+    </w:p>
+    <w:p>
+      <w:pPr>
+        <w:pStyle w:val="Heading3"/>
+      </w:pPr>
+      <w:r>
+        <w:rPr>
+          <w:lang w:val="zh_TW" w:bidi="zh_TW"/>
+        </w:rPr>
+        <w:t>新約聖經中的敬拜</w:t>
+      </w:r>
+    </w:p>
+    <w:p>
+      <w:pPr/>
+      <w:r>
+        <w:rPr>
+          <w:lang w:val="zh_TW" w:bidi="zh_TW"/>
+        </w:rPr>
+      </w:r>
+      <w:r>
+        <w:rPr>
+          <w:lang w:val="zh_TW" w:bidi="zh_TW"/>
+        </w:rPr>
+        <w:t>猶太人過於依賴聖殿這個實體場所來敬拜。耶穌來到世上後宣告，祂自己就是神的殿；祂復活以後，要成為屬靈的居所，使神（聖靈）與人能在靈裡彼此交通（見</w:t>
+      </w:r>
+      <w:hyperlink r:id="rId47">
+        <w:r>
+          <w:rPr>
+            <w:lang w:val="zh_TW" w:bidi="zh_TW"/>
+          </w:rPr>
+          <w:rPr>
+            <w:color w:val="0000EE"/>
+            <w:u w:val="single"/>
+          </w:rPr>
+          <w:t>太12:6</w:t>
+        </w:r>
+      </w:hyperlink>
+      <w:r>
+        <w:rPr>
+          <w:lang w:val="zh_TW" w:bidi="zh_TW"/>
+        </w:rPr>
+        <w:t>；</w:t>
+      </w:r>
+      <w:hyperlink r:id="rId48">
+        <w:r>
+          <w:rPr>
+            <w:lang w:val="zh_TW" w:bidi="zh_TW"/>
+          </w:rPr>
+          <w:rPr>
+            <w:color w:val="0000EE"/>
+            <w:u w:val="single"/>
+          </w:rPr>
+          <w:t>約2:19–22</w:t>
+        </w:r>
+      </w:hyperlink>
+      <w:r>
+        <w:rPr>
+          <w:lang w:val="zh_TW" w:bidi="zh_TW"/>
+        </w:rPr>
+        <w:t>）。換句話說，敬拜不再是以某個地方為中心，而是以一位人物為中心——敬拜的人藉著耶穌基督和祂的靈，可以直接來到神面前（見</w:t>
+      </w:r>
+      <w:hyperlink r:id="rId49">
+        <w:r>
+          <w:rPr>
+            <w:lang w:val="zh_TW" w:bidi="zh_TW"/>
+          </w:rPr>
+          <w:rPr>
+            <w:color w:val="0000EE"/>
+            <w:u w:val="single"/>
+          </w:rPr>
+          <w:t>約14:6</w:t>
+        </w:r>
+      </w:hyperlink>
+      <w:r>
+        <w:rPr>
+          <w:lang w:val="zh_TW" w:bidi="zh_TW"/>
+        </w:rPr>
+        <w:t>；</w:t>
+      </w:r>
+      <w:hyperlink r:id="rId50">
+        <w:r>
+          <w:rPr>
+            <w:lang w:val="zh_TW" w:bidi="zh_TW"/>
+          </w:rPr>
+          <w:rPr>
+            <w:color w:val="0000EE"/>
+            <w:u w:val="single"/>
+          </w:rPr>
+          <w:t>來10:19–20</w:t>
+        </w:r>
+      </w:hyperlink>
+      <w:r>
+        <w:rPr>
+          <w:lang w:val="zh_TW" w:bidi="zh_TW"/>
+        </w:rPr>
+        <w:t>）。</w:t>
+      </w:r>
+    </w:p>
+    <w:p>
+      <w:pPr/>
+      <w:r>
+        <w:rPr>
+          <w:lang w:val="zh_TW" w:bidi="zh_TW"/>
+        </w:rPr>
+      </w:r>
+      <w:r>
+        <w:rPr>
+          <w:lang w:val="zh_TW" w:bidi="zh_TW"/>
+        </w:rPr>
+        <w:t>這種敬拜方式的轉變（從有形的轉向屬靈的）正是</w:t>
+      </w:r>
+      <w:hyperlink r:id="rId51">
+        <w:r>
+          <w:rPr>
+            <w:lang w:val="zh_TW" w:bidi="zh_TW"/>
+          </w:rPr>
+          <w:rPr>
+            <w:color w:val="0000EE"/>
+            <w:u w:val="single"/>
+          </w:rPr>
+          <w:t>約翰福音四章</w:t>
+        </w:r>
+      </w:hyperlink>
+      <w:r>
+        <w:rPr>
+          <w:lang w:val="zh_TW" w:bidi="zh_TW"/>
+        </w:rPr>
+        <w:t>的主題，這一章記載了耶穌與撒馬利亞人相遇的經過。耶穌與撒馬利亞婦人談話後，那婦人承認祂必是一位先知，隨即談到猶太人和撒馬利亞人長久以來的爭論：究竟哪裡才是正確的敬拜地點——耶路撒冷還是基利心山。撒馬利亞人根據</w:t>
+      </w:r>
+      <w:hyperlink r:id="rId52">
+        <w:r>
+          <w:rPr>
+            <w:lang w:val="zh_TW" w:bidi="zh_TW"/>
+          </w:rPr>
+          <w:rPr>
+            <w:color w:val="0000EE"/>
+            <w:u w:val="single"/>
+          </w:rPr>
+          <w:t>申命記十一章26至29節</w:t>
+        </w:r>
+      </w:hyperlink>
+      <w:r>
+        <w:rPr>
+          <w:lang w:val="zh_TW" w:bidi="zh_TW"/>
+        </w:rPr>
+        <w:t>和</w:t>
+      </w:r>
+      <w:hyperlink r:id="rId53">
+        <w:r>
+          <w:rPr>
+            <w:lang w:val="zh_TW" w:bidi="zh_TW"/>
+          </w:rPr>
+          <w:rPr>
+            <w:color w:val="0000EE"/>
+            <w:u w:val="single"/>
+          </w:rPr>
+          <w:t>二十七章1至8節</w:t>
+        </w:r>
+      </w:hyperlink>
+      <w:r>
+        <w:rPr>
+          <w:lang w:val="zh_TW" w:bidi="zh_TW"/>
+        </w:rPr>
+        <w:t>，在基利心山設立敬拜的地方；猶太人則遵循大衛和所羅門所確立的傳統，以耶路撒冷作為敬拜的中心。聖經肯定了耶路撒冷才是真正的敬拜中心（</w:t>
+      </w:r>
+      <w:hyperlink r:id="rId54">
+        <w:r>
+          <w:rPr>
+            <w:lang w:val="zh_TW" w:bidi="zh_TW"/>
+          </w:rPr>
+          <w:rPr>
+            <w:color w:val="0000EE"/>
+            <w:u w:val="single"/>
+          </w:rPr>
+          <w:t>申12:5</w:t>
+        </w:r>
+      </w:hyperlink>
+      <w:r>
+        <w:rPr>
+          <w:lang w:val="zh_TW" w:bidi="zh_TW"/>
+        </w:rPr>
+        <w:t>；</w:t>
+      </w:r>
+      <w:hyperlink r:id="rId55">
+        <w:r>
+          <w:rPr>
+            <w:lang w:val="zh_TW" w:bidi="zh_TW"/>
+          </w:rPr>
+          <w:rPr>
+            <w:color w:val="0000EE"/>
+            <w:u w:val="single"/>
+          </w:rPr>
+          <w:t>代下6:6</w:t>
+        </w:r>
+      </w:hyperlink>
+      <w:r>
+        <w:rPr>
+          <w:lang w:val="zh_TW" w:bidi="zh_TW"/>
+        </w:rPr>
+        <w:t>，</w:t>
+      </w:r>
+      <w:hyperlink r:id="rId56">
+        <w:r>
+          <w:rPr>
+            <w:lang w:val="zh_TW" w:bidi="zh_TW"/>
+          </w:rPr>
+          <w:rPr>
+            <w:color w:val="0000EE"/>
+            <w:u w:val="single"/>
+          </w:rPr>
+          <w:t>7:12</w:t>
+        </w:r>
+      </w:hyperlink>
+      <w:r>
+        <w:rPr>
+          <w:lang w:val="zh_TW" w:bidi="zh_TW"/>
+        </w:rPr>
+        <w:t>；</w:t>
+      </w:r>
+      <w:hyperlink r:id="rId57">
+        <w:r>
+          <w:rPr>
+            <w:lang w:val="zh_TW" w:bidi="zh_TW"/>
+          </w:rPr>
+          <w:rPr>
+            <w:color w:val="0000EE"/>
+            <w:u w:val="single"/>
+          </w:rPr>
+          <w:t>詩78:67–68</w:t>
+        </w:r>
+      </w:hyperlink>
+      <w:r>
+        <w:rPr>
+          <w:lang w:val="zh_TW" w:bidi="zh_TW"/>
+        </w:rPr>
+        <w:t>）。然而，耶穌告訴她，一個新的時代已經來到，人不再需要爭論哪個地方才是敬拜的地點。人不再是在耶路撒冷或基利心山敬拜父神。新的時代已經來到，真正敬拜父神的人（無論是猶太人、撒馬利亞人，還是外邦人），都必須用心靈和誠實敬拜祂。</w:t>
+      </w:r>
+    </w:p>
+    <w:p>
+      <w:pPr/>
+      <w:r>
+        <w:rPr>
+          <w:lang w:val="zh_TW" w:bidi="zh_TW"/>
+        </w:rPr>
+      </w:r>
+      <w:r>
+        <w:rPr>
+          <w:lang w:val="zh_TW" w:bidi="zh_TW"/>
+        </w:rPr>
+        <w:t>「用心靈敬拜」對應耶路撒冷；「用誠實敬拜」則對應撒馬利亞人在敬拜、對神的認識等方面的無知觀念。從前，人是在耶路撒冷敬拜神；如今，真正的耶路撒冷乃是在人的靈裡。事實上，教會被稱為「神藉著聖靈居住的所在」（</w:t>
+      </w:r>
+      <w:hyperlink r:id="rId58">
+        <w:r>
+          <w:rPr>
+            <w:lang w:val="zh_TW" w:bidi="zh_TW"/>
+          </w:rPr>
+          <w:rPr>
+            <w:color w:val="0000EE"/>
+            <w:u w:val="single"/>
+          </w:rPr>
+          <w:t>弗2:22</w:t>
+        </w:r>
+      </w:hyperlink>
+      <w:r>
+        <w:rPr>
+          <w:lang w:val="zh_TW" w:bidi="zh_TW"/>
+        </w:rPr>
+        <w:t>）。真正的敬拜不但要求人用自己的靈與神相交（因為神是靈），也要按著真理敬拜。新約時代真正的敬拜，是用心靈和誠實敬拜神。既然「神是個靈」，人就必須用心靈敬拜祂。人有靈，而人的靈與神是靈的本性相呼應。因此，人能在神所在的層面與神相交，也能敬拜神。</w:t>
+      </w:r>
+    </w:p>
+    <w:p>
+      <w:pPr/>
+      <w:r>
+        <w:rPr>
+          <w:lang w:val="zh_TW" w:bidi="zh_TW"/>
+        </w:rPr>
+      </w:r>
+      <w:r>
+        <w:rPr>
+          <w:lang w:val="zh_TW" w:bidi="zh_TW"/>
+        </w:rPr>
+        <w:t>從某種意義上來說，</w:t>
+      </w:r>
+      <w:hyperlink r:id="rId51">
+        <w:r>
+          <w:rPr>
+            <w:lang w:val="zh_TW" w:bidi="zh_TW"/>
+          </w:rPr>
+          <w:rPr>
+            <w:color w:val="0000EE"/>
+            <w:u w:val="single"/>
+          </w:rPr>
+          <w:t>約翰福音四章</w:t>
+        </w:r>
+      </w:hyperlink>
+      <w:r>
+        <w:rPr>
+          <w:lang w:val="zh_TW" w:bidi="zh_TW"/>
+        </w:rPr>
+        <w:t>預先展現了</w:t>
+      </w:r>
+      <w:hyperlink r:id="rId59">
+        <w:r>
+          <w:rPr>
+            <w:lang w:val="zh_TW" w:bidi="zh_TW"/>
+          </w:rPr>
+          <w:rPr>
+            <w:color w:val="0000EE"/>
+            <w:u w:val="single"/>
+          </w:rPr>
+          <w:t>啟示錄二十一</w:t>
+        </w:r>
+      </w:hyperlink>
+      <w:r>
+        <w:rPr>
+          <w:lang w:val="zh_TW" w:bidi="zh_TW"/>
+        </w:rPr>
+        <w:t>和</w:t>
+      </w:r>
+      <w:hyperlink r:id="rId60">
+        <w:r>
+          <w:rPr>
+            <w:lang w:val="zh_TW" w:bidi="zh_TW"/>
+          </w:rPr>
+          <w:rPr>
+            <w:color w:val="0000EE"/>
+            <w:u w:val="single"/>
+          </w:rPr>
+          <w:t>二十二章</w:t>
+        </w:r>
+      </w:hyperlink>
+      <w:r>
+        <w:rPr>
+          <w:lang w:val="zh_TW" w:bidi="zh_TW"/>
+        </w:rPr>
+        <w:t>的景象。在那裡，神把生命水的河賜給所有信徒，羔羊和神就是新耶路撒冷的殿。信徒從神領受生命，也在神裡面敬拜祂。飲於聖靈與在聖靈裡敬拜神之間有著深刻，甚至帶有奧祕色彩的聯繫（見</w:t>
+      </w:r>
+      <w:hyperlink r:id="rId61">
+        <w:r>
+          <w:rPr>
+            <w:lang w:val="zh_TW" w:bidi="zh_TW"/>
+          </w:rPr>
+          <w:rPr>
+            <w:color w:val="0000EE"/>
+            <w:u w:val="single"/>
+          </w:rPr>
+          <w:t>林前12:13</w:t>
+        </w:r>
+      </w:hyperlink>
+      <w:r>
+        <w:rPr>
+          <w:lang w:val="zh_TW" w:bidi="zh_TW"/>
+        </w:rPr>
+        <w:t>）。</w:t>
+      </w:r>
+      <w:hyperlink r:id="rId62">
+        <w:r>
+          <w:rPr>
+            <w:lang w:val="zh_TW" w:bidi="zh_TW"/>
+          </w:rPr>
+          <w:rPr>
+            <w:color w:val="0000EE"/>
+            <w:u w:val="single"/>
+          </w:rPr>
+          <w:t>以西結書四十七章</w:t>
+        </w:r>
+      </w:hyperlink>
+      <w:r>
+        <w:rPr>
+          <w:lang w:val="zh_TW" w:bidi="zh_TW"/>
+        </w:rPr>
+        <w:t>也描述了同樣的觀念。那裡描繪一條從神的殿流出的河，象徵神永不止息的供應。在</w:t>
+      </w:r>
+      <w:hyperlink r:id="rId51">
+        <w:r>
+          <w:rPr>
+            <w:lang w:val="zh_TW" w:bidi="zh_TW"/>
+          </w:rPr>
+          <w:rPr>
+            <w:color w:val="0000EE"/>
+            <w:u w:val="single"/>
+          </w:rPr>
+          <w:t>約翰福音四章</w:t>
+        </w:r>
+      </w:hyperlink>
+      <w:r>
+        <w:rPr>
+          <w:lang w:val="zh_TW" w:bidi="zh_TW"/>
+        </w:rPr>
+        <w:t>中，耶穌把活水賜給所有接受神恩賜的人，並引導人來到一座新的殿——不是有形的殿，而是屬靈的殿；人在那裡用心靈敬拜神。</w:t>
+      </w:r>
+      <w:r>
+        <w:rPr>
+          <w:lang w:val="zh_TW" w:bidi="zh_TW"/>
+        </w:rPr>
+      </w:r>
+      <w:r>
+        <w:rPr>
+          <w:lang w:val="zh_TW" w:bidi="zh_TW"/>
+        </w:rPr>
+      </w:r>
+    </w:p>
+    <w:p>
+      <w:pPr/>
+      <w:r>
+        <w:rPr>
+          <w:lang w:val="zh_TW" w:bidi="zh_TW"/>
+        </w:rPr>
+      </w:r>
+    </w:p>
+    <w:p>
+      <w:pPr>
+        <w:pStyle w:val="Heading2"/>
+      </w:pPr>
+      <w:r>
+        <w:rPr>
+          <w:lang w:val="zh_TW" w:bidi="zh_TW"/>
+        </w:rPr>
+        <w:t>敬畏神的人</w:t>
+      </w:r>
+      <w:r>
+        <w:rPr>
+          <w:lang w:val="zh_TW" w:bidi="zh_TW"/>
+        </w:rPr>
+      </w:r>
+    </w:p>
+    <w:p>
+      <w:pPr/>
+      <w:r>
+        <w:rPr>
+          <w:lang w:val="zh_TW" w:bidi="zh_TW"/>
+        </w:rPr>
+      </w:r>
+      <w:r>
+        <w:rPr>
+          <w:lang w:val="zh_TW" w:bidi="zh_TW"/>
+        </w:rPr>
+        <w:t>深深尊敬、敬重或畏懼神的人。這種畏懼可能表現為：</w:t>
+      </w:r>
+    </w:p>
+    <w:p>
+      <w:pPr>
+        <w:pStyle w:val="ListBullet"/>
+        <w:spacing w:line="240" w:lineRule="auto"/>
+        <w:ind w:left="720"/>
+      </w:pPr>
+      <w:r>
+        <w:rPr>
+          <w:lang w:val="zh_TW" w:bidi="zh_TW"/>
+        </w:rPr>
+      </w:r>
+      <w:r>
+        <w:rPr>
+          <w:lang w:val="zh_TW" w:bidi="zh_TW"/>
+        </w:rPr>
+        <w:t>表示尊敬的稱呼</w:t>
+      </w:r>
+    </w:p>
+    <w:p>
+      <w:pPr>
+        <w:pStyle w:val="ListBullet"/>
+        <w:spacing w:line="240" w:lineRule="auto"/>
+        <w:ind w:left="720"/>
+      </w:pPr>
+      <w:r>
+        <w:rPr>
+          <w:lang w:val="zh_TW" w:bidi="zh_TW"/>
+        </w:rPr>
+      </w:r>
+      <w:r>
+        <w:rPr>
+          <w:lang w:val="zh_TW" w:bidi="zh_TW"/>
+        </w:rPr>
+        <w:t>因恐懼而產生的情緒反應</w:t>
+      </w:r>
+    </w:p>
+    <w:p>
+      <w:pPr>
+        <w:pStyle w:val="ListBullet"/>
+        <w:spacing w:line="240" w:lineRule="auto"/>
+        <w:ind w:left="720"/>
+      </w:pPr>
+      <w:r>
+        <w:rPr>
+          <w:lang w:val="zh_TW" w:bidi="zh_TW"/>
+        </w:rPr>
+      </w:r>
+      <w:r>
+        <w:rPr>
+          <w:lang w:val="zh_TW" w:bidi="zh_TW"/>
+        </w:rPr>
+        <w:t>對神懲罰的畏懼</w:t>
+      </w:r>
+    </w:p>
+    <w:p>
+      <w:pPr/>
+      <w:r>
+        <w:rPr>
+          <w:lang w:val="zh_TW" w:bidi="zh_TW"/>
+        </w:rPr>
+      </w:r>
+      <w:r>
+        <w:rPr>
+          <w:lang w:val="zh_TW" w:bidi="zh_TW"/>
+        </w:rPr>
+        <w:t>在舊約聖經裡，形容敬畏神的的人的片語，常與「帶著敬畏恃立」或「充滿敬畏（held in awe）」等術語並列。「崇敬耶和華（reverence for the Lord）」的用法較少見，但經文在俄巴底為拯救先知免受耶洗別殺害，而把他們藏起來時，用了這個表達（</w:t>
+      </w:r>
+      <w:hyperlink r:id="rId63">
+        <w:r>
+          <w:rPr>
+            <w:lang w:val="zh_TW" w:bidi="zh_TW"/>
+          </w:rPr>
+          <w:rPr>
+            <w:color w:val="0000EE"/>
+            <w:u w:val="single"/>
+          </w:rPr>
+          <w:t>王上18:3–4、12</w:t>
+        </w:r>
+      </w:hyperlink>
+      <w:r>
+        <w:rPr>
+          <w:lang w:val="zh_TW" w:bidi="zh_TW"/>
+        </w:rPr>
+        <w:t>，和合本譯為敬畏耶和華）。一個敬畏神的統治者應當施行公義（</w:t>
+      </w:r>
+      <w:hyperlink r:id="rId64">
+        <w:r>
+          <w:rPr>
+            <w:lang w:val="zh_TW" w:bidi="zh_TW"/>
+          </w:rPr>
+          <w:rPr>
+            <w:color w:val="0000EE"/>
+            <w:u w:val="single"/>
+          </w:rPr>
+          <w:t>撒下23:3</w:t>
+        </w:r>
+      </w:hyperlink>
+      <w:r>
+        <w:rPr>
+          <w:lang w:val="zh_TW" w:bidi="zh_TW"/>
+        </w:rPr>
+        <w:t>；</w:t>
+      </w:r>
+      <w:hyperlink r:id="rId65">
+        <w:r>
+          <w:rPr>
+            <w:lang w:val="zh_TW" w:bidi="zh_TW"/>
+          </w:rPr>
+          <w:rPr>
+            <w:color w:val="0000EE"/>
+            <w:u w:val="single"/>
+          </w:rPr>
+          <w:t>代下19:7</w:t>
+        </w:r>
+      </w:hyperlink>
+      <w:r>
+        <w:rPr>
+          <w:lang w:val="zh_TW" w:bidi="zh_TW"/>
+        </w:rPr>
+        <w:t>）。神應許敬畏祂的人得享長壽（</w:t>
+      </w:r>
+      <w:hyperlink r:id="rId66">
+        <w:r>
+          <w:rPr>
+            <w:lang w:val="zh_TW" w:bidi="zh_TW"/>
+          </w:rPr>
+          <w:rPr>
+            <w:color w:val="0000EE"/>
+            <w:u w:val="single"/>
+          </w:rPr>
+          <w:t>箴10:27，</w:t>
+        </w:r>
+      </w:hyperlink>
+      <w:hyperlink r:id="rId67">
+        <w:r>
+          <w:rPr>
+            <w:lang w:val="zh_TW" w:bidi="zh_TW"/>
+          </w:rPr>
+          <w:rPr>
+            <w:color w:val="0000EE"/>
+            <w:u w:val="single"/>
+          </w:rPr>
+          <w:t>14:27，</w:t>
+        </w:r>
+      </w:hyperlink>
+      <w:hyperlink r:id="rId68">
+        <w:r>
+          <w:rPr>
+            <w:lang w:val="zh_TW" w:bidi="zh_TW"/>
+          </w:rPr>
+          <w:rPr>
+            <w:color w:val="0000EE"/>
+            <w:u w:val="single"/>
+          </w:rPr>
+          <w:t>19:23</w:t>
+        </w:r>
+      </w:hyperlink>
+      <w:r>
+        <w:rPr>
+          <w:lang w:val="zh_TW" w:bidi="zh_TW"/>
+        </w:rPr>
+        <w:t>）。一個敬畏神的家庭在患難時會倚靠耶和華（</w:t>
+      </w:r>
+      <w:hyperlink r:id="rId69">
+        <w:r>
+          <w:rPr>
+            <w:lang w:val="zh_TW" w:bidi="zh_TW"/>
+          </w:rPr>
+          <w:rPr>
+            <w:color w:val="0000EE"/>
+            <w:u w:val="single"/>
+          </w:rPr>
+          <w:t>王下4:1</w:t>
+        </w:r>
+      </w:hyperlink>
+      <w:r>
+        <w:rPr>
+          <w:lang w:val="zh_TW" w:bidi="zh_TW"/>
+        </w:rPr>
+        <w:t>；</w:t>
+      </w:r>
+      <w:hyperlink r:id="rId70">
+        <w:r>
+          <w:rPr>
+            <w:lang w:val="zh_TW" w:bidi="zh_TW"/>
+          </w:rPr>
+          <w:rPr>
+            <w:color w:val="0000EE"/>
+            <w:u w:val="single"/>
+          </w:rPr>
+          <w:t>箴14:26</w:t>
+        </w:r>
+      </w:hyperlink>
+      <w:r>
+        <w:rPr>
+          <w:lang w:val="zh_TW" w:bidi="zh_TW"/>
+        </w:rPr>
+        <w:t>）。敬畏耶和華的人有能力遠離罪惡，敬畏耶和華也成為他們的智慧開端（</w:t>
+      </w:r>
+      <w:hyperlink r:id="rId71">
+        <w:r>
+          <w:rPr>
+            <w:lang w:val="zh_TW" w:bidi="zh_TW"/>
+          </w:rPr>
+          <w:rPr>
+            <w:color w:val="0000EE"/>
+            <w:u w:val="single"/>
+          </w:rPr>
+          <w:t>所羅門智訓10:13</w:t>
+        </w:r>
+      </w:hyperlink>
+      <w:r>
+        <w:rPr>
+          <w:lang w:val="zh_TW" w:bidi="zh_TW"/>
+        </w:rPr>
+        <w:t>）。</w:t>
+      </w:r>
+    </w:p>
+    <w:p>
+      <w:pPr/>
+      <w:r>
+        <w:rPr>
+          <w:lang w:val="zh_TW" w:bidi="zh_TW"/>
+        </w:rPr>
+      </w:r>
+      <w:r>
+        <w:rPr>
+          <w:lang w:val="zh_TW" w:bidi="zh_TW"/>
+        </w:rPr>
+        <w:t>在新約聖經中，教導人去愛主和事奉主時，往往同時提到要「敬畏神」（</w:t>
+      </w:r>
+      <w:hyperlink r:id="rId72">
+        <w:r>
+          <w:rPr>
+            <w:lang w:val="zh_TW" w:bidi="zh_TW"/>
+          </w:rPr>
+          <w:rPr>
+            <w:color w:val="0000EE"/>
+            <w:u w:val="single"/>
+          </w:rPr>
+          <w:t>西3:22</w:t>
+        </w:r>
+      </w:hyperlink>
+      <w:r>
+        <w:rPr>
+          <w:lang w:val="zh_TW" w:bidi="zh_TW"/>
+        </w:rPr>
+        <w:t>；</w:t>
+      </w:r>
+      <w:hyperlink r:id="rId73">
+        <w:r>
+          <w:rPr>
+            <w:lang w:val="zh_TW" w:bidi="zh_TW"/>
+          </w:rPr>
+          <w:rPr>
+            <w:color w:val="0000EE"/>
+            <w:u w:val="single"/>
+          </w:rPr>
+          <w:t>彼前2:17</w:t>
+        </w:r>
+      </w:hyperlink>
+      <w:r>
+        <w:rPr>
+          <w:lang w:val="zh_TW" w:bidi="zh_TW"/>
+        </w:rPr>
+        <w:t>）。在</w:t>
+      </w:r>
+      <w:hyperlink r:id="rId74">
+        <w:r>
+          <w:rPr>
+            <w:lang w:val="zh_TW" w:bidi="zh_TW"/>
+          </w:rPr>
+          <w:rPr>
+            <w:color w:val="0000EE"/>
+            <w:u w:val="single"/>
+          </w:rPr>
+          <w:t>路加福音一章50節</w:t>
+        </w:r>
+      </w:hyperlink>
+      <w:r>
+        <w:rPr>
+          <w:lang w:val="zh_TW" w:bidi="zh_TW"/>
+        </w:rPr>
+        <w:t>中，馬利亞所說的「他憐憫敬畏他的人」是指敬重並順服神。在使徒行傳中，「敬畏神的人」這個術語用來指那些參加猶太會堂聚會的外邦人。保羅把他們另行稱呼：「以色列人和你們這些敬畏神的外邦人」（</w:t>
+      </w:r>
+      <w:hyperlink r:id="rId75">
+        <w:r>
+          <w:rPr>
+            <w:lang w:val="zh_TW" w:bidi="zh_TW"/>
+          </w:rPr>
+          <w:rPr>
+            <w:color w:val="0000EE"/>
+            <w:u w:val="single"/>
+          </w:rPr>
+          <w:t>徒13:16</w:t>
+        </w:r>
+      </w:hyperlink>
+      <w:r>
+        <w:rPr>
+          <w:lang w:val="zh_TW" w:bidi="zh_TW"/>
+        </w:rPr>
+        <w:t>，和合本譯為「以色列人和一切敬畏神的人」）。哥尼流是一個敬畏神的羅馬百夫長，即使他不是猶太人，人們也認為他在神面前行事正直（</w:t>
+      </w:r>
+      <w:hyperlink r:id="rId76">
+        <w:r>
+          <w:rPr>
+            <w:lang w:val="zh_TW" w:bidi="zh_TW"/>
+          </w:rPr>
+          <w:rPr>
+            <w:color w:val="0000EE"/>
+            <w:u w:val="single"/>
+          </w:rPr>
+          <w:t>徒10:2、35</w:t>
+        </w:r>
+      </w:hyperlink>
+      <w:r>
+        <w:rPr>
+          <w:lang w:val="zh_TW" w:bidi="zh_TW"/>
+        </w:rPr>
+        <w:t>）。</w:t>
+      </w:r>
+    </w:p>
+    <w:p>
+      <w:pPr/>
+      <w:r>
+        <w:rPr>
+          <w:lang w:val="zh_TW" w:bidi="zh_TW"/>
+        </w:rPr>
+      </w:r>
+      <w:r>
+        <w:rPr>
+          <w:lang w:val="zh_TW" w:bidi="zh_TW"/>
+        </w:rPr>
+        <w:t>舊約聖經與新約聖經（</w:t>
+      </w:r>
+      <w:hyperlink r:id="rId77">
+        <w:r>
+          <w:rPr>
+            <w:lang w:val="zh_TW" w:bidi="zh_TW"/>
+          </w:rPr>
+          <w:rPr>
+            <w:color w:val="0000EE"/>
+            <w:u w:val="single"/>
+          </w:rPr>
+          <w:t>創3:10</w:t>
+        </w:r>
+      </w:hyperlink>
+      <w:r>
+        <w:rPr>
+          <w:lang w:val="zh_TW" w:bidi="zh_TW"/>
+        </w:rPr>
+        <w:t>；</w:t>
+      </w:r>
+      <w:hyperlink r:id="rId78">
+        <w:r>
+          <w:rPr>
+            <w:lang w:val="zh_TW" w:bidi="zh_TW"/>
+          </w:rPr>
+          <w:rPr>
+            <w:color w:val="0000EE"/>
+            <w:u w:val="single"/>
+          </w:rPr>
+          <w:t>申9:19</w:t>
+        </w:r>
+      </w:hyperlink>
+      <w:r>
+        <w:rPr>
+          <w:lang w:val="zh_TW" w:bidi="zh_TW"/>
+        </w:rPr>
+        <w:t>；</w:t>
+      </w:r>
+      <w:hyperlink r:id="rId79">
+        <w:r>
+          <w:rPr>
+            <w:lang w:val="zh_TW" w:bidi="zh_TW"/>
+          </w:rPr>
+          <w:rPr>
+            <w:color w:val="0000EE"/>
+            <w:u w:val="single"/>
+          </w:rPr>
+          <w:t>伯6:4，</w:t>
+        </w:r>
+      </w:hyperlink>
+      <w:hyperlink r:id="rId80">
+        <w:r>
+          <w:rPr>
+            <w:lang w:val="zh_TW" w:bidi="zh_TW"/>
+          </w:rPr>
+          <w:rPr>
+            <w:color w:val="0000EE"/>
+            <w:u w:val="single"/>
+          </w:rPr>
+          <w:t>9:28–29</w:t>
+        </w:r>
+      </w:hyperlink>
+      <w:r>
+        <w:rPr>
+          <w:lang w:val="zh_TW" w:bidi="zh_TW"/>
+        </w:rPr>
+        <w:t>；</w:t>
+      </w:r>
+      <w:hyperlink r:id="rId81">
+        <w:r>
+          <w:rPr>
+            <w:lang w:val="zh_TW" w:bidi="zh_TW"/>
+          </w:rPr>
+          <w:rPr>
+            <w:color w:val="0000EE"/>
+            <w:u w:val="single"/>
+          </w:rPr>
+          <w:t>詩76:8</w:t>
+        </w:r>
+      </w:hyperlink>
+      <w:r>
+        <w:rPr>
+          <w:lang w:val="zh_TW" w:bidi="zh_TW"/>
+        </w:rPr>
+        <w:t>；</w:t>
+      </w:r>
+      <w:hyperlink r:id="rId82">
+        <w:r>
+          <w:rPr>
+            <w:lang w:val="zh_TW" w:bidi="zh_TW"/>
+          </w:rPr>
+          <w:rPr>
+            <w:color w:val="0000EE"/>
+            <w:u w:val="single"/>
+          </w:rPr>
+          <w:t>太17:7，</w:t>
+        </w:r>
+      </w:hyperlink>
+      <w:hyperlink r:id="rId83">
+        <w:r>
+          <w:rPr>
+            <w:lang w:val="zh_TW" w:bidi="zh_TW"/>
+          </w:rPr>
+          <w:rPr>
+            <w:color w:val="0000EE"/>
+            <w:u w:val="single"/>
+          </w:rPr>
+          <w:t>28:10</w:t>
+        </w:r>
+      </w:hyperlink>
+      <w:r>
+        <w:rPr>
+          <w:lang w:val="zh_TW" w:bidi="zh_TW"/>
+        </w:rPr>
+        <w:t>；</w:t>
+      </w:r>
+      <w:hyperlink r:id="rId84">
+        <w:r>
+          <w:rPr>
+            <w:lang w:val="zh_TW" w:bidi="zh_TW"/>
+          </w:rPr>
+          <w:rPr>
+            <w:color w:val="0000EE"/>
+            <w:u w:val="single"/>
+          </w:rPr>
+          <w:t>路5:10，</w:t>
+        </w:r>
+      </w:hyperlink>
+      <w:hyperlink r:id="rId85">
+        <w:r>
+          <w:rPr>
+            <w:lang w:val="zh_TW" w:bidi="zh_TW"/>
+          </w:rPr>
+          <w:rPr>
+            <w:color w:val="0000EE"/>
+            <w:u w:val="single"/>
+          </w:rPr>
+          <w:t>12:5</w:t>
+        </w:r>
+      </w:hyperlink>
+      <w:r>
+        <w:rPr>
+          <w:lang w:val="zh_TW" w:bidi="zh_TW"/>
+        </w:rPr>
+        <w:t>；</w:t>
+      </w:r>
+      <w:hyperlink r:id="rId86">
+        <w:r>
+          <w:rPr>
+            <w:lang w:val="zh_TW" w:bidi="zh_TW"/>
+          </w:rPr>
+          <w:rPr>
+            <w:color w:val="0000EE"/>
+            <w:u w:val="single"/>
+          </w:rPr>
+          <w:t>徒5:5、11</w:t>
+        </w:r>
+      </w:hyperlink>
+      <w:r>
+        <w:rPr>
+          <w:lang w:val="zh_TW" w:bidi="zh_TW"/>
+        </w:rPr>
+        <w:t>；</w:t>
+      </w:r>
+      <w:hyperlink r:id="rId87">
+        <w:r>
+          <w:rPr>
+            <w:lang w:val="zh_TW" w:bidi="zh_TW"/>
+          </w:rPr>
+          <w:rPr>
+            <w:color w:val="0000EE"/>
+            <w:u w:val="single"/>
+          </w:rPr>
+          <w:t>提前5:20</w:t>
+        </w:r>
+      </w:hyperlink>
+      <w:r>
+        <w:rPr>
+          <w:lang w:val="zh_TW" w:bidi="zh_TW"/>
+        </w:rPr>
+        <w:t>）都清楚顯示，「敬畏神」有時也表示人對神的大能和審判感到驚懼與害怕。</w:t>
+      </w:r>
+    </w:p>
+    <w:p>
+      <w:pPr/>
+      <w:r>
+        <w:rPr>
+          <w:lang w:val="zh_TW" w:bidi="zh_TW"/>
+        </w:rPr>
+      </w:r>
+      <w:r>
+        <w:rPr>
           <w:i/>
           <w:lang w:val="zh_TW" w:bidi="zh_TW"/>
         </w:rPr>
@@ -871,49 +2236,13 @@
         <w:rPr>
           <w:lang w:val="zh_TW" w:bidi="zh_TW"/>
         </w:rPr>
-        <w:t xml:space="preserve"> </w:t>
-      </w:r>
-      <w:r>
-        <w:rPr>
-          <w:lang w:val="zh_TW" w:bidi="zh_TW"/>
-        </w:rPr>
-        <w:t>食物和食物準備</w:t>
-      </w:r>
-      <w:r>
-        <w:rPr>
-          <w:lang w:val="zh_TW" w:bidi="zh_TW"/>
-        </w:rPr>
-        <w:t>；</w:t>
-      </w:r>
-      <w:r>
-        <w:rPr>
-          <w:lang w:val="zh_TW" w:bidi="zh_TW"/>
-        </w:rPr>
-        <w:t>以色列的節期和節日</w:t>
-      </w:r>
-      <w:r>
-        <w:rPr>
-          <w:lang w:val="zh_TW" w:bidi="zh_TW"/>
-        </w:rPr>
-        <w:t>；</w:t>
-      </w:r>
-      <w:r>
-        <w:rPr>
-          <w:lang w:val="zh_TW" w:bidi="zh_TW"/>
-        </w:rPr>
-        <w:t>主的晚餐</w:t>
-      </w:r>
-      <w:r>
-        <w:rPr>
-          <w:lang w:val="zh_TW" w:bidi="zh_TW"/>
-        </w:rPr>
-        <w:t>；</w:t>
-      </w:r>
-      <w:r>
-        <w:rPr>
-          <w:lang w:val="zh_TW" w:bidi="zh_TW"/>
-        </w:rPr>
-        <w:t>逾越節</w:t>
+        <w:t>恐懼；</w:t>
+      </w:r>
+      <w:r>
+        <w:rPr>
+          <w:lang w:val="zh_TW" w:bidi="zh_TW"/>
+        </w:rPr>
+        <w:t>改信猶太教的人</w:t>
       </w:r>
       <w:r>
         <w:rPr>

--- a/zht/docx/073.content.docx
+++ b/zht/docx/073.content.docx
@@ -149,7 +149,7 @@
         <w:rPr>
           <w:lang w:val="zh_TW" w:bidi="zh_TW"/>
         </w:rPr>
-        <w:t>jing</w:t>
+        <w:t>jie</w:t>
       </w:r>
       <w:r>
         <w:rPr>
@@ -212,7 +212,7 @@
         <w:rPr>
           <w:lang w:val="zh_TW" w:bidi="zh_TW"/>
         </w:rPr>
-        <w:t>荊棘</w:t>
+        <w:t>結伴的客旅</w:t>
       </w:r>
       <w:r>
         <w:rPr>
@@ -231,7 +231,79 @@
         <w:rPr>
           <w:lang w:val="zh_TW" w:bidi="zh_TW"/>
         </w:rPr>
-        <w:t>荊棘是生長在植物莖或枝上的銳利尖刺。荊棘可能會刺傷觸碰它們的人或動物。有些植物會長出荊棘以自我保護。</w:t>
+        <w:t>結伴的客旅是聖經時代由商人、朝聖者或其它客旅組成的隊伍。他們會結伴同行，以便彼此保護。客旅通常使用馱獸運載貨物或個人物品。在公元前1100年左右以前，人們主要使用驢子把貨物從一個地區運往另一個地區；之後，駱駝逐漸普及。古代巴勒斯坦位於地中海與埃及，以及敘利亞、美索不達米亞、阿拉伯和更東方地區之間，因此遍布貿易路線。以色列人對結伴的客旅十分熟悉；在舊約聖經時期，許多結伴的客旅來自外約旦和阿拉伯地區。阿拉伯結伴的客旅經常運送香料和乳香等貨物，這些商品獲利豐厚。示巴的統治者也從事這種貿易（</w:t>
+      </w:r>
+      <w:hyperlink r:id="rId13">
+        <w:r>
+          <w:rPr>
+            <w:lang w:val="zh_TW" w:bidi="zh_TW"/>
+          </w:rPr>
+          <w:rPr>
+            <w:color w:val="0000EE"/>
+            <w:u w:val="single"/>
+          </w:rPr>
+          <w:t>王上10:2</w:t>
+        </w:r>
+      </w:hyperlink>
+      <w:r>
+        <w:rPr>
+          <w:lang w:val="zh_TW" w:bidi="zh_TW"/>
+        </w:rPr>
+        <w:t>）。結伴的客旅的規模取決於交通往來的多寡、路途的危險程度，以及駱駝的供應情況。有時約40隻駱駝會連成一隊，前一隻駱駝鞍上的繩索繫到後一隻駱駝的鼻環上。結伴的客旅可以排成單列前進，也可以三、四隻駱駝並排行走。在炎熱天氣或長途旅程中，一隻駱駝大約可以馱運350磅（159公斤）的貨物；在涼爽天氣或短途旅程中，牠可以馱運更多物品。約瑟曾被賣給一支前往埃及的香料結伴的客旅，成為奴僕（</w:t>
+      </w:r>
+      <w:hyperlink r:id="rId14">
+        <w:r>
+          <w:rPr>
+            <w:lang w:val="zh_TW" w:bidi="zh_TW"/>
+          </w:rPr>
+          <w:rPr>
+            <w:color w:val="0000EE"/>
+            <w:u w:val="single"/>
+          </w:rPr>
+          <w:t>創37:25–28</w:t>
+        </w:r>
+      </w:hyperlink>
+      <w:r>
+        <w:rPr>
+          <w:lang w:val="zh_TW" w:bidi="zh_TW"/>
+        </w:rPr>
+        <w:t>）。有時，劫掠的隊伍也會組成結伴的客旅行動（</w:t>
+      </w:r>
+      <w:hyperlink r:id="rId15">
+        <w:r>
+          <w:rPr>
+            <w:lang w:val="zh_TW" w:bidi="zh_TW"/>
+          </w:rPr>
+          <w:rPr>
+            <w:color w:val="0000EE"/>
+            <w:u w:val="single"/>
+          </w:rPr>
+          <w:t>士6:3–5</w:t>
+        </w:r>
+      </w:hyperlink>
+      <w:r>
+        <w:rPr>
+          <w:lang w:val="zh_TW" w:bidi="zh_TW"/>
+        </w:rPr>
+        <w:t>；</w:t>
+      </w:r>
+      <w:hyperlink r:id="rId16">
+        <w:r>
+          <w:rPr>
+            <w:lang w:val="zh_TW" w:bidi="zh_TW"/>
+          </w:rPr>
+          <w:rPr>
+            <w:color w:val="0000EE"/>
+            <w:u w:val="single"/>
+          </w:rPr>
+          <w:t>撒上30:1–20</w:t>
+        </w:r>
+      </w:hyperlink>
+      <w:r>
+        <w:rPr>
+          <w:lang w:val="zh_TW" w:bidi="zh_TW"/>
+        </w:rPr>
+        <w:t>）。</w:t>
       </w:r>
     </w:p>
     <w:p>
@@ -243,27 +315,38 @@
       </w:r>
       <w:r>
         <w:rPr>
-          <w:lang w:val="zh_TW" w:bidi="zh_TW"/>
-        </w:rPr>
-        <w:t>聖經經常提到荊棘。它們可以是土地上自然生長的植物的一部分，也可以象徵痛苦、困難或懲罰。例如，在亞當與夏娃犯罪之後，神說土地要長出荊棘和蒺藜（</w:t>
-      </w:r>
-      <w:hyperlink r:id="rId13">
-        <w:r>
-          <w:rPr>
-            <w:lang w:val="zh_TW" w:bidi="zh_TW"/>
-          </w:rPr>
-          <w:rPr>
-            <w:color w:val="0000EE"/>
-            <w:u w:val="single"/>
-          </w:rPr>
-          <w:t>創3:18</w:t>
-        </w:r>
-      </w:hyperlink>
-      <w:r>
-        <w:rPr>
-          <w:lang w:val="zh_TW" w:bidi="zh_TW"/>
-        </w:rPr>
-        <w:t>）。</w:t>
+          <w:i/>
+          <w:lang w:val="zh_TW" w:bidi="zh_TW"/>
+        </w:rPr>
+        <w:t>另見</w:t>
+      </w:r>
+      <w:r>
+        <w:rPr>
+          <w:lang w:val="zh_TW" w:bidi="zh_TW"/>
+        </w:rPr>
+        <w:t xml:space="preserve"> </w:t>
+      </w:r>
+      <w:r>
+        <w:rPr>
+          <w:lang w:val="zh_TW" w:bidi="zh_TW"/>
+        </w:rPr>
+        <w:t>旅行</w:t>
+      </w:r>
+      <w:r>
+        <w:rPr>
+          <w:lang w:val="zh_TW" w:bidi="zh_TW"/>
+        </w:rPr>
+        <w:t>。</w:t>
+      </w:r>
+      <w:r>
+        <w:rPr>
+          <w:lang w:val="zh_TW" w:bidi="zh_TW"/>
+        </w:rPr>
+      </w:r>
+      <w:r>
+        <w:rPr>
+          <w:lang w:val="zh_TW" w:bidi="zh_TW"/>
+        </w:rPr>
       </w:r>
     </w:p>
     <w:p>
@@ -273,29 +356,21 @@
           <w:lang w:val="zh_TW" w:bidi="zh_TW"/>
         </w:rPr>
       </w:r>
-      <w:r>
-        <w:rPr>
-          <w:lang w:val="zh_TW" w:bidi="zh_TW"/>
-        </w:rPr>
-        <w:t>人們曾在耶穌死前，用荊棘做成冠冕，放在耶穌的頭上嘲弄他（</w:t>
-      </w:r>
-      <w:hyperlink r:id="rId14">
-        <w:r>
-          <w:rPr>
-            <w:lang w:val="zh_TW" w:bidi="zh_TW"/>
-          </w:rPr>
-          <w:rPr>
-            <w:color w:val="0000EE"/>
-            <w:u w:val="single"/>
-          </w:rPr>
-          <w:t>太27:29</w:t>
-        </w:r>
-      </w:hyperlink>
-      <w:r>
-        <w:rPr>
-          <w:lang w:val="zh_TW" w:bidi="zh_TW"/>
-        </w:rPr>
-        <w:t>）。</w:t>
+    </w:p>
+    <w:p>
+      <w:pPr>
+        <w:pStyle w:val="Heading2"/>
+      </w:pPr>
+      <w:r>
+        <w:rPr>
+          <w:lang w:val="zh_TW" w:bidi="zh_TW"/>
+        </w:rPr>
+        <w:t>解釋者（Interpreter）</w:t>
+      </w:r>
+      <w:r>
+        <w:rPr>
+          <w:lang w:val="zh_TW" w:bidi="zh_TW"/>
+        </w:rPr>
       </w:r>
     </w:p>
     <w:p>
@@ -307,44 +382,9 @@
       </w:r>
       <w:r>
         <w:rPr>
-          <w:i/>
-          <w:lang w:val="zh_TW" w:bidi="zh_TW"/>
-        </w:rPr>
-        <w:t>見</w:t>
-      </w:r>
-      <w:r>
-        <w:rPr>
-          <w:lang w:val="zh_TW" w:bidi="zh_TW"/>
-        </w:rPr>
-        <w:t>蒺藜</w:t>
-      </w:r>
-      <w:r>
-        <w:rPr>
-          <w:lang w:val="zh_TW" w:bidi="zh_TW"/>
-        </w:rPr>
-        <w:t>，</w:t>
-      </w:r>
-      <w:r>
-        <w:rPr>
-          <w:lang w:val="zh_TW" w:bidi="zh_TW"/>
-        </w:rPr>
-        <w:t>荊棘</w:t>
-      </w:r>
-      <w:r>
-        <w:rPr>
-          <w:lang w:val="zh_TW" w:bidi="zh_TW"/>
-        </w:rPr>
-        <w:t>。</w:t>
-      </w:r>
-      <w:r>
-        <w:rPr>
-          <w:lang w:val="zh_TW" w:bidi="zh_TW"/>
-        </w:rPr>
-      </w:r>
-      <w:r>
-        <w:rPr>
-          <w:lang w:val="zh_TW" w:bidi="zh_TW"/>
-        </w:rPr>
+          <w:lang w:val="zh_TW" w:bidi="zh_TW"/>
+        </w:rPr>
+        <w:t>幫助使用不同語言的人彼此溝通的人；也可指解釋夢境的人。</w:t>
       </w:r>
     </w:p>
     <w:p>
@@ -354,21 +394,287 @@
           <w:lang w:val="zh_TW" w:bidi="zh_TW"/>
         </w:rPr>
       </w:r>
-    </w:p>
-    <w:p>
-      <w:pPr>
-        <w:pStyle w:val="Heading2"/>
-      </w:pPr>
-      <w:r>
-        <w:rPr>
-          <w:lang w:val="zh_TW" w:bidi="zh_TW"/>
-        </w:rPr>
-        <w:t>井</w:t>
-      </w:r>
-      <w:r>
-        <w:rPr>
-          <w:lang w:val="zh_TW" w:bidi="zh_TW"/>
-        </w:rPr>
+      <w:r>
+        <w:rPr>
+          <w:lang w:val="zh_TW" w:bidi="zh_TW"/>
+        </w:rPr>
+        <w:t>約瑟與兄弟們交談時，假裝需要解釋者來傳話（</w:t>
+      </w:r>
+      <w:hyperlink r:id="rId17">
+        <w:r>
+          <w:rPr>
+            <w:lang w:val="zh_TW" w:bidi="zh_TW"/>
+          </w:rPr>
+          <w:rPr>
+            <w:color w:val="0000EE"/>
+            <w:u w:val="single"/>
+          </w:rPr>
+          <w:t>創42:23</w:t>
+        </w:r>
+      </w:hyperlink>
+      <w:r>
+        <w:rPr>
+          <w:lang w:val="zh_TW" w:bidi="zh_TW"/>
+        </w:rPr>
+        <w:t>）。此外，人也需要解夢（</w:t>
+      </w:r>
+      <w:hyperlink r:id="rId18">
+        <w:r>
+          <w:rPr>
+            <w:lang w:val="zh_TW" w:bidi="zh_TW"/>
+          </w:rPr>
+          <w:rPr>
+            <w:color w:val="0000EE"/>
+            <w:u w:val="single"/>
+          </w:rPr>
+          <w:t>創40:8</w:t>
+        </w:r>
+      </w:hyperlink>
+      <w:r>
+        <w:rPr>
+          <w:lang w:val="zh_TW" w:bidi="zh_TW"/>
+        </w:rPr>
+        <w:t>，</w:t>
+      </w:r>
+      <w:hyperlink r:id="rId19">
+        <w:r>
+          <w:rPr>
+            <w:lang w:val="zh_TW" w:bidi="zh_TW"/>
+          </w:rPr>
+          <w:rPr>
+            <w:color w:val="0000EE"/>
+            <w:u w:val="single"/>
+          </w:rPr>
+          <w:t>41:15–16</w:t>
+        </w:r>
+      </w:hyperlink>
+      <w:r>
+        <w:rPr>
+          <w:lang w:val="zh_TW" w:bidi="zh_TW"/>
+        </w:rPr>
+        <w:t>；</w:t>
+      </w:r>
+      <w:hyperlink r:id="rId20">
+        <w:r>
+          <w:rPr>
+            <w:lang w:val="zh_TW" w:bidi="zh_TW"/>
+          </w:rPr>
+          <w:rPr>
+            <w:color w:val="0000EE"/>
+            <w:u w:val="single"/>
+          </w:rPr>
+          <w:t>但2章</w:t>
+        </w:r>
+      </w:hyperlink>
+      <w:r>
+        <w:rPr>
+          <w:lang w:val="zh_TW" w:bidi="zh_TW"/>
+        </w:rPr>
+        <w:t>，</w:t>
+      </w:r>
+      <w:hyperlink r:id="rId21">
+        <w:r>
+          <w:rPr>
+            <w:lang w:val="zh_TW" w:bidi="zh_TW"/>
+          </w:rPr>
+          <w:rPr>
+            <w:color w:val="0000EE"/>
+            <w:u w:val="single"/>
+          </w:rPr>
+          <w:t>4:6</w:t>
+        </w:r>
+      </w:hyperlink>
+      <w:hyperlink r:id="rId22">
+        <w:r>
+          <w:rPr>
+            <w:lang w:val="zh_TW" w:bidi="zh_TW"/>
+          </w:rPr>
+          <w:rPr>
+            <w:color w:val="0000EE"/>
+            <w:u w:val="single"/>
+          </w:rPr>
+          <w:t>–</w:t>
+        </w:r>
+      </w:hyperlink>
+      <w:hyperlink r:id="rId21">
+        <w:r>
+          <w:rPr>
+            <w:lang w:val="zh_TW" w:bidi="zh_TW"/>
+          </w:rPr>
+          <w:rPr>
+            <w:color w:val="0000EE"/>
+            <w:u w:val="single"/>
+          </w:rPr>
+          <w:t>9</w:t>
+        </w:r>
+      </w:hyperlink>
+      <w:r>
+        <w:rPr>
+          <w:lang w:val="zh_TW" w:bidi="zh_TW"/>
+        </w:rPr>
+        <w:t>、</w:t>
+      </w:r>
+      <w:hyperlink r:id="rId21">
+        <w:r>
+          <w:rPr>
+            <w:lang w:val="zh_TW" w:bidi="zh_TW"/>
+          </w:rPr>
+          <w:rPr>
+            <w:color w:val="0000EE"/>
+            <w:u w:val="single"/>
+          </w:rPr>
+          <w:t>18</w:t>
+        </w:r>
+      </w:hyperlink>
+      <w:hyperlink r:id="rId22">
+        <w:r>
+          <w:rPr>
+            <w:lang w:val="zh_TW" w:bidi="zh_TW"/>
+          </w:rPr>
+          <w:rPr>
+            <w:color w:val="0000EE"/>
+            <w:u w:val="single"/>
+          </w:rPr>
+          <w:t>–</w:t>
+        </w:r>
+      </w:hyperlink>
+      <w:hyperlink r:id="rId21">
+        <w:r>
+          <w:rPr>
+            <w:lang w:val="zh_TW" w:bidi="zh_TW"/>
+          </w:rPr>
+          <w:rPr>
+            <w:color w:val="0000EE"/>
+            <w:u w:val="single"/>
+          </w:rPr>
+          <w:t>24</w:t>
+        </w:r>
+      </w:hyperlink>
+      <w:r>
+        <w:rPr>
+          <w:lang w:val="zh_TW" w:bidi="zh_TW"/>
+        </w:rPr>
+        <w:t>，</w:t>
+      </w:r>
+      <w:hyperlink r:id="rId23">
+        <w:r>
+          <w:rPr>
+            <w:lang w:val="zh_TW" w:bidi="zh_TW"/>
+          </w:rPr>
+          <w:rPr>
+            <w:color w:val="0000EE"/>
+            <w:u w:val="single"/>
+          </w:rPr>
+          <w:t>5:7</w:t>
+        </w:r>
+      </w:hyperlink>
+      <w:hyperlink r:id="rId24">
+        <w:r>
+          <w:rPr>
+            <w:lang w:val="zh_TW" w:bidi="zh_TW"/>
+          </w:rPr>
+          <w:rPr>
+            <w:color w:val="0000EE"/>
+            <w:u w:val="single"/>
+          </w:rPr>
+          <w:t>–</w:t>
+        </w:r>
+      </w:hyperlink>
+      <w:hyperlink r:id="rId23">
+        <w:r>
+          <w:rPr>
+            <w:lang w:val="zh_TW" w:bidi="zh_TW"/>
+          </w:rPr>
+          <w:rPr>
+            <w:color w:val="0000EE"/>
+            <w:u w:val="single"/>
+          </w:rPr>
+          <w:t>8</w:t>
+        </w:r>
+      </w:hyperlink>
+      <w:r>
+        <w:rPr>
+          <w:lang w:val="zh_TW" w:bidi="zh_TW"/>
+        </w:rPr>
+        <w:t>、</w:t>
+      </w:r>
+      <w:hyperlink r:id="rId23">
+        <w:r>
+          <w:rPr>
+            <w:lang w:val="zh_TW" w:bidi="zh_TW"/>
+          </w:rPr>
+          <w:rPr>
+            <w:color w:val="0000EE"/>
+            <w:u w:val="single"/>
+          </w:rPr>
+          <w:t>12</w:t>
+        </w:r>
+      </w:hyperlink>
+      <w:hyperlink r:id="rId24">
+        <w:r>
+          <w:rPr>
+            <w:lang w:val="zh_TW" w:bidi="zh_TW"/>
+          </w:rPr>
+          <w:rPr>
+            <w:color w:val="0000EE"/>
+            <w:u w:val="single"/>
+          </w:rPr>
+          <w:t>–</w:t>
+        </w:r>
+      </w:hyperlink>
+      <w:hyperlink r:id="rId23">
+        <w:r>
+          <w:rPr>
+            <w:lang w:val="zh_TW" w:bidi="zh_TW"/>
+          </w:rPr>
+          <w:rPr>
+            <w:color w:val="0000EE"/>
+            <w:u w:val="single"/>
+          </w:rPr>
+          <w:t>17</w:t>
+        </w:r>
+      </w:hyperlink>
+      <w:r>
+        <w:rPr>
+          <w:lang w:val="zh_TW" w:bidi="zh_TW"/>
+        </w:rPr>
+        <w:t>，</w:t>
+      </w:r>
+      <w:hyperlink r:id="rId25">
+        <w:r>
+          <w:rPr>
+            <w:lang w:val="zh_TW" w:bidi="zh_TW"/>
+          </w:rPr>
+          <w:rPr>
+            <w:color w:val="0000EE"/>
+            <w:u w:val="single"/>
+          </w:rPr>
+          <w:t>7:16</w:t>
+        </w:r>
+      </w:hyperlink>
+      <w:r>
+        <w:rPr>
+          <w:lang w:val="zh_TW" w:bidi="zh_TW"/>
+        </w:rPr>
+        <w:t>）。有時，解釋者也指居中調解的人（</w:t>
+      </w:r>
+      <w:hyperlink r:id="rId26">
+        <w:r>
+          <w:rPr>
+            <w:lang w:val="zh_TW" w:bidi="zh_TW"/>
+          </w:rPr>
+          <w:rPr>
+            <w:color w:val="0000EE"/>
+            <w:u w:val="single"/>
+          </w:rPr>
+          <w:t>伯33:23</w:t>
+        </w:r>
+      </w:hyperlink>
+      <w:r>
+        <w:rPr>
+          <w:lang w:val="zh_TW" w:bidi="zh_TW"/>
+        </w:rPr>
+        <w:t>）。</w:t>
       </w:r>
     </w:p>
     <w:p>
@@ -382,9 +688,9 @@
         <w:rPr>
           <w:lang w:val="zh_TW" w:bidi="zh_TW"/>
         </w:rPr>
-        <w:t>人工的蓄水處所，水源來自地下泉水或雨水供應。由於聖經世界大部分地區地處乾旱到半乾旱區，因此井是人、牲畜和農作物灌溉的重要水源。不幸的是，大多數井並不能提供可靠的水源，因為它們依賴於稀少的降雨或間歇性的泉水（</w:t>
-      </w:r>
-      <w:hyperlink r:id="rId15">
+        <w:t>當以斯拉和尼希米向被擄歸回的猶太人宣讀摩西律法時，他們也充當解釋者或翻譯者（</w:t>
+      </w:r>
+      <w:hyperlink r:id="rId27">
         <w:r>
           <w:rPr>
             <w:lang w:val="zh_TW" w:bidi="zh_TW"/>
@@ -393,122 +699,14 @@
             <w:color w:val="0000EE"/>
             <w:u w:val="single"/>
           </w:rPr>
-          <w:t>箴25:26</w:t>
+          <w:t>尼8:8–9</w:t>
         </w:r>
       </w:hyperlink>
       <w:r>
         <w:rPr>
           <w:lang w:val="zh_TW" w:bidi="zh_TW"/>
         </w:rPr>
-        <w:t>）。因此，發現可靠的水源是值得慶祝的原因（</w:t>
-      </w:r>
-      <w:hyperlink r:id="rId16">
-        <w:r>
-          <w:rPr>
-            <w:lang w:val="zh_TW" w:bidi="zh_TW"/>
-          </w:rPr>
-          <w:rPr>
-            <w:color w:val="0000EE"/>
-            <w:u w:val="single"/>
-          </w:rPr>
-          <w:t>民21:17–18</w:t>
-        </w:r>
-      </w:hyperlink>
-      <w:r>
-        <w:rPr>
-          <w:lang w:val="zh_TW" w:bidi="zh_TW"/>
-        </w:rPr>
-        <w:t>），並且經常引發衝突（</w:t>
-      </w:r>
-      <w:hyperlink r:id="rId17">
-        <w:r>
-          <w:rPr>
-            <w:lang w:val="zh_TW" w:bidi="zh_TW"/>
-          </w:rPr>
-          <w:rPr>
-            <w:color w:val="0000EE"/>
-            <w:u w:val="single"/>
-          </w:rPr>
-          <w:t>創21:25–30</w:t>
-        </w:r>
-      </w:hyperlink>
-      <w:r>
-        <w:rPr>
-          <w:lang w:val="zh_TW" w:bidi="zh_TW"/>
-        </w:rPr>
-        <w:t>，</w:t>
-      </w:r>
-      <w:hyperlink r:id="rId18">
-        <w:r>
-          <w:rPr>
-            <w:lang w:val="zh_TW" w:bidi="zh_TW"/>
-          </w:rPr>
-          <w:rPr>
-            <w:color w:val="0000EE"/>
-            <w:u w:val="single"/>
-          </w:rPr>
-          <w:t>26:19–22</w:t>
-        </w:r>
-      </w:hyperlink>
-      <w:r>
-        <w:rPr>
-          <w:lang w:val="zh_TW" w:bidi="zh_TW"/>
-        </w:rPr>
-        <w:t>；</w:t>
-      </w:r>
-      <w:hyperlink r:id="rId19">
-        <w:r>
-          <w:rPr>
-            <w:lang w:val="zh_TW" w:bidi="zh_TW"/>
-          </w:rPr>
-          <w:rPr>
-            <w:color w:val="0000EE"/>
-            <w:u w:val="single"/>
-          </w:rPr>
-          <w:t>王下3:19</w:t>
-        </w:r>
-      </w:hyperlink>
-      <w:r>
-        <w:rPr>
-          <w:lang w:val="zh_TW" w:bidi="zh_TW"/>
-        </w:rPr>
-        <w:t>）。成功挖出水井並保護自己的飲水權通常是確定財產權的重要因素（</w:t>
-      </w:r>
-      <w:hyperlink r:id="rId17">
-        <w:r>
-          <w:rPr>
-            <w:lang w:val="zh_TW" w:bidi="zh_TW"/>
-          </w:rPr>
-          <w:rPr>
-            <w:color w:val="0000EE"/>
-            <w:u w:val="single"/>
-          </w:rPr>
-          <w:t>創21:25–30</w:t>
-        </w:r>
-      </w:hyperlink>
-      <w:r>
-        <w:rPr>
-          <w:lang w:val="zh_TW" w:bidi="zh_TW"/>
-        </w:rPr>
-        <w:t>，</w:t>
-      </w:r>
-      <w:hyperlink r:id="rId20">
-        <w:r>
-          <w:rPr>
-            <w:lang w:val="zh_TW" w:bidi="zh_TW"/>
-          </w:rPr>
-          <w:rPr>
-            <w:color w:val="0000EE"/>
-            <w:u w:val="single"/>
-          </w:rPr>
-          <w:t>29:2–3</w:t>
-        </w:r>
-      </w:hyperlink>
-      <w:r>
-        <w:rPr>
-          <w:lang w:val="zh_TW" w:bidi="zh_TW"/>
-        </w:rPr>
-        <w:t>）。</w:t>
+        <w:t>）。那些百姓大概已經不懂希伯來文。</w:t>
       </w:r>
     </w:p>
     <w:p>
@@ -522,1184 +720,7 @@
         <w:rPr>
           <w:lang w:val="zh_TW" w:bidi="zh_TW"/>
         </w:rPr>
-        <w:t>好的水井通常被認為是神攝理的象徵（</w:t>
-      </w:r>
-      <w:hyperlink r:id="rId21">
-        <w:r>
-          <w:rPr>
-            <w:lang w:val="zh_TW" w:bidi="zh_TW"/>
-          </w:rPr>
-          <w:rPr>
-            <w:color w:val="0000EE"/>
-            <w:u w:val="single"/>
-          </w:rPr>
-          <w:t>創16:14</w:t>
-        </w:r>
-      </w:hyperlink>
-      <w:r>
-        <w:rPr>
-          <w:lang w:val="zh_TW" w:bidi="zh_TW"/>
-        </w:rPr>
-        <w:t>，</w:t>
-      </w:r>
-      <w:hyperlink r:id="rId22">
-        <w:r>
-          <w:rPr>
-            <w:lang w:val="zh_TW" w:bidi="zh_TW"/>
-          </w:rPr>
-          <w:rPr>
-            <w:color w:val="0000EE"/>
-            <w:u w:val="single"/>
-          </w:rPr>
-          <w:t>21:19</w:t>
-        </w:r>
-      </w:hyperlink>
-      <w:r>
-        <w:rPr>
-          <w:lang w:val="zh_TW" w:bidi="zh_TW"/>
-        </w:rPr>
-        <w:t>；</w:t>
-      </w:r>
-      <w:hyperlink r:id="rId23">
-        <w:r>
-          <w:rPr>
-            <w:lang w:val="zh_TW" w:bidi="zh_TW"/>
-          </w:rPr>
-          <w:rPr>
-            <w:color w:val="0000EE"/>
-            <w:u w:val="single"/>
-          </w:rPr>
-          <w:t>民21:16–18</w:t>
-        </w:r>
-      </w:hyperlink>
-      <w:r>
-        <w:rPr>
-          <w:lang w:val="zh_TW" w:bidi="zh_TW"/>
-        </w:rPr>
-        <w:t>）。因此，聖經作者將泉水井的水比喻為神為祂子民所提供的救恩（</w:t>
-      </w:r>
-      <w:hyperlink r:id="rId24">
-        <w:r>
-          <w:rPr>
-            <w:lang w:val="zh_TW" w:bidi="zh_TW"/>
-          </w:rPr>
-          <w:rPr>
-            <w:color w:val="0000EE"/>
-            <w:u w:val="single"/>
-          </w:rPr>
-          <w:t>賽12:3</w:t>
-        </w:r>
-      </w:hyperlink>
-      <w:r>
-        <w:rPr>
-          <w:lang w:val="zh_TW" w:bidi="zh_TW"/>
-        </w:rPr>
-        <w:t>；</w:t>
-      </w:r>
-      <w:hyperlink r:id="rId25">
-        <w:r>
-          <w:rPr>
-            <w:lang w:val="zh_TW" w:bidi="zh_TW"/>
-          </w:rPr>
-          <w:rPr>
-            <w:color w:val="0000EE"/>
-            <w:u w:val="single"/>
-          </w:rPr>
-          <w:t>約4:14</w:t>
-        </w:r>
-      </w:hyperlink>
-      <w:r>
-        <w:rPr>
-          <w:lang w:val="zh_TW" w:bidi="zh_TW"/>
-        </w:rPr>
-        <w:t>）。蓄水池中所收集的雨水的水質相對較差，而那些可以汲取「活」水（即流動的水）的水井水質較好，這一區別有助於澄清耶穌向撒馬利亞婦人說提供「活水」時的對話（</w:t>
-      </w:r>
-      <w:hyperlink r:id="rId26">
-        <w:r>
-          <w:rPr>
-            <w:lang w:val="zh_TW" w:bidi="zh_TW"/>
-          </w:rPr>
-          <w:rPr>
-            <w:color w:val="0000EE"/>
-            <w:u w:val="single"/>
-          </w:rPr>
-          <w:t>約4:10–15</w:t>
-        </w:r>
-      </w:hyperlink>
-      <w:r>
-        <w:rPr>
-          <w:lang w:val="zh_TW" w:bidi="zh_TW"/>
-        </w:rPr>
-        <w:t>）。</w:t>
-      </w:r>
-    </w:p>
-    <w:p>
-      <w:pPr/>
-      <w:r>
-        <w:rPr>
-          <w:lang w:val="zh_TW" w:bidi="zh_TW"/>
-        </w:rPr>
-      </w:r>
-      <w:r>
-        <w:rPr>
-          <w:i/>
-          <w:lang w:val="zh_TW" w:bidi="zh_TW"/>
-        </w:rPr>
-        <w:t xml:space="preserve">另見 </w:t>
-      </w:r>
-      <w:r>
-        <w:rPr>
-          <w:lang w:val="zh_TW" w:bidi="zh_TW"/>
-        </w:rPr>
-        <w:t>蓄水池</w:t>
-      </w:r>
-      <w:r>
-        <w:rPr>
-          <w:lang w:val="zh_TW" w:bidi="zh_TW"/>
-        </w:rPr>
-        <w:t>；</w:t>
-      </w:r>
-      <w:r>
-        <w:rPr>
-          <w:lang w:val="zh_TW" w:bidi="zh_TW"/>
-        </w:rPr>
-        <w:t>雅各井</w:t>
-      </w:r>
-      <w:r>
-        <w:rPr>
-          <w:lang w:val="zh_TW" w:bidi="zh_TW"/>
-        </w:rPr>
-        <w:t>。</w:t>
-      </w:r>
-      <w:r>
-        <w:rPr>
-          <w:lang w:val="zh_TW" w:bidi="zh_TW"/>
-        </w:rPr>
-      </w:r>
-      <w:r>
-        <w:rPr>
-          <w:lang w:val="zh_TW" w:bidi="zh_TW"/>
-        </w:rPr>
-      </w:r>
-    </w:p>
-    <w:p>
-      <w:pPr/>
-      <w:r>
-        <w:rPr>
-          <w:lang w:val="zh_TW" w:bidi="zh_TW"/>
-        </w:rPr>
-      </w:r>
-    </w:p>
-    <w:p>
-      <w:pPr>
-        <w:pStyle w:val="Heading2"/>
-      </w:pPr>
-      <w:r>
-        <w:rPr>
-          <w:lang w:val="zh_TW" w:bidi="zh_TW"/>
-        </w:rPr>
-        <w:t>敬拜</w:t>
-      </w:r>
-      <w:r>
-        <w:rPr>
-          <w:lang w:val="zh_TW" w:bidi="zh_TW"/>
-        </w:rPr>
-      </w:r>
-    </w:p>
-    <w:p>
-      <w:pPr/>
-      <w:r>
-        <w:rPr>
-          <w:lang w:val="zh_TW" w:bidi="zh_TW"/>
-        </w:rPr>
-      </w:r>
-      <w:r>
-        <w:rPr>
-          <w:lang w:val="zh_TW" w:bidi="zh_TW"/>
-        </w:rPr>
-        <w:t>向神表達尊崇與敬愛。</w:t>
-      </w:r>
-    </w:p>
-    <w:p>
-      <w:pPr>
-        <w:pStyle w:val="Heading3"/>
-      </w:pPr>
-      <w:r>
-        <w:rPr>
-          <w:lang w:val="zh_TW" w:bidi="zh_TW"/>
-        </w:rPr>
-        <w:t>舊約聖經中的敬拜</w:t>
-      </w:r>
-    </w:p>
-    <w:p>
-      <w:pPr/>
-      <w:r>
-        <w:rPr>
-          <w:lang w:val="zh_TW" w:bidi="zh_TW"/>
-        </w:rPr>
-      </w:r>
-      <w:r>
-        <w:rPr>
-          <w:lang w:val="zh_TW" w:bidi="zh_TW"/>
-        </w:rPr>
-        <w:t>從亞伯拉罕到以斯拉的約1,500年間（約公元前1900–450年），古代以色列的敬拜形式經歷了許多重大變化。亞伯拉罕過著遊牧生活，每當神向他顯現，他就築壇獻祭。到了摩西時代，會幕成為可移動的聖所，供在曠野行進的以色列各支派使用。所羅門在耶路撒冷建造聖殿，這座聖殿屹立了三個多世紀，直到公元前586年被巴比倫人毀壞。猶太人從被擄之地歸回後，又重建了一座聖殿，後來大希律（Herod the Great）進一步修建和擴建。雖然羅馬人在公元70年毀掉了整個聖殿建築群，但其地基仍然保留下來。直到今天，猶太人仍在西牆（Western Wall，又稱哭牆〔Wailing Wall〕）禱告。</w:t>
-      </w:r>
-    </w:p>
-    <w:p>
-      <w:pPr/>
-      <w:r>
-        <w:rPr>
-          <w:lang w:val="zh_TW" w:bidi="zh_TW"/>
-        </w:rPr>
-      </w:r>
-      <w:r>
-        <w:rPr>
-          <w:lang w:val="zh_TW" w:bidi="zh_TW"/>
-        </w:rPr>
-        <w:t>雖然敬拜的形式隨著時代和處境而改變，但敬拜的核心始終沒有改變。神向亞伯拉罕顯現，應許把迦南地賜給他的後裔。亞伯拉罕則藉著禱告和獻祭表明自己的信心。在整個聖經時期，聆聽神的話語、禱告和獻祭一直是敬拜的核心內容。以色列人始終牢記神向亞伯拉罕所作的應許，因為這些應許是以色列成為一個民族的根基，也是他們得迦南地為業的權利。</w:t>
-      </w:r>
-    </w:p>
-    <w:p>
-      <w:pPr/>
-      <w:r>
-        <w:rPr>
-          <w:lang w:val="zh_TW" w:bidi="zh_TW"/>
-        </w:rPr>
-      </w:r>
-      <w:r>
-        <w:rPr>
-          <w:lang w:val="zh_TW" w:bidi="zh_TW"/>
-        </w:rPr>
-        <w:t>以色列各家會按時上耶路撒冷的聖殿。男嬰出生後第八天要受割禮，作為加入以色列百姓的記號。之後過了一兩個月，嬰孩的母親便前往聖殿獻祭（</w:t>
-      </w:r>
-      <w:hyperlink r:id="rId27">
-        <w:r>
-          <w:rPr>
-            <w:lang w:val="zh_TW" w:bidi="zh_TW"/>
-          </w:rPr>
-          <w:rPr>
-            <w:color w:val="0000EE"/>
-            <w:u w:val="single"/>
-          </w:rPr>
-          <w:t>利12章</w:t>
-        </w:r>
-      </w:hyperlink>
-      <w:r>
-        <w:rPr>
-          <w:lang w:val="zh_TW" w:bidi="zh_TW"/>
-        </w:rPr>
-        <w:t>；參</w:t>
-      </w:r>
-      <w:hyperlink r:id="rId28">
-        <w:r>
-          <w:rPr>
-            <w:lang w:val="zh_TW" w:bidi="zh_TW"/>
-          </w:rPr>
-          <w:rPr>
-            <w:color w:val="0000EE"/>
-            <w:u w:val="single"/>
-          </w:rPr>
-          <w:t>路2:22–24</w:t>
-        </w:r>
-      </w:hyperlink>
-      <w:r>
-        <w:rPr>
-          <w:lang w:val="zh_TW" w:bidi="zh_TW"/>
-        </w:rPr>
-        <w:t>）。</w:t>
-      </w:r>
-    </w:p>
-    <w:p>
-      <w:pPr/>
-      <w:r>
-        <w:rPr>
-          <w:lang w:val="zh_TW" w:bidi="zh_TW"/>
-        </w:rPr>
-      </w:r>
-      <w:r>
-        <w:rPr>
-          <w:lang w:val="zh_TW" w:bidi="zh_TW"/>
-        </w:rPr>
-        <w:t>在羊羔和牛犢出生的季節，人們會獻上牲畜為祭。每隻母羊或母牛所生的頭生羊羔或頭生牛犢，都要獻給神作祭物（</w:t>
-      </w:r>
-      <w:hyperlink r:id="rId29">
-        <w:r>
-          <w:rPr>
-            <w:lang w:val="zh_TW" w:bidi="zh_TW"/>
-          </w:rPr>
-          <w:rPr>
-            <w:color w:val="0000EE"/>
-            <w:u w:val="single"/>
-          </w:rPr>
-          <w:t>出22:30</w:t>
-        </w:r>
-      </w:hyperlink>
-      <w:r>
-        <w:rPr>
-          <w:lang w:val="zh_TW" w:bidi="zh_TW"/>
-        </w:rPr>
-        <w:t>）。同樣，在收割開始時，人們要獻上初熟的土產；到了收成結束時，又要把全部收成的十分之一（也就是十一奉獻），交給祭司作為他們事奉神的分（</w:t>
-      </w:r>
-      <w:hyperlink r:id="rId30">
-        <w:r>
-          <w:rPr>
-            <w:lang w:val="zh_TW" w:bidi="zh_TW"/>
-          </w:rPr>
-          <w:rPr>
-            <w:color w:val="0000EE"/>
-            <w:u w:val="single"/>
-          </w:rPr>
-          <w:t>民18:21–32</w:t>
-        </w:r>
-      </w:hyperlink>
-      <w:r>
-        <w:rPr>
-          <w:lang w:val="zh_TW" w:bidi="zh_TW"/>
-        </w:rPr>
-        <w:t>）。</w:t>
-      </w:r>
-      <w:hyperlink r:id="rId31">
-        <w:r>
-          <w:rPr>
-            <w:lang w:val="zh_TW" w:bidi="zh_TW"/>
-          </w:rPr>
-          <w:rPr>
-            <w:color w:val="0000EE"/>
-            <w:u w:val="single"/>
-          </w:rPr>
-          <w:t>申命記二十六章5至15節</w:t>
-        </w:r>
-      </w:hyperlink>
-      <w:r>
-        <w:rPr>
-          <w:lang w:val="zh_TW" w:bidi="zh_TW"/>
-        </w:rPr>
-        <w:t>記載了一篇適合在這些場合使用的禱告。</w:t>
-      </w:r>
-    </w:p>
-    <w:p>
-      <w:pPr/>
-      <w:r>
-        <w:rPr>
-          <w:lang w:val="zh_TW" w:bidi="zh_TW"/>
-        </w:rPr>
-      </w:r>
-      <w:r>
-        <w:rPr>
-          <w:lang w:val="zh_TW" w:bidi="zh_TW"/>
-        </w:rPr>
-        <w:t>有時，人也會因個人的緣故獻祭。在危難中，人可能向神許願，並藉著獻祭表明自己的誓願（</w:t>
-      </w:r>
-      <w:hyperlink r:id="rId32">
-        <w:r>
-          <w:rPr>
-            <w:lang w:val="zh_TW" w:bidi="zh_TW"/>
-          </w:rPr>
-          <w:rPr>
-            <w:color w:val="0000EE"/>
-            <w:u w:val="single"/>
-          </w:rPr>
-          <w:t>創28:18–22</w:t>
-        </w:r>
-      </w:hyperlink>
-      <w:r>
-        <w:rPr>
-          <w:lang w:val="zh_TW" w:bidi="zh_TW"/>
-        </w:rPr>
-        <w:t>；</w:t>
-      </w:r>
-      <w:hyperlink r:id="rId33">
-        <w:r>
-          <w:rPr>
-            <w:lang w:val="zh_TW" w:bidi="zh_TW"/>
-          </w:rPr>
-          <w:rPr>
-            <w:color w:val="0000EE"/>
-            <w:u w:val="single"/>
-          </w:rPr>
-          <w:t>撒上1:10–11</w:t>
-        </w:r>
-      </w:hyperlink>
-      <w:r>
-        <w:rPr>
-          <w:lang w:val="zh_TW" w:bidi="zh_TW"/>
-        </w:rPr>
-        <w:t>）。當神應允禱告後，人通常會再獻祭一次（</w:t>
-      </w:r>
-      <w:hyperlink r:id="rId34">
-        <w:r>
-          <w:rPr>
-            <w:lang w:val="zh_TW" w:bidi="zh_TW"/>
-          </w:rPr>
-          <w:rPr>
-            <w:color w:val="0000EE"/>
-            <w:u w:val="single"/>
-          </w:rPr>
-          <w:t>創35:3</w:t>
-        </w:r>
-      </w:hyperlink>
-      <w:r>
-        <w:rPr>
-          <w:lang w:val="zh_TW" w:bidi="zh_TW"/>
-        </w:rPr>
-        <w:t>、</w:t>
-      </w:r>
-      <w:hyperlink r:id="rId34">
-        <w:r>
-          <w:rPr>
-            <w:lang w:val="zh_TW" w:bidi="zh_TW"/>
-          </w:rPr>
-          <w:rPr>
-            <w:color w:val="0000EE"/>
-            <w:u w:val="single"/>
-          </w:rPr>
-          <w:t>14</w:t>
-        </w:r>
-      </w:hyperlink>
-      <w:r>
-        <w:rPr>
-          <w:lang w:val="zh_TW" w:bidi="zh_TW"/>
-        </w:rPr>
-        <w:t>；</w:t>
-      </w:r>
-      <w:hyperlink r:id="rId35">
-        <w:r>
-          <w:rPr>
-            <w:lang w:val="zh_TW" w:bidi="zh_TW"/>
-          </w:rPr>
-          <w:rPr>
-            <w:color w:val="0000EE"/>
-            <w:u w:val="single"/>
-          </w:rPr>
-          <w:t>撒上1:24–25</w:t>
-        </w:r>
-      </w:hyperlink>
-      <w:r>
-        <w:rPr>
-          <w:lang w:val="zh_TW" w:bidi="zh_TW"/>
-        </w:rPr>
-        <w:t>）。人犯了嚴重的罪，或患了嚴重的疾病，也需要獻祭（</w:t>
-      </w:r>
-      <w:hyperlink r:id="rId36">
-        <w:r>
-          <w:rPr>
-            <w:lang w:val="zh_TW" w:bidi="zh_TW"/>
-          </w:rPr>
-          <w:rPr>
-            <w:color w:val="0000EE"/>
-            <w:u w:val="single"/>
-          </w:rPr>
-          <w:t>利4–5</w:t>
-        </w:r>
-      </w:hyperlink>
-      <w:r>
-        <w:rPr>
-          <w:lang w:val="zh_TW" w:bidi="zh_TW"/>
-        </w:rPr>
-        <w:t>，</w:t>
-      </w:r>
-      <w:hyperlink r:id="rId37">
-        <w:r>
-          <w:rPr>
-            <w:lang w:val="zh_TW" w:bidi="zh_TW"/>
-          </w:rPr>
-          <w:rPr>
-            <w:color w:val="0000EE"/>
-            <w:u w:val="single"/>
-          </w:rPr>
-          <w:t>13–15章</w:t>
-        </w:r>
-      </w:hyperlink>
-      <w:r>
-        <w:rPr>
-          <w:lang w:val="zh_TW" w:bidi="zh_TW"/>
-        </w:rPr>
-        <w:t>）。</w:t>
-      </w:r>
-    </w:p>
-    <w:p>
-      <w:pPr/>
-      <w:r>
-        <w:rPr>
-          <w:lang w:val="zh_TW" w:bidi="zh_TW"/>
-        </w:rPr>
-      </w:r>
-      <w:r>
-        <w:rPr>
-          <w:lang w:val="zh_TW" w:bidi="zh_TW"/>
-        </w:rPr>
-        <w:t>敬拜的人會把祭牲牽到聖殿的院子裡，站在祭司面前，把手按在祭牲頭上，表示這祭牲代表自己，並承認自己的罪，或說明獻祭的原因。接著，敬拜的人親手宰殺祭牲，並把牠分割開來，交給祭司放在巨大的銅祭壇上焚燒。有些祭（燔祭）需要把整隻祭牲完全燒在壇上。另一些祭則會把部分肉留給祭司，其餘由獻祭的人和家人一同吃用。但無論是哪一種祭，獻祭的人都要親手宰殺自己羊群或牛群中的祭牲。這些祭禮以具體而深刻的方式顯明罪的代價，以及敬拜的人所應承擔的責任。當敬拜的人宰殺祭牲時，他會想到，若不是神准許以祭牲代替自己獻上，因罪而死的本來應該是他自己。</w:t>
-      </w:r>
-    </w:p>
-    <w:p>
-      <w:pPr/>
-      <w:r>
-        <w:rPr>
-          <w:lang w:val="zh_TW" w:bidi="zh_TW"/>
-        </w:rPr>
-      </w:r>
-      <w:r>
-        <w:rPr>
-          <w:lang w:val="zh_TW" w:bidi="zh_TW"/>
-        </w:rPr>
-        <w:t>所有成年男子每年都要上聖殿參加全國性的節期三次（</w:t>
-      </w:r>
-      <w:hyperlink r:id="rId38">
-        <w:r>
-          <w:rPr>
-            <w:lang w:val="zh_TW" w:bidi="zh_TW"/>
-          </w:rPr>
-          <w:rPr>
-            <w:color w:val="0000EE"/>
-            <w:u w:val="single"/>
-          </w:rPr>
-          <w:t>出23:17</w:t>
-        </w:r>
-      </w:hyperlink>
-      <w:r>
-        <w:rPr>
-          <w:lang w:val="zh_TW" w:bidi="zh_TW"/>
-        </w:rPr>
-        <w:t>；</w:t>
-      </w:r>
-      <w:hyperlink r:id="rId39">
-        <w:r>
-          <w:rPr>
-            <w:lang w:val="zh_TW" w:bidi="zh_TW"/>
-          </w:rPr>
-          <w:rPr>
-            <w:color w:val="0000EE"/>
-            <w:u w:val="single"/>
-          </w:rPr>
-          <w:t>申16:16</w:t>
-        </w:r>
-      </w:hyperlink>
-      <w:r>
-        <w:rPr>
-          <w:lang w:val="zh_TW" w:bidi="zh_TW"/>
-        </w:rPr>
-        <w:t>）：逾越節（四月舉行）、七七節（五月舉行）和住棚節（十月舉行）。如果情況許可，全家人都會一同前往；但如果他們住得離耶路撒冷太遠，通常只會參加其中一個節期（</w:t>
-      </w:r>
-      <w:hyperlink r:id="rId40">
-        <w:r>
-          <w:rPr>
-            <w:lang w:val="zh_TW" w:bidi="zh_TW"/>
-          </w:rPr>
-          <w:rPr>
-            <w:color w:val="0000EE"/>
-            <w:u w:val="single"/>
-          </w:rPr>
-          <w:t>撒上1:3</w:t>
-        </w:r>
-      </w:hyperlink>
-      <w:r>
-        <w:rPr>
-          <w:lang w:val="zh_TW" w:bidi="zh_TW"/>
-        </w:rPr>
-        <w:t>；</w:t>
-      </w:r>
-      <w:hyperlink r:id="rId41">
-        <w:r>
-          <w:rPr>
-            <w:lang w:val="zh_TW" w:bidi="zh_TW"/>
-          </w:rPr>
-          <w:rPr>
-            <w:color w:val="0000EE"/>
-            <w:u w:val="single"/>
-          </w:rPr>
-          <w:t>路2:41</w:t>
-        </w:r>
-      </w:hyperlink>
-      <w:r>
-        <w:rPr>
-          <w:lang w:val="zh_TW" w:bidi="zh_TW"/>
-        </w:rPr>
-        <w:t>）。</w:t>
-      </w:r>
-    </w:p>
-    <w:p>
-      <w:pPr/>
-      <w:r>
-        <w:rPr>
-          <w:lang w:val="zh_TW" w:bidi="zh_TW"/>
-        </w:rPr>
-      </w:r>
-      <w:r>
-        <w:rPr>
-          <w:lang w:val="zh_TW" w:bidi="zh_TW"/>
-        </w:rPr>
-        <w:t>這些節期都是極其盛大的聚會。成千上萬的人會從各地聚集到耶路撒冷。他們有的住在親友家中，有的在城外搭棚居住。聖殿的院子裡擠滿了前來敬拜的人。聖殿的詩班唱著適合節期的詩篇；祭司和利未人則獻上數百隻祭牲（逾越節期間更達數千隻）。有些敬拜的人情緒激昂，不禁跳舞歡慶；另一些性情較為沉穩的人，則滿足於一同唱詩，或安靜地禱告。</w:t>
-      </w:r>
-    </w:p>
-    <w:p>
-      <w:pPr/>
-      <w:r>
-        <w:rPr>
-          <w:lang w:val="zh_TW" w:bidi="zh_TW"/>
-        </w:rPr>
-      </w:r>
-      <w:r>
-        <w:rPr>
-          <w:lang w:val="zh_TW" w:bidi="zh_TW"/>
-        </w:rPr>
-        <w:t>這些主要節期都是充滿歡樂的日子，因為它們慶祝神把以色列人從埃及拯救出來。在逾越節期間，每個家庭都要吃烤羊羔和苦菜，重現祖先離開埃及前所吃的最後一餐（</w:t>
-      </w:r>
-      <w:hyperlink r:id="rId42">
-        <w:r>
-          <w:rPr>
-            <w:lang w:val="zh_TW" w:bidi="zh_TW"/>
-          </w:rPr>
-          <w:rPr>
-            <w:color w:val="0000EE"/>
-            <w:u w:val="single"/>
-          </w:rPr>
-          <w:t>出12章</w:t>
-        </w:r>
-      </w:hyperlink>
-      <w:r>
-        <w:rPr>
-          <w:lang w:val="zh_TW" w:bidi="zh_TW"/>
-        </w:rPr>
-        <w:t>）。在住棚節期間，人們要用樹枝搭建棚子，並在裡面住七天，藉此記念以色列人在曠野漂流40年間住在帳棚裡的日子（</w:t>
-      </w:r>
-      <w:hyperlink r:id="rId43">
-        <w:r>
-          <w:rPr>
-            <w:lang w:val="zh_TW" w:bidi="zh_TW"/>
-          </w:rPr>
-          <w:rPr>
-            <w:color w:val="0000EE"/>
-            <w:u w:val="single"/>
-          </w:rPr>
-          <w:t>利23:39–43</w:t>
-        </w:r>
-      </w:hyperlink>
-      <w:r>
-        <w:rPr>
-          <w:lang w:val="zh_TW" w:bidi="zh_TW"/>
-        </w:rPr>
-        <w:t>）。這些盛大的節期不斷提醒以色列人：神曾救他們脫離埃及的奴役，又照著祂對亞伯拉罕的應許，把迦南地賜給他們。</w:t>
-      </w:r>
-    </w:p>
-    <w:p>
-      <w:pPr/>
-      <w:r>
-        <w:rPr>
-          <w:lang w:val="zh_TW" w:bidi="zh_TW"/>
-        </w:rPr>
-      </w:r>
-      <w:r>
-        <w:rPr>
-          <w:lang w:val="zh_TW" w:bidi="zh_TW"/>
-        </w:rPr>
-        <w:t>這三個節期各持續一週，但一年之中有一天完全不同，那就是贖罪日。這一天，人人都要禁食，並為自己的罪憂傷。當天，大祭司會把手按在一隻山羊頭上，承認全體百姓的罪。之後，那隻山羊會被帶到曠野去，象徵罪已從百姓當中除去（</w:t>
-      </w:r>
-      <w:hyperlink r:id="rId44">
-        <w:r>
-          <w:rPr>
-            <w:lang w:val="zh_TW" w:bidi="zh_TW"/>
-          </w:rPr>
-          <w:rPr>
-            <w:color w:val="0000EE"/>
-            <w:u w:val="single"/>
-          </w:rPr>
-          <w:t>利16章</w:t>
-        </w:r>
-      </w:hyperlink>
-      <w:r>
-        <w:rPr>
-          <w:lang w:val="zh_TW" w:bidi="zh_TW"/>
-        </w:rPr>
-        <w:t>）。</w:t>
-      </w:r>
-    </w:p>
-    <w:p>
-      <w:pPr/>
-      <w:r>
-        <w:rPr>
-          <w:lang w:val="zh_TW" w:bidi="zh_TW"/>
-        </w:rPr>
-      </w:r>
-      <w:r>
-        <w:rPr>
-          <w:lang w:val="zh_TW" w:bidi="zh_TW"/>
-        </w:rPr>
-        <w:t>第一座聖殿被毀後不久，猶太會堂逐漸發展成為公開敬拜的場所。會堂中的聚會與現代教會的崇拜較為相似，內容包括禱告、誦讀聖經和講道。會堂裡不獻祭。到了公元70年，第二座聖殿被毀後，猶太會堂成了猶太人唯一可以公開敬拜的地方。從那時起，也不再有獻祭的制度。新約聖經認為這是合宜的，因為耶穌是真正的神的羔羊（</w:t>
-      </w:r>
-      <w:hyperlink r:id="rId45">
-        <w:r>
-          <w:rPr>
-            <w:lang w:val="zh_TW" w:bidi="zh_TW"/>
-          </w:rPr>
-          <w:rPr>
-            <w:color w:val="0000EE"/>
-            <w:u w:val="single"/>
-          </w:rPr>
-          <w:t>約1:29</w:t>
-        </w:r>
-      </w:hyperlink>
-      <w:r>
-        <w:rPr>
-          <w:lang w:val="zh_TW" w:bidi="zh_TW"/>
-        </w:rPr>
-        <w:t>）；祂既已受死，就不再需要獻上其它祭牲了（</w:t>
-      </w:r>
-      <w:hyperlink r:id="rId46">
-        <w:r>
-          <w:rPr>
-            <w:lang w:val="zh_TW" w:bidi="zh_TW"/>
-          </w:rPr>
-          <w:rPr>
-            <w:color w:val="0000EE"/>
-            <w:u w:val="single"/>
-          </w:rPr>
-          <w:t>來10:11–12</w:t>
-        </w:r>
-      </w:hyperlink>
-      <w:r>
-        <w:rPr>
-          <w:lang w:val="zh_TW" w:bidi="zh_TW"/>
-        </w:rPr>
-        <w:t>）。</w:t>
-      </w:r>
-    </w:p>
-    <w:p>
-      <w:pPr>
-        <w:pStyle w:val="Heading3"/>
-      </w:pPr>
-      <w:r>
-        <w:rPr>
-          <w:lang w:val="zh_TW" w:bidi="zh_TW"/>
-        </w:rPr>
-        <w:t>新約聖經中的敬拜</w:t>
-      </w:r>
-    </w:p>
-    <w:p>
-      <w:pPr/>
-      <w:r>
-        <w:rPr>
-          <w:lang w:val="zh_TW" w:bidi="zh_TW"/>
-        </w:rPr>
-      </w:r>
-      <w:r>
-        <w:rPr>
-          <w:lang w:val="zh_TW" w:bidi="zh_TW"/>
-        </w:rPr>
-        <w:t>猶太人過於依賴聖殿這個實體場所來敬拜。耶穌來到世上後宣告，祂自己就是神的殿；祂復活以後，要成為屬靈的居所，使神（聖靈）與人能在靈裡彼此交通（見</w:t>
-      </w:r>
-      <w:hyperlink r:id="rId47">
-        <w:r>
-          <w:rPr>
-            <w:lang w:val="zh_TW" w:bidi="zh_TW"/>
-          </w:rPr>
-          <w:rPr>
-            <w:color w:val="0000EE"/>
-            <w:u w:val="single"/>
-          </w:rPr>
-          <w:t>太12:6</w:t>
-        </w:r>
-      </w:hyperlink>
-      <w:r>
-        <w:rPr>
-          <w:lang w:val="zh_TW" w:bidi="zh_TW"/>
-        </w:rPr>
-        <w:t>；</w:t>
-      </w:r>
-      <w:hyperlink r:id="rId48">
-        <w:r>
-          <w:rPr>
-            <w:lang w:val="zh_TW" w:bidi="zh_TW"/>
-          </w:rPr>
-          <w:rPr>
-            <w:color w:val="0000EE"/>
-            <w:u w:val="single"/>
-          </w:rPr>
-          <w:t>約2:19–22</w:t>
-        </w:r>
-      </w:hyperlink>
-      <w:r>
-        <w:rPr>
-          <w:lang w:val="zh_TW" w:bidi="zh_TW"/>
-        </w:rPr>
-        <w:t>）。換句話說，敬拜不再是以某個地方為中心，而是以一位人物為中心——敬拜的人藉著耶穌基督和祂的靈，可以直接來到神面前（見</w:t>
-      </w:r>
-      <w:hyperlink r:id="rId49">
-        <w:r>
-          <w:rPr>
-            <w:lang w:val="zh_TW" w:bidi="zh_TW"/>
-          </w:rPr>
-          <w:rPr>
-            <w:color w:val="0000EE"/>
-            <w:u w:val="single"/>
-          </w:rPr>
-          <w:t>約14:6</w:t>
-        </w:r>
-      </w:hyperlink>
-      <w:r>
-        <w:rPr>
-          <w:lang w:val="zh_TW" w:bidi="zh_TW"/>
-        </w:rPr>
-        <w:t>；</w:t>
-      </w:r>
-      <w:hyperlink r:id="rId50">
-        <w:r>
-          <w:rPr>
-            <w:lang w:val="zh_TW" w:bidi="zh_TW"/>
-          </w:rPr>
-          <w:rPr>
-            <w:color w:val="0000EE"/>
-            <w:u w:val="single"/>
-          </w:rPr>
-          <w:t>來10:19–20</w:t>
-        </w:r>
-      </w:hyperlink>
-      <w:r>
-        <w:rPr>
-          <w:lang w:val="zh_TW" w:bidi="zh_TW"/>
-        </w:rPr>
-        <w:t>）。</w:t>
-      </w:r>
-    </w:p>
-    <w:p>
-      <w:pPr/>
-      <w:r>
-        <w:rPr>
-          <w:lang w:val="zh_TW" w:bidi="zh_TW"/>
-        </w:rPr>
-      </w:r>
-      <w:r>
-        <w:rPr>
-          <w:lang w:val="zh_TW" w:bidi="zh_TW"/>
-        </w:rPr>
-        <w:t>這種敬拜方式的轉變（從有形的轉向屬靈的）正是</w:t>
-      </w:r>
-      <w:hyperlink r:id="rId51">
-        <w:r>
-          <w:rPr>
-            <w:lang w:val="zh_TW" w:bidi="zh_TW"/>
-          </w:rPr>
-          <w:rPr>
-            <w:color w:val="0000EE"/>
-            <w:u w:val="single"/>
-          </w:rPr>
-          <w:t>約翰福音四章</w:t>
-        </w:r>
-      </w:hyperlink>
-      <w:r>
-        <w:rPr>
-          <w:lang w:val="zh_TW" w:bidi="zh_TW"/>
-        </w:rPr>
-        <w:t>的主題，這一章記載了耶穌與撒馬利亞人相遇的經過。耶穌與撒馬利亞婦人談話後，那婦人承認祂必是一位先知，隨即談到猶太人和撒馬利亞人長久以來的爭論：究竟哪裡才是正確的敬拜地點——耶路撒冷還是基利心山。撒馬利亞人根據</w:t>
-      </w:r>
-      <w:hyperlink r:id="rId52">
-        <w:r>
-          <w:rPr>
-            <w:lang w:val="zh_TW" w:bidi="zh_TW"/>
-          </w:rPr>
-          <w:rPr>
-            <w:color w:val="0000EE"/>
-            <w:u w:val="single"/>
-          </w:rPr>
-          <w:t>申命記十一章26至29節</w:t>
-        </w:r>
-      </w:hyperlink>
-      <w:r>
-        <w:rPr>
-          <w:lang w:val="zh_TW" w:bidi="zh_TW"/>
-        </w:rPr>
-        <w:t>和</w:t>
-      </w:r>
-      <w:hyperlink r:id="rId53">
-        <w:r>
-          <w:rPr>
-            <w:lang w:val="zh_TW" w:bidi="zh_TW"/>
-          </w:rPr>
-          <w:rPr>
-            <w:color w:val="0000EE"/>
-            <w:u w:val="single"/>
-          </w:rPr>
-          <w:t>二十七章1至8節</w:t>
-        </w:r>
-      </w:hyperlink>
-      <w:r>
-        <w:rPr>
-          <w:lang w:val="zh_TW" w:bidi="zh_TW"/>
-        </w:rPr>
-        <w:t>，在基利心山設立敬拜的地方；猶太人則遵循大衛和所羅門所確立的傳統，以耶路撒冷作為敬拜的中心。聖經肯定了耶路撒冷才是真正的敬拜中心（</w:t>
-      </w:r>
-      <w:hyperlink r:id="rId54">
-        <w:r>
-          <w:rPr>
-            <w:lang w:val="zh_TW" w:bidi="zh_TW"/>
-          </w:rPr>
-          <w:rPr>
-            <w:color w:val="0000EE"/>
-            <w:u w:val="single"/>
-          </w:rPr>
-          <w:t>申12:5</w:t>
-        </w:r>
-      </w:hyperlink>
-      <w:r>
-        <w:rPr>
-          <w:lang w:val="zh_TW" w:bidi="zh_TW"/>
-        </w:rPr>
-        <w:t>；</w:t>
-      </w:r>
-      <w:hyperlink r:id="rId55">
-        <w:r>
-          <w:rPr>
-            <w:lang w:val="zh_TW" w:bidi="zh_TW"/>
-          </w:rPr>
-          <w:rPr>
-            <w:color w:val="0000EE"/>
-            <w:u w:val="single"/>
-          </w:rPr>
-          <w:t>代下6:6</w:t>
-        </w:r>
-      </w:hyperlink>
-      <w:r>
-        <w:rPr>
-          <w:lang w:val="zh_TW" w:bidi="zh_TW"/>
-        </w:rPr>
-        <w:t>，</w:t>
-      </w:r>
-      <w:hyperlink r:id="rId56">
-        <w:r>
-          <w:rPr>
-            <w:lang w:val="zh_TW" w:bidi="zh_TW"/>
-          </w:rPr>
-          <w:rPr>
-            <w:color w:val="0000EE"/>
-            <w:u w:val="single"/>
-          </w:rPr>
-          <w:t>7:12</w:t>
-        </w:r>
-      </w:hyperlink>
-      <w:r>
-        <w:rPr>
-          <w:lang w:val="zh_TW" w:bidi="zh_TW"/>
-        </w:rPr>
-        <w:t>；</w:t>
-      </w:r>
-      <w:hyperlink r:id="rId57">
-        <w:r>
-          <w:rPr>
-            <w:lang w:val="zh_TW" w:bidi="zh_TW"/>
-          </w:rPr>
-          <w:rPr>
-            <w:color w:val="0000EE"/>
-            <w:u w:val="single"/>
-          </w:rPr>
-          <w:t>詩78:67–68</w:t>
-        </w:r>
-      </w:hyperlink>
-      <w:r>
-        <w:rPr>
-          <w:lang w:val="zh_TW" w:bidi="zh_TW"/>
-        </w:rPr>
-        <w:t>）。然而，耶穌告訴她，一個新的時代已經來到，人不再需要爭論哪個地方才是敬拜的地點。人不再是在耶路撒冷或基利心山敬拜父神。新的時代已經來到，真正敬拜父神的人（無論是猶太人、撒馬利亞人，還是外邦人），都必須用心靈和誠實敬拜祂。</w:t>
-      </w:r>
-    </w:p>
-    <w:p>
-      <w:pPr/>
-      <w:r>
-        <w:rPr>
-          <w:lang w:val="zh_TW" w:bidi="zh_TW"/>
-        </w:rPr>
-      </w:r>
-      <w:r>
-        <w:rPr>
-          <w:lang w:val="zh_TW" w:bidi="zh_TW"/>
-        </w:rPr>
-        <w:t>「用心靈敬拜」對應耶路撒冷；「用誠實敬拜」則對應撒馬利亞人在敬拜、對神的認識等方面的無知觀念。從前，人是在耶路撒冷敬拜神；如今，真正的耶路撒冷乃是在人的靈裡。事實上，教會被稱為「神藉著聖靈居住的所在」（</w:t>
-      </w:r>
-      <w:hyperlink r:id="rId58">
-        <w:r>
-          <w:rPr>
-            <w:lang w:val="zh_TW" w:bidi="zh_TW"/>
-          </w:rPr>
-          <w:rPr>
-            <w:color w:val="0000EE"/>
-            <w:u w:val="single"/>
-          </w:rPr>
-          <w:t>弗2:22</w:t>
-        </w:r>
-      </w:hyperlink>
-      <w:r>
-        <w:rPr>
-          <w:lang w:val="zh_TW" w:bidi="zh_TW"/>
-        </w:rPr>
-        <w:t>）。真正的敬拜不但要求人用自己的靈與神相交（因為神是靈），也要按著真理敬拜。新約時代真正的敬拜，是用心靈和誠實敬拜神。既然「神是個靈」，人就必須用心靈敬拜祂。人有靈，而人的靈與神是靈的本性相呼應。因此，人能在神所在的層面與神相交，也能敬拜神。</w:t>
-      </w:r>
-    </w:p>
-    <w:p>
-      <w:pPr/>
-      <w:r>
-        <w:rPr>
-          <w:lang w:val="zh_TW" w:bidi="zh_TW"/>
-        </w:rPr>
-      </w:r>
-      <w:r>
-        <w:rPr>
-          <w:lang w:val="zh_TW" w:bidi="zh_TW"/>
-        </w:rPr>
-        <w:t>從某種意義上來說，</w:t>
-      </w:r>
-      <w:hyperlink r:id="rId51">
-        <w:r>
-          <w:rPr>
-            <w:lang w:val="zh_TW" w:bidi="zh_TW"/>
-          </w:rPr>
-          <w:rPr>
-            <w:color w:val="0000EE"/>
-            <w:u w:val="single"/>
-          </w:rPr>
-          <w:t>約翰福音四章</w:t>
-        </w:r>
-      </w:hyperlink>
-      <w:r>
-        <w:rPr>
-          <w:lang w:val="zh_TW" w:bidi="zh_TW"/>
-        </w:rPr>
-        <w:t>預先展現了</w:t>
-      </w:r>
-      <w:hyperlink r:id="rId59">
-        <w:r>
-          <w:rPr>
-            <w:lang w:val="zh_TW" w:bidi="zh_TW"/>
-          </w:rPr>
-          <w:rPr>
-            <w:color w:val="0000EE"/>
-            <w:u w:val="single"/>
-          </w:rPr>
-          <w:t>啟示錄二十一</w:t>
-        </w:r>
-      </w:hyperlink>
-      <w:r>
-        <w:rPr>
-          <w:lang w:val="zh_TW" w:bidi="zh_TW"/>
-        </w:rPr>
-        <w:t>和</w:t>
-      </w:r>
-      <w:hyperlink r:id="rId60">
-        <w:r>
-          <w:rPr>
-            <w:lang w:val="zh_TW" w:bidi="zh_TW"/>
-          </w:rPr>
-          <w:rPr>
-            <w:color w:val="0000EE"/>
-            <w:u w:val="single"/>
-          </w:rPr>
-          <w:t>二十二章</w:t>
-        </w:r>
-      </w:hyperlink>
-      <w:r>
-        <w:rPr>
-          <w:lang w:val="zh_TW" w:bidi="zh_TW"/>
-        </w:rPr>
-        <w:t>的景象。在那裡，神把生命水的河賜給所有信徒，羔羊和神就是新耶路撒冷的殿。信徒從神領受生命，也在神裡面敬拜祂。飲於聖靈與在聖靈裡敬拜神之間有著深刻，甚至帶有奧祕色彩的聯繫（見</w:t>
-      </w:r>
-      <w:hyperlink r:id="rId61">
-        <w:r>
-          <w:rPr>
-            <w:lang w:val="zh_TW" w:bidi="zh_TW"/>
-          </w:rPr>
-          <w:rPr>
-            <w:color w:val="0000EE"/>
-            <w:u w:val="single"/>
-          </w:rPr>
-          <w:t>林前12:13</w:t>
-        </w:r>
-      </w:hyperlink>
-      <w:r>
-        <w:rPr>
-          <w:lang w:val="zh_TW" w:bidi="zh_TW"/>
-        </w:rPr>
-        <w:t>）。</w:t>
-      </w:r>
-      <w:hyperlink r:id="rId62">
-        <w:r>
-          <w:rPr>
-            <w:lang w:val="zh_TW" w:bidi="zh_TW"/>
-          </w:rPr>
-          <w:rPr>
-            <w:color w:val="0000EE"/>
-            <w:u w:val="single"/>
-          </w:rPr>
-          <w:t>以西結書四十七章</w:t>
-        </w:r>
-      </w:hyperlink>
-      <w:r>
-        <w:rPr>
-          <w:lang w:val="zh_TW" w:bidi="zh_TW"/>
-        </w:rPr>
-        <w:t>也描述了同樣的觀念。那裡描繪一條從神的殿流出的河，象徵神永不止息的供應。在</w:t>
-      </w:r>
-      <w:hyperlink r:id="rId51">
-        <w:r>
-          <w:rPr>
-            <w:lang w:val="zh_TW" w:bidi="zh_TW"/>
-          </w:rPr>
-          <w:rPr>
-            <w:color w:val="0000EE"/>
-            <w:u w:val="single"/>
-          </w:rPr>
-          <w:t>約翰福音四章</w:t>
-        </w:r>
-      </w:hyperlink>
-      <w:r>
-        <w:rPr>
-          <w:lang w:val="zh_TW" w:bidi="zh_TW"/>
-        </w:rPr>
-        <w:t>中，耶穌把活水賜給所有接受神恩賜的人，並引導人來到一座新的殿——不是有形的殿，而是屬靈的殿；人在那裡用心靈敬拜神。</w:t>
-      </w:r>
-      <w:r>
-        <w:rPr>
-          <w:lang w:val="zh_TW" w:bidi="zh_TW"/>
-        </w:rPr>
-      </w:r>
-      <w:r>
-        <w:rPr>
-          <w:lang w:val="zh_TW" w:bidi="zh_TW"/>
-        </w:rPr>
-      </w:r>
-    </w:p>
-    <w:p>
-      <w:pPr/>
-      <w:r>
-        <w:rPr>
-          <w:lang w:val="zh_TW" w:bidi="zh_TW"/>
-        </w:rPr>
-      </w:r>
-    </w:p>
-    <w:p>
-      <w:pPr>
-        <w:pStyle w:val="Heading2"/>
-      </w:pPr>
-      <w:r>
-        <w:rPr>
-          <w:lang w:val="zh_TW" w:bidi="zh_TW"/>
-        </w:rPr>
-        <w:t>敬畏神的人</w:t>
-      </w:r>
-      <w:r>
-        <w:rPr>
-          <w:lang w:val="zh_TW" w:bidi="zh_TW"/>
-        </w:rPr>
-      </w:r>
-    </w:p>
-    <w:p>
-      <w:pPr/>
-      <w:r>
-        <w:rPr>
-          <w:lang w:val="zh_TW" w:bidi="zh_TW"/>
-        </w:rPr>
-      </w:r>
-      <w:r>
-        <w:rPr>
-          <w:lang w:val="zh_TW" w:bidi="zh_TW"/>
-        </w:rPr>
-        <w:t>深深尊敬、敬重或畏懼神的人。這種畏懼可能表現為：</w:t>
+        <w:t>在新約聖經時代，解釋者可以：</w:t>
       </w:r>
     </w:p>
     <w:p>
@@ -1717,7 +738,25 @@
         <w:rPr>
           <w:lang w:val="zh_TW" w:bidi="zh_TW"/>
         </w:rPr>
-        <w:t>表示尊敬的稱呼</w:t>
+        <w:t>解釋說方言之人的話（</w:t>
+      </w:r>
+      <w:hyperlink r:id="rId28">
+        <w:r>
+          <w:rPr>
+            <w:lang w:val="zh_TW" w:bidi="zh_TW"/>
+          </w:rPr>
+          <w:rPr>
+            <w:color w:val="0000EE"/>
+            <w:u w:val="single"/>
+          </w:rPr>
+          <w:t>林前14:28</w:t>
+        </w:r>
+      </w:hyperlink>
+      <w:r>
+        <w:rPr>
+          <w:lang w:val="zh_TW" w:bidi="zh_TW"/>
+        </w:rPr>
+        <w:t>）</w:t>
       </w:r>
     </w:p>
     <w:p>
@@ -1735,7 +774,25 @@
         <w:rPr>
           <w:lang w:val="zh_TW" w:bidi="zh_TW"/>
         </w:rPr>
-        <w:t>因恐懼而產生的情緒反應</w:t>
+        <w:t>傳譯不同的語言（</w:t>
+      </w:r>
+      <w:hyperlink r:id="rId29">
+        <w:r>
+          <w:rPr>
+            <w:lang w:val="zh_TW" w:bidi="zh_TW"/>
+          </w:rPr>
+          <w:rPr>
+            <w:color w:val="0000EE"/>
+            <w:u w:val="single"/>
+          </w:rPr>
+          <w:t>徒2:6</w:t>
+        </w:r>
+      </w:hyperlink>
+      <w:r>
+        <w:rPr>
+          <w:lang w:val="zh_TW" w:bidi="zh_TW"/>
+        </w:rPr>
+        <w:t>）</w:t>
       </w:r>
     </w:p>
     <w:p>
@@ -1753,23 +810,9 @@
         <w:rPr>
           <w:lang w:val="zh_TW" w:bidi="zh_TW"/>
         </w:rPr>
-        <w:t>對神懲罰的畏懼</w:t>
-      </w:r>
-    </w:p>
-    <w:p>
-      <w:pPr/>
-      <w:r>
-        <w:rPr>
-          <w:lang w:val="zh_TW" w:bidi="zh_TW"/>
-        </w:rPr>
-      </w:r>
-      <w:r>
-        <w:rPr>
-          <w:lang w:val="zh_TW" w:bidi="zh_TW"/>
-        </w:rPr>
-        <w:t>在舊約聖經裡，形容敬畏神的的人的片語，常與「帶著敬畏恃立」或「充滿敬畏（held in awe）」等術語並列。「崇敬耶和華（reverence for the Lord）」的用法較少見，但經文在俄巴底為拯救先知免受耶洗別殺害，而把他們藏起來時，用了這個表達（</w:t>
-      </w:r>
-      <w:hyperlink r:id="rId63">
+        <w:t>解釋聖經（</w:t>
+      </w:r>
+      <w:hyperlink r:id="rId30">
         <w:r>
           <w:rPr>
             <w:lang w:val="zh_TW" w:bidi="zh_TW"/>
@@ -1778,477 +821,14 @@
             <w:color w:val="0000EE"/>
             <w:u w:val="single"/>
           </w:rPr>
-          <w:t>王上18:3–4、12</w:t>
+          <w:t>路24:27</w:t>
         </w:r>
       </w:hyperlink>
       <w:r>
         <w:rPr>
           <w:lang w:val="zh_TW" w:bidi="zh_TW"/>
         </w:rPr>
-        <w:t>，和合本譯為敬畏耶和華）。一個敬畏神的統治者應當施行公義（</w:t>
-      </w:r>
-      <w:hyperlink r:id="rId64">
-        <w:r>
-          <w:rPr>
-            <w:lang w:val="zh_TW" w:bidi="zh_TW"/>
-          </w:rPr>
-          <w:rPr>
-            <w:color w:val="0000EE"/>
-            <w:u w:val="single"/>
-          </w:rPr>
-          <w:t>撒下23:3</w:t>
-        </w:r>
-      </w:hyperlink>
-      <w:r>
-        <w:rPr>
-          <w:lang w:val="zh_TW" w:bidi="zh_TW"/>
-        </w:rPr>
-        <w:t>；</w:t>
-      </w:r>
-      <w:hyperlink r:id="rId65">
-        <w:r>
-          <w:rPr>
-            <w:lang w:val="zh_TW" w:bidi="zh_TW"/>
-          </w:rPr>
-          <w:rPr>
-            <w:color w:val="0000EE"/>
-            <w:u w:val="single"/>
-          </w:rPr>
-          <w:t>代下19:7</w:t>
-        </w:r>
-      </w:hyperlink>
-      <w:r>
-        <w:rPr>
-          <w:lang w:val="zh_TW" w:bidi="zh_TW"/>
-        </w:rPr>
-        <w:t>）。神應許敬畏祂的人得享長壽（</w:t>
-      </w:r>
-      <w:hyperlink r:id="rId66">
-        <w:r>
-          <w:rPr>
-            <w:lang w:val="zh_TW" w:bidi="zh_TW"/>
-          </w:rPr>
-          <w:rPr>
-            <w:color w:val="0000EE"/>
-            <w:u w:val="single"/>
-          </w:rPr>
-          <w:t>箴10:27，</w:t>
-        </w:r>
-      </w:hyperlink>
-      <w:hyperlink r:id="rId67">
-        <w:r>
-          <w:rPr>
-            <w:lang w:val="zh_TW" w:bidi="zh_TW"/>
-          </w:rPr>
-          <w:rPr>
-            <w:color w:val="0000EE"/>
-            <w:u w:val="single"/>
-          </w:rPr>
-          <w:t>14:27，</w:t>
-        </w:r>
-      </w:hyperlink>
-      <w:hyperlink r:id="rId68">
-        <w:r>
-          <w:rPr>
-            <w:lang w:val="zh_TW" w:bidi="zh_TW"/>
-          </w:rPr>
-          <w:rPr>
-            <w:color w:val="0000EE"/>
-            <w:u w:val="single"/>
-          </w:rPr>
-          <w:t>19:23</w:t>
-        </w:r>
-      </w:hyperlink>
-      <w:r>
-        <w:rPr>
-          <w:lang w:val="zh_TW" w:bidi="zh_TW"/>
-        </w:rPr>
-        <w:t>）。一個敬畏神的家庭在患難時會倚靠耶和華（</w:t>
-      </w:r>
-      <w:hyperlink r:id="rId69">
-        <w:r>
-          <w:rPr>
-            <w:lang w:val="zh_TW" w:bidi="zh_TW"/>
-          </w:rPr>
-          <w:rPr>
-            <w:color w:val="0000EE"/>
-            <w:u w:val="single"/>
-          </w:rPr>
-          <w:t>王下4:1</w:t>
-        </w:r>
-      </w:hyperlink>
-      <w:r>
-        <w:rPr>
-          <w:lang w:val="zh_TW" w:bidi="zh_TW"/>
-        </w:rPr>
-        <w:t>；</w:t>
-      </w:r>
-      <w:hyperlink r:id="rId70">
-        <w:r>
-          <w:rPr>
-            <w:lang w:val="zh_TW" w:bidi="zh_TW"/>
-          </w:rPr>
-          <w:rPr>
-            <w:color w:val="0000EE"/>
-            <w:u w:val="single"/>
-          </w:rPr>
-          <w:t>箴14:26</w:t>
-        </w:r>
-      </w:hyperlink>
-      <w:r>
-        <w:rPr>
-          <w:lang w:val="zh_TW" w:bidi="zh_TW"/>
-        </w:rPr>
-        <w:t>）。敬畏耶和華的人有能力遠離罪惡，敬畏耶和華也成為他們的智慧開端（</w:t>
-      </w:r>
-      <w:hyperlink r:id="rId71">
-        <w:r>
-          <w:rPr>
-            <w:lang w:val="zh_TW" w:bidi="zh_TW"/>
-          </w:rPr>
-          <w:rPr>
-            <w:color w:val="0000EE"/>
-            <w:u w:val="single"/>
-          </w:rPr>
-          <w:t>所羅門智訓10:13</w:t>
-        </w:r>
-      </w:hyperlink>
-      <w:r>
-        <w:rPr>
-          <w:lang w:val="zh_TW" w:bidi="zh_TW"/>
-        </w:rPr>
-        <w:t>）。</w:t>
-      </w:r>
-    </w:p>
-    <w:p>
-      <w:pPr/>
-      <w:r>
-        <w:rPr>
-          <w:lang w:val="zh_TW" w:bidi="zh_TW"/>
-        </w:rPr>
-      </w:r>
-      <w:r>
-        <w:rPr>
-          <w:lang w:val="zh_TW" w:bidi="zh_TW"/>
-        </w:rPr>
-        <w:t>在新約聖經中，教導人去愛主和事奉主時，往往同時提到要「敬畏神」（</w:t>
-      </w:r>
-      <w:hyperlink r:id="rId72">
-        <w:r>
-          <w:rPr>
-            <w:lang w:val="zh_TW" w:bidi="zh_TW"/>
-          </w:rPr>
-          <w:rPr>
-            <w:color w:val="0000EE"/>
-            <w:u w:val="single"/>
-          </w:rPr>
-          <w:t>西3:22</w:t>
-        </w:r>
-      </w:hyperlink>
-      <w:r>
-        <w:rPr>
-          <w:lang w:val="zh_TW" w:bidi="zh_TW"/>
-        </w:rPr>
-        <w:t>；</w:t>
-      </w:r>
-      <w:hyperlink r:id="rId73">
-        <w:r>
-          <w:rPr>
-            <w:lang w:val="zh_TW" w:bidi="zh_TW"/>
-          </w:rPr>
-          <w:rPr>
-            <w:color w:val="0000EE"/>
-            <w:u w:val="single"/>
-          </w:rPr>
-          <w:t>彼前2:17</w:t>
-        </w:r>
-      </w:hyperlink>
-      <w:r>
-        <w:rPr>
-          <w:lang w:val="zh_TW" w:bidi="zh_TW"/>
-        </w:rPr>
-        <w:t>）。在</w:t>
-      </w:r>
-      <w:hyperlink r:id="rId74">
-        <w:r>
-          <w:rPr>
-            <w:lang w:val="zh_TW" w:bidi="zh_TW"/>
-          </w:rPr>
-          <w:rPr>
-            <w:color w:val="0000EE"/>
-            <w:u w:val="single"/>
-          </w:rPr>
-          <w:t>路加福音一章50節</w:t>
-        </w:r>
-      </w:hyperlink>
-      <w:r>
-        <w:rPr>
-          <w:lang w:val="zh_TW" w:bidi="zh_TW"/>
-        </w:rPr>
-        <w:t>中，馬利亞所說的「他憐憫敬畏他的人」是指敬重並順服神。在使徒行傳中，「敬畏神的人」這個術語用來指那些參加猶太會堂聚會的外邦人。保羅把他們另行稱呼：「以色列人和你們這些敬畏神的外邦人」（</w:t>
-      </w:r>
-      <w:hyperlink r:id="rId75">
-        <w:r>
-          <w:rPr>
-            <w:lang w:val="zh_TW" w:bidi="zh_TW"/>
-          </w:rPr>
-          <w:rPr>
-            <w:color w:val="0000EE"/>
-            <w:u w:val="single"/>
-          </w:rPr>
-          <w:t>徒13:16</w:t>
-        </w:r>
-      </w:hyperlink>
-      <w:r>
-        <w:rPr>
-          <w:lang w:val="zh_TW" w:bidi="zh_TW"/>
-        </w:rPr>
-        <w:t>，和合本譯為「以色列人和一切敬畏神的人」）。哥尼流是一個敬畏神的羅馬百夫長，即使他不是猶太人，人們也認為他在神面前行事正直（</w:t>
-      </w:r>
-      <w:hyperlink r:id="rId76">
-        <w:r>
-          <w:rPr>
-            <w:lang w:val="zh_TW" w:bidi="zh_TW"/>
-          </w:rPr>
-          <w:rPr>
-            <w:color w:val="0000EE"/>
-            <w:u w:val="single"/>
-          </w:rPr>
-          <w:t>徒10:2、35</w:t>
-        </w:r>
-      </w:hyperlink>
-      <w:r>
-        <w:rPr>
-          <w:lang w:val="zh_TW" w:bidi="zh_TW"/>
-        </w:rPr>
-        <w:t>）。</w:t>
-      </w:r>
-    </w:p>
-    <w:p>
-      <w:pPr/>
-      <w:r>
-        <w:rPr>
-          <w:lang w:val="zh_TW" w:bidi="zh_TW"/>
-        </w:rPr>
-      </w:r>
-      <w:r>
-        <w:rPr>
-          <w:lang w:val="zh_TW" w:bidi="zh_TW"/>
-        </w:rPr>
-        <w:t>舊約聖經與新約聖經（</w:t>
-      </w:r>
-      <w:hyperlink r:id="rId77">
-        <w:r>
-          <w:rPr>
-            <w:lang w:val="zh_TW" w:bidi="zh_TW"/>
-          </w:rPr>
-          <w:rPr>
-            <w:color w:val="0000EE"/>
-            <w:u w:val="single"/>
-          </w:rPr>
-          <w:t>創3:10</w:t>
-        </w:r>
-      </w:hyperlink>
-      <w:r>
-        <w:rPr>
-          <w:lang w:val="zh_TW" w:bidi="zh_TW"/>
-        </w:rPr>
-        <w:t>；</w:t>
-      </w:r>
-      <w:hyperlink r:id="rId78">
-        <w:r>
-          <w:rPr>
-            <w:lang w:val="zh_TW" w:bidi="zh_TW"/>
-          </w:rPr>
-          <w:rPr>
-            <w:color w:val="0000EE"/>
-            <w:u w:val="single"/>
-          </w:rPr>
-          <w:t>申9:19</w:t>
-        </w:r>
-      </w:hyperlink>
-      <w:r>
-        <w:rPr>
-          <w:lang w:val="zh_TW" w:bidi="zh_TW"/>
-        </w:rPr>
-        <w:t>；</w:t>
-      </w:r>
-      <w:hyperlink r:id="rId79">
-        <w:r>
-          <w:rPr>
-            <w:lang w:val="zh_TW" w:bidi="zh_TW"/>
-          </w:rPr>
-          <w:rPr>
-            <w:color w:val="0000EE"/>
-            <w:u w:val="single"/>
-          </w:rPr>
-          <w:t>伯6:4，</w:t>
-        </w:r>
-      </w:hyperlink>
-      <w:hyperlink r:id="rId80">
-        <w:r>
-          <w:rPr>
-            <w:lang w:val="zh_TW" w:bidi="zh_TW"/>
-          </w:rPr>
-          <w:rPr>
-            <w:color w:val="0000EE"/>
-            <w:u w:val="single"/>
-          </w:rPr>
-          <w:t>9:28–29</w:t>
-        </w:r>
-      </w:hyperlink>
-      <w:r>
-        <w:rPr>
-          <w:lang w:val="zh_TW" w:bidi="zh_TW"/>
-        </w:rPr>
-        <w:t>；</w:t>
-      </w:r>
-      <w:hyperlink r:id="rId81">
-        <w:r>
-          <w:rPr>
-            <w:lang w:val="zh_TW" w:bidi="zh_TW"/>
-          </w:rPr>
-          <w:rPr>
-            <w:color w:val="0000EE"/>
-            <w:u w:val="single"/>
-          </w:rPr>
-          <w:t>詩76:8</w:t>
-        </w:r>
-      </w:hyperlink>
-      <w:r>
-        <w:rPr>
-          <w:lang w:val="zh_TW" w:bidi="zh_TW"/>
-        </w:rPr>
-        <w:t>；</w:t>
-      </w:r>
-      <w:hyperlink r:id="rId82">
-        <w:r>
-          <w:rPr>
-            <w:lang w:val="zh_TW" w:bidi="zh_TW"/>
-          </w:rPr>
-          <w:rPr>
-            <w:color w:val="0000EE"/>
-            <w:u w:val="single"/>
-          </w:rPr>
-          <w:t>太17:7，</w:t>
-        </w:r>
-      </w:hyperlink>
-      <w:hyperlink r:id="rId83">
-        <w:r>
-          <w:rPr>
-            <w:lang w:val="zh_TW" w:bidi="zh_TW"/>
-          </w:rPr>
-          <w:rPr>
-            <w:color w:val="0000EE"/>
-            <w:u w:val="single"/>
-          </w:rPr>
-          <w:t>28:10</w:t>
-        </w:r>
-      </w:hyperlink>
-      <w:r>
-        <w:rPr>
-          <w:lang w:val="zh_TW" w:bidi="zh_TW"/>
-        </w:rPr>
-        <w:t>；</w:t>
-      </w:r>
-      <w:hyperlink r:id="rId84">
-        <w:r>
-          <w:rPr>
-            <w:lang w:val="zh_TW" w:bidi="zh_TW"/>
-          </w:rPr>
-          <w:rPr>
-            <w:color w:val="0000EE"/>
-            <w:u w:val="single"/>
-          </w:rPr>
-          <w:t>路5:10，</w:t>
-        </w:r>
-      </w:hyperlink>
-      <w:hyperlink r:id="rId85">
-        <w:r>
-          <w:rPr>
-            <w:lang w:val="zh_TW" w:bidi="zh_TW"/>
-          </w:rPr>
-          <w:rPr>
-            <w:color w:val="0000EE"/>
-            <w:u w:val="single"/>
-          </w:rPr>
-          <w:t>12:5</w:t>
-        </w:r>
-      </w:hyperlink>
-      <w:r>
-        <w:rPr>
-          <w:lang w:val="zh_TW" w:bidi="zh_TW"/>
-        </w:rPr>
-        <w:t>；</w:t>
-      </w:r>
-      <w:hyperlink r:id="rId86">
-        <w:r>
-          <w:rPr>
-            <w:lang w:val="zh_TW" w:bidi="zh_TW"/>
-          </w:rPr>
-          <w:rPr>
-            <w:color w:val="0000EE"/>
-            <w:u w:val="single"/>
-          </w:rPr>
-          <w:t>徒5:5、11</w:t>
-        </w:r>
-      </w:hyperlink>
-      <w:r>
-        <w:rPr>
-          <w:lang w:val="zh_TW" w:bidi="zh_TW"/>
-        </w:rPr>
-        <w:t>；</w:t>
-      </w:r>
-      <w:hyperlink r:id="rId87">
-        <w:r>
-          <w:rPr>
-            <w:lang w:val="zh_TW" w:bidi="zh_TW"/>
-          </w:rPr>
-          <w:rPr>
-            <w:color w:val="0000EE"/>
-            <w:u w:val="single"/>
-          </w:rPr>
-          <w:t>提前5:20</w:t>
-        </w:r>
-      </w:hyperlink>
-      <w:r>
-        <w:rPr>
-          <w:lang w:val="zh_TW" w:bidi="zh_TW"/>
-        </w:rPr>
-        <w:t>）都清楚顯示，「敬畏神」有時也表示人對神的大能和審判感到驚懼與害怕。</w:t>
-      </w:r>
-    </w:p>
-    <w:p>
-      <w:pPr/>
-      <w:r>
-        <w:rPr>
-          <w:lang w:val="zh_TW" w:bidi="zh_TW"/>
-        </w:rPr>
-      </w:r>
-      <w:r>
-        <w:rPr>
-          <w:i/>
-          <w:lang w:val="zh_TW" w:bidi="zh_TW"/>
-        </w:rPr>
-        <w:t>另見</w:t>
-      </w:r>
-      <w:r>
-        <w:rPr>
-          <w:lang w:val="zh_TW" w:bidi="zh_TW"/>
-        </w:rPr>
-        <w:t>恐懼；</w:t>
-      </w:r>
-      <w:r>
-        <w:rPr>
-          <w:lang w:val="zh_TW" w:bidi="zh_TW"/>
-        </w:rPr>
-        <w:t>改信猶太教的人</w:t>
-      </w:r>
-      <w:r>
-        <w:rPr>
-          <w:lang w:val="zh_TW" w:bidi="zh_TW"/>
-        </w:rPr>
-        <w:t>。</w:t>
+        <w:t>）</w:t>
       </w:r>
       <w:r>
         <w:rPr>

--- a/zht/docx/073.content.docx
+++ b/zht/docx/073.content.docx
@@ -149,7 +149,7 @@
         <w:rPr>
           <w:lang w:val="zh_TW" w:bidi="zh_TW"/>
         </w:rPr>
-        <w:t>jie</w:t>
+        <w:t>jiao</w:t>
       </w:r>
       <w:r>
         <w:rPr>
@@ -212,26 +212,40 @@
         <w:rPr>
           <w:lang w:val="zh_TW" w:bidi="zh_TW"/>
         </w:rPr>
-        <w:t>結伴的客旅</w:t>
-      </w:r>
-      <w:r>
-        <w:rPr>
-          <w:lang w:val="zh_TW" w:bidi="zh_TW"/>
-        </w:rPr>
-      </w:r>
-    </w:p>
-    <w:p>
-      <w:pPr/>
-      <w:r>
-        <w:rPr>
-          <w:lang w:val="zh_TW" w:bidi="zh_TW"/>
-        </w:rPr>
-      </w:r>
-      <w:r>
-        <w:rPr>
-          <w:lang w:val="zh_TW" w:bidi="zh_TW"/>
-        </w:rPr>
-        <w:t>結伴的客旅是聖經時代由商人、朝聖者或其它客旅組成的隊伍。他們會結伴同行，以便彼此保護。客旅通常使用馱獸運載貨物或個人物品。在公元前1100年左右以前，人們主要使用驢子把貨物從一個地區運往另一個地區；之後，駱駝逐漸普及。古代巴勒斯坦位於地中海與埃及，以及敘利亞、美索不達米亞、阿拉伯和更東方地區之間，因此遍布貿易路線。以色列人對結伴的客旅十分熟悉；在舊約聖經時期，許多結伴的客旅來自外約旦和阿拉伯地區。阿拉伯結伴的客旅經常運送香料和乳香等貨物，這些商品獲利豐厚。示巴的統治者也從事這種貿易（</w:t>
+        <w:t>腳凳</w:t>
+      </w:r>
+      <w:r>
+        <w:rPr>
+          <w:lang w:val="zh_TW" w:bidi="zh_TW"/>
+        </w:rPr>
+      </w:r>
+    </w:p>
+    <w:p>
+      <w:pPr/>
+      <w:r>
+        <w:rPr>
+          <w:lang w:val="zh_TW" w:bidi="zh_TW"/>
+        </w:rPr>
+      </w:r>
+      <w:r>
+        <w:rPr>
+          <w:lang w:val="zh_TW" w:bidi="zh_TW"/>
+        </w:rPr>
+        <w:t>一種矮凳，用來支撐雙腳。</w:t>
+      </w:r>
+    </w:p>
+    <w:p>
+      <w:pPr/>
+      <w:r>
+        <w:rPr>
+          <w:lang w:val="zh_TW" w:bidi="zh_TW"/>
+        </w:rPr>
+      </w:r>
+      <w:r>
+        <w:rPr>
+          <w:lang w:val="zh_TW" w:bidi="zh_TW"/>
+        </w:rPr>
+        <w:t>所羅門王將大量黃金的一部分，用於製作他的象牙寶座的腳凳（</w:t>
       </w:r>
       <w:hyperlink r:id="rId13">
         <w:r>
@@ -242,14 +256,14 @@
             <w:color w:val="0000EE"/>
             <w:u w:val="single"/>
           </w:rPr>
-          <w:t>王上10:2</w:t>
-        </w:r>
-      </w:hyperlink>
-      <w:r>
-        <w:rPr>
-          <w:lang w:val="zh_TW" w:bidi="zh_TW"/>
-        </w:rPr>
-        <w:t>）。結伴的客旅的規模取決於交通往來的多寡、路途的危險程度，以及駱駝的供應情況。有時約40隻駱駝會連成一隊，前一隻駱駝鞍上的繩索繫到後一隻駱駝的鼻環上。結伴的客旅可以排成單列前進，也可以三、四隻駱駝並排行走。在炎熱天氣或長途旅程中，一隻駱駝大約可以馱運350磅（159公斤）的貨物；在涼爽天氣或短途旅程中，牠可以馱運更多物品。約瑟曾被賣給一支前往埃及的香料結伴的客旅，成為奴僕（</w:t>
+          <w:t>代下9:18</w:t>
+        </w:r>
+      </w:hyperlink>
+      <w:r>
+        <w:rPr>
+          <w:lang w:val="zh_TW" w:bidi="zh_TW"/>
+        </w:rPr>
+        <w:t>）。「腳凳」這個詞常作為象徵性用語。在聖經中，約櫃和聖殿都被稱為「神的腳凳」（</w:t>
       </w:r>
       <w:hyperlink r:id="rId14">
         <w:r>
@@ -260,14 +274,14 @@
             <w:color w:val="0000EE"/>
             <w:u w:val="single"/>
           </w:rPr>
-          <w:t>創37:25–28</w:t>
-        </w:r>
-      </w:hyperlink>
-      <w:r>
-        <w:rPr>
-          <w:lang w:val="zh_TW" w:bidi="zh_TW"/>
-        </w:rPr>
-        <w:t>）。有時，劫掠的隊伍也會組成結伴的客旅行動（</w:t>
+          <w:t>代上28:2</w:t>
+        </w:r>
+      </w:hyperlink>
+      <w:r>
+        <w:rPr>
+          <w:lang w:val="zh_TW" w:bidi="zh_TW"/>
+        </w:rPr>
+        <w:t>；</w:t>
       </w:r>
       <w:hyperlink r:id="rId15">
         <w:r>
@@ -278,7 +292,19 @@
             <w:color w:val="0000EE"/>
             <w:u w:val="single"/>
           </w:rPr>
-          <w:t>士6:3–5</w:t>
+          <w:t>詩99:5，</w:t>
+        </w:r>
+      </w:hyperlink>
+      <w:hyperlink r:id="rId16">
+        <w:r>
+          <w:rPr>
+            <w:lang w:val="zh_TW" w:bidi="zh_TW"/>
+          </w:rPr>
+          <w:rPr>
+            <w:color w:val="0000EE"/>
+            <w:u w:val="single"/>
+          </w:rPr>
+          <w:t>132:7</w:t>
         </w:r>
       </w:hyperlink>
       <w:r>
@@ -287,225 +313,346 @@
         </w:rPr>
         <w:t>；</w:t>
       </w:r>
-      <w:hyperlink r:id="rId16">
-        <w:r>
-          <w:rPr>
-            <w:lang w:val="zh_TW" w:bidi="zh_TW"/>
-          </w:rPr>
-          <w:rPr>
-            <w:color w:val="0000EE"/>
-            <w:u w:val="single"/>
-          </w:rPr>
-          <w:t>撒上30:1–20</w:t>
-        </w:r>
-      </w:hyperlink>
-      <w:r>
-        <w:rPr>
-          <w:lang w:val="zh_TW" w:bidi="zh_TW"/>
-        </w:rPr>
-        <w:t>）。</w:t>
-      </w:r>
-    </w:p>
-    <w:p>
-      <w:pPr/>
-      <w:r>
-        <w:rPr>
-          <w:lang w:val="zh_TW" w:bidi="zh_TW"/>
-        </w:rPr>
+      <w:hyperlink r:id="rId17">
+        <w:r>
+          <w:rPr>
+            <w:lang w:val="zh_TW" w:bidi="zh_TW"/>
+          </w:rPr>
+          <w:rPr>
+            <w:color w:val="0000EE"/>
+            <w:u w:val="single"/>
+          </w:rPr>
+          <w:t>哀2:1</w:t>
+        </w:r>
+      </w:hyperlink>
+      <w:r>
+        <w:rPr>
+          <w:lang w:val="zh_TW" w:bidi="zh_TW"/>
+        </w:rPr>
+        <w:t>；參</w:t>
+      </w:r>
+      <w:hyperlink r:id="rId18">
+        <w:r>
+          <w:rPr>
+            <w:lang w:val="zh_TW" w:bidi="zh_TW"/>
+          </w:rPr>
+          <w:rPr>
+            <w:color w:val="0000EE"/>
+            <w:u w:val="single"/>
+          </w:rPr>
+          <w:t>賽60:13</w:t>
+        </w:r>
+      </w:hyperlink>
+      <w:r>
+        <w:rPr>
+          <w:lang w:val="zh_TW" w:bidi="zh_TW"/>
+        </w:rPr>
+        <w:t>）。這些地方是神同在的特別場所，也是祂彰顯權能之地。正如王坐在寶座上時可能要將腳放在腳凳上，這些聖潔之地被視為神榮耀彰顯的所在。</w:t>
+      </w:r>
+    </w:p>
+    <w:p>
+      <w:pPr/>
+      <w:r>
+        <w:rPr>
+          <w:lang w:val="zh_TW" w:bidi="zh_TW"/>
+        </w:rPr>
+      </w:r>
+      <w:r>
+        <w:rPr>
+          <w:lang w:val="zh_TW" w:bidi="zh_TW"/>
+        </w:rPr>
+        <w:t>聖經說，神要使彌賽亞（祂所揀選的一位）的仇敵如腳下的腳凳（</w:t>
+      </w:r>
+      <w:hyperlink r:id="rId19">
+        <w:r>
+          <w:rPr>
+            <w:lang w:val="zh_TW" w:bidi="zh_TW"/>
+          </w:rPr>
+          <w:rPr>
+            <w:color w:val="0000EE"/>
+            <w:u w:val="single"/>
+          </w:rPr>
+          <w:t>詩110:1</w:t>
+        </w:r>
+      </w:hyperlink>
+      <w:r>
+        <w:rPr>
+          <w:lang w:val="zh_TW" w:bidi="zh_TW"/>
+        </w:rPr>
+        <w:t>）。這表示神將賜給彌賽亞完全的權柄，戰勝祂的仇敵，就如人對腳下之物擁有控制權一樣。新約中多處經文重複這一思想，表明彌賽亞將戰勝祂的仇敵（</w:t>
+      </w:r>
+      <w:hyperlink r:id="rId20">
+        <w:r>
+          <w:rPr>
+            <w:lang w:val="zh_TW" w:bidi="zh_TW"/>
+          </w:rPr>
+          <w:rPr>
+            <w:color w:val="0000EE"/>
+            <w:u w:val="single"/>
+          </w:rPr>
+          <w:t>太22:44</w:t>
+        </w:r>
+      </w:hyperlink>
+      <w:r>
+        <w:rPr>
+          <w:lang w:val="zh_TW" w:bidi="zh_TW"/>
+        </w:rPr>
+        <w:t>；</w:t>
+      </w:r>
+      <w:hyperlink r:id="rId21">
+        <w:r>
+          <w:rPr>
+            <w:lang w:val="zh_TW" w:bidi="zh_TW"/>
+          </w:rPr>
+          <w:rPr>
+            <w:color w:val="0000EE"/>
+            <w:u w:val="single"/>
+          </w:rPr>
+          <w:t>可12:36</w:t>
+        </w:r>
+      </w:hyperlink>
+      <w:r>
+        <w:rPr>
+          <w:lang w:val="zh_TW" w:bidi="zh_TW"/>
+        </w:rPr>
+        <w:t>；</w:t>
+      </w:r>
+      <w:hyperlink r:id="rId22">
+        <w:r>
+          <w:rPr>
+            <w:lang w:val="zh_TW" w:bidi="zh_TW"/>
+          </w:rPr>
+          <w:rPr>
+            <w:color w:val="0000EE"/>
+            <w:u w:val="single"/>
+          </w:rPr>
+          <w:t>路20:43</w:t>
+        </w:r>
+      </w:hyperlink>
+      <w:r>
+        <w:rPr>
+          <w:lang w:val="zh_TW" w:bidi="zh_TW"/>
+        </w:rPr>
+        <w:t>；</w:t>
+      </w:r>
+      <w:hyperlink r:id="rId23">
+        <w:r>
+          <w:rPr>
+            <w:lang w:val="zh_TW" w:bidi="zh_TW"/>
+          </w:rPr>
+          <w:rPr>
+            <w:color w:val="0000EE"/>
+            <w:u w:val="single"/>
+          </w:rPr>
+          <w:t>徒2:35</w:t>
+        </w:r>
+      </w:hyperlink>
+      <w:r>
+        <w:rPr>
+          <w:lang w:val="zh_TW" w:bidi="zh_TW"/>
+        </w:rPr>
+        <w:t>；</w:t>
+      </w:r>
+      <w:hyperlink r:id="rId24">
+        <w:r>
+          <w:rPr>
+            <w:lang w:val="zh_TW" w:bidi="zh_TW"/>
+          </w:rPr>
+          <w:rPr>
+            <w:color w:val="0000EE"/>
+            <w:u w:val="single"/>
+          </w:rPr>
+          <w:t>來1:13，</w:t>
+        </w:r>
+      </w:hyperlink>
+      <w:hyperlink r:id="rId25">
+        <w:r>
+          <w:rPr>
+            <w:lang w:val="zh_TW" w:bidi="zh_TW"/>
+          </w:rPr>
+          <w:rPr>
+            <w:color w:val="0000EE"/>
+            <w:u w:val="single"/>
+          </w:rPr>
+          <w:t>10:13</w:t>
+        </w:r>
+      </w:hyperlink>
+      <w:r>
+        <w:rPr>
+          <w:lang w:val="zh_TW" w:bidi="zh_TW"/>
+        </w:rPr>
+        <w:t>）。在這些經文中，「腳凳」的字面意思是「腳下之物」。</w:t>
+      </w:r>
+      <w:r>
+        <w:rPr>
+          <w:lang w:val="zh_TW" w:bidi="zh_TW"/>
+        </w:rPr>
+      </w:r>
+      <w:r>
+        <w:rPr>
+          <w:lang w:val="zh_TW" w:bidi="zh_TW"/>
+        </w:rPr>
+      </w:r>
+    </w:p>
+    <w:p>
+      <w:pPr/>
+      <w:r>
+        <w:rPr>
+          <w:lang w:val="zh_TW" w:bidi="zh_TW"/>
+        </w:rPr>
+      </w:r>
+    </w:p>
+    <w:p>
+      <w:pPr>
+        <w:pStyle w:val="Heading2"/>
+      </w:pPr>
+      <w:r>
+        <w:rPr>
+          <w:lang w:val="zh_TW" w:bidi="zh_TW"/>
+        </w:rPr>
+        <w:t>教會聚會</w:t>
+      </w:r>
+      <w:r>
+        <w:rPr>
+          <w:lang w:val="zh_TW" w:bidi="zh_TW"/>
+        </w:rPr>
+      </w:r>
+    </w:p>
+    <w:p>
+      <w:pPr/>
+      <w:r>
+        <w:rPr>
+          <w:lang w:val="zh_TW" w:bidi="zh_TW"/>
+        </w:rPr>
+      </w:r>
+      <w:r>
+        <w:rPr>
+          <w:lang w:val="zh_TW" w:bidi="zh_TW"/>
+        </w:rPr>
+        <w:t>信徒的聚會。在新約中，希臘文詞語</w:t>
       </w:r>
       <w:r>
         <w:rPr>
           <w:i/>
           <w:lang w:val="zh_TW" w:bidi="zh_TW"/>
         </w:rPr>
-        <w:t>另見</w:t>
-      </w:r>
-      <w:r>
-        <w:rPr>
-          <w:lang w:val="zh_TW" w:bidi="zh_TW"/>
-        </w:rPr>
-        <w:t xml:space="preserve"> </w:t>
-      </w:r>
-      <w:r>
-        <w:rPr>
-          <w:lang w:val="zh_TW" w:bidi="zh_TW"/>
-        </w:rPr>
-        <w:t>旅行</w:t>
-      </w:r>
-      <w:r>
-        <w:rPr>
-          <w:lang w:val="zh_TW" w:bidi="zh_TW"/>
-        </w:rPr>
-        <w:t>。</w:t>
-      </w:r>
-      <w:r>
-        <w:rPr>
-          <w:lang w:val="zh_TW" w:bidi="zh_TW"/>
-        </w:rPr>
-      </w:r>
-      <w:r>
-        <w:rPr>
-          <w:lang w:val="zh_TW" w:bidi="zh_TW"/>
-        </w:rPr>
-      </w:r>
-    </w:p>
-    <w:p>
-      <w:pPr/>
-      <w:r>
-        <w:rPr>
-          <w:lang w:val="zh_TW" w:bidi="zh_TW"/>
-        </w:rPr>
-      </w:r>
-    </w:p>
-    <w:p>
-      <w:pPr>
-        <w:pStyle w:val="Heading2"/>
-      </w:pPr>
-      <w:r>
-        <w:rPr>
-          <w:lang w:val="zh_TW" w:bidi="zh_TW"/>
-        </w:rPr>
-        <w:t>解釋者（Interpreter）</w:t>
-      </w:r>
-      <w:r>
-        <w:rPr>
-          <w:lang w:val="zh_TW" w:bidi="zh_TW"/>
-        </w:rPr>
-      </w:r>
-    </w:p>
-    <w:p>
-      <w:pPr/>
-      <w:r>
-        <w:rPr>
-          <w:lang w:val="zh_TW" w:bidi="zh_TW"/>
-        </w:rPr>
-      </w:r>
-      <w:r>
-        <w:rPr>
-          <w:lang w:val="zh_TW" w:bidi="zh_TW"/>
-        </w:rPr>
-        <w:t>幫助使用不同語言的人彼此溝通的人；也可指解釋夢境的人。</w:t>
-      </w:r>
-    </w:p>
-    <w:p>
-      <w:pPr/>
-      <w:r>
-        <w:rPr>
-          <w:lang w:val="zh_TW" w:bidi="zh_TW"/>
-        </w:rPr>
-      </w:r>
-      <w:r>
-        <w:rPr>
-          <w:lang w:val="zh_TW" w:bidi="zh_TW"/>
-        </w:rPr>
-        <w:t>約瑟與兄弟們交談時，假裝需要解釋者來傳話（</w:t>
-      </w:r>
-      <w:hyperlink r:id="rId17">
-        <w:r>
-          <w:rPr>
-            <w:lang w:val="zh_TW" w:bidi="zh_TW"/>
-          </w:rPr>
-          <w:rPr>
-            <w:color w:val="0000EE"/>
-            <w:u w:val="single"/>
-          </w:rPr>
-          <w:t>創42:23</w:t>
-        </w:r>
-      </w:hyperlink>
-      <w:r>
-        <w:rPr>
-          <w:lang w:val="zh_TW" w:bidi="zh_TW"/>
-        </w:rPr>
-        <w:t>）。此外，人也需要解夢（</w:t>
-      </w:r>
-      <w:hyperlink r:id="rId18">
-        <w:r>
-          <w:rPr>
-            <w:lang w:val="zh_TW" w:bidi="zh_TW"/>
-          </w:rPr>
-          <w:rPr>
-            <w:color w:val="0000EE"/>
-            <w:u w:val="single"/>
-          </w:rPr>
-          <w:t>創40:8</w:t>
-        </w:r>
-      </w:hyperlink>
-      <w:r>
-        <w:rPr>
-          <w:lang w:val="zh_TW" w:bidi="zh_TW"/>
-        </w:rPr>
-        <w:t>，</w:t>
-      </w:r>
-      <w:hyperlink r:id="rId19">
-        <w:r>
-          <w:rPr>
-            <w:lang w:val="zh_TW" w:bidi="zh_TW"/>
-          </w:rPr>
-          <w:rPr>
-            <w:color w:val="0000EE"/>
-            <w:u w:val="single"/>
-          </w:rPr>
-          <w:t>41:15–16</w:t>
-        </w:r>
-      </w:hyperlink>
-      <w:r>
-        <w:rPr>
-          <w:lang w:val="zh_TW" w:bidi="zh_TW"/>
-        </w:rPr>
-        <w:t>；</w:t>
-      </w:r>
-      <w:hyperlink r:id="rId20">
-        <w:r>
-          <w:rPr>
-            <w:lang w:val="zh_TW" w:bidi="zh_TW"/>
-          </w:rPr>
-          <w:rPr>
-            <w:color w:val="0000EE"/>
-            <w:u w:val="single"/>
-          </w:rPr>
-          <w:t>但2章</w:t>
-        </w:r>
-      </w:hyperlink>
-      <w:r>
-        <w:rPr>
-          <w:lang w:val="zh_TW" w:bidi="zh_TW"/>
-        </w:rPr>
-        <w:t>，</w:t>
-      </w:r>
-      <w:hyperlink r:id="rId21">
-        <w:r>
-          <w:rPr>
-            <w:lang w:val="zh_TW" w:bidi="zh_TW"/>
-          </w:rPr>
-          <w:rPr>
-            <w:color w:val="0000EE"/>
-            <w:u w:val="single"/>
-          </w:rPr>
-          <w:t>4:6</w:t>
-        </w:r>
-      </w:hyperlink>
-      <w:hyperlink r:id="rId22">
-        <w:r>
-          <w:rPr>
-            <w:lang w:val="zh_TW" w:bidi="zh_TW"/>
-          </w:rPr>
-          <w:rPr>
-            <w:color w:val="0000EE"/>
-            <w:u w:val="single"/>
-          </w:rPr>
-          <w:t>–</w:t>
-        </w:r>
-      </w:hyperlink>
-      <w:hyperlink r:id="rId21">
-        <w:r>
-          <w:rPr>
-            <w:lang w:val="zh_TW" w:bidi="zh_TW"/>
-          </w:rPr>
-          <w:rPr>
-            <w:color w:val="0000EE"/>
-            <w:u w:val="single"/>
-          </w:rPr>
-          <w:t>9</w:t>
+        <w:t>ekklesia</w:t>
+      </w:r>
+      <w:r>
+        <w:rPr>
+          <w:lang w:val="zh_TW" w:bidi="zh_TW"/>
+        </w:rPr>
+        <w:t>（通常翻譯為「教會」）主要有兩種用法：</w:t>
+      </w:r>
+    </w:p>
+    <w:p>
+      <w:pPr>
+        <w:pStyle w:val="ListNumber"/>
+        <w:numPr>
+          <w:ilvl w:val="0"/>
+          <w:numId w:val="14"/>
+        </w:numPr>
+        <w:spacing w:line="240" w:lineRule="auto"/>
+        <w:ind w:left="720"/>
+      </w:pPr>
+      <w:r>
+        <w:rPr>
+          <w:lang w:val="zh_TW" w:bidi="zh_TW"/>
+        </w:rPr>
+      </w:r>
+      <w:r>
+        <w:rPr>
+          <w:lang w:val="zh_TW" w:bidi="zh_TW"/>
+        </w:rPr>
+        <w:t>用來描述一個聚會或集會。</w:t>
+      </w:r>
+    </w:p>
+    <w:p>
+      <w:pPr>
+        <w:pStyle w:val="ListNumber"/>
+        <w:spacing w:line="240" w:lineRule="auto"/>
+        <w:ind w:left="720"/>
+      </w:pPr>
+      <w:r>
+        <w:rPr>
+          <w:lang w:val="zh_TW" w:bidi="zh_TW"/>
+        </w:rPr>
+      </w:r>
+      <w:r>
+        <w:rPr>
+          <w:lang w:val="zh_TW" w:bidi="zh_TW"/>
+        </w:rPr>
+        <w:t>用來指參加這些聚會的人——無論他們當時是否實際身在聚會中。</w:t>
+      </w:r>
+    </w:p>
+    <w:p>
+      <w:pPr/>
+      <w:r>
+        <w:rPr>
+          <w:lang w:val="zh_TW" w:bidi="zh_TW"/>
+        </w:rPr>
+      </w:r>
+      <w:r>
+        <w:rPr>
+          <w:lang w:val="zh_TW" w:bidi="zh_TW"/>
+        </w:rPr>
+        <w:t>新約提到一些非基督教的希臘集會（</w:t>
+      </w:r>
+      <w:hyperlink r:id="rId26">
+        <w:r>
+          <w:rPr>
+            <w:lang w:val="zh_TW" w:bidi="zh_TW"/>
+          </w:rPr>
+          <w:rPr>
+            <w:color w:val="0000EE"/>
+            <w:u w:val="single"/>
+          </w:rPr>
+          <w:t>徒19:32、41</w:t>
+        </w:r>
+      </w:hyperlink>
+      <w:r>
+        <w:rPr>
+          <w:lang w:val="zh_TW" w:bidi="zh_TW"/>
+        </w:rPr>
+        <w:t xml:space="preserve">）。 除此之外，所有其它例子都指基督徒的聚會。 </w:t>
+      </w:r>
+    </w:p>
+    <w:p>
+      <w:pPr/>
+      <w:r>
+        <w:rPr>
+          <w:lang w:val="zh_TW" w:bidi="zh_TW"/>
+        </w:rPr>
+      </w:r>
+      <w:r>
+        <w:rPr>
+          <w:lang w:val="zh_TW" w:bidi="zh_TW"/>
+        </w:rPr>
+        <w:t>有時候</w:t>
+      </w:r>
+      <w:r>
+        <w:rPr>
+          <w:i/>
+          <w:lang w:val="zh_TW" w:bidi="zh_TW"/>
+        </w:rPr>
+        <w:t>ekklesia</w:t>
+      </w:r>
+      <w:r>
+        <w:rPr>
+          <w:lang w:val="zh_TW" w:bidi="zh_TW"/>
+        </w:rPr>
+        <w:t>指的是基督徒的實際聚會。這正是保羅在</w:t>
+      </w:r>
+      <w:hyperlink r:id="rId27">
+        <w:r>
+          <w:rPr>
+            <w:lang w:val="zh_TW" w:bidi="zh_TW"/>
+          </w:rPr>
+          <w:rPr>
+            <w:color w:val="0000EE"/>
+            <w:u w:val="single"/>
+          </w:rPr>
+          <w:t>哥林多前書14:19、28</w:t>
         </w:r>
       </w:hyperlink>
       <w:r>
@@ -514,213 +661,63 @@
         </w:rPr>
         <w:t>、</w:t>
       </w:r>
-      <w:hyperlink r:id="rId21">
-        <w:r>
-          <w:rPr>
-            <w:lang w:val="zh_TW" w:bidi="zh_TW"/>
-          </w:rPr>
-          <w:rPr>
-            <w:color w:val="0000EE"/>
-            <w:u w:val="single"/>
-          </w:rPr>
-          <w:t>18</w:t>
-        </w:r>
-      </w:hyperlink>
-      <w:hyperlink r:id="rId22">
-        <w:r>
-          <w:rPr>
-            <w:lang w:val="zh_TW" w:bidi="zh_TW"/>
-          </w:rPr>
-          <w:rPr>
-            <w:color w:val="0000EE"/>
-            <w:u w:val="single"/>
-          </w:rPr>
-          <w:t>–</w:t>
-        </w:r>
-      </w:hyperlink>
-      <w:hyperlink r:id="rId21">
-        <w:r>
-          <w:rPr>
-            <w:lang w:val="zh_TW" w:bidi="zh_TW"/>
-          </w:rPr>
-          <w:rPr>
-            <w:color w:val="0000EE"/>
-            <w:u w:val="single"/>
-          </w:rPr>
-          <w:t>24</w:t>
-        </w:r>
-      </w:hyperlink>
-      <w:r>
-        <w:rPr>
-          <w:lang w:val="zh_TW" w:bidi="zh_TW"/>
-        </w:rPr>
-        <w:t>，</w:t>
-      </w:r>
-      <w:hyperlink r:id="rId23">
-        <w:r>
-          <w:rPr>
-            <w:lang w:val="zh_TW" w:bidi="zh_TW"/>
-          </w:rPr>
-          <w:rPr>
-            <w:color w:val="0000EE"/>
-            <w:u w:val="single"/>
-          </w:rPr>
-          <w:t>5:7</w:t>
-        </w:r>
-      </w:hyperlink>
-      <w:hyperlink r:id="rId24">
-        <w:r>
-          <w:rPr>
-            <w:lang w:val="zh_TW" w:bidi="zh_TW"/>
-          </w:rPr>
-          <w:rPr>
-            <w:color w:val="0000EE"/>
-            <w:u w:val="single"/>
-          </w:rPr>
-          <w:t>–</w:t>
-        </w:r>
-      </w:hyperlink>
-      <w:hyperlink r:id="rId23">
-        <w:r>
-          <w:rPr>
-            <w:lang w:val="zh_TW" w:bidi="zh_TW"/>
-          </w:rPr>
-          <w:rPr>
-            <w:color w:val="0000EE"/>
-            <w:u w:val="single"/>
-          </w:rPr>
-          <w:t>8</w:t>
-        </w:r>
-      </w:hyperlink>
-      <w:r>
-        <w:rPr>
-          <w:lang w:val="zh_TW" w:bidi="zh_TW"/>
-        </w:rPr>
-        <w:t>、</w:t>
-      </w:r>
-      <w:hyperlink r:id="rId23">
-        <w:r>
-          <w:rPr>
-            <w:lang w:val="zh_TW" w:bidi="zh_TW"/>
-          </w:rPr>
-          <w:rPr>
-            <w:color w:val="0000EE"/>
-            <w:u w:val="single"/>
-          </w:rPr>
-          <w:t>12</w:t>
-        </w:r>
-      </w:hyperlink>
-      <w:hyperlink r:id="rId24">
-        <w:r>
-          <w:rPr>
-            <w:lang w:val="zh_TW" w:bidi="zh_TW"/>
-          </w:rPr>
-          <w:rPr>
-            <w:color w:val="0000EE"/>
-            <w:u w:val="single"/>
-          </w:rPr>
-          <w:t>–</w:t>
-        </w:r>
-      </w:hyperlink>
-      <w:hyperlink r:id="rId23">
-        <w:r>
-          <w:rPr>
-            <w:lang w:val="zh_TW" w:bidi="zh_TW"/>
-          </w:rPr>
-          <w:rPr>
-            <w:color w:val="0000EE"/>
-            <w:u w:val="single"/>
-          </w:rPr>
-          <w:t>17</w:t>
-        </w:r>
-      </w:hyperlink>
-      <w:r>
-        <w:rPr>
-          <w:lang w:val="zh_TW" w:bidi="zh_TW"/>
-        </w:rPr>
-        <w:t>，</w:t>
-      </w:r>
-      <w:hyperlink r:id="rId25">
-        <w:r>
-          <w:rPr>
-            <w:lang w:val="zh_TW" w:bidi="zh_TW"/>
-          </w:rPr>
-          <w:rPr>
-            <w:color w:val="0000EE"/>
-            <w:u w:val="single"/>
-          </w:rPr>
-          <w:t>7:16</w:t>
-        </w:r>
-      </w:hyperlink>
-      <w:r>
-        <w:rPr>
-          <w:lang w:val="zh_TW" w:bidi="zh_TW"/>
-        </w:rPr>
-        <w:t>）。有時，解釋者也指居中調解的人（</w:t>
-      </w:r>
-      <w:hyperlink r:id="rId26">
-        <w:r>
-          <w:rPr>
-            <w:lang w:val="zh_TW" w:bidi="zh_TW"/>
-          </w:rPr>
-          <w:rPr>
-            <w:color w:val="0000EE"/>
-            <w:u w:val="single"/>
-          </w:rPr>
-          <w:t>伯33:23</w:t>
-        </w:r>
-      </w:hyperlink>
-      <w:r>
-        <w:rPr>
-          <w:lang w:val="zh_TW" w:bidi="zh_TW"/>
-        </w:rPr>
-        <w:t>）。</w:t>
-      </w:r>
-    </w:p>
-    <w:p>
-      <w:pPr/>
-      <w:r>
-        <w:rPr>
-          <w:lang w:val="zh_TW" w:bidi="zh_TW"/>
-        </w:rPr>
-      </w:r>
-      <w:r>
-        <w:rPr>
-          <w:lang w:val="zh_TW" w:bidi="zh_TW"/>
-        </w:rPr>
-        <w:t>當以斯拉和尼希米向被擄歸回的猶太人宣讀摩西律法時，他們也充當解釋者或翻譯者（</w:t>
-      </w:r>
-      <w:hyperlink r:id="rId27">
-        <w:r>
-          <w:rPr>
-            <w:lang w:val="zh_TW" w:bidi="zh_TW"/>
-          </w:rPr>
-          <w:rPr>
-            <w:color w:val="0000EE"/>
-            <w:u w:val="single"/>
-          </w:rPr>
-          <w:t>尼8:8–9</w:t>
-        </w:r>
-      </w:hyperlink>
-      <w:r>
-        <w:rPr>
-          <w:lang w:val="zh_TW" w:bidi="zh_TW"/>
-        </w:rPr>
-        <w:t>）。那些百姓大概已經不懂希伯來文。</w:t>
-      </w:r>
-    </w:p>
-    <w:p>
-      <w:pPr/>
-      <w:r>
-        <w:rPr>
-          <w:lang w:val="zh_TW" w:bidi="zh_TW"/>
-        </w:rPr>
-      </w:r>
-      <w:r>
-        <w:rPr>
-          <w:lang w:val="zh_TW" w:bidi="zh_TW"/>
-        </w:rPr>
-        <w:t>在新約聖經時代，解釋者可以：</w:t>
+      <w:hyperlink r:id="rId28">
+        <w:r>
+          <w:rPr>
+            <w:lang w:val="zh_TW" w:bidi="zh_TW"/>
+          </w:rPr>
+          <w:rPr>
+            <w:color w:val="0000EE"/>
+            <w:u w:val="single"/>
+          </w:rPr>
+          <w:t>35節</w:t>
+        </w:r>
+      </w:hyperlink>
+      <w:r>
+        <w:rPr>
+          <w:lang w:val="zh_TW" w:bidi="zh_TW"/>
+        </w:rPr>
+        <w:t>中所指的，在這裡，希臘短語</w:t>
+      </w:r>
+      <w:r>
+        <w:rPr>
+          <w:i/>
+          <w:lang w:val="zh_TW" w:bidi="zh_TW"/>
+        </w:rPr>
+        <w:t>en ekklesia</w:t>
+      </w:r>
+      <w:r>
+        <w:rPr>
+          <w:lang w:val="zh_TW" w:bidi="zh_TW"/>
+        </w:rPr>
+        <w:t xml:space="preserve"> 必須解釋為「在聚會中」，而不是「在教會裡」。將這個短語譯為「在教會裡」（如大多數現代英文譯本的譯法）是具有誤導性的，大多數聽眾或讀者會認為這指的是「在教堂建築物內」。新約聖經從未將人們聚集的場所稱為「教會」。</w:t>
+      </w:r>
+    </w:p>
+    <w:p>
+      <w:pPr/>
+      <w:r>
+        <w:rPr>
+          <w:lang w:val="zh_TW" w:bidi="zh_TW"/>
+        </w:rPr>
+      </w:r>
+      <w:r>
+        <w:rPr>
+          <w:lang w:val="zh_TW" w:bidi="zh_TW"/>
+        </w:rPr>
+        <w:t>除了這些少數指信徒實際聚會的例子外，</w:t>
+      </w:r>
+      <w:r>
+        <w:rPr>
+          <w:i/>
+          <w:lang w:val="zh_TW" w:bidi="zh_TW"/>
+        </w:rPr>
+        <w:t>ekklesia</w:t>
+      </w:r>
+      <w:r>
+        <w:rPr>
+          <w:lang w:val="zh_TW" w:bidi="zh_TW"/>
+        </w:rPr>
+        <w:t xml:space="preserve"> 最常用來描述：</w:t>
       </w:r>
     </w:p>
     <w:p>
@@ -738,25 +735,7 @@
         <w:rPr>
           <w:lang w:val="zh_TW" w:bidi="zh_TW"/>
         </w:rPr>
-        <w:t>解釋說方言之人的話（</w:t>
-      </w:r>
-      <w:hyperlink r:id="rId28">
-        <w:r>
-          <w:rPr>
-            <w:lang w:val="zh_TW" w:bidi="zh_TW"/>
-          </w:rPr>
-          <w:rPr>
-            <w:color w:val="0000EE"/>
-            <w:u w:val="single"/>
-          </w:rPr>
-          <w:t>林前14:28</w:t>
-        </w:r>
-      </w:hyperlink>
-      <w:r>
-        <w:rPr>
-          <w:lang w:val="zh_TW" w:bidi="zh_TW"/>
-        </w:rPr>
-        <w:t>）</w:t>
+        <w:t>屬於當地教會的信徒（例如哥林多教會、腓立比教會和歌羅西教會）；或</w:t>
       </w:r>
     </w:p>
     <w:p>
@@ -774,7 +753,182 @@
         <w:rPr>
           <w:lang w:val="zh_TW" w:bidi="zh_TW"/>
         </w:rPr>
-        <w:t>傳譯不同的語言（</w:t>
+        <w:t>所有屬於普世教會的信徒（過去、現在和未來），即基督的整個身體。</w:t>
+      </w:r>
+    </w:p>
+    <w:p>
+      <w:pPr/>
+      <w:r>
+        <w:rPr>
+          <w:lang w:val="zh_TW" w:bidi="zh_TW"/>
+        </w:rPr>
+      </w:r>
+      <w:r>
+        <w:rPr>
+          <w:lang w:val="zh_TW" w:bidi="zh_TW"/>
+        </w:rPr>
+        <w:t>基督徒在聽或讀新約聖經時，需要注意</w:t>
+      </w:r>
+      <w:r>
+        <w:rPr>
+          <w:i/>
+          <w:lang w:val="zh_TW" w:bidi="zh_TW"/>
+        </w:rPr>
+        <w:t>ekklesia</w:t>
+      </w:r>
+      <w:r>
+        <w:rPr>
+          <w:lang w:val="zh_TW" w:bidi="zh_TW"/>
+        </w:rPr>
+        <w:t>（「教會」）這個詞的不同用法。最基本的</w:t>
+      </w:r>
+      <w:r>
+        <w:rPr>
+          <w:i/>
+          <w:lang w:val="zh_TW" w:bidi="zh_TW"/>
+        </w:rPr>
+        <w:t>ekklesia</w:t>
+      </w:r>
+      <w:r>
+        <w:rPr>
+          <w:lang w:val="zh_TW" w:bidi="zh_TW"/>
+        </w:rPr>
+        <w:t>意思是任何信徒的聚會。</w:t>
+      </w:r>
+      <w:r>
+        <w:rPr>
+          <w:i/>
+          <w:lang w:val="zh_TW" w:bidi="zh_TW"/>
+        </w:rPr>
+        <w:t>Ekklesia</w:t>
+      </w:r>
+      <w:r>
+        <w:rPr>
+          <w:lang w:val="zh_TW" w:bidi="zh_TW"/>
+        </w:rPr>
+        <w:t>也可以指一個有組織的地方教會——包括在一個地方的所有信徒，由一群長老帶領。</w:t>
+      </w:r>
+      <w:r>
+        <w:rPr>
+          <w:i/>
+          <w:lang w:val="zh_TW" w:bidi="zh_TW"/>
+        </w:rPr>
+        <w:t>Ekklesia</w:t>
+      </w:r>
+      <w:r>
+        <w:rPr>
+          <w:lang w:val="zh_TW" w:bidi="zh_TW"/>
+        </w:rPr>
+        <w:t xml:space="preserve"> 同時也指普世教會，其成員是所有曾經存在、現在存在以及將來存在的信徒。 </w:t>
+      </w:r>
+    </w:p>
+    <w:p>
+      <w:pPr/>
+      <w:r>
+        <w:rPr>
+          <w:lang w:val="zh_TW" w:bidi="zh_TW"/>
+        </w:rPr>
+      </w:r>
+      <w:r>
+        <w:rPr>
+          <w:lang w:val="zh_TW" w:bidi="zh_TW"/>
+        </w:rPr>
+        <w:t>新約作者使用</w:t>
+      </w:r>
+      <w:r>
+        <w:rPr>
+          <w:i/>
+          <w:lang w:val="zh_TW" w:bidi="zh_TW"/>
+        </w:rPr>
+        <w:t>ekklesia</w:t>
+      </w:r>
+      <w:r>
+        <w:rPr>
+          <w:lang w:val="zh_TW" w:bidi="zh_TW"/>
+        </w:rPr>
+        <w:t>這個詞時，包含了這些不同的含義。有時很難確定其具體意思。然而，仔細辨別這些用法，在研究新約時有助於避免混淆。有人認為教會的最小單位是地方教會，但新約作者有時使用「教會」這個詞來指在家中聚會的小群體。</w:t>
+      </w:r>
+    </w:p>
+    <w:p>
+      <w:pPr/>
+      <w:r>
+        <w:rPr>
+          <w:lang w:val="zh_TW" w:bidi="zh_TW"/>
+        </w:rPr>
+      </w:r>
+      <w:r>
+        <w:rPr>
+          <w:lang w:val="zh_TW" w:bidi="zh_TW"/>
+        </w:rPr>
+        <w:t>有些人會將地方教會與普世教會混淆。但是，新約中的某些內容是針對地方教會的，不一定適用於整個普世教會。同時，新約也提到了一些關於普世教會的偉大事情，這些是任何特定的地方教會無法完全實現的。例如，在保羅寫給以弗所教會的信中（實際上是寫給幾個教會的），他談到教會的方式是地方教會無法完全實現的。沒有一個地方教會能完全像基督一樣。</w:t>
+      </w:r>
+    </w:p>
+    <w:p>
+      <w:pPr/>
+      <w:r>
+        <w:rPr>
+          <w:lang w:val="zh_TW" w:bidi="zh_TW"/>
+        </w:rPr>
+      </w:r>
+      <w:r>
+        <w:rPr>
+          <w:lang w:val="zh_TW" w:bidi="zh_TW"/>
+        </w:rPr>
+        <w:t>關於解經人士（interpreters）如何混淆地方教會與普世教會，有很多值得討論的地方，但這篇文章的重點在於清楚解釋何謂教會的最小單位——地方教會，或稱為家庭教會或家庭聚會。</w:t>
+      </w:r>
+    </w:p>
+    <w:p>
+      <w:pPr/>
+      <w:r>
+        <w:rPr>
+          <w:lang w:val="zh_TW" w:bidi="zh_TW"/>
+        </w:rPr>
+      </w:r>
+      <w:r>
+        <w:rPr>
+          <w:lang w:val="zh_TW" w:bidi="zh_TW"/>
+        </w:rPr>
+        <w:t>新約顯示，一個地方教會（由一群長老領導的一個地區內的所有信徒）可能會在不同家庭中舉行幾次</w:t>
+      </w:r>
+      <w:r>
+        <w:rPr>
+          <w:i/>
+          <w:lang w:val="zh_TW" w:bidi="zh_TW"/>
+        </w:rPr>
+        <w:t>ekklesiai</w:t>
+      </w:r>
+      <w:r>
+        <w:rPr>
+          <w:lang w:val="zh_TW" w:bidi="zh_TW"/>
+        </w:rPr>
+        <w:t>——「聚會（meetings）」或「集會(assemblies」。因此，構成「教會」的最小單位就是這些家庭聚會。</w:t>
+      </w:r>
+    </w:p>
+    <w:p>
+      <w:pPr/>
+      <w:r>
+        <w:rPr>
+          <w:lang w:val="zh_TW" w:bidi="zh_TW"/>
+        </w:rPr>
+      </w:r>
+      <w:r>
+        <w:rPr>
+          <w:lang w:val="zh_TW" w:bidi="zh_TW"/>
+        </w:rPr>
+        <w:t>然而，新約並沒有說這些家庭聚會各自有自己的領袖或完全獨立於同一地區的其它</w:t>
+      </w:r>
+      <w:r>
+        <w:rPr>
+          <w:i/>
+          <w:lang w:val="zh_TW" w:bidi="zh_TW"/>
+        </w:rPr>
+        <w:t>ekklesiai</w:t>
+      </w:r>
+      <w:r>
+        <w:rPr>
+          <w:lang w:val="zh_TW" w:bidi="zh_TW"/>
+        </w:rPr>
+        <w:t>（「聚會」）。根據</w:t>
       </w:r>
       <w:hyperlink r:id="rId29">
         <w:r>
@@ -785,14 +939,1732 @@
             <w:color w:val="0000EE"/>
             <w:u w:val="single"/>
           </w:rPr>
-          <w:t>徒2:6</w:t>
-        </w:r>
-      </w:hyperlink>
+          <w:t>使徒行傳十四章23節</w:t>
+        </w:r>
+      </w:hyperlink>
+      <w:r>
+        <w:rPr>
+          <w:lang w:val="zh_TW" w:bidi="zh_TW"/>
+        </w:rPr>
+        <w:t>和</w:t>
+      </w:r>
+      <w:hyperlink r:id="rId30">
+        <w:r>
+          <w:rPr>
+            <w:lang w:val="zh_TW" w:bidi="zh_TW"/>
+          </w:rPr>
+          <w:rPr>
+            <w:color w:val="0000EE"/>
+            <w:u w:val="single"/>
+          </w:rPr>
+          <w:t>提多書一章5節</w:t>
+        </w:r>
+      </w:hyperlink>
+      <w:r>
+        <w:rPr>
+          <w:lang w:val="zh_TW" w:bidi="zh_TW"/>
+        </w:rPr>
+        <w:t>，長老是為每個地方教會而設立的，而不是為每個家庭教會設立的（比較「在各教會中選立了長老〔appointed elders in every church〕」和「在各城設立長老〔appoint elders in every city〕」這兩種表達）。即便如此，似乎每個規模較大的地方教會在該地區內都有幾個這樣的</w:t>
+      </w:r>
+      <w:r>
+        <w:rPr>
+          <w:i/>
+          <w:lang w:val="zh_TW" w:bidi="zh_TW"/>
+        </w:rPr>
+        <w:t>ekklesiai</w:t>
+      </w:r>
+      <w:r>
+        <w:rPr>
+          <w:lang w:val="zh_TW" w:bidi="zh_TW"/>
+        </w:rPr>
+        <w:t>（「聚會」）。</w:t>
+      </w:r>
+    </w:p>
+    <w:p>
+      <w:pPr/>
+      <w:r>
+        <w:rPr>
+          <w:lang w:val="zh_TW" w:bidi="zh_TW"/>
+        </w:rPr>
+      </w:r>
+      <w:r>
+        <w:rPr>
+          <w:lang w:val="zh_TW" w:bidi="zh_TW"/>
+        </w:rPr>
+        <w:t>耶路撒冷的教會必定有幾個家庭聚會（見</w:t>
+      </w:r>
+      <w:hyperlink r:id="rId31">
+        <w:r>
+          <w:rPr>
+            <w:lang w:val="zh_TW" w:bidi="zh_TW"/>
+          </w:rPr>
+          <w:rPr>
+            <w:color w:val="0000EE"/>
+            <w:u w:val="single"/>
+          </w:rPr>
+          <w:t>徒2:46</w:t>
+        </w:r>
+      </w:hyperlink>
+      <w:r>
+        <w:rPr>
+          <w:lang w:val="zh_TW" w:bidi="zh_TW"/>
+        </w:rPr>
+        <w:t>，</w:t>
+      </w:r>
+      <w:hyperlink r:id="rId32">
+        <w:r>
+          <w:rPr>
+            <w:lang w:val="zh_TW" w:bidi="zh_TW"/>
+          </w:rPr>
+          <w:rPr>
+            <w:color w:val="0000EE"/>
+            <w:u w:val="single"/>
+          </w:rPr>
+          <w:t>5:42，</w:t>
+        </w:r>
+      </w:hyperlink>
+      <w:hyperlink r:id="rId33">
+        <w:r>
+          <w:rPr>
+            <w:lang w:val="zh_TW" w:bidi="zh_TW"/>
+          </w:rPr>
+          <w:rPr>
+            <w:color w:val="0000EE"/>
+            <w:u w:val="single"/>
+          </w:rPr>
+          <w:t>8:3，</w:t>
+        </w:r>
+      </w:hyperlink>
+      <w:hyperlink r:id="rId34">
+        <w:r>
+          <w:rPr>
+            <w:lang w:val="zh_TW" w:bidi="zh_TW"/>
+          </w:rPr>
+          <w:rPr>
+            <w:color w:val="0000EE"/>
+            <w:u w:val="single"/>
+          </w:rPr>
+          <w:t>12:5、12</w:t>
+        </w:r>
+      </w:hyperlink>
+      <w:r>
+        <w:rPr>
+          <w:lang w:val="zh_TW" w:bidi="zh_TW"/>
+        </w:rPr>
+        <w:t>），羅馬的教會也是如此（見</w:t>
+      </w:r>
+      <w:hyperlink r:id="rId35">
+        <w:r>
+          <w:rPr>
+            <w:lang w:val="zh_TW" w:bidi="zh_TW"/>
+          </w:rPr>
+          <w:rPr>
+            <w:color w:val="0000EE"/>
+            <w:u w:val="single"/>
+          </w:rPr>
+          <w:t>羅16:3–5、14–15</w:t>
+        </w:r>
+      </w:hyperlink>
+      <w:r>
+        <w:rPr>
+          <w:lang w:val="zh_TW" w:bidi="zh_TW"/>
+        </w:rPr>
+        <w:t>）。一個小型地方教會可能只有一個家庭聚會——這可能是歌羅西教會的情況（見</w:t>
+      </w:r>
+      <w:hyperlink r:id="rId36">
+        <w:r>
+          <w:rPr>
+            <w:lang w:val="zh_TW" w:bidi="zh_TW"/>
+          </w:rPr>
+          <w:rPr>
+            <w:color w:val="0000EE"/>
+            <w:u w:val="single"/>
+          </w:rPr>
+          <w:t>門1:2）。</w:t>
+        </w:r>
+      </w:hyperlink>
+      <w:r>
+        <w:rPr>
+          <w:lang w:val="zh_TW" w:bidi="zh_TW"/>
+        </w:rPr>
+        <w:t>但是，對於像耶路撒冷、羅馬和以弗所這樣的大型地方教會來說，這是不可能的，這些教會中必須有幾個「家庭教會（house churches）」（見</w:t>
+      </w:r>
+      <w:hyperlink r:id="rId37">
+        <w:r>
+          <w:rPr>
+            <w:lang w:val="zh_TW" w:bidi="zh_TW"/>
+          </w:rPr>
+          <w:rPr>
+            <w:color w:val="0000EE"/>
+            <w:u w:val="single"/>
+          </w:rPr>
+          <w:t>林前16:19–20</w:t>
+        </w:r>
+      </w:hyperlink>
+      <w:r>
+        <w:rPr>
+          <w:lang w:val="zh_TW" w:bidi="zh_TW"/>
+        </w:rPr>
+        <w:t>〔哥林多前書是在以弗所寫的〕）。我們可以從以下這些經文中更明瞭「家庭教會」的概念：</w:t>
+      </w:r>
+      <w:hyperlink r:id="rId35">
+        <w:r>
+          <w:rPr>
+            <w:lang w:val="zh_TW" w:bidi="zh_TW"/>
+          </w:rPr>
+          <w:rPr>
+            <w:color w:val="0000EE"/>
+            <w:u w:val="single"/>
+          </w:rPr>
+          <w:t>羅16:3–5、14–15</w:t>
+        </w:r>
+      </w:hyperlink>
+      <w:r>
+        <w:rPr>
+          <w:lang w:val="zh_TW" w:bidi="zh_TW"/>
+        </w:rPr>
+        <w:t>；</w:t>
+      </w:r>
+      <w:hyperlink r:id="rId37">
+        <w:r>
+          <w:rPr>
+            <w:lang w:val="zh_TW" w:bidi="zh_TW"/>
+          </w:rPr>
+          <w:rPr>
+            <w:color w:val="0000EE"/>
+            <w:u w:val="single"/>
+          </w:rPr>
+          <w:t>林前16:19–20</w:t>
+        </w:r>
+      </w:hyperlink>
+      <w:r>
+        <w:rPr>
+          <w:lang w:val="zh_TW" w:bidi="zh_TW"/>
+        </w:rPr>
+        <w:t>；</w:t>
+      </w:r>
+      <w:hyperlink r:id="rId38">
+        <w:r>
+          <w:rPr>
+            <w:lang w:val="zh_TW" w:bidi="zh_TW"/>
+          </w:rPr>
+          <w:rPr>
+            <w:color w:val="0000EE"/>
+            <w:u w:val="single"/>
+          </w:rPr>
+          <w:t>西4:15–16</w:t>
+        </w:r>
+      </w:hyperlink>
+      <w:r>
+        <w:rPr>
+          <w:lang w:val="zh_TW" w:bidi="zh_TW"/>
+        </w:rPr>
+        <w:t>；</w:t>
+      </w:r>
+      <w:hyperlink r:id="rId39">
+        <w:r>
+          <w:rPr>
+            <w:lang w:val="zh_TW" w:bidi="zh_TW"/>
+          </w:rPr>
+          <w:rPr>
+            <w:color w:val="0000EE"/>
+            <w:u w:val="single"/>
+          </w:rPr>
+          <w:t>門1:1–2</w:t>
+        </w:r>
+      </w:hyperlink>
+      <w:r>
+        <w:rPr>
+          <w:lang w:val="zh_TW" w:bidi="zh_TW"/>
+        </w:rPr>
+        <w:t>。</w:t>
+      </w:r>
+    </w:p>
+    <w:p>
+      <w:pPr>
+        <w:pStyle w:val="Heading3"/>
+      </w:pPr>
+      <w:hyperlink r:id="rId35">
+        <w:r>
+          <w:rPr>
+            <w:lang w:val="zh_TW" w:bidi="zh_TW"/>
+          </w:rPr>
+          <w:rPr>
+            <w:color w:val="0000EE"/>
+            <w:u w:val="single"/>
+          </w:rPr>
+          <w:t>羅馬書十六章3–5、14–15節</w:t>
+        </w:r>
+      </w:hyperlink>
+    </w:p>
+    <w:p>
+      <w:pPr/>
+      <w:r>
+        <w:rPr>
+          <w:lang w:val="zh_TW" w:bidi="zh_TW"/>
+        </w:rPr>
+      </w:r>
+      <w:r>
+        <w:rPr>
+          <w:lang w:val="zh_TW" w:bidi="zh_TW"/>
+        </w:rPr>
+        <w:t>在羅馬書的最後一章，保羅請羅馬的信徒（即他這封書信所致的信徒）問候百基拉和亞居拉，以及在他們家中聚會的教會（</w:t>
+      </w:r>
+      <w:hyperlink r:id="rId35">
+        <w:r>
+          <w:rPr>
+            <w:lang w:val="zh_TW" w:bidi="zh_TW"/>
+          </w:rPr>
+          <w:rPr>
+            <w:color w:val="0000EE"/>
+            <w:u w:val="single"/>
+          </w:rPr>
+          <w:t>16:3–5</w:t>
+        </w:r>
+      </w:hyperlink>
+      <w:r>
+        <w:rPr>
+          <w:lang w:val="zh_TW" w:bidi="zh_TW"/>
+        </w:rPr>
+        <w:t>）。整個羅馬教會不可能在百基拉和亞居拉的家中聚會，因為當時教會規模太大，無法在一個家庭中聚集。相反，百基拉和亞居拉家中的教會必定是羅馬幾個這樣的「家庭教會」之一。以下討論支持這個觀點。</w:t>
+      </w:r>
+    </w:p>
+    <w:p>
+      <w:pPr/>
+      <w:r>
+        <w:rPr>
+          <w:lang w:val="zh_TW" w:bidi="zh_TW"/>
+        </w:rPr>
+      </w:r>
+      <w:r>
+        <w:rPr>
+          <w:lang w:val="zh_TW" w:bidi="zh_TW"/>
+        </w:rPr>
+        <w:t>保羅給羅馬人的信是寫給「在羅馬、為神所愛、奉召作聖徒的眾人」（</w:t>
+      </w:r>
+      <w:hyperlink r:id="rId40">
+        <w:r>
+          <w:rPr>
+            <w:lang w:val="zh_TW" w:bidi="zh_TW"/>
+          </w:rPr>
+          <w:rPr>
+            <w:color w:val="0000EE"/>
+            <w:u w:val="single"/>
+          </w:rPr>
+          <w:t>羅1:7</w:t>
+        </w:r>
+      </w:hyperlink>
+      <w:r>
+        <w:rPr>
+          <w:lang w:val="zh_TW" w:bidi="zh_TW"/>
+        </w:rPr>
+        <w:t>），而不是寫給「羅馬的教會」。當保羅寫這封信時，他還沒有去過羅馬，其他使徒也沒有去過。羅馬的教會可能是當一些猶太羅馬人在五旬節期間訪問耶路撒冷時（</w:t>
+      </w:r>
+      <w:hyperlink r:id="rId41">
+        <w:r>
+          <w:rPr>
+            <w:lang w:val="zh_TW" w:bidi="zh_TW"/>
+          </w:rPr>
+          <w:rPr>
+            <w:color w:val="0000EE"/>
+            <w:u w:val="single"/>
+          </w:rPr>
+          <w:t>徒2:10</w:t>
+        </w:r>
+      </w:hyperlink>
+      <w:r>
+        <w:rPr>
+          <w:lang w:val="zh_TW" w:bidi="zh_TW"/>
+        </w:rPr>
+        <w:t>）成為耶穌的信徒，然後再回到羅馬時建立的。由於沒有使徒創立這個教會，羅馬可能沒有任何正式的領袖（長老）。羅馬和附近地區可能有幾個不同的信徒群體在聚會。</w:t>
+      </w:r>
+    </w:p>
+    <w:p>
+      <w:pPr/>
+      <w:r>
+        <w:rPr>
+          <w:lang w:val="zh_TW" w:bidi="zh_TW"/>
+        </w:rPr>
+      </w:r>
+      <w:r>
+        <w:rPr>
+          <w:lang w:val="zh_TW" w:bidi="zh_TW"/>
+        </w:rPr>
+        <w:t>保羅認識羅馬的一些聖徒（他在最後一章中提到他們的名字）。 所以他寫信給該地區的所有信徒，而不是給整個教會——這也是他通常的做法（見</w:t>
+      </w:r>
+      <w:hyperlink r:id="rId42">
+        <w:r>
+          <w:rPr>
+            <w:lang w:val="zh_TW" w:bidi="zh_TW"/>
+          </w:rPr>
+          <w:rPr>
+            <w:color w:val="0000EE"/>
+            <w:u w:val="single"/>
+          </w:rPr>
+          <w:t>林前1:1</w:t>
+        </w:r>
+      </w:hyperlink>
+      <w:r>
+        <w:rPr>
+          <w:lang w:val="zh_TW" w:bidi="zh_TW"/>
+        </w:rPr>
+        <w:t>；</w:t>
+      </w:r>
+      <w:hyperlink r:id="rId43">
+        <w:r>
+          <w:rPr>
+            <w:lang w:val="zh_TW" w:bidi="zh_TW"/>
+          </w:rPr>
+          <w:rPr>
+            <w:color w:val="0000EE"/>
+            <w:u w:val="single"/>
+          </w:rPr>
+          <w:t>林後1:1</w:t>
+        </w:r>
+      </w:hyperlink>
+      <w:r>
+        <w:rPr>
+          <w:lang w:val="zh_TW" w:bidi="zh_TW"/>
+        </w:rPr>
+        <w:t>；</w:t>
+      </w:r>
+      <w:hyperlink r:id="rId44">
+        <w:r>
+          <w:rPr>
+            <w:lang w:val="zh_TW" w:bidi="zh_TW"/>
+          </w:rPr>
+          <w:rPr>
+            <w:color w:val="0000EE"/>
+            <w:u w:val="single"/>
+          </w:rPr>
+          <w:t>帖前1:1</w:t>
+        </w:r>
+      </w:hyperlink>
+      <w:r>
+        <w:rPr>
+          <w:lang w:val="zh_TW" w:bidi="zh_TW"/>
+        </w:rPr>
+        <w:t>；</w:t>
+      </w:r>
+      <w:hyperlink r:id="rId45">
+        <w:r>
+          <w:rPr>
+            <w:lang w:val="zh_TW" w:bidi="zh_TW"/>
+          </w:rPr>
+          <w:rPr>
+            <w:color w:val="0000EE"/>
+            <w:u w:val="single"/>
+          </w:rPr>
+          <w:t>帖後1:1</w:t>
+        </w:r>
+      </w:hyperlink>
+      <w:r>
+        <w:rPr>
+          <w:lang w:val="zh_TW" w:bidi="zh_TW"/>
+        </w:rPr>
+        <w:t>）。即便如此，「在羅馬、為神所愛、奉召作聖徒的眾人」也將構成「羅馬的教會」（參</w:t>
+      </w:r>
+      <w:hyperlink r:id="rId46">
+        <w:r>
+          <w:rPr>
+            <w:lang w:val="zh_TW" w:bidi="zh_TW"/>
+          </w:rPr>
+          <w:rPr>
+            <w:color w:val="0000EE"/>
+            <w:u w:val="single"/>
+          </w:rPr>
+          <w:t>腓1:1</w:t>
+        </w:r>
+      </w:hyperlink>
+      <w:r>
+        <w:rPr>
+          <w:lang w:val="zh_TW" w:bidi="zh_TW"/>
+        </w:rPr>
+        <w:t>，保羅在其中將信寫給腓立比所有聖徒）。</w:t>
+      </w:r>
+    </w:p>
+    <w:p>
+      <w:pPr/>
+      <w:r>
+        <w:rPr>
+          <w:lang w:val="zh_TW" w:bidi="zh_TW"/>
+        </w:rPr>
+      </w:r>
+      <w:r>
+        <w:rPr>
+          <w:lang w:val="zh_TW" w:bidi="zh_TW"/>
+        </w:rPr>
+        <w:t>在羅馬書的最後一章，保羅請所有在羅馬的信徒（即羅馬的「地方」教會）問候在百基拉和亞居拉家中的教會。在本章後面，保羅請教會問候亞遜其土、弗勒干、黑米、八羅巴、黑馬，以及與他們在一起的弟兄們。然後他再次請教會問候非羅羅古和猶利亞、尼利亞和他姊妹、阿林巴，以及所有與他們在一起的聖徒（</w:t>
+      </w:r>
+      <w:hyperlink r:id="rId47">
+        <w:r>
+          <w:rPr>
+            <w:lang w:val="zh_TW" w:bidi="zh_TW"/>
+          </w:rPr>
+          <w:rPr>
+            <w:color w:val="0000EE"/>
+            <w:u w:val="single"/>
+          </w:rPr>
+          <w:t>羅16:14–15</w:t>
+        </w:r>
+      </w:hyperlink>
+      <w:r>
+        <w:rPr>
+          <w:lang w:val="zh_TW" w:bidi="zh_TW"/>
+        </w:rPr>
+        <w:t xml:space="preserve">）。 </w:t>
+      </w:r>
+    </w:p>
+    <w:p>
+      <w:pPr/>
+      <w:r>
+        <w:rPr>
+          <w:lang w:val="zh_TW" w:bidi="zh_TW"/>
+        </w:rPr>
+      </w:r>
+      <w:r>
+        <w:rPr>
+          <w:lang w:val="zh_TW" w:bidi="zh_TW"/>
+        </w:rPr>
+        <w:t>顯然，保羅是在指另外兩組信徒，他們一定是在一起聚會的（在羅馬書</w:t>
+      </w:r>
+      <w:hyperlink r:id="rId48">
+        <w:r>
+          <w:rPr>
+            <w:lang w:val="zh_TW" w:bidi="zh_TW"/>
+          </w:rPr>
+          <w:rPr>
+            <w:color w:val="0000EE"/>
+            <w:u w:val="single"/>
+          </w:rPr>
+          <w:t>16:10–11</w:t>
+        </w:r>
+      </w:hyperlink>
+      <w:r>
+        <w:rPr>
+          <w:lang w:val="zh_TW" w:bidi="zh_TW"/>
+        </w:rPr>
+        <w:t>保羅指的另外兩組，在希臘文可能是指亞里多布家和拿其數家中的人，或他們的團體）。這說明羅馬的教會，像耶路撒冷和以弗所的教會一樣，有幾個家庭</w:t>
+      </w:r>
+      <w:r>
+        <w:rPr>
+          <w:i/>
+          <w:lang w:val="zh_TW" w:bidi="zh_TW"/>
+        </w:rPr>
+        <w:t>ekklesiai</w:t>
+      </w:r>
+      <w:r>
+        <w:rPr>
+          <w:lang w:val="zh_TW" w:bidi="zh_TW"/>
+        </w:rPr>
+        <w:t>（聚會）。</w:t>
+      </w:r>
+    </w:p>
+    <w:p>
+      <w:pPr/>
+      <w:r>
+        <w:rPr>
+          <w:lang w:val="zh_TW" w:bidi="zh_TW"/>
+        </w:rPr>
+      </w:r>
+      <w:r>
+        <w:rPr>
+          <w:lang w:val="zh_TW" w:bidi="zh_TW"/>
+        </w:rPr>
+        <w:t>保羅在公元58年左右寫了羅馬書。尼祿殘酷迫害基督徒的時期（稱為尼祿迫害〔Neronian persecution〕）大約始於公元64年。非宗教歷史學家如塔西圖（Tacitus，也譯塔西佗</w:t>
+      </w:r>
       <w:r>
         <w:rPr>
           <w:lang w:val="zh_TW" w:bidi="zh_TW"/>
         </w:rPr>
         <w:t>）</w:t>
+      </w:r>
+      <w:r>
+        <w:rPr>
+          <w:lang w:val="zh_TW" w:bidi="zh_TW"/>
+        </w:rPr>
+        <w:t>告訴我們，在這次迫害中有大量基督徒被折磨和殺害（</w:t>
+      </w:r>
+      <w:r>
+        <w:rPr>
+          <w:i/>
+          <w:lang w:val="zh_TW" w:bidi="zh_TW"/>
+        </w:rPr>
+        <w:t>編年史</w:t>
+      </w:r>
+      <w:r>
+        <w:rPr>
+          <w:lang w:val="zh_TW" w:bidi="zh_TW"/>
+        </w:rPr>
+        <w:t>15.44）。另一位作家蘇埃托尼烏斯（Seutonius，在他的書</w:t>
+      </w:r>
+      <w:r>
+        <w:rPr>
+          <w:i/>
+          <w:lang w:val="zh_TW" w:bidi="zh_TW"/>
+        </w:rPr>
+        <w:t>尼祿〔Nero〕</w:t>
+      </w:r>
+      <w:r>
+        <w:rPr>
+          <w:lang w:val="zh_TW" w:bidi="zh_TW"/>
+        </w:rPr>
+        <w:t>第16章）也提到，基督徒在羅馬的快速增長使他們變得不受歡迎。</w:t>
+      </w:r>
+    </w:p>
+    <w:p>
+      <w:pPr/>
+      <w:r>
+        <w:rPr>
+          <w:lang w:val="zh_TW" w:bidi="zh_TW"/>
+        </w:rPr>
+      </w:r>
+      <w:r>
+        <w:rPr>
+          <w:lang w:val="zh_TW" w:bidi="zh_TW"/>
+        </w:rPr>
+        <w:t>的確，當保羅寫信給羅馬人時，他說他們的信德傳遍了天下（</w:t>
+      </w:r>
+      <w:hyperlink r:id="rId49">
+        <w:r>
+          <w:rPr>
+            <w:lang w:val="zh_TW" w:bidi="zh_TW"/>
+          </w:rPr>
+          <w:rPr>
+            <w:color w:val="0000EE"/>
+            <w:u w:val="single"/>
+          </w:rPr>
+          <w:t>1:8</w:t>
+        </w:r>
+      </w:hyperlink>
+      <w:r>
+        <w:rPr>
+          <w:lang w:val="zh_TW" w:bidi="zh_TW"/>
+        </w:rPr>
+        <w:t>）。這表明羅馬的教會已經對地中海世界產生影響。當保羅在三年後（公元61年）來到羅馬時，當地已經有一個大型的教會存在。從</w:t>
+      </w:r>
+      <w:hyperlink r:id="rId50">
+        <w:r>
+          <w:rPr>
+            <w:lang w:val="zh_TW" w:bidi="zh_TW"/>
+          </w:rPr>
+          <w:rPr>
+            <w:color w:val="0000EE"/>
+            <w:u w:val="single"/>
+          </w:rPr>
+          <w:t>羅馬書十五章23節</w:t>
+        </w:r>
+      </w:hyperlink>
+      <w:r>
+        <w:rPr>
+          <w:lang w:val="zh_TW" w:bidi="zh_TW"/>
+        </w:rPr>
+        <w:t>，我們知道這個教會早在保羅寫信給他們之前就已經存在多年。</w:t>
+      </w:r>
+    </w:p>
+    <w:p>
+      <w:pPr/>
+      <w:r>
+        <w:rPr>
+          <w:lang w:val="zh_TW" w:bidi="zh_TW"/>
+        </w:rPr>
+      </w:r>
+      <w:r>
+        <w:rPr>
+          <w:lang w:val="zh_TW" w:bidi="zh_TW"/>
+        </w:rPr>
+        <w:t>總之，保羅寫信給羅馬教會時，羅馬教會已經是一個相當大的教會。整個教會不可能在亞居拉和百基拉的家中聚會。他們是製造帳棚的工匠，應該只有一間中等大小的房子。此外，保羅在第</w:t>
+      </w:r>
+      <w:hyperlink r:id="rId51">
+        <w:r>
+          <w:rPr>
+            <w:lang w:val="zh_TW" w:bidi="zh_TW"/>
+          </w:rPr>
+          <w:rPr>
+            <w:color w:val="0000EE"/>
+            <w:u w:val="single"/>
+          </w:rPr>
+          <w:t>16</w:t>
+        </w:r>
+      </w:hyperlink>
+      <w:r>
+        <w:rPr>
+          <w:lang w:val="zh_TW" w:bidi="zh_TW"/>
+        </w:rPr>
+        <w:t>章中提及超過25個人的名字——而他當時甚至還沒有去過羅馬！</w:t>
+      </w:r>
+    </w:p>
+    <w:p>
+      <w:pPr/>
+      <w:r>
+        <w:rPr>
+          <w:lang w:val="zh_TW" w:bidi="zh_TW"/>
+        </w:rPr>
+      </w:r>
+      <w:r>
+        <w:rPr>
+          <w:lang w:val="zh_TW" w:bidi="zh_TW"/>
+        </w:rPr>
+        <w:t>在羅馬一定有好幾個</w:t>
+      </w:r>
+      <w:r>
+        <w:rPr>
+          <w:i/>
+          <w:lang w:val="zh_TW" w:bidi="zh_TW"/>
+        </w:rPr>
+        <w:t>ekklesiai</w:t>
+      </w:r>
+      <w:r>
+        <w:rPr>
+          <w:lang w:val="zh_TW" w:bidi="zh_TW"/>
+        </w:rPr>
+        <w:t>，這意味著有幾個家庭教會共同組成了羅馬的一個地方教會。例如，羅馬的基督徒顯然在許多家庭中敬拜，例如百基拉和亞居拉的家。其它在家庭中聚會的教會也在</w:t>
+      </w:r>
+      <w:hyperlink r:id="rId52">
+        <w:r>
+          <w:rPr>
+            <w:lang w:val="zh_TW" w:bidi="zh_TW"/>
+          </w:rPr>
+          <w:rPr>
+            <w:color w:val="0000EE"/>
+            <w:u w:val="single"/>
+          </w:rPr>
+          <w:t>歌羅西書四章15節</w:t>
+        </w:r>
+      </w:hyperlink>
+      <w:r>
+        <w:rPr>
+          <w:lang w:val="zh_TW" w:bidi="zh_TW"/>
+        </w:rPr>
+        <w:t>和</w:t>
+      </w:r>
+      <w:hyperlink r:id="rId36">
+        <w:r>
+          <w:rPr>
+            <w:lang w:val="zh_TW" w:bidi="zh_TW"/>
+          </w:rPr>
+          <w:rPr>
+            <w:color w:val="0000EE"/>
+            <w:u w:val="single"/>
+          </w:rPr>
+          <w:t>腓利門書一章2節</w:t>
+        </w:r>
+      </w:hyperlink>
+      <w:r>
+        <w:rPr>
+          <w:lang w:val="zh_TW" w:bidi="zh_TW"/>
+        </w:rPr>
+        <w:t>中提到。基督徒群體在重要信徒的家中或其它可用的房間裡聚會（參</w:t>
+      </w:r>
+      <w:hyperlink r:id="rId53">
+        <w:r>
+          <w:rPr>
+            <w:lang w:val="zh_TW" w:bidi="zh_TW"/>
+          </w:rPr>
+          <w:rPr>
+            <w:color w:val="0000EE"/>
+            <w:u w:val="single"/>
+          </w:rPr>
+          <w:t>太26:16</w:t>
+        </w:r>
+      </w:hyperlink>
+      <w:r>
+        <w:rPr>
+          <w:lang w:val="zh_TW" w:bidi="zh_TW"/>
+        </w:rPr>
+        <w:t>；</w:t>
+      </w:r>
+      <w:hyperlink r:id="rId54">
+        <w:r>
+          <w:rPr>
+            <w:lang w:val="zh_TW" w:bidi="zh_TW"/>
+          </w:rPr>
+          <w:rPr>
+            <w:color w:val="0000EE"/>
+            <w:u w:val="single"/>
+          </w:rPr>
+          <w:t>徒12:12</w:t>
+        </w:r>
+      </w:hyperlink>
+      <w:r>
+        <w:rPr>
+          <w:lang w:val="zh_TW" w:bidi="zh_TW"/>
+        </w:rPr>
+        <w:t>；</w:t>
+      </w:r>
+      <w:hyperlink r:id="rId55">
+        <w:r>
+          <w:rPr>
+            <w:lang w:val="zh_TW" w:bidi="zh_TW"/>
+          </w:rPr>
+          <w:rPr>
+            <w:color w:val="0000EE"/>
+            <w:u w:val="single"/>
+          </w:rPr>
+          <w:t>林前16:19</w:t>
+        </w:r>
+      </w:hyperlink>
+      <w:r>
+        <w:rPr>
+          <w:lang w:val="zh_TW" w:bidi="zh_TW"/>
+        </w:rPr>
+        <w:t>；</w:t>
+      </w:r>
+      <w:hyperlink r:id="rId52">
+        <w:r>
+          <w:rPr>
+            <w:lang w:val="zh_TW" w:bidi="zh_TW"/>
+          </w:rPr>
+          <w:rPr>
+            <w:color w:val="0000EE"/>
+            <w:u w:val="single"/>
+          </w:rPr>
+          <w:t>西4:15</w:t>
+        </w:r>
+      </w:hyperlink>
+      <w:r>
+        <w:rPr>
+          <w:lang w:val="zh_TW" w:bidi="zh_TW"/>
+        </w:rPr>
+        <w:t>；</w:t>
+      </w:r>
+      <w:hyperlink r:id="rId36">
+        <w:r>
+          <w:rPr>
+            <w:lang w:val="zh_TW" w:bidi="zh_TW"/>
+          </w:rPr>
+          <w:rPr>
+            <w:color w:val="0000EE"/>
+            <w:u w:val="single"/>
+          </w:rPr>
+          <w:t>門1:2</w:t>
+        </w:r>
+      </w:hyperlink>
+      <w:r>
+        <w:rPr>
+          <w:lang w:val="zh_TW" w:bidi="zh_TW"/>
+        </w:rPr>
+        <w:t xml:space="preserve">）。 </w:t>
+      </w:r>
+    </w:p>
+    <w:p>
+      <w:pPr/>
+      <w:r>
+        <w:rPr>
+          <w:lang w:val="zh_TW" w:bidi="zh_TW"/>
+        </w:rPr>
+      </w:r>
+      <w:r>
+        <w:rPr>
+          <w:lang w:val="zh_TW" w:bidi="zh_TW"/>
+        </w:rPr>
+        <w:t>在保羅列出的名單中，百基拉和亞居拉家中的教會是五個信徒群體中第一個被提到的，但也是唯一被明確稱為教會的（見</w:t>
+      </w:r>
+      <w:hyperlink r:id="rId56">
+        <w:r>
+          <w:rPr>
+            <w:lang w:val="zh_TW" w:bidi="zh_TW"/>
+          </w:rPr>
+          <w:rPr>
+            <w:color w:val="0000EE"/>
+            <w:u w:val="single"/>
+          </w:rPr>
+          <w:t>羅16:5、10–11、14–15</w:t>
+        </w:r>
+      </w:hyperlink>
+      <w:r>
+        <w:rPr>
+          <w:lang w:val="zh_TW" w:bidi="zh_TW"/>
+        </w:rPr>
+        <w:t>）。百基拉和亞居拉開放他們的家供基督徒聚會，那裡提到的教會只是羅馬所有基督徒的一部分。第</w:t>
+      </w:r>
+      <w:hyperlink r:id="rId48">
+        <w:r>
+          <w:rPr>
+            <w:lang w:val="zh_TW" w:bidi="zh_TW"/>
+          </w:rPr>
+          <w:rPr>
+            <w:color w:val="0000EE"/>
+            <w:u w:val="single"/>
+          </w:rPr>
+          <w:t>10–11節</w:t>
+        </w:r>
+      </w:hyperlink>
+      <w:r>
+        <w:rPr>
+          <w:lang w:val="zh_TW" w:bidi="zh_TW"/>
+        </w:rPr>
+        <w:t>和第</w:t>
+      </w:r>
+      <w:hyperlink r:id="rId47">
+        <w:r>
+          <w:rPr>
+            <w:lang w:val="zh_TW" w:bidi="zh_TW"/>
+          </w:rPr>
+          <w:rPr>
+            <w:color w:val="0000EE"/>
+            <w:u w:val="single"/>
+          </w:rPr>
+          <w:t>14–15節</w:t>
+        </w:r>
+      </w:hyperlink>
+      <w:r>
+        <w:rPr>
+          <w:lang w:val="zh_TW" w:bidi="zh_TW"/>
+        </w:rPr>
+        <w:t>似乎提到羅馬的另外兩個家庭教會。羅馬至少有三個教會，可能更多。每個家庭教會不太可能是一個獨立的群體，有著獨立的教會治理。相反，每個家庭教會應該只是羅馬一個地方教會中一部分聖徒在家中進行的聚會。</w:t>
+      </w:r>
+    </w:p>
+    <w:p>
+      <w:pPr>
+        <w:pStyle w:val="Heading3"/>
+      </w:pPr>
+      <w:hyperlink r:id="rId37">
+        <w:r>
+          <w:rPr>
+            <w:lang w:val="zh_TW" w:bidi="zh_TW"/>
+          </w:rPr>
+          <w:rPr>
+            <w:color w:val="0000EE"/>
+            <w:u w:val="single"/>
+          </w:rPr>
+          <w:t>哥林多前書十六章19–20節</w:t>
+        </w:r>
+      </w:hyperlink>
+    </w:p>
+    <w:p>
+      <w:pPr/>
+      <w:r>
+        <w:rPr>
+          <w:lang w:val="zh_TW" w:bidi="zh_TW"/>
+        </w:rPr>
+      </w:r>
+      <w:r>
+        <w:rPr>
+          <w:lang w:val="zh_TW" w:bidi="zh_TW"/>
+        </w:rPr>
+        <w:t>在這處經文中，我們再次看到亞居拉和百基拉，並再次得知有一個教會在他們的家中聚會。根據羅馬書，他們的家庭教會在羅馬，而根據哥林多前書（寫於以弗所），他們的家庭教會則在以弗所。</w:t>
+      </w:r>
+    </w:p>
+    <w:p>
+      <w:pPr/>
+      <w:r>
+        <w:rPr>
+          <w:lang w:val="zh_TW" w:bidi="zh_TW"/>
+        </w:rPr>
+      </w:r>
+      <w:r>
+        <w:rPr>
+          <w:lang w:val="zh_TW" w:bidi="zh_TW"/>
+        </w:rPr>
+        <w:t>許多學者認為，亞居拉和百基拉在公元49年左右離開羅馬，當時皇帝克勞第下令要所有猶太人離開羅馬。他們當時可能已經是基督徒了。根據</w:t>
+      </w:r>
+      <w:hyperlink r:id="rId57">
+        <w:r>
+          <w:rPr>
+            <w:lang w:val="zh_TW" w:bidi="zh_TW"/>
+          </w:rPr>
+          <w:rPr>
+            <w:color w:val="0000EE"/>
+            <w:u w:val="single"/>
+          </w:rPr>
+          <w:t>使徒行傳18章</w:t>
+        </w:r>
+      </w:hyperlink>
+      <w:r>
+        <w:rPr>
+          <w:lang w:val="zh_TW" w:bidi="zh_TW"/>
+        </w:rPr>
+        <w:t>，他們在哥林多與保羅會合（他們一起製造帳棚為生），然後在大約公元51年與保羅一起前往以弗所，那時以弗所的教會剛剛建立。保羅繼續他的第二次宣教之旅，而亞居拉和百基拉則留在以弗所。</w:t>
+      </w:r>
+    </w:p>
+    <w:p>
+      <w:pPr/>
+      <w:r>
+        <w:rPr>
+          <w:lang w:val="zh_TW" w:bidi="zh_TW"/>
+        </w:rPr>
+      </w:r>
+      <w:r>
+        <w:rPr>
+          <w:lang w:val="zh_TW" w:bidi="zh_TW"/>
+        </w:rPr>
+        <w:t>以弗所的早期教會可能最初在亞居拉和百基拉的家中聚會。保羅幾年後回到以弗所，並在那裡停留了兩年（約公元53–54年）。在這段時間，保羅關於耶穌的教導從以弗所（作為中心）傳遍整個小亞細亞（見</w:t>
+      </w:r>
+      <w:hyperlink r:id="rId58">
+        <w:r>
+          <w:rPr>
+            <w:lang w:val="zh_TW" w:bidi="zh_TW"/>
+          </w:rPr>
+          <w:rPr>
+            <w:color w:val="0000EE"/>
+            <w:u w:val="single"/>
+          </w:rPr>
+          <w:t>徒19:8–10</w:t>
+        </w:r>
+      </w:hyperlink>
+      <w:r>
+        <w:rPr>
+          <w:lang w:val="zh_TW" w:bidi="zh_TW"/>
+        </w:rPr>
+        <w:t>）。隨著這一切的發生，以弗所的教會逐漸壯大（見</w:t>
+      </w:r>
+      <w:hyperlink r:id="rId59">
+        <w:r>
+          <w:rPr>
+            <w:lang w:val="zh_TW" w:bidi="zh_TW"/>
+          </w:rPr>
+          <w:rPr>
+            <w:color w:val="0000EE"/>
+            <w:u w:val="single"/>
+          </w:rPr>
+          <w:t>18–20節</w:t>
+        </w:r>
+      </w:hyperlink>
+      <w:r>
+        <w:rPr>
+          <w:lang w:val="zh_TW" w:bidi="zh_TW"/>
+        </w:rPr>
+        <w:t>）。</w:t>
+      </w:r>
+    </w:p>
+    <w:p>
+      <w:pPr/>
+      <w:r>
+        <w:rPr>
+          <w:lang w:val="zh_TW" w:bidi="zh_TW"/>
+        </w:rPr>
+      </w:r>
+      <w:r>
+        <w:rPr>
+          <w:lang w:val="zh_TW" w:bidi="zh_TW"/>
+        </w:rPr>
+        <w:t>在這些年間，保羅寫信給哥林多信徒。他向亞細亞的教會、亞居拉和百基拉——以及他們家中的教會，還有所有的弟兄們問候（</w:t>
+      </w:r>
+      <w:hyperlink r:id="rId37">
+        <w:r>
+          <w:rPr>
+            <w:lang w:val="zh_TW" w:bidi="zh_TW"/>
+          </w:rPr>
+          <w:rPr>
+            <w:color w:val="0000EE"/>
+            <w:u w:val="single"/>
+          </w:rPr>
+          <w:t>林前16:19–20</w:t>
+        </w:r>
+      </w:hyperlink>
+      <w:r>
+        <w:rPr>
+          <w:lang w:val="zh_TW" w:bidi="zh_TW"/>
+        </w:rPr>
+        <w:t>）。保羅似乎是從以下幾個方面來傳達他的問候：</w:t>
+      </w:r>
+    </w:p>
+    <w:p>
+      <w:pPr>
+        <w:pStyle w:val="ListNumber"/>
+        <w:numPr>
+          <w:ilvl w:val="0"/>
+          <w:numId w:val="15"/>
+        </w:numPr>
+        <w:spacing w:line="240" w:lineRule="auto"/>
+        <w:ind w:left="720"/>
+      </w:pPr>
+      <w:r>
+        <w:rPr>
+          <w:lang w:val="zh_TW" w:bidi="zh_TW"/>
+        </w:rPr>
+      </w:r>
+      <w:r>
+        <w:rPr>
+          <w:lang w:val="zh_TW" w:bidi="zh_TW"/>
+        </w:rPr>
+        <w:t>來自小亞細亞的所有教會，</w:t>
+      </w:r>
+    </w:p>
+    <w:p>
+      <w:pPr>
+        <w:pStyle w:val="ListNumber"/>
+        <w:spacing w:line="240" w:lineRule="auto"/>
+        <w:ind w:left="720"/>
+      </w:pPr>
+      <w:r>
+        <w:rPr>
+          <w:lang w:val="zh_TW" w:bidi="zh_TW"/>
+        </w:rPr>
+      </w:r>
+      <w:r>
+        <w:rPr>
+          <w:lang w:val="zh_TW" w:bidi="zh_TW"/>
+        </w:rPr>
+        <w:t>以弗所的教會（相當於「所有弟兄」），以及</w:t>
+      </w:r>
+    </w:p>
+    <w:p>
+      <w:pPr>
+        <w:pStyle w:val="ListNumber"/>
+        <w:spacing w:line="240" w:lineRule="auto"/>
+        <w:ind w:left="720"/>
+      </w:pPr>
+      <w:r>
+        <w:rPr>
+          <w:lang w:val="zh_TW" w:bidi="zh_TW"/>
+        </w:rPr>
+      </w:r>
+      <w:r>
+        <w:rPr>
+          <w:lang w:val="zh_TW" w:bidi="zh_TW"/>
+        </w:rPr>
+        <w:t>那些在亞居拉和百基拉家中聚會的信徒。</w:t>
+      </w:r>
+    </w:p>
+    <w:p>
+      <w:pPr/>
+      <w:r>
+        <w:rPr>
+          <w:lang w:val="zh_TW" w:bidi="zh_TW"/>
+        </w:rPr>
+      </w:r>
+      <w:r>
+        <w:rPr>
+          <w:lang w:val="zh_TW" w:bidi="zh_TW"/>
+        </w:rPr>
+        <w:t>很難想像以弗所的所有聖徒都在亞居拉和百基拉的家中聚會。教會可能是以這種方式起初開始的，但隨著教會的成長，家庭聚會的數量也必然增加。</w:t>
+      </w:r>
+    </w:p>
+    <w:p>
+      <w:pPr/>
+      <w:r>
+        <w:rPr>
+          <w:lang w:val="zh_TW" w:bidi="zh_TW"/>
+        </w:rPr>
+      </w:r>
+      <w:r>
+        <w:rPr>
+          <w:lang w:val="zh_TW" w:bidi="zh_TW"/>
+        </w:rPr>
+        <w:t>我們從新約的其它部分了解到，以弗所必定有好幾個家庭聚會，因為那裡有很多聖徒。提摩太前書提到也支持這一點，這封書信是保羅在公元64年左右寫給提摩太的，當時提摩太正在以弗所領導教會。以弗所一定有許多聖徒——年輕男子（少年人）、年輕女子（少年婦女）、年長男子、寡婦等等（</w:t>
+      </w:r>
+      <w:hyperlink r:id="rId60">
+        <w:r>
+          <w:rPr>
+            <w:lang w:val="zh_TW" w:bidi="zh_TW"/>
+          </w:rPr>
+          <w:rPr>
+            <w:color w:val="0000EE"/>
+            <w:u w:val="single"/>
+          </w:rPr>
+          <w:t>提前5–6章</w:t>
+        </w:r>
+      </w:hyperlink>
+      <w:r>
+        <w:rPr>
+          <w:lang w:val="zh_TW" w:bidi="zh_TW"/>
+        </w:rPr>
+        <w:t>）。</w:t>
+      </w:r>
+    </w:p>
+    <w:p>
+      <w:pPr/>
+      <w:r>
+        <w:rPr>
+          <w:lang w:val="zh_TW" w:bidi="zh_TW"/>
+        </w:rPr>
+      </w:r>
+      <w:r>
+        <w:rPr>
+          <w:lang w:val="zh_TW" w:bidi="zh_TW"/>
+        </w:rPr>
+        <w:t>許多信徒必定在他們的家中舉辦過教會聚會（</w:t>
+      </w:r>
+      <w:r>
+        <w:rPr>
+          <w:i/>
+          <w:lang w:val="zh_TW" w:bidi="zh_TW"/>
+        </w:rPr>
+        <w:t>ekklesia）</w:t>
+      </w:r>
+      <w:r>
+        <w:rPr>
+          <w:lang w:val="zh_TW" w:bidi="zh_TW"/>
+        </w:rPr>
+        <w:t>。（亞居拉和百基拉在公元56/57年左右離開以弗所，回到羅馬，在他們的家中再次舉辦教會聚會。以弗所的其他信徒也會開放他們的家作為聚會場所。）但每個家庭聚會並沒有自己的領袖。反之，以弗所的所有教會都在一組領袖團隊的帶領之下，而該團隊由保羅的同工提摩太領導。</w:t>
+      </w:r>
+    </w:p>
+    <w:p>
+      <w:pPr>
+        <w:pStyle w:val="Heading3"/>
+      </w:pPr>
+      <w:hyperlink r:id="rId38">
+        <w:r>
+          <w:rPr>
+            <w:lang w:val="zh_TW" w:bidi="zh_TW"/>
+          </w:rPr>
+          <w:rPr>
+            <w:color w:val="0000EE"/>
+            <w:u w:val="single"/>
+          </w:rPr>
+          <w:t>歌羅西書四章15–16節</w:t>
+        </w:r>
+      </w:hyperlink>
+    </w:p>
+    <w:p>
+      <w:pPr/>
+      <w:r>
+        <w:rPr>
+          <w:lang w:val="zh_TW" w:bidi="zh_TW"/>
+        </w:rPr>
+      </w:r>
+      <w:r>
+        <w:rPr>
+          <w:lang w:val="zh_TW" w:bidi="zh_TW"/>
+        </w:rPr>
+        <w:t>在這部分，我們再次讀到在一個名叫寧法的人的家中有一個教會。在保羅對歌羅西教會的最後問候中，他請歌羅西的聖徒向以下的人問安：</w:t>
+      </w:r>
+    </w:p>
+    <w:p>
+      <w:pPr>
+        <w:pStyle w:val="ListNumber"/>
+        <w:numPr>
+          <w:ilvl w:val="0"/>
+          <w:numId w:val="16"/>
+        </w:numPr>
+        <w:spacing w:line="240" w:lineRule="auto"/>
+        <w:ind w:left="720"/>
+      </w:pPr>
+      <w:r>
+        <w:rPr>
+          <w:lang w:val="zh_TW" w:bidi="zh_TW"/>
+        </w:rPr>
+      </w:r>
+      <w:r>
+        <w:rPr>
+          <w:lang w:val="zh_TW" w:bidi="zh_TW"/>
+        </w:rPr>
+        <w:t>在老底嘉的弟兄，</w:t>
+      </w:r>
+    </w:p>
+    <w:p>
+      <w:pPr>
+        <w:pStyle w:val="ListNumber"/>
+        <w:spacing w:line="240" w:lineRule="auto"/>
+        <w:ind w:left="720"/>
+      </w:pPr>
+      <w:r>
+        <w:rPr>
+          <w:lang w:val="zh_TW" w:bidi="zh_TW"/>
+        </w:rPr>
+      </w:r>
+      <w:r>
+        <w:rPr>
+          <w:lang w:val="zh_TW" w:bidi="zh_TW"/>
+        </w:rPr>
+        <w:t>尤其是寧法，</w:t>
+      </w:r>
+    </w:p>
+    <w:p>
+      <w:pPr>
+        <w:pStyle w:val="ListNumber"/>
+        <w:spacing w:line="240" w:lineRule="auto"/>
+        <w:ind w:left="720"/>
+      </w:pPr>
+      <w:r>
+        <w:rPr>
+          <w:lang w:val="zh_TW" w:bidi="zh_TW"/>
+        </w:rPr>
+      </w:r>
+      <w:r>
+        <w:rPr>
+          <w:lang w:val="zh_TW" w:bidi="zh_TW"/>
+        </w:rPr>
+        <w:t>在寧法家中的教會。</w:t>
+      </w:r>
+    </w:p>
+    <w:p>
+      <w:pPr/>
+      <w:r>
+        <w:rPr>
+          <w:lang w:val="zh_TW" w:bidi="zh_TW"/>
+        </w:rPr>
+      </w:r>
+      <w:r>
+        <w:rPr>
+          <w:lang w:val="zh_TW" w:bidi="zh_TW"/>
+        </w:rPr>
+        <w:t>根據</w:t>
+      </w:r>
+      <w:hyperlink r:id="rId52">
+        <w:r>
+          <w:rPr>
+            <w:lang w:val="zh_TW" w:bidi="zh_TW"/>
+          </w:rPr>
+          <w:rPr>
+            <w:color w:val="0000EE"/>
+            <w:u w:val="single"/>
+          </w:rPr>
+          <w:t>歌羅西書4:15</w:t>
+        </w:r>
+      </w:hyperlink>
+      <w:r>
+        <w:rPr>
+          <w:lang w:val="zh_TW" w:bidi="zh_TW"/>
+        </w:rPr>
+        <w:t>的結構，第一個問安似乎包括老底嘉（靠近歌羅西的一個教會）的所有信徒，他們將構成整個老底嘉的教會（在</w:t>
+      </w:r>
+      <w:hyperlink r:id="rId61">
+        <w:r>
+          <w:rPr>
+            <w:lang w:val="zh_TW" w:bidi="zh_TW"/>
+          </w:rPr>
+          <w:rPr>
+            <w:color w:val="0000EE"/>
+            <w:u w:val="single"/>
+          </w:rPr>
+          <w:t>西4:16</w:t>
+        </w:r>
+      </w:hyperlink>
+      <w:r>
+        <w:rPr>
+          <w:lang w:val="zh_TW" w:bidi="zh_TW"/>
+        </w:rPr>
+        <w:t>中稱為「老底嘉的教會」）。第二和第三個問安是給老底嘉教會中的一個名叫寧法的人，以及在寧法家中聚會的教會。在寧法家中聚會的教會，可能是老底嘉當地教會中幾個家庭聚會之一——都是老底嘉這個地方教會的一部分。</w:t>
+      </w:r>
+    </w:p>
+    <w:p>
+      <w:pPr/>
+      <w:r>
+        <w:rPr>
+          <w:lang w:val="zh_TW" w:bidi="zh_TW"/>
+        </w:rPr>
+      </w:r>
+      <w:r>
+        <w:rPr>
+          <w:lang w:val="zh_TW" w:bidi="zh_TW"/>
+        </w:rPr>
+        <w:t>但是，這處經文中存在一個問題，可能會影響它的解釋。有些抄本使用「他家」；有些作「她家」；還有些作「他們家」。由於無法從希臘文經文確定寧法是男性還是女性，因此不同的抄寫員在「家」之前使用了不同的代名詞。在「她」和「他」這兩者之間，更有可能是將「她」改為「他」，而不是相反。</w:t>
+      </w:r>
+    </w:p>
+    <w:p>
+      <w:pPr/>
+      <w:r>
+        <w:rPr>
+          <w:lang w:val="zh_TW" w:bidi="zh_TW"/>
+        </w:rPr>
+      </w:r>
+      <w:r>
+        <w:rPr>
+          <w:lang w:val="zh_TW" w:bidi="zh_TW"/>
+        </w:rPr>
+        <w:t>有些學者認為「他們的」是指「老底嘉的弟兄們」，但如果我們理解「老底嘉的弟兄們」是指老底嘉的教會，這就說不通了。老底嘉的教會怎麼能在他們的家中聚會呢？</w:t>
+      </w:r>
+    </w:p>
+    <w:p>
+      <w:pPr/>
+      <w:r>
+        <w:rPr>
+          <w:lang w:val="zh_TW" w:bidi="zh_TW"/>
+        </w:rPr>
+      </w:r>
+      <w:r>
+        <w:rPr>
+          <w:lang w:val="zh_TW" w:bidi="zh_TW"/>
+        </w:rPr>
+        <w:t>有些學者認為，希臘文中的「他們的」</w:t>
+      </w:r>
+      <w:r>
+        <w:rPr>
+          <w:i/>
+          <w:lang w:val="zh_TW" w:bidi="zh_TW"/>
+        </w:rPr>
+        <w:t>（auton）</w:t>
+      </w:r>
+      <w:r>
+        <w:rPr>
+          <w:lang w:val="zh_TW" w:bidi="zh_TW"/>
+        </w:rPr>
+        <w:t>是指與寧法在一起的人——他的家人。</w:t>
+      </w:r>
+    </w:p>
+    <w:p>
+      <w:pPr/>
+      <w:r>
+        <w:rPr>
+          <w:lang w:val="zh_TW" w:bidi="zh_TW"/>
+        </w:rPr>
+      </w:r>
+      <w:r>
+        <w:rPr>
+          <w:lang w:val="zh_TW" w:bidi="zh_TW"/>
+        </w:rPr>
+        <w:t>無論是「她家」還是「他們家」，都是老底嘉教會中的一群特定信徒在那裡聚會。他們的聚會可以合理地稱為</w:t>
+      </w:r>
+      <w:r>
+        <w:rPr>
+          <w:i/>
+          <w:lang w:val="zh_TW" w:bidi="zh_TW"/>
+        </w:rPr>
+        <w:t>ekklesia</w:t>
+      </w:r>
+      <w:r>
+        <w:rPr>
+          <w:lang w:val="zh_TW" w:bidi="zh_TW"/>
+        </w:rPr>
+        <w:t>——一個共同集會的群體。</w:t>
+      </w:r>
+    </w:p>
+    <w:p>
+      <w:pPr>
+        <w:pStyle w:val="Heading3"/>
+      </w:pPr>
+      <w:hyperlink r:id="rId39">
+        <w:r>
+          <w:rPr>
+            <w:lang w:val="zh_TW" w:bidi="zh_TW"/>
+          </w:rPr>
+          <w:rPr>
+            <w:color w:val="0000EE"/>
+            <w:u w:val="single"/>
+          </w:rPr>
+          <w:t>腓利門書一章1–2節</w:t>
+        </w:r>
+      </w:hyperlink>
+    </w:p>
+    <w:p>
+      <w:pPr/>
+      <w:r>
+        <w:rPr>
+          <w:lang w:val="zh_TW" w:bidi="zh_TW"/>
+        </w:rPr>
+      </w:r>
+      <w:r>
+        <w:rPr>
+          <w:lang w:val="zh_TW" w:bidi="zh_TW"/>
+        </w:rPr>
+        <w:t>這是我們在新約聖經中最後一次讀到在某個家庭中的教會。保羅寫了一封簡短的書信給歌羅西教會的領袖腓利門，他在信中提到了腓利門的逃奴阿尼西謀，這個奴隸是保羅引領歸信基督的。</w:t>
+      </w:r>
+    </w:p>
+    <w:p>
+      <w:pPr/>
+      <w:r>
+        <w:rPr>
+          <w:lang w:val="zh_TW" w:bidi="zh_TW"/>
+        </w:rPr>
+      </w:r>
+      <w:r>
+        <w:rPr>
+          <w:lang w:val="zh_TW" w:bidi="zh_TW"/>
+        </w:rPr>
+        <w:t>在這封簡短的書信的開頭，保羅向腓利門、亞腓亞、亞基布和在腓利門家中的教會問安。保羅並沒有向歌羅西的所有聖徒問安，然後再向腓利門家中的教會問安。這是</w:t>
+      </w:r>
+      <w:hyperlink r:id="rId37">
+        <w:r>
+          <w:rPr>
+            <w:lang w:val="zh_TW" w:bidi="zh_TW"/>
+          </w:rPr>
+          <w:rPr>
+            <w:color w:val="0000EE"/>
+            <w:u w:val="single"/>
+          </w:rPr>
+          <w:t>哥林多前書十六章19至20節</w:t>
+        </w:r>
+      </w:hyperlink>
+      <w:r>
+        <w:rPr>
+          <w:lang w:val="zh_TW" w:bidi="zh_TW"/>
+        </w:rPr>
+        <w:t>和</w:t>
+      </w:r>
+      <w:hyperlink r:id="rId52">
+        <w:r>
+          <w:rPr>
+            <w:lang w:val="zh_TW" w:bidi="zh_TW"/>
+          </w:rPr>
+          <w:rPr>
+            <w:color w:val="0000EE"/>
+            <w:u w:val="single"/>
+          </w:rPr>
+          <w:t>西歌羅西書四章15節</w:t>
+        </w:r>
+      </w:hyperlink>
+      <w:r>
+        <w:rPr>
+          <w:lang w:val="zh_TW" w:bidi="zh_TW"/>
+        </w:rPr>
+        <w:t>的模式。相反，他只是向腓利門和他家中的教會問安。因此，我們可以推測，歌羅西的整個教會必定是在腓利門的家中聚會。</w:t>
+      </w:r>
+    </w:p>
+    <w:p>
+      <w:pPr>
+        <w:pStyle w:val="Heading3"/>
+      </w:pPr>
+      <w:r>
+        <w:rPr>
+          <w:lang w:val="zh_TW" w:bidi="zh_TW"/>
+        </w:rPr>
+        <w:t>在家庭聚會和教會聚會中的敬拜</w:t>
+      </w:r>
+    </w:p>
+    <w:p>
+      <w:pPr/>
+      <w:r>
+        <w:rPr>
+          <w:lang w:val="zh_TW" w:bidi="zh_TW"/>
+        </w:rPr>
+      </w:r>
+      <w:r>
+        <w:rPr>
+          <w:lang w:val="zh_TW" w:bidi="zh_TW"/>
+        </w:rPr>
+        <w:t>當教會在耶路撒冷剛成立時，信徒們在家中聚會，舉行團契和敬拜。早期的基督徒在家中聚會，聆聽使徒的教導並舉行聖餐，這被稱為「擘餅」（</w:t>
+      </w:r>
+      <w:hyperlink r:id="rId62">
+        <w:r>
+          <w:rPr>
+            <w:lang w:val="zh_TW" w:bidi="zh_TW"/>
+          </w:rPr>
+          <w:rPr>
+            <w:color w:val="0000EE"/>
+            <w:u w:val="single"/>
+          </w:rPr>
+          <w:t>徒2:42–47</w:t>
+        </w:r>
+      </w:hyperlink>
+      <w:r>
+        <w:rPr>
+          <w:lang w:val="zh_TW" w:bidi="zh_TW"/>
+        </w:rPr>
+        <w:t>）。</w:t>
+      </w:r>
+    </w:p>
+    <w:p>
+      <w:pPr/>
+      <w:r>
+        <w:rPr>
+          <w:lang w:val="zh_TW" w:bidi="zh_TW"/>
+        </w:rPr>
+      </w:r>
+      <w:r>
+        <w:rPr>
+          <w:lang w:val="zh_TW" w:bidi="zh_TW"/>
+        </w:rPr>
+        <w:t>在這些聚會中，基督徒經常共享所謂的愛筵（</w:t>
+      </w:r>
+      <w:hyperlink r:id="rId63">
+        <w:r>
+          <w:rPr>
+            <w:lang w:val="zh_TW" w:bidi="zh_TW"/>
+          </w:rPr>
+          <w:rPr>
+            <w:color w:val="0000EE"/>
+            <w:u w:val="single"/>
+          </w:rPr>
+          <w:t>彼後2:13</w:t>
+        </w:r>
+      </w:hyperlink>
+      <w:r>
+        <w:rPr>
+          <w:lang w:val="zh_TW" w:bidi="zh_TW"/>
+        </w:rPr>
+        <w:t>；</w:t>
+      </w:r>
+      <w:hyperlink r:id="rId64">
+        <w:r>
+          <w:rPr>
+            <w:lang w:val="zh_TW" w:bidi="zh_TW"/>
+          </w:rPr>
+          <w:rPr>
+            <w:color w:val="0000EE"/>
+            <w:u w:val="single"/>
+          </w:rPr>
+          <w:t>猶1:12</w:t>
+        </w:r>
+      </w:hyperlink>
+      <w:r>
+        <w:rPr>
+          <w:lang w:val="zh_TW" w:bidi="zh_TW"/>
+        </w:rPr>
+        <w:t>）。在這些聚會中，他們誦讀經文、唱聖詩和詩篇，並喜樂地讚美主（見</w:t>
+      </w:r>
+      <w:hyperlink r:id="rId65">
+        <w:r>
+          <w:rPr>
+            <w:lang w:val="zh_TW" w:bidi="zh_TW"/>
+          </w:rPr>
+          <w:rPr>
+            <w:color w:val="0000EE"/>
+            <w:u w:val="single"/>
+          </w:rPr>
+          <w:t>弗5:18–20</w:t>
+        </w:r>
+      </w:hyperlink>
+      <w:r>
+        <w:rPr>
+          <w:lang w:val="zh_TW" w:bidi="zh_TW"/>
+        </w:rPr>
+        <w:t>；</w:t>
+      </w:r>
+      <w:hyperlink r:id="rId66">
+        <w:r>
+          <w:rPr>
+            <w:lang w:val="zh_TW" w:bidi="zh_TW"/>
+          </w:rPr>
+          <w:rPr>
+            <w:color w:val="0000EE"/>
+            <w:u w:val="single"/>
+          </w:rPr>
+          <w:t>西3:16–17</w:t>
+        </w:r>
+      </w:hyperlink>
+      <w:r>
+        <w:rPr>
+          <w:lang w:val="zh_TW" w:bidi="zh_TW"/>
+        </w:rPr>
+        <w:t>）。 基督徒也聚集在家中禱告（</w:t>
+      </w:r>
+      <w:hyperlink r:id="rId54">
+        <w:r>
+          <w:rPr>
+            <w:lang w:val="zh_TW" w:bidi="zh_TW"/>
+          </w:rPr>
+          <w:rPr>
+            <w:color w:val="0000EE"/>
+            <w:u w:val="single"/>
+          </w:rPr>
+          <w:t>徒12:12</w:t>
+        </w:r>
+      </w:hyperlink>
+      <w:r>
+        <w:rPr>
+          <w:lang w:val="zh_TW" w:bidi="zh_TW"/>
+        </w:rPr>
+        <w:t>）並閱讀聖經。</w:t>
+      </w:r>
+    </w:p>
+    <w:p>
+      <w:pPr/>
+      <w:r>
+        <w:rPr>
+          <w:lang w:val="zh_TW" w:bidi="zh_TW"/>
+        </w:rPr>
+      </w:r>
+      <w:r>
+        <w:rPr>
+          <w:lang w:val="zh_TW" w:bidi="zh_TW"/>
+        </w:rPr>
+        <w:t>小群的信徒定期在家中聚會敬拜。在一個有幾個這樣的</w:t>
+      </w:r>
+      <w:r>
+        <w:rPr>
+          <w:i/>
+          <w:lang w:val="zh_TW" w:bidi="zh_TW"/>
+        </w:rPr>
+        <w:t>ekklesiai</w:t>
+      </w:r>
+      <w:r>
+        <w:rPr>
+          <w:lang w:val="zh_TW" w:bidi="zh_TW"/>
+        </w:rPr>
+        <w:t>的城裡，所有的信徒會在特別的場合聚集在一起。聖經告訴我們，所有信徒會聚集在一起聆聽使徒的書信（見</w:t>
+      </w:r>
+      <w:hyperlink r:id="rId67">
+        <w:r>
+          <w:rPr>
+            <w:lang w:val="zh_TW" w:bidi="zh_TW"/>
+          </w:rPr>
+          <w:rPr>
+            <w:color w:val="0000EE"/>
+            <w:u w:val="single"/>
+          </w:rPr>
+          <w:t>徒15:30</w:t>
+        </w:r>
+      </w:hyperlink>
+      <w:r>
+        <w:rPr>
+          <w:lang w:val="zh_TW" w:bidi="zh_TW"/>
+        </w:rPr>
+        <w:t>；</w:t>
+      </w:r>
+      <w:hyperlink r:id="rId61">
+        <w:r>
+          <w:rPr>
+            <w:lang w:val="zh_TW" w:bidi="zh_TW"/>
+          </w:rPr>
+          <w:rPr>
+            <w:color w:val="0000EE"/>
+            <w:u w:val="single"/>
+          </w:rPr>
+          <w:t>西4:16</w:t>
+        </w:r>
+      </w:hyperlink>
+      <w:r>
+        <w:rPr>
+          <w:lang w:val="zh_TW" w:bidi="zh_TW"/>
+        </w:rPr>
+        <w:t>）。我們可以從新約記載中推測，一個城裡的所有基督徒每週在主日聚會一次，而這一天被稱為主日。</w:t>
+      </w:r>
+    </w:p>
+    <w:p>
+      <w:pPr/>
+      <w:r>
+        <w:rPr>
+          <w:lang w:val="zh_TW" w:bidi="zh_TW"/>
+        </w:rPr>
+      </w:r>
+      <w:r>
+        <w:rPr>
+          <w:lang w:val="zh_TW" w:bidi="zh_TW"/>
+        </w:rPr>
+        <w:t>哥林多前書告訴我們，當一個城的所有信徒聚在一起敬拜時，早期的信徒是如何敬拜的。我們知道哥林多前書提到的是這樣大型的聚會，因為保羅在</w:t>
+      </w:r>
+      <w:hyperlink r:id="rId68">
+        <w:r>
+          <w:rPr>
+            <w:lang w:val="zh_TW" w:bidi="zh_TW"/>
+          </w:rPr>
+          <w:rPr>
+            <w:color w:val="0000EE"/>
+            <w:u w:val="single"/>
+          </w:rPr>
+          <w:t>11:20</w:t>
+        </w:r>
+      </w:hyperlink>
+      <w:r>
+        <w:rPr>
+          <w:lang w:val="zh_TW" w:bidi="zh_TW"/>
+        </w:rPr>
+        <w:t>提到所有信徒聚集在一個地方。同樣，他在</w:t>
+      </w:r>
+      <w:hyperlink r:id="rId69">
+        <w:r>
+          <w:rPr>
+            <w:lang w:val="zh_TW" w:bidi="zh_TW"/>
+          </w:rPr>
+          <w:rPr>
+            <w:color w:val="0000EE"/>
+            <w:u w:val="single"/>
+          </w:rPr>
+          <w:t>14:23</w:t>
+        </w:r>
+      </w:hyperlink>
+      <w:r>
+        <w:rPr>
+          <w:lang w:val="zh_TW" w:bidi="zh_TW"/>
+        </w:rPr>
+        <w:t>提到整個教會聚集在一個地方。</w:t>
+      </w:r>
+    </w:p>
+    <w:p>
+      <w:pPr/>
+      <w:r>
+        <w:rPr>
+          <w:lang w:val="zh_TW" w:bidi="zh_TW"/>
+        </w:rPr>
+      </w:r>
+      <w:r>
+        <w:rPr>
+          <w:lang w:val="zh_TW" w:bidi="zh_TW"/>
+        </w:rPr>
+        <w:t>保羅用這封信來糾正哥林多人在兩個方面的行為：</w:t>
       </w:r>
     </w:p>
     <w:p>
@@ -810,18 +2682,18 @@
         <w:rPr>
           <w:lang w:val="zh_TW" w:bidi="zh_TW"/>
         </w:rPr>
-        <w:t>解釋聖經（</w:t>
-      </w:r>
-      <w:hyperlink r:id="rId30">
-        <w:r>
-          <w:rPr>
-            <w:lang w:val="zh_TW" w:bidi="zh_TW"/>
-          </w:rPr>
-          <w:rPr>
-            <w:color w:val="0000EE"/>
-            <w:u w:val="single"/>
-          </w:rPr>
-          <w:t>路24:27</w:t>
+        <w:t>當他們慶祝聖餐時（</w:t>
+      </w:r>
+      <w:hyperlink r:id="rId70">
+        <w:r>
+          <w:rPr>
+            <w:lang w:val="zh_TW" w:bidi="zh_TW"/>
+          </w:rPr>
+          <w:rPr>
+            <w:color w:val="0000EE"/>
+            <w:u w:val="single"/>
+          </w:rPr>
+          <w:t>林前11:17–34</w:t>
         </w:r>
       </w:hyperlink>
       <w:r>
@@ -829,6 +2701,3130 @@
           <w:lang w:val="zh_TW" w:bidi="zh_TW"/>
         </w:rPr>
         <w:t>）</w:t>
+      </w:r>
+    </w:p>
+    <w:p>
+      <w:pPr>
+        <w:pStyle w:val="ListBullet"/>
+        <w:spacing w:line="240" w:lineRule="auto"/>
+        <w:ind w:left="720"/>
+      </w:pPr>
+      <w:r>
+        <w:rPr>
+          <w:lang w:val="zh_TW" w:bidi="zh_TW"/>
+        </w:rPr>
+      </w:r>
+      <w:r>
+        <w:rPr>
+          <w:lang w:val="zh_TW" w:bidi="zh_TW"/>
+        </w:rPr>
+        <w:t>當他們在教會聚會中運用屬靈恩賜時（</w:t>
+      </w:r>
+      <w:hyperlink r:id="rId71">
+        <w:r>
+          <w:rPr>
+            <w:lang w:val="zh_TW" w:bidi="zh_TW"/>
+          </w:rPr>
+          <w:rPr>
+            <w:color w:val="0000EE"/>
+            <w:u w:val="single"/>
+          </w:rPr>
+          <w:t>林前14章</w:t>
+        </w:r>
+      </w:hyperlink>
+      <w:r>
+        <w:rPr>
+          <w:lang w:val="zh_TW" w:bidi="zh_TW"/>
+        </w:rPr>
+        <w:t>）</w:t>
+      </w:r>
+    </w:p>
+    <w:p>
+      <w:pPr/>
+      <w:r>
+        <w:rPr>
+          <w:lang w:val="zh_TW" w:bidi="zh_TW"/>
+        </w:rPr>
+      </w:r>
+      <w:r>
+        <w:rPr>
+          <w:lang w:val="zh_TW" w:bidi="zh_TW"/>
+        </w:rPr>
+        <w:t>保羅的糾正告訴我們，他認為一個好的基督徒聚會應該是什麼樣的。保羅可能是根據他在其它教會聚會中的經驗來做這個決定的。</w:t>
+      </w:r>
+    </w:p>
+    <w:p>
+      <w:pPr/>
+      <w:r>
+        <w:rPr>
+          <w:lang w:val="zh_TW" w:bidi="zh_TW"/>
+        </w:rPr>
+      </w:r>
+      <w:r>
+        <w:rPr>
+          <w:lang w:val="zh_TW" w:bidi="zh_TW"/>
+        </w:rPr>
+        <w:t>保羅告訴哥林多人，應該以符合耶穌設立這餐的方式來共同慶祝聖餐。他們要紀念主以及主為他們而死的事實，並且要以莊重的態度吃這餅和喝這杯。同時，他們要意識到自己是基督身體的一部分——彼此聯合，也與基督聯合。</w:t>
+      </w:r>
+    </w:p>
+    <w:p>
+      <w:pPr/>
+      <w:r>
+        <w:rPr>
+          <w:lang w:val="zh_TW" w:bidi="zh_TW"/>
+        </w:rPr>
+      </w:r>
+      <w:r>
+        <w:rPr>
+          <w:lang w:val="zh_TW" w:bidi="zh_TW"/>
+        </w:rPr>
+        <w:t>保羅在第</w:t>
+      </w:r>
+      <w:hyperlink r:id="rId71">
+        <w:r>
+          <w:rPr>
+            <w:lang w:val="zh_TW" w:bidi="zh_TW"/>
+          </w:rPr>
+          <w:rPr>
+            <w:color w:val="0000EE"/>
+            <w:u w:val="single"/>
+          </w:rPr>
+          <w:t>14</w:t>
+        </w:r>
+      </w:hyperlink>
+      <w:r>
+        <w:rPr>
+          <w:lang w:val="zh_TW" w:bidi="zh_TW"/>
+        </w:rPr>
+        <w:t>章說，這種「肢體的意識（body awareness）」應該體現在信徒一起敬拜的方式上。一個人的個人經歷和自由不應該阻止整個群體一起敬拜神。因此，當信徒運用他們的屬靈恩賜時，應該有秩序地進行，並且是為了幫助整個群體成長，而不僅僅是為了自己。這些屬靈的恩賜包括：</w:t>
+      </w:r>
+    </w:p>
+    <w:p>
+      <w:pPr>
+        <w:pStyle w:val="ListBullet"/>
+        <w:spacing w:line="240" w:lineRule="auto"/>
+        <w:ind w:left="720"/>
+      </w:pPr>
+      <w:r>
+        <w:rPr>
+          <w:lang w:val="zh_TW" w:bidi="zh_TW"/>
+        </w:rPr>
+      </w:r>
+      <w:r>
+        <w:rPr>
+          <w:lang w:val="zh_TW" w:bidi="zh_TW"/>
+        </w:rPr>
+        <w:t>預言（分享來自神的信息）</w:t>
+      </w:r>
+    </w:p>
+    <w:p>
+      <w:pPr>
+        <w:pStyle w:val="ListBullet"/>
+        <w:spacing w:line="240" w:lineRule="auto"/>
+        <w:ind w:left="720"/>
+      </w:pPr>
+      <w:r>
+        <w:rPr>
+          <w:lang w:val="zh_TW" w:bidi="zh_TW"/>
+        </w:rPr>
+      </w:r>
+      <w:r>
+        <w:rPr>
+          <w:lang w:val="zh_TW" w:bidi="zh_TW"/>
+        </w:rPr>
+        <w:t>說方言（說特殊的語言）</w:t>
+      </w:r>
+    </w:p>
+    <w:p>
+      <w:pPr>
+        <w:pStyle w:val="ListBullet"/>
+        <w:spacing w:line="240" w:lineRule="auto"/>
+        <w:ind w:left="720"/>
+      </w:pPr>
+      <w:r>
+        <w:rPr>
+          <w:lang w:val="zh_TW" w:bidi="zh_TW"/>
+        </w:rPr>
+      </w:r>
+      <w:r>
+        <w:rPr>
+          <w:lang w:val="zh_TW" w:bidi="zh_TW"/>
+        </w:rPr>
+        <w:t>翻方言（解釋方言所說的內容）</w:t>
+      </w:r>
+    </w:p>
+    <w:p>
+      <w:pPr>
+        <w:pStyle w:val="ListBullet"/>
+        <w:spacing w:line="240" w:lineRule="auto"/>
+        <w:ind w:left="720"/>
+      </w:pPr>
+      <w:r>
+        <w:rPr>
+          <w:lang w:val="zh_TW" w:bidi="zh_TW"/>
+        </w:rPr>
+      </w:r>
+      <w:r>
+        <w:rPr>
+          <w:lang w:val="zh_TW" w:bidi="zh_TW"/>
+        </w:rPr>
+        <w:t>教導</w:t>
+      </w:r>
+    </w:p>
+    <w:p>
+      <w:pPr/>
+      <w:r>
+        <w:rPr>
+          <w:lang w:val="zh_TW" w:bidi="zh_TW"/>
+        </w:rPr>
+      </w:r>
+      <w:r>
+        <w:rPr>
+          <w:lang w:val="zh_TW" w:bidi="zh_TW"/>
+        </w:rPr>
+        <w:t>當所有教會聚集一起敬拜神時，應該展現出屬靈的合一。</w:t>
+      </w:r>
+    </w:p>
+    <w:p>
+      <w:pPr/>
+      <w:r>
+        <w:rPr>
+          <w:lang w:val="zh_TW" w:bidi="zh_TW"/>
+        </w:rPr>
+      </w:r>
+      <w:r>
+        <w:rPr>
+          <w:i/>
+          <w:lang w:val="zh_TW" w:bidi="zh_TW"/>
+        </w:rPr>
+        <w:t>另見</w:t>
+      </w:r>
+      <w:r>
+        <w:rPr>
+          <w:lang w:val="zh_TW" w:bidi="zh_TW"/>
+        </w:rPr>
+        <w:t xml:space="preserve"> </w:t>
+      </w:r>
+      <w:r>
+        <w:rPr>
+          <w:lang w:val="zh_TW" w:bidi="zh_TW"/>
+        </w:rPr>
+        <w:t>教會</w:t>
+      </w:r>
+      <w:r>
+        <w:rPr>
+          <w:lang w:val="zh_TW" w:bidi="zh_TW"/>
+        </w:rPr>
+        <w:t>。</w:t>
+      </w:r>
+      <w:r>
+        <w:rPr>
+          <w:lang w:val="zh_TW" w:bidi="zh_TW"/>
+        </w:rPr>
+      </w:r>
+      <w:r>
+        <w:rPr>
+          <w:lang w:val="zh_TW" w:bidi="zh_TW"/>
+        </w:rPr>
+      </w:r>
+    </w:p>
+    <w:p>
+      <w:pPr/>
+      <w:r>
+        <w:rPr>
+          <w:lang w:val="zh_TW" w:bidi="zh_TW"/>
+        </w:rPr>
+      </w:r>
+    </w:p>
+    <w:p>
+      <w:pPr>
+        <w:pStyle w:val="Heading2"/>
+      </w:pPr>
+      <w:r>
+        <w:rPr>
+          <w:lang w:val="zh_TW" w:bidi="zh_TW"/>
+        </w:rPr>
+        <w:t>教師</w:t>
+      </w:r>
+      <w:r>
+        <w:rPr>
+          <w:lang w:val="zh_TW" w:bidi="zh_TW"/>
+        </w:rPr>
+      </w:r>
+    </w:p>
+    <w:p>
+      <w:pPr/>
+      <w:r>
+        <w:rPr>
+          <w:lang w:val="zh_TW" w:bidi="zh_TW"/>
+        </w:rPr>
+      </w:r>
+      <w:r>
+        <w:rPr>
+          <w:lang w:val="zh_TW" w:bidi="zh_TW"/>
+        </w:rPr>
+        <w:t>教師保存了一個民族的價值觀和教育，並將這些傳承給下一代。在舊約時代，最早的教師通常是父母（</w:t>
+      </w:r>
+      <w:hyperlink r:id="rId72">
+        <w:r>
+          <w:rPr>
+            <w:lang w:val="zh_TW" w:bidi="zh_TW"/>
+          </w:rPr>
+          <w:rPr>
+            <w:color w:val="0000EE"/>
+            <w:u w:val="single"/>
+          </w:rPr>
+          <w:t>申6:7、20–25</w:t>
+        </w:r>
+      </w:hyperlink>
+      <w:r>
+        <w:rPr>
+          <w:lang w:val="zh_TW" w:bidi="zh_TW"/>
+        </w:rPr>
+        <w:t>，</w:t>
+      </w:r>
+      <w:hyperlink r:id="rId73">
+        <w:r>
+          <w:rPr>
+            <w:lang w:val="zh_TW" w:bidi="zh_TW"/>
+          </w:rPr>
+          <w:rPr>
+            <w:color w:val="0000EE"/>
+            <w:u w:val="single"/>
+          </w:rPr>
+          <w:t>11:19–21</w:t>
+        </w:r>
+      </w:hyperlink>
+      <w:r>
+        <w:rPr>
+          <w:lang w:val="zh_TW" w:bidi="zh_TW"/>
+        </w:rPr>
+        <w:t>）。像摩西和亞倫這樣的領袖負責教導百姓（</w:t>
+      </w:r>
+      <w:hyperlink r:id="rId74">
+        <w:r>
+          <w:rPr>
+            <w:lang w:val="zh_TW" w:bidi="zh_TW"/>
+          </w:rPr>
+          <w:rPr>
+            <w:color w:val="0000EE"/>
+            <w:u w:val="single"/>
+          </w:rPr>
+          <w:t>利10:11</w:t>
+        </w:r>
+      </w:hyperlink>
+      <w:r>
+        <w:rPr>
+          <w:lang w:val="zh_TW" w:bidi="zh_TW"/>
+        </w:rPr>
+        <w:t>）。後來，祭司和利未人也有教導的職責（</w:t>
+      </w:r>
+      <w:hyperlink r:id="rId75">
+        <w:r>
+          <w:rPr>
+            <w:lang w:val="zh_TW" w:bidi="zh_TW"/>
+          </w:rPr>
+          <w:rPr>
+            <w:color w:val="0000EE"/>
+            <w:u w:val="single"/>
+          </w:rPr>
+          <w:t>申24:8</w:t>
+        </w:r>
+      </w:hyperlink>
+      <w:r>
+        <w:rPr>
+          <w:lang w:val="zh_TW" w:bidi="zh_TW"/>
+        </w:rPr>
+        <w:t>，</w:t>
+      </w:r>
+      <w:hyperlink r:id="rId76">
+        <w:r>
+          <w:rPr>
+            <w:lang w:val="zh_TW" w:bidi="zh_TW"/>
+          </w:rPr>
+          <w:rPr>
+            <w:color w:val="0000EE"/>
+            <w:u w:val="single"/>
+          </w:rPr>
+          <w:t>33:8–10</w:t>
+        </w:r>
+      </w:hyperlink>
+      <w:r>
+        <w:rPr>
+          <w:lang w:val="zh_TW" w:bidi="zh_TW"/>
+        </w:rPr>
+        <w:t>；</w:t>
+      </w:r>
+      <w:hyperlink r:id="rId77">
+        <w:r>
+          <w:rPr>
+            <w:lang w:val="zh_TW" w:bidi="zh_TW"/>
+          </w:rPr>
+          <w:rPr>
+            <w:color w:val="0000EE"/>
+            <w:u w:val="single"/>
+          </w:rPr>
+          <w:t>代下17:7–9</w:t>
+        </w:r>
+      </w:hyperlink>
+      <w:r>
+        <w:rPr>
+          <w:lang w:val="zh_TW" w:bidi="zh_TW"/>
+        </w:rPr>
+        <w:t>；</w:t>
+      </w:r>
+      <w:hyperlink r:id="rId78">
+        <w:r>
+          <w:rPr>
+            <w:lang w:val="zh_TW" w:bidi="zh_TW"/>
+          </w:rPr>
+          <w:rPr>
+            <w:color w:val="0000EE"/>
+            <w:u w:val="single"/>
+          </w:rPr>
+          <w:t>拉44:23</w:t>
+        </w:r>
+      </w:hyperlink>
+      <w:r>
+        <w:rPr>
+          <w:lang w:val="zh_TW" w:bidi="zh_TW"/>
+        </w:rPr>
+        <w:t>；</w:t>
+      </w:r>
+      <w:hyperlink r:id="rId79">
+        <w:r>
+          <w:rPr>
+            <w:lang w:val="zh_TW" w:bidi="zh_TW"/>
+          </w:rPr>
+          <w:rPr>
+            <w:color w:val="0000EE"/>
+            <w:u w:val="single"/>
+          </w:rPr>
+          <w:t>彌3:11</w:t>
+        </w:r>
+      </w:hyperlink>
+      <w:r>
+        <w:rPr>
+          <w:lang w:val="zh_TW" w:bidi="zh_TW"/>
+        </w:rPr>
+        <w:t>）。神自己也被認為是一位教師（</w:t>
+      </w:r>
+      <w:hyperlink r:id="rId80">
+        <w:r>
+          <w:rPr>
+            <w:lang w:val="zh_TW" w:bidi="zh_TW"/>
+          </w:rPr>
+          <w:rPr>
+            <w:color w:val="0000EE"/>
+            <w:u w:val="single"/>
+          </w:rPr>
+          <w:t>詩25:8、12</w:t>
+        </w:r>
+      </w:hyperlink>
+      <w:r>
+        <w:rPr>
+          <w:lang w:val="zh_TW" w:bidi="zh_TW"/>
+        </w:rPr>
+        <w:t>，</w:t>
+      </w:r>
+      <w:hyperlink r:id="rId81">
+        <w:r>
+          <w:rPr>
+            <w:lang w:val="zh_TW" w:bidi="zh_TW"/>
+          </w:rPr>
+          <w:rPr>
+            <w:color w:val="0000EE"/>
+            <w:u w:val="single"/>
+          </w:rPr>
+          <w:t>27:11</w:t>
+        </w:r>
+      </w:hyperlink>
+      <w:r>
+        <w:rPr>
+          <w:lang w:val="zh_TW" w:bidi="zh_TW"/>
+        </w:rPr>
+        <w:t>，</w:t>
+      </w:r>
+      <w:hyperlink r:id="rId82">
+        <w:r>
+          <w:rPr>
+            <w:lang w:val="zh_TW" w:bidi="zh_TW"/>
+          </w:rPr>
+          <w:rPr>
+            <w:color w:val="0000EE"/>
+            <w:u w:val="single"/>
+          </w:rPr>
+          <w:t>32:8</w:t>
+        </w:r>
+      </w:hyperlink>
+      <w:r>
+        <w:rPr>
+          <w:lang w:val="zh_TW" w:bidi="zh_TW"/>
+        </w:rPr>
+        <w:t>，</w:t>
+      </w:r>
+      <w:hyperlink r:id="rId83">
+        <w:r>
+          <w:rPr>
+            <w:lang w:val="zh_TW" w:bidi="zh_TW"/>
+          </w:rPr>
+          <w:rPr>
+            <w:color w:val="0000EE"/>
+            <w:u w:val="single"/>
+          </w:rPr>
+          <w:t>86:11</w:t>
+        </w:r>
+      </w:hyperlink>
+      <w:r>
+        <w:rPr>
+          <w:lang w:val="zh_TW" w:bidi="zh_TW"/>
+        </w:rPr>
+        <w:t>；</w:t>
+      </w:r>
+      <w:hyperlink r:id="rId84">
+        <w:r>
+          <w:rPr>
+            <w:lang w:val="zh_TW" w:bidi="zh_TW"/>
+          </w:rPr>
+          <w:rPr>
+            <w:color w:val="0000EE"/>
+            <w:u w:val="single"/>
+          </w:rPr>
+          <w:t>賽2:3</w:t>
+        </w:r>
+      </w:hyperlink>
+      <w:r>
+        <w:rPr>
+          <w:lang w:val="zh_TW" w:bidi="zh_TW"/>
+        </w:rPr>
+        <w:t>）。</w:t>
+      </w:r>
+    </w:p>
+    <w:p>
+      <w:pPr/>
+      <w:r>
+        <w:rPr>
+          <w:lang w:val="zh_TW" w:bidi="zh_TW"/>
+        </w:rPr>
+      </w:r>
+      <w:r>
+        <w:rPr>
+          <w:lang w:val="zh_TW" w:bidi="zh_TW"/>
+        </w:rPr>
+        <w:t>在新約中，希臘文中用來表示「教師」的名詞和「教訓（to teach）」的動詞被廣泛使用。施洗約翰被稱為教師（</w:t>
+      </w:r>
+      <w:hyperlink r:id="rId85">
+        <w:r>
+          <w:rPr>
+            <w:lang w:val="zh_TW" w:bidi="zh_TW"/>
+          </w:rPr>
+          <w:rPr>
+            <w:color w:val="0000EE"/>
+            <w:u w:val="single"/>
+          </w:rPr>
+          <w:t>路3:12</w:t>
+        </w:r>
+      </w:hyperlink>
+      <w:r>
+        <w:rPr>
+          <w:lang w:val="zh_TW" w:bidi="zh_TW"/>
+        </w:rPr>
+        <w:t>）。教訓這個詞被用在耶穌身上超過30次（</w:t>
+      </w:r>
+      <w:hyperlink r:id="rId86">
+        <w:r>
+          <w:rPr>
+            <w:lang w:val="zh_TW" w:bidi="zh_TW"/>
+          </w:rPr>
+          <w:rPr>
+            <w:color w:val="0000EE"/>
+            <w:u w:val="single"/>
+          </w:rPr>
+          <w:t>太4:23</w:t>
+        </w:r>
+      </w:hyperlink>
+      <w:r>
+        <w:rPr>
+          <w:lang w:val="zh_TW" w:bidi="zh_TW"/>
+        </w:rPr>
+        <w:t>，</w:t>
+      </w:r>
+      <w:hyperlink r:id="rId87">
+        <w:r>
+          <w:rPr>
+            <w:lang w:val="zh_TW" w:bidi="zh_TW"/>
+          </w:rPr>
+          <w:rPr>
+            <w:color w:val="0000EE"/>
+            <w:u w:val="single"/>
+          </w:rPr>
+          <w:t>5:2</w:t>
+        </w:r>
+      </w:hyperlink>
+      <w:r>
+        <w:rPr>
+          <w:lang w:val="zh_TW" w:bidi="zh_TW"/>
+        </w:rPr>
+        <w:t>，</w:t>
+      </w:r>
+      <w:hyperlink r:id="rId88">
+        <w:r>
+          <w:rPr>
+            <w:lang w:val="zh_TW" w:bidi="zh_TW"/>
+          </w:rPr>
+          <w:rPr>
+            <w:color w:val="0000EE"/>
+            <w:u w:val="single"/>
+          </w:rPr>
+          <w:t>7:29</w:t>
+        </w:r>
+      </w:hyperlink>
+      <w:r>
+        <w:rPr>
+          <w:lang w:val="zh_TW" w:bidi="zh_TW"/>
+        </w:rPr>
+        <w:t>，</w:t>
+      </w:r>
+      <w:hyperlink r:id="rId89">
+        <w:r>
+          <w:rPr>
+            <w:lang w:val="zh_TW" w:bidi="zh_TW"/>
+          </w:rPr>
+          <w:rPr>
+            <w:color w:val="0000EE"/>
+            <w:u w:val="single"/>
+          </w:rPr>
+          <w:t>9:35</w:t>
+        </w:r>
+      </w:hyperlink>
+      <w:r>
+        <w:rPr>
+          <w:lang w:val="zh_TW" w:bidi="zh_TW"/>
+        </w:rPr>
+        <w:t>，</w:t>
+      </w:r>
+      <w:hyperlink r:id="rId90">
+        <w:r>
+          <w:rPr>
+            <w:lang w:val="zh_TW" w:bidi="zh_TW"/>
+          </w:rPr>
+          <w:rPr>
+            <w:color w:val="0000EE"/>
+            <w:u w:val="single"/>
+          </w:rPr>
+          <w:t>11:1</w:t>
+        </w:r>
+      </w:hyperlink>
+      <w:r>
+        <w:rPr>
+          <w:lang w:val="zh_TW" w:bidi="zh_TW"/>
+        </w:rPr>
+        <w:t>；</w:t>
+      </w:r>
+      <w:hyperlink r:id="rId91">
+        <w:r>
+          <w:rPr>
+            <w:lang w:val="zh_TW" w:bidi="zh_TW"/>
+          </w:rPr>
+          <w:rPr>
+            <w:color w:val="0000EE"/>
+            <w:u w:val="single"/>
+          </w:rPr>
+          <w:t>可1:21</w:t>
+        </w:r>
+      </w:hyperlink>
+      <w:r>
+        <w:rPr>
+          <w:lang w:val="zh_TW" w:bidi="zh_TW"/>
+        </w:rPr>
+        <w:t>，</w:t>
+      </w:r>
+      <w:hyperlink r:id="rId92">
+        <w:r>
+          <w:rPr>
+            <w:lang w:val="zh_TW" w:bidi="zh_TW"/>
+          </w:rPr>
+          <w:rPr>
+            <w:color w:val="0000EE"/>
+            <w:u w:val="single"/>
+          </w:rPr>
+          <w:t>2:13</w:t>
+        </w:r>
+      </w:hyperlink>
+      <w:r>
+        <w:rPr>
+          <w:lang w:val="zh_TW" w:bidi="zh_TW"/>
+        </w:rPr>
+        <w:t>，</w:t>
+      </w:r>
+      <w:hyperlink r:id="rId93">
+        <w:r>
+          <w:rPr>
+            <w:lang w:val="zh_TW" w:bidi="zh_TW"/>
+          </w:rPr>
+          <w:rPr>
+            <w:color w:val="0000EE"/>
+            <w:u w:val="single"/>
+          </w:rPr>
+          <w:t>4:1–2</w:t>
+        </w:r>
+      </w:hyperlink>
+      <w:r>
+        <w:rPr>
+          <w:lang w:val="zh_TW" w:bidi="zh_TW"/>
+        </w:rPr>
+        <w:t>，</w:t>
+      </w:r>
+      <w:hyperlink r:id="rId94">
+        <w:r>
+          <w:rPr>
+            <w:lang w:val="zh_TW" w:bidi="zh_TW"/>
+          </w:rPr>
+          <w:rPr>
+            <w:color w:val="0000EE"/>
+            <w:u w:val="single"/>
+          </w:rPr>
+          <w:t>6:2、6、34</w:t>
+        </w:r>
+      </w:hyperlink>
+      <w:r>
+        <w:rPr>
+          <w:lang w:val="zh_TW" w:bidi="zh_TW"/>
+        </w:rPr>
+        <w:t>；</w:t>
+      </w:r>
+      <w:hyperlink r:id="rId95">
+        <w:r>
+          <w:rPr>
+            <w:lang w:val="zh_TW" w:bidi="zh_TW"/>
+          </w:rPr>
+          <w:rPr>
+            <w:color w:val="0000EE"/>
+            <w:u w:val="single"/>
+          </w:rPr>
+          <w:t>路4:15、31</w:t>
+        </w:r>
+      </w:hyperlink>
+      <w:r>
+        <w:rPr>
+          <w:lang w:val="zh_TW" w:bidi="zh_TW"/>
+        </w:rPr>
+        <w:t>，</w:t>
+      </w:r>
+      <w:hyperlink r:id="rId96">
+        <w:r>
+          <w:rPr>
+            <w:lang w:val="zh_TW" w:bidi="zh_TW"/>
+          </w:rPr>
+          <w:rPr>
+            <w:color w:val="0000EE"/>
+            <w:u w:val="single"/>
+          </w:rPr>
+          <w:t>5:3</w:t>
+        </w:r>
+      </w:hyperlink>
+      <w:r>
+        <w:rPr>
+          <w:lang w:val="zh_TW" w:bidi="zh_TW"/>
+        </w:rPr>
+        <w:t>，</w:t>
+      </w:r>
+      <w:hyperlink r:id="rId97">
+        <w:r>
+          <w:rPr>
+            <w:lang w:val="zh_TW" w:bidi="zh_TW"/>
+          </w:rPr>
+          <w:rPr>
+            <w:color w:val="0000EE"/>
+            <w:u w:val="single"/>
+          </w:rPr>
+          <w:t>6:6</w:t>
+        </w:r>
+      </w:hyperlink>
+      <w:r>
+        <w:rPr>
+          <w:lang w:val="zh_TW" w:bidi="zh_TW"/>
+        </w:rPr>
+        <w:t>；</w:t>
+      </w:r>
+      <w:hyperlink r:id="rId98">
+        <w:r>
+          <w:rPr>
+            <w:lang w:val="zh_TW" w:bidi="zh_TW"/>
+          </w:rPr>
+          <w:rPr>
+            <w:color w:val="0000EE"/>
+            <w:u w:val="single"/>
+          </w:rPr>
+          <w:t>約6:59</w:t>
+        </w:r>
+      </w:hyperlink>
+      <w:r>
+        <w:rPr>
+          <w:lang w:val="zh_TW" w:bidi="zh_TW"/>
+        </w:rPr>
+        <w:t>，</w:t>
+      </w:r>
+      <w:hyperlink r:id="rId99">
+        <w:r>
+          <w:rPr>
+            <w:lang w:val="zh_TW" w:bidi="zh_TW"/>
+          </w:rPr>
+          <w:rPr>
+            <w:color w:val="0000EE"/>
+            <w:u w:val="single"/>
+          </w:rPr>
+          <w:t>7:14、28</w:t>
+        </w:r>
+      </w:hyperlink>
+      <w:r>
+        <w:rPr>
+          <w:lang w:val="zh_TW" w:bidi="zh_TW"/>
+        </w:rPr>
+        <w:t>；等等）。人們認為祂的教導有權柄（</w:t>
+      </w:r>
+      <w:hyperlink r:id="rId88">
+        <w:r>
+          <w:rPr>
+            <w:lang w:val="zh_TW" w:bidi="zh_TW"/>
+          </w:rPr>
+          <w:rPr>
+            <w:color w:val="0000EE"/>
+            <w:u w:val="single"/>
+          </w:rPr>
+          <w:t>太7:29</w:t>
+        </w:r>
+      </w:hyperlink>
+      <w:r>
+        <w:rPr>
+          <w:lang w:val="zh_TW" w:bidi="zh_TW"/>
+        </w:rPr>
+        <w:t>；</w:t>
+      </w:r>
+      <w:hyperlink r:id="rId100">
+        <w:r>
+          <w:rPr>
+            <w:lang w:val="zh_TW" w:bidi="zh_TW"/>
+          </w:rPr>
+          <w:rPr>
+            <w:color w:val="0000EE"/>
+            <w:u w:val="single"/>
+          </w:rPr>
+          <w:t>可1:22</w:t>
+        </w:r>
+      </w:hyperlink>
+      <w:r>
+        <w:rPr>
+          <w:lang w:val="zh_TW" w:bidi="zh_TW"/>
+        </w:rPr>
+        <w:t>；</w:t>
+      </w:r>
+      <w:hyperlink r:id="rId101">
+        <w:r>
+          <w:rPr>
+            <w:lang w:val="zh_TW" w:bidi="zh_TW"/>
+          </w:rPr>
+          <w:rPr>
+            <w:color w:val="0000EE"/>
+            <w:u w:val="single"/>
+          </w:rPr>
+          <w:t>路4:32</w:t>
+        </w:r>
+      </w:hyperlink>
+      <w:r>
+        <w:rPr>
+          <w:lang w:val="zh_TW" w:bidi="zh_TW"/>
+        </w:rPr>
+        <w:t>）。甚至當耶穌12歲時，祂已經與聖殿中的律法教師深入對話（</w:t>
+      </w:r>
+      <w:hyperlink r:id="rId102">
+        <w:r>
+          <w:rPr>
+            <w:lang w:val="zh_TW" w:bidi="zh_TW"/>
+          </w:rPr>
+          <w:rPr>
+            <w:color w:val="0000EE"/>
+            <w:u w:val="single"/>
+          </w:rPr>
+          <w:t>路2:46</w:t>
+        </w:r>
+      </w:hyperlink>
+      <w:r>
+        <w:rPr>
+          <w:lang w:val="zh_TW" w:bidi="zh_TW"/>
+        </w:rPr>
+        <w:t>）。這些教法師經常與法利賽人聯繫在一起（</w:t>
+      </w:r>
+      <w:hyperlink r:id="rId103">
+        <w:r>
+          <w:rPr>
+            <w:lang w:val="zh_TW" w:bidi="zh_TW"/>
+          </w:rPr>
+          <w:rPr>
+            <w:color w:val="0000EE"/>
+            <w:u w:val="single"/>
+          </w:rPr>
+          <w:t>5:17</w:t>
+        </w:r>
+      </w:hyperlink>
+      <w:r>
+        <w:rPr>
+          <w:lang w:val="zh_TW" w:bidi="zh_TW"/>
+        </w:rPr>
+        <w:t>）。迦瑪列是法利賽人並且是一位教法師（</w:t>
+      </w:r>
+      <w:hyperlink r:id="rId104">
+        <w:r>
+          <w:rPr>
+            <w:lang w:val="zh_TW" w:bidi="zh_TW"/>
+          </w:rPr>
+          <w:rPr>
+            <w:color w:val="0000EE"/>
+            <w:u w:val="single"/>
+          </w:rPr>
+          <w:t>徒5:34</w:t>
+        </w:r>
+      </w:hyperlink>
+      <w:r>
+        <w:rPr>
+          <w:lang w:val="zh_TW" w:bidi="zh_TW"/>
+        </w:rPr>
+        <w:t>）。「拉比」這個詞經常用來表示教師，並且拉比受人極大的尊敬。在早期教會中，教師受到廣泛地認可（</w:t>
+      </w:r>
+      <w:hyperlink r:id="rId105">
+        <w:r>
+          <w:rPr>
+            <w:lang w:val="zh_TW" w:bidi="zh_TW"/>
+          </w:rPr>
+          <w:rPr>
+            <w:color w:val="0000EE"/>
+            <w:u w:val="single"/>
+          </w:rPr>
+          <w:t>徒13:1</w:t>
+        </w:r>
+      </w:hyperlink>
+      <w:r>
+        <w:rPr>
+          <w:lang w:val="zh_TW" w:bidi="zh_TW"/>
+        </w:rPr>
+        <w:t>；</w:t>
+      </w:r>
+      <w:hyperlink r:id="rId106">
+        <w:r>
+          <w:rPr>
+            <w:lang w:val="zh_TW" w:bidi="zh_TW"/>
+          </w:rPr>
+          <w:rPr>
+            <w:color w:val="0000EE"/>
+            <w:u w:val="single"/>
+          </w:rPr>
+          <w:t>林前12:28–29</w:t>
+        </w:r>
+      </w:hyperlink>
+      <w:r>
+        <w:rPr>
+          <w:lang w:val="zh_TW" w:bidi="zh_TW"/>
+        </w:rPr>
+        <w:t>；</w:t>
+      </w:r>
+      <w:hyperlink r:id="rId107">
+        <w:r>
+          <w:rPr>
+            <w:lang w:val="zh_TW" w:bidi="zh_TW"/>
+          </w:rPr>
+          <w:rPr>
+            <w:color w:val="0000EE"/>
+            <w:u w:val="single"/>
+          </w:rPr>
+          <w:t>弗4:11</w:t>
+        </w:r>
+      </w:hyperlink>
+      <w:r>
+        <w:rPr>
+          <w:lang w:val="zh_TW" w:bidi="zh_TW"/>
+        </w:rPr>
+        <w:t>；</w:t>
+      </w:r>
+      <w:hyperlink r:id="rId108">
+        <w:r>
+          <w:rPr>
+            <w:lang w:val="zh_TW" w:bidi="zh_TW"/>
+          </w:rPr>
+          <w:rPr>
+            <w:color w:val="0000EE"/>
+            <w:u w:val="single"/>
+          </w:rPr>
+          <w:t>提後1:11</w:t>
+        </w:r>
+      </w:hyperlink>
+      <w:r>
+        <w:rPr>
+          <w:lang w:val="zh_TW" w:bidi="zh_TW"/>
+        </w:rPr>
+        <w:t>；</w:t>
+      </w:r>
+      <w:hyperlink r:id="rId109">
+        <w:r>
+          <w:rPr>
+            <w:lang w:val="zh_TW" w:bidi="zh_TW"/>
+          </w:rPr>
+          <w:rPr>
+            <w:color w:val="0000EE"/>
+            <w:u w:val="single"/>
+          </w:rPr>
+          <w:t>雅3:1</w:t>
+        </w:r>
+      </w:hyperlink>
+      <w:r>
+        <w:rPr>
+          <w:lang w:val="zh_TW" w:bidi="zh_TW"/>
+        </w:rPr>
+        <w:t>）。</w:t>
+      </w:r>
+      <w:r>
+        <w:rPr>
+          <w:lang w:val="zh_TW" w:bidi="zh_TW"/>
+        </w:rPr>
+      </w:r>
+      <w:r>
+        <w:rPr>
+          <w:lang w:val="zh_TW" w:bidi="zh_TW"/>
+        </w:rPr>
+      </w:r>
+    </w:p>
+    <w:p>
+      <w:pPr/>
+      <w:r>
+        <w:rPr>
+          <w:lang w:val="zh_TW" w:bidi="zh_TW"/>
+        </w:rPr>
+      </w:r>
+    </w:p>
+    <w:p>
+      <w:pPr>
+        <w:pStyle w:val="Heading2"/>
+      </w:pPr>
+      <w:r>
+        <w:rPr>
+          <w:lang w:val="zh_TW" w:bidi="zh_TW"/>
+        </w:rPr>
+        <w:t>教育</w:t>
+      </w:r>
+      <w:r>
+        <w:rPr>
+          <w:lang w:val="zh_TW" w:bidi="zh_TW"/>
+        </w:rPr>
+      </w:r>
+    </w:p>
+    <w:p>
+      <w:pPr/>
+      <w:r>
+        <w:rPr>
+          <w:lang w:val="zh_TW" w:bidi="zh_TW"/>
+        </w:rPr>
+      </w:r>
+      <w:r>
+        <w:rPr>
+          <w:lang w:val="zh_TW" w:bidi="zh_TW"/>
+        </w:rPr>
+        <w:t>教育或接受教育的行為或過程。猶太教育的最初目的，是教導兒童認識並理解他們與神的特殊關係，教導他們事奉神，並教導他們如何過聖潔的生活。後來的猶太教育，包括品格發展和屬神子民的歷史（特別是通過重述神的拯救作為）。由於這樣的教育，猶太人熟知摩西律法和自己的歷史，因此在外邦勢力統治的時期，他們仍然能夠保持民族自豪感。在現代，他們重新建立了自己的國家（公元1948年）。</w:t>
+      </w:r>
+    </w:p>
+    <w:p>
+      <w:pPr/>
+      <w:r>
+        <w:rPr>
+          <w:lang w:val="zh_TW" w:bidi="zh_TW"/>
+        </w:rPr>
+      </w:r>
+      <w:r>
+        <w:rPr>
+          <w:lang w:val="zh_TW" w:bidi="zh_TW"/>
+        </w:rPr>
+        <w:t>概述</w:t>
+      </w:r>
+    </w:p>
+    <w:p>
+      <w:pPr>
+        <w:pStyle w:val="ListBullet"/>
+        <w:spacing w:line="240" w:lineRule="auto"/>
+        <w:ind w:left="720"/>
+      </w:pPr>
+      <w:r>
+        <w:rPr>
+          <w:lang w:val="zh_TW" w:bidi="zh_TW"/>
+        </w:rPr>
+      </w:r>
+      <w:r>
+        <w:rPr>
+          <w:lang w:val="zh_TW" w:bidi="zh_TW"/>
+        </w:rPr>
+        <w:t>家庭教育</w:t>
+      </w:r>
+    </w:p>
+    <w:p>
+      <w:pPr>
+        <w:pStyle w:val="ListBullet"/>
+        <w:spacing w:line="240" w:lineRule="auto"/>
+        <w:ind w:left="720"/>
+      </w:pPr>
+      <w:r>
+        <w:rPr>
+          <w:lang w:val="zh_TW" w:bidi="zh_TW"/>
+        </w:rPr>
+      </w:r>
+      <w:r>
+        <w:rPr>
+          <w:lang w:val="zh_TW" w:bidi="zh_TW"/>
+        </w:rPr>
+        <w:t>宗教教育</w:t>
+      </w:r>
+    </w:p>
+    <w:p>
+      <w:pPr>
+        <w:pStyle w:val="ListBullet"/>
+        <w:spacing w:line="240" w:lineRule="auto"/>
+        <w:ind w:left="720"/>
+      </w:pPr>
+      <w:r>
+        <w:rPr>
+          <w:lang w:val="zh_TW" w:bidi="zh_TW"/>
+        </w:rPr>
+      </w:r>
+      <w:r>
+        <w:rPr>
+          <w:lang w:val="zh_TW" w:bidi="zh_TW"/>
+        </w:rPr>
+        <w:t>正規教育</w:t>
+      </w:r>
+    </w:p>
+    <w:p>
+      <w:pPr>
+        <w:pStyle w:val="ListBullet"/>
+        <w:spacing w:line="240" w:lineRule="auto"/>
+        <w:ind w:left="720"/>
+      </w:pPr>
+      <w:r>
+        <w:rPr>
+          <w:lang w:val="zh_TW" w:bidi="zh_TW"/>
+        </w:rPr>
+      </w:r>
+      <w:r>
+        <w:rPr>
+          <w:lang w:val="zh_TW" w:bidi="zh_TW"/>
+        </w:rPr>
+        <w:t>猶太人的讀寫能力</w:t>
+      </w:r>
+    </w:p>
+    <w:p>
+      <w:pPr>
+        <w:pStyle w:val="ListBullet"/>
+        <w:spacing w:line="240" w:lineRule="auto"/>
+        <w:ind w:left="720"/>
+      </w:pPr>
+      <w:r>
+        <w:rPr>
+          <w:lang w:val="zh_TW" w:bidi="zh_TW"/>
+        </w:rPr>
+      </w:r>
+      <w:r>
+        <w:rPr>
+          <w:lang w:val="zh_TW" w:bidi="zh_TW"/>
+        </w:rPr>
+        <w:t>周邊文化中的教育</w:t>
+      </w:r>
+    </w:p>
+    <w:p>
+      <w:pPr>
+        <w:pStyle w:val="Heading3"/>
+      </w:pPr>
+      <w:r>
+        <w:rPr>
+          <w:lang w:val="zh_TW" w:bidi="zh_TW"/>
+        </w:rPr>
+        <w:t>家庭教育</w:t>
+      </w:r>
+    </w:p>
+    <w:p>
+      <w:pPr/>
+      <w:r>
+        <w:rPr>
+          <w:lang w:val="zh_TW" w:bidi="zh_TW"/>
+        </w:rPr>
+      </w:r>
+      <w:r>
+        <w:rPr>
+          <w:lang w:val="zh_TW" w:bidi="zh_TW"/>
+        </w:rPr>
+        <w:t>猶太人重視教育，源自孩子在猶太家庭的重要價值，生養孩子是極大的喜樂和獎賞（</w:t>
+      </w:r>
+      <w:hyperlink r:id="rId110">
+        <w:r>
+          <w:rPr>
+            <w:lang w:val="zh_TW" w:bidi="zh_TW"/>
+          </w:rPr>
+          <w:rPr>
+            <w:color w:val="0000EE"/>
+            <w:u w:val="single"/>
+          </w:rPr>
+          <w:t>詩127:3–5</w:t>
+        </w:r>
+      </w:hyperlink>
+      <w:r>
+        <w:rPr>
+          <w:lang w:val="zh_TW" w:bidi="zh_TW"/>
+        </w:rPr>
+        <w:t>）。從孩子懂得說話後不久，家庭教育便會開始，並肯定不會遲於三歲。父母會教導孩子禱告和歌曲，孩子通過不斷重複來學習，就像今天的孩子學習童謠一樣。</w:t>
+      </w:r>
+    </w:p>
+    <w:p>
+      <w:pPr/>
+      <w:r>
+        <w:rPr>
+          <w:lang w:val="zh_TW" w:bidi="zh_TW"/>
+        </w:rPr>
+      </w:r>
+      <w:r>
+        <w:rPr>
+          <w:lang w:val="zh_TW" w:bidi="zh_TW"/>
+        </w:rPr>
+        <w:t>在家中，孩子開始會注意到某些宗教物品和象徵，又會受到鼓勵，詢問每年一度逾越節禮儀的意義（</w:t>
+      </w:r>
+      <w:hyperlink r:id="rId111">
+        <w:r>
+          <w:rPr>
+            <w:lang w:val="zh_TW" w:bidi="zh_TW"/>
+          </w:rPr>
+          <w:rPr>
+            <w:color w:val="0000EE"/>
+            <w:u w:val="single"/>
+          </w:rPr>
+          <w:t>出12:26</w:t>
+        </w:r>
+      </w:hyperlink>
+      <w:r>
+        <w:rPr>
+          <w:lang w:val="zh_TW" w:bidi="zh_TW"/>
+        </w:rPr>
+        <w:t>），在整個希伯來歷史中，逾越節禮儀一直是基本的教導方式，向人們解釋神在人類生命中施行的大能，有何性質和意義。孩子們無疑會對自己接觸到的物品產生疑問，無論是聖所或聖殿崇拜中使用的聖物、裝飾品或衣物，還是日常生活中的普通物品。</w:t>
+      </w:r>
+    </w:p>
+    <w:p>
+      <w:pPr/>
+      <w:r>
+        <w:rPr>
+          <w:lang w:val="zh_TW" w:bidi="zh_TW"/>
+        </w:rPr>
+      </w:r>
+      <w:r>
+        <w:rPr>
+          <w:lang w:val="zh_TW" w:bidi="zh_TW"/>
+        </w:rPr>
+        <w:t>父母教育孩子的責任有明確規定，父親有責任教導兒子認識宗教和希伯來人歷史，還特別需要教兒子一門手藝，通常是自己的手藝，因為人們認為，沒有手藝的男孩就終其一生被訓練成為小偷。父親的其他責任，包括為兒子找妻子和教他游泳。</w:t>
+      </w:r>
+    </w:p>
+    <w:p>
+      <w:pPr/>
+      <w:r>
+        <w:rPr>
+          <w:lang w:val="zh_TW" w:bidi="zh_TW"/>
+        </w:rPr>
+      </w:r>
+      <w:r>
+        <w:rPr>
+          <w:lang w:val="zh_TW" w:bidi="zh_TW"/>
+        </w:rPr>
+        <w:t>拉比們認為，婦女不能學習律法，因為她們「頭腦輕浮」。儘管如此，聖經中具有影響力的婦女包括底波拉（</w:t>
+      </w:r>
+      <w:hyperlink r:id="rId112">
+        <w:r>
+          <w:rPr>
+            <w:lang w:val="zh_TW" w:bidi="zh_TW"/>
+          </w:rPr>
+          <w:rPr>
+            <w:color w:val="0000EE"/>
+            <w:u w:val="single"/>
+          </w:rPr>
+          <w:t>士4:4–5</w:t>
+        </w:r>
+      </w:hyperlink>
+      <w:r>
+        <w:rPr>
+          <w:lang w:val="zh_TW" w:bidi="zh_TW"/>
+        </w:rPr>
+        <w:t>）、雅億（</w:t>
+      </w:r>
+      <w:hyperlink r:id="rId113">
+        <w:r>
+          <w:rPr>
+            <w:lang w:val="zh_TW" w:bidi="zh_TW"/>
+          </w:rPr>
+          <w:rPr>
+            <w:color w:val="0000EE"/>
+            <w:u w:val="single"/>
+          </w:rPr>
+          <w:t>18–24</w:t>
+        </w:r>
+      </w:hyperlink>
+      <w:r>
+        <w:rPr>
+          <w:lang w:val="zh_TW" w:bidi="zh_TW"/>
+        </w:rPr>
+        <w:t>節）、提哥亞的聰明婦人（</w:t>
+      </w:r>
+      <w:hyperlink r:id="rId114">
+        <w:r>
+          <w:rPr>
+            <w:lang w:val="zh_TW" w:bidi="zh_TW"/>
+          </w:rPr>
+          <w:rPr>
+            <w:color w:val="0000EE"/>
+            <w:u w:val="single"/>
+          </w:rPr>
+          <w:t>撒下14:2–20</w:t>
+        </w:r>
+      </w:hyperlink>
+      <w:r>
+        <w:rPr>
+          <w:lang w:val="zh_TW" w:bidi="zh_TW"/>
+        </w:rPr>
+        <w:t>）、亞伯的聰明婦人（</w:t>
+      </w:r>
+      <w:hyperlink r:id="rId115">
+        <w:r>
+          <w:rPr>
+            <w:lang w:val="zh_TW" w:bidi="zh_TW"/>
+          </w:rPr>
+          <w:rPr>
+            <w:color w:val="0000EE"/>
+            <w:u w:val="single"/>
+          </w:rPr>
+          <w:t>20:16–22</w:t>
+        </w:r>
+      </w:hyperlink>
+      <w:r>
+        <w:rPr>
+          <w:lang w:val="zh_TW" w:bidi="zh_TW"/>
+        </w:rPr>
+        <w:t>）、羅以、友妮基和百基拉（</w:t>
+      </w:r>
+      <w:hyperlink r:id="rId116">
+        <w:r>
+          <w:rPr>
+            <w:lang w:val="zh_TW" w:bidi="zh_TW"/>
+          </w:rPr>
+          <w:rPr>
+            <w:color w:val="0000EE"/>
+            <w:u w:val="single"/>
+          </w:rPr>
+          <w:t>徒18:2</w:t>
+        </w:r>
+      </w:hyperlink>
+      <w:r>
+        <w:rPr>
+          <w:lang w:val="zh_TW" w:bidi="zh_TW"/>
+        </w:rPr>
+        <w:t>；</w:t>
+      </w:r>
+      <w:hyperlink r:id="rId117">
+        <w:r>
+          <w:rPr>
+            <w:lang w:val="zh_TW" w:bidi="zh_TW"/>
+          </w:rPr>
+          <w:rPr>
+            <w:color w:val="0000EE"/>
+            <w:u w:val="single"/>
+          </w:rPr>
+          <w:t>羅16:3</w:t>
+        </w:r>
+      </w:hyperlink>
+      <w:r>
+        <w:rPr>
+          <w:lang w:val="zh_TW" w:bidi="zh_TW"/>
+        </w:rPr>
+        <w:t>；</w:t>
+      </w:r>
+      <w:hyperlink r:id="rId55">
+        <w:r>
+          <w:rPr>
+            <w:lang w:val="zh_TW" w:bidi="zh_TW"/>
+          </w:rPr>
+          <w:rPr>
+            <w:color w:val="0000EE"/>
+            <w:u w:val="single"/>
+          </w:rPr>
+          <w:t>林前16:19</w:t>
+        </w:r>
+      </w:hyperlink>
+      <w:r>
+        <w:rPr>
+          <w:lang w:val="zh_TW" w:bidi="zh_TW"/>
+        </w:rPr>
+        <w:t>；</w:t>
+      </w:r>
+      <w:hyperlink r:id="rId118">
+        <w:r>
+          <w:rPr>
+            <w:lang w:val="zh_TW" w:bidi="zh_TW"/>
+          </w:rPr>
+          <w:rPr>
+            <w:color w:val="0000EE"/>
+            <w:u w:val="single"/>
+          </w:rPr>
+          <w:t>提後1:5</w:t>
+        </w:r>
+      </w:hyperlink>
+      <w:r>
+        <w:rPr>
+          <w:lang w:val="zh_TW" w:bidi="zh_TW"/>
+        </w:rPr>
+        <w:t>）。</w:t>
+      </w:r>
+    </w:p>
+    <w:p>
+      <w:pPr/>
+      <w:r>
+        <w:rPr>
+          <w:lang w:val="zh_TW" w:bidi="zh_TW"/>
+        </w:rPr>
+      </w:r>
+      <w:r>
+        <w:rPr>
+          <w:lang w:val="zh_TW" w:bidi="zh_TW"/>
+        </w:rPr>
+        <w:t>猶太人的母親在孩子教育上（尤其是早期），扮演相當重要的角色。人們期望母親協助教導兒子，但她的主要責任是訓練女兒。由於女兒受重視的程度不及兒子，因此女孩的教育完全在家中進行，母親就負責教育女兒成為出色的家庭主婦：順從、能幹和賢德的妻子。女孩學習烹飪、紡紗、織布、染色、照顧孩子和管理僕人的技巧，也會學習如何磨穀，有時又幫忙收割。偶爾她們需要幫忙看守葡萄園，如果她們沒有兄弟，或許還要幫忙照顧羊群。</w:t>
+      </w:r>
+    </w:p>
+    <w:p>
+      <w:pPr/>
+      <w:r>
+        <w:rPr>
+          <w:lang w:val="zh_TW" w:bidi="zh_TW"/>
+        </w:rPr>
+      </w:r>
+      <w:r>
+        <w:rPr>
+          <w:lang w:val="zh_TW" w:bidi="zh_TW"/>
+        </w:rPr>
+        <w:t>女孩可以學習音樂和舞蹈，並要保持儀態，持守高尚的道德標準。她們學習閱讀，有些還學會寫字和計算度量衡。在特殊情況下，女孩可能會在家中接受私人教師的進階教育。</w:t>
+      </w:r>
+    </w:p>
+    <w:p>
+      <w:pPr/>
+      <w:r>
+        <w:rPr>
+          <w:lang w:val="zh_TW" w:bidi="zh_TW"/>
+        </w:rPr>
+      </w:r>
+      <w:r>
+        <w:rPr>
+          <w:lang w:val="zh_TW" w:bidi="zh_TW"/>
+        </w:rPr>
+        <w:t>即使教育完全以家庭為中心，大多數富有的孩子，尤其是皇室子女，很可能會由私人教師來教授，這延續了其他近東民族的傳統。</w:t>
+      </w:r>
+    </w:p>
+    <w:p>
+      <w:pPr>
+        <w:pStyle w:val="Heading3"/>
+      </w:pPr>
+      <w:r>
+        <w:rPr>
+          <w:lang w:val="zh_TW" w:bidi="zh_TW"/>
+        </w:rPr>
+        <w:t>宗教教育</w:t>
+      </w:r>
+    </w:p>
+    <w:p>
+      <w:pPr/>
+      <w:r>
+        <w:rPr>
+          <w:lang w:val="zh_TW" w:bidi="zh_TW"/>
+        </w:rPr>
+      </w:r>
+      <w:r>
+        <w:rPr>
+          <w:lang w:val="zh_TW" w:bidi="zh_TW"/>
+        </w:rPr>
+        <w:t>孩子們在年幼時就要跟隨父母參加宗教儀式。在重大節期中，他們會聽到猶太歷史上重要事件的介紹。猶太人作為一個農業民族，相信農業知識是神所啟示，並且認為耕種土地是基本的人類責任。與部分近東民族一樣，他們認為土地屬於神，人只是租戶。如果莊稼歉收，那是因為神沒有降雨，其唯一原因就是百姓犯罪。</w:t>
+      </w:r>
+    </w:p>
+    <w:p>
+      <w:pPr/>
+      <w:r>
+        <w:rPr>
+          <w:lang w:val="zh_TW" w:bidi="zh_TW"/>
+        </w:rPr>
+      </w:r>
+      <w:r>
+        <w:rPr>
+          <w:lang w:val="zh_TW" w:bidi="zh_TW"/>
+        </w:rPr>
+        <w:t>逾越節、五旬節和住棚節的慶祝活動，都與收成有關。整個聖經時期，這些節期始終與農耕季節緊密相連。這些場合成為教導孩子們的機會，他們會從中了解到，逾越節是為了紀念祖先從埃及的奴役中得著拯救；五旬節則是猶太人紀念神在西奈山上，將律法賜給摩西的時刻。住棚節的時候，人們會用樹枝搭建綠色帳棚，象徵在猶太人前往應許之地的漫長旅程中，神對他們的信實。</w:t>
+      </w:r>
+    </w:p>
+    <w:p>
+      <w:pPr/>
+      <w:r>
+        <w:rPr>
+          <w:lang w:val="zh_TW" w:bidi="zh_TW"/>
+        </w:rPr>
+      </w:r>
+      <w:r>
+        <w:rPr>
+          <w:lang w:val="zh_TW" w:bidi="zh_TW"/>
+        </w:rPr>
+        <w:t>逾越節禮儀是一個用作教學工具的範例。這三大節期中，逾越節的起源跟收成的關係最小。逾越節後，就是為期七天的無酵節（</w:t>
+      </w:r>
+      <w:hyperlink r:id="rId119">
+        <w:r>
+          <w:rPr>
+            <w:lang w:val="zh_TW" w:bidi="zh_TW"/>
+          </w:rPr>
+          <w:rPr>
+            <w:color w:val="0000EE"/>
+            <w:u w:val="single"/>
+          </w:rPr>
+          <w:t>利23:6</w:t>
+        </w:r>
+      </w:hyperlink>
+      <w:r>
+        <w:rPr>
+          <w:lang w:val="zh_TW" w:bidi="zh_TW"/>
+        </w:rPr>
+        <w:t>），是與四月開始的大麥收成季節相關。（以色列人就在那年的這個時間逃出埃及。）</w:t>
+      </w:r>
+    </w:p>
+    <w:p>
+      <w:pPr/>
+      <w:r>
+        <w:rPr>
+          <w:lang w:val="zh_TW" w:bidi="zh_TW"/>
+        </w:rPr>
+      </w:r>
+      <w:r>
+        <w:rPr>
+          <w:lang w:val="zh_TW" w:bidi="zh_TW"/>
+        </w:rPr>
+        <w:t>在逾越節儀式中，祭司會拿起初熟大麥中的一捆，向耶和華搖一搖（</w:t>
+      </w:r>
+      <w:hyperlink r:id="rId120">
+        <w:r>
+          <w:rPr>
+            <w:lang w:val="zh_TW" w:bidi="zh_TW"/>
+          </w:rPr>
+          <w:rPr>
+            <w:color w:val="0000EE"/>
+            <w:u w:val="single"/>
+          </w:rPr>
+          <w:t>利23:9–11</w:t>
+        </w:r>
+      </w:hyperlink>
+      <w:r>
+        <w:rPr>
+          <w:lang w:val="zh_TW" w:bidi="zh_TW"/>
+        </w:rPr>
+        <w:t>）。在此之前，男子都會隨機選擇一塊大麥田，捆綁部分最好的禾束，將之豎立田中。次日晚上，三個男子會帶著鐮刀和籃子來到田地，割下那些先前準備好的禾束。當旁觀者（包括孩子們）聚集觀看儀式時，割麥者會向群眾提出若干傳統問題；孩子們年復一年見證這個儀式，並聽到問題的答案。大麥收割之後，會送到聖殿院子裡打穀和簸揚，部分大麥會混合油和香料作為供物，剩下的則會分給祭司。</w:t>
+      </w:r>
+    </w:p>
+    <w:p>
+      <w:pPr>
+        <w:pStyle w:val="Heading3"/>
+      </w:pPr>
+      <w:r>
+        <w:rPr>
+          <w:lang w:val="zh_TW" w:bidi="zh_TW"/>
+        </w:rPr>
+        <w:t>正規教育</w:t>
+      </w:r>
+    </w:p>
+    <w:p>
+      <w:pPr/>
+      <w:r>
+        <w:rPr>
+          <w:lang w:val="zh_TW" w:bidi="zh_TW"/>
+        </w:rPr>
+      </w:r>
+      <w:r>
+        <w:rPr>
+          <w:lang w:val="zh_TW" w:bidi="zh_TW"/>
+        </w:rPr>
+        <w:t>聖經時期的猶太教育，幫助猶太人了解律法、學習猶太民族的歷史，並掌握閱讀、寫作及一定程度的算術。此外，有時還會附帶一些知識，比如某些草藥的藥用價值（見</w:t>
+      </w:r>
+      <w:hyperlink r:id="rId121">
+        <w:r>
+          <w:rPr>
+            <w:lang w:val="zh_TW" w:bidi="zh_TW"/>
+          </w:rPr>
+          <w:rPr>
+            <w:color w:val="0000EE"/>
+            <w:u w:val="single"/>
+          </w:rPr>
+          <w:t>王上4:33</w:t>
+        </w:r>
+      </w:hyperlink>
+      <w:r>
+        <w:rPr>
+          <w:lang w:val="zh_TW" w:bidi="zh_TW"/>
+        </w:rPr>
+        <w:t>）。</w:t>
+      </w:r>
+    </w:p>
+    <w:p>
+      <w:pPr>
+        <w:pStyle w:val="Heading4"/>
+      </w:pPr>
+      <w:r>
+        <w:rPr>
+          <w:lang w:val="zh_TW" w:bidi="zh_TW"/>
+        </w:rPr>
+        <w:t>教師</w:t>
+      </w:r>
+    </w:p>
+    <w:p>
+      <w:pPr/>
+      <w:r>
+        <w:rPr>
+          <w:lang w:val="zh_TW" w:bidi="zh_TW"/>
+        </w:rPr>
+      </w:r>
+      <w:r>
+        <w:rPr>
+          <w:lang w:val="zh_TW" w:bidi="zh_TW"/>
+        </w:rPr>
+        <w:t>祭司教導百姓認識神。利未人作為會堂的官員，也擔任教導的角色（參</w:t>
+      </w:r>
+      <w:hyperlink r:id="rId122">
+        <w:r>
+          <w:rPr>
+            <w:lang w:val="zh_TW" w:bidi="zh_TW"/>
+          </w:rPr>
+          <w:rPr>
+            <w:color w:val="0000EE"/>
+            <w:u w:val="single"/>
+          </w:rPr>
+          <w:t>申33:10</w:t>
+        </w:r>
+      </w:hyperlink>
+      <w:r>
+        <w:rPr>
+          <w:lang w:val="zh_TW" w:bidi="zh_TW"/>
+        </w:rPr>
+        <w:t>；</w:t>
+      </w:r>
+      <w:hyperlink r:id="rId123">
+        <w:r>
+          <w:rPr>
+            <w:lang w:val="zh_TW" w:bidi="zh_TW"/>
+          </w:rPr>
+          <w:rPr>
+            <w:color w:val="0000EE"/>
+            <w:u w:val="single"/>
+          </w:rPr>
+          <w:t>代下35:3</w:t>
+        </w:r>
+      </w:hyperlink>
+      <w:r>
+        <w:rPr>
+          <w:lang w:val="zh_TW" w:bidi="zh_TW"/>
+        </w:rPr>
+        <w:t>）。在被擄之前，先知擔任教師的角色，教導民族歷史，並批評不公義和不當的社會行為。他們的責任是為當代社會解釋律法。到公元前四世紀，先知作為教師的角色，已轉移到文士和其他指定為教師的人身上。</w:t>
+      </w:r>
+    </w:p>
+    <w:p>
+      <w:pPr/>
+      <w:r>
+        <w:rPr>
+          <w:lang w:val="zh_TW" w:bidi="zh_TW"/>
+        </w:rPr>
+      </w:r>
+      <w:r>
+        <w:rPr>
+          <w:lang w:val="zh_TW" w:bidi="zh_TW"/>
+        </w:rPr>
+        <w:t>在基督降生之前的幾個世紀，文士不僅將傳統以書面形式抄寫和保存，也是律法的學生和解釋者。文士被稱為「教法師」（</w:t>
+      </w:r>
+      <w:hyperlink r:id="rId103">
+        <w:r>
+          <w:rPr>
+            <w:lang w:val="zh_TW" w:bidi="zh_TW"/>
+          </w:rPr>
+          <w:rPr>
+            <w:color w:val="0000EE"/>
+            <w:u w:val="single"/>
+          </w:rPr>
+          <w:t>路5:17</w:t>
+        </w:r>
+      </w:hyperlink>
+      <w:r>
+        <w:rPr>
+          <w:lang w:val="zh_TW" w:bidi="zh_TW"/>
+        </w:rPr>
+        <w:t>）、律法師（</w:t>
+      </w:r>
+      <w:hyperlink r:id="rId124">
+        <w:r>
+          <w:rPr>
+            <w:lang w:val="zh_TW" w:bidi="zh_TW"/>
+          </w:rPr>
+          <w:rPr>
+            <w:color w:val="0000EE"/>
+            <w:u w:val="single"/>
+          </w:rPr>
+          <w:t>太22:35</w:t>
+        </w:r>
+      </w:hyperlink>
+      <w:r>
+        <w:rPr>
+          <w:lang w:val="zh_TW" w:bidi="zh_TW"/>
+        </w:rPr>
+        <w:t>）和拉比（</w:t>
+      </w:r>
+      <w:hyperlink r:id="rId125">
+        <w:r>
+          <w:rPr>
+            <w:lang w:val="zh_TW" w:bidi="zh_TW"/>
+          </w:rPr>
+          <w:rPr>
+            <w:color w:val="0000EE"/>
+            <w:u w:val="single"/>
+          </w:rPr>
+          <w:t>23:8</w:t>
+        </w:r>
+      </w:hyperlink>
+      <w:r>
+        <w:rPr>
+          <w:lang w:val="zh_TW" w:bidi="zh_TW"/>
+        </w:rPr>
+        <w:t>）。所有高等教育都掌握在他們手中，他們發展出一套複雜的教學系統，稱為「古人的遺傳」（</w:t>
+      </w:r>
+      <w:hyperlink r:id="rId126">
+        <w:r>
+          <w:rPr>
+            <w:lang w:val="zh_TW" w:bidi="zh_TW"/>
+          </w:rPr>
+          <w:rPr>
+            <w:color w:val="0000EE"/>
+            <w:u w:val="single"/>
+          </w:rPr>
+          <w:t>15:2–6</w:t>
+        </w:r>
+      </w:hyperlink>
+      <w:r>
+        <w:rPr>
+          <w:lang w:val="zh_TW" w:bidi="zh_TW"/>
+        </w:rPr>
+        <w:t>）。雖然文士需要閒暇來進行學術研究，但他們並不鄙視勞動者。事實上，大多數文士在必要時，都會從事其他行業，以維持生計。</w:t>
+      </w:r>
+    </w:p>
+    <w:p>
+      <w:pPr/>
+      <w:r>
+        <w:rPr>
+          <w:lang w:val="zh_TW" w:bidi="zh_TW"/>
+        </w:rPr>
+      </w:r>
+      <w:r>
+        <w:rPr>
+          <w:lang w:val="zh_TW" w:bidi="zh_TW"/>
+        </w:rPr>
+        <w:t>雖然文士在基督時代很有影響力（</w:t>
+      </w:r>
+      <w:hyperlink r:id="rId127">
+        <w:r>
+          <w:rPr>
+            <w:lang w:val="zh_TW" w:bidi="zh_TW"/>
+          </w:rPr>
+          <w:rPr>
+            <w:color w:val="0000EE"/>
+            <w:u w:val="single"/>
+          </w:rPr>
+          <w:t>太23:1–2</w:t>
+        </w:r>
+      </w:hyperlink>
+      <w:r>
+        <w:rPr>
+          <w:lang w:val="zh_TW" w:bidi="zh_TW"/>
+        </w:rPr>
+        <w:t>），但他們無疑像先前的先知一樣，發現自己的話語不一定有人聽從。文士對當代生活和道德產生了重要影響，尤其可見的是他們對耶穌的激烈反對（</w:t>
+      </w:r>
+      <w:hyperlink r:id="rId128">
+        <w:r>
+          <w:rPr>
+            <w:lang w:val="zh_TW" w:bidi="zh_TW"/>
+          </w:rPr>
+          <w:rPr>
+            <w:color w:val="0000EE"/>
+            <w:u w:val="single"/>
+          </w:rPr>
+          <w:t>可2:6</w:t>
+        </w:r>
+      </w:hyperlink>
+      <w:r>
+        <w:rPr>
+          <w:lang w:val="zh_TW" w:bidi="zh_TW"/>
+        </w:rPr>
+        <w:t>），以及對早期教會的敵視（</w:t>
+      </w:r>
+      <w:hyperlink r:id="rId129">
+        <w:r>
+          <w:rPr>
+            <w:lang w:val="zh_TW" w:bidi="zh_TW"/>
+          </w:rPr>
+          <w:rPr>
+            <w:color w:val="0000EE"/>
+            <w:u w:val="single"/>
+          </w:rPr>
+          <w:t>徒4:5</w:t>
+        </w:r>
+      </w:hyperlink>
+      <w:r>
+        <w:rPr>
+          <w:lang w:val="zh_TW" w:bidi="zh_TW"/>
+        </w:rPr>
+        <w:t>，</w:t>
+      </w:r>
+      <w:hyperlink r:id="rId130">
+        <w:r>
+          <w:rPr>
+            <w:lang w:val="zh_TW" w:bidi="zh_TW"/>
+          </w:rPr>
+          <w:rPr>
+            <w:color w:val="0000EE"/>
+            <w:u w:val="single"/>
+          </w:rPr>
+          <w:t>6:12</w:t>
+        </w:r>
+      </w:hyperlink>
+      <w:r>
+        <w:rPr>
+          <w:lang w:val="zh_TW" w:bidi="zh_TW"/>
+        </w:rPr>
+        <w:t>）。</w:t>
+      </w:r>
+    </w:p>
+    <w:p>
+      <w:pPr/>
+      <w:r>
+        <w:rPr>
+          <w:lang w:val="zh_TW" w:bidi="zh_TW"/>
+        </w:rPr>
+      </w:r>
+      <w:r>
+        <w:rPr>
+          <w:lang w:val="zh_TW" w:bidi="zh_TW"/>
+        </w:rPr>
+        <w:t>到了新約時代，人們期望整體社區建立和維持初等學校；社區還需負責資助貧困或孤兒的教育。由於當時的人非常尊重早期的祭司、先知和文士，又因為社會非常重視教育，教師在猶太人中的地位崇高。神給猶太人賜下律法，所以律法是極其重要的；有人作為神的僕人來闡釋律法，自然就是社區中最重要的人。成為教師是人們一生的最高榮譽，也是男性可以履行的眾多職責中，最為重要的一項。</w:t>
+      </w:r>
+    </w:p>
+    <w:p>
+      <w:pPr/>
+      <w:r>
+        <w:rPr>
+          <w:lang w:val="zh_TW" w:bidi="zh_TW"/>
+        </w:rPr>
+      </w:r>
+      <w:r>
+        <w:rPr>
+          <w:lang w:val="zh_TW" w:bidi="zh_TW"/>
+        </w:rPr>
+        <w:t>教師必須具備傑出的品格和學術資格，他們要防止孩子接觸任何有害的事物。他們不應怨恨或偏袒學生，應該向孩子們解釋是非和罪的危害，而不是進行威脅。教師應信守對孩子的承諾，以免他們習慣失信和撒謊。教師的脾氣要溫和，不應急躁或一知半解，又要隨時準備好向學生反複解釋。據說，孩子應像牛犢一樣，日益增加其學習難度；然而，任何過於嚴厲的教師都會被解雇。</w:t>
+      </w:r>
+    </w:p>
+    <w:p>
+      <w:pPr>
+        <w:pStyle w:val="Heading4"/>
+      </w:pPr>
+      <w:r>
+        <w:rPr>
+          <w:lang w:val="zh_TW" w:bidi="zh_TW"/>
+        </w:rPr>
+        <w:t>教學內容</w:t>
+      </w:r>
+    </w:p>
+    <w:p>
+      <w:pPr/>
+      <w:r>
+        <w:rPr>
+          <w:lang w:val="zh_TW" w:bidi="zh_TW"/>
+        </w:rPr>
+      </w:r>
+      <w:r>
+        <w:rPr>
+          <w:lang w:val="zh_TW" w:bidi="zh_TW"/>
+        </w:rPr>
+        <w:t>猶太人的早期教育，主要通過聆聽和口頭重複來學習律法，並研習書面經文。律法的內容涵蓋三個主要領域：禮儀、民事和刑事。學生需要掌握這些內容，預備好在成年後承擔責任，遵守法律。</w:t>
+      </w:r>
+    </w:p>
+    <w:p>
+      <w:pPr/>
+      <w:r>
+        <w:rPr>
+          <w:lang w:val="zh_TW" w:bidi="zh_TW"/>
+        </w:rPr>
+      </w:r>
+      <w:r>
+        <w:rPr>
+          <w:lang w:val="zh_TW" w:bidi="zh_TW"/>
+        </w:rPr>
+        <w:t>聖經包含了各種各樣的著作，學生從中學習到宗教、歷史、法律、道德和禮儀，還有閱讀、寫作和算術。他們會認識偉大的文學作品，除了律法，他們還廣泛使用詩篇、箴言和傳道書作為教材。死海古卷顯示，部分古典希伯來文在新約時期仍有使用。那些通常說亞蘭文或希臘文的學生，在學習舊約希伯來文時會面對困難。這個問題尤其複雜，因為希伯來文沒有任何母音（vowel sounds），學生需要透過經文對應的子音（consonants）來記住。</w:t>
+      </w:r>
+    </w:p>
+    <w:p>
+      <w:pPr/>
+      <w:r>
+        <w:rPr>
+          <w:lang w:val="zh_TW" w:bidi="zh_TW"/>
+        </w:rPr>
+      </w:r>
+      <w:r>
+        <w:rPr>
+          <w:lang w:val="zh_TW" w:bidi="zh_TW"/>
+        </w:rPr>
+        <w:t>人們普遍認為，古希伯來人是近東最精通音樂和歌唱的民族，因此他們很可能有在家中接受基本歌唱和樂器演奏（如笛和豎琴）的訓練。雖然沒有希伯來詩歌以音樂形式保存下來，但聖殿歌手幾乎肯定是熟悉迦南人的音樂理論。烏加里特（Ugarit，拉斯珊拉〔Ras Shamra〕）曾出土的音樂文本，有一首民謠或讚美詩，是用刻在泥板上的奇特音樂符號寫成，長期以來都無法辨識。這份可能追溯至公元前1800年的迦南音樂文本，被稱為「世界上最古老的樂譜」。</w:t>
+      </w:r>
+    </w:p>
+    <w:p>
+      <w:pPr/>
+      <w:r>
+        <w:rPr>
+          <w:lang w:val="zh_TW" w:bidi="zh_TW"/>
+        </w:rPr>
+      </w:r>
+      <w:r>
+        <w:rPr>
+          <w:lang w:val="zh_TW" w:bidi="zh_TW"/>
+        </w:rPr>
+        <w:t>在被擄期間，百姓尤其重視記錄和保存古老的習俗和儀式，以保持希伯來文化的獨特性。被擄者認識到，在異國文化生活期間，延續民族傳統和律法是非常重要的。</w:t>
+      </w:r>
+    </w:p>
+    <w:p>
+      <w:pPr/>
+      <w:r>
+        <w:rPr>
+          <w:lang w:val="zh_TW" w:bidi="zh_TW"/>
+        </w:rPr>
+      </w:r>
+      <w:r>
+        <w:rPr>
+          <w:lang w:val="zh_TW" w:bidi="zh_TW"/>
+        </w:rPr>
+        <w:t>會堂在被擄期間，發展成宗教學習和禱告的場所，成為猶太信仰的教學中心。此前，耶路撒冷聖殿是唯一的獻祭場所；由於這種儀式無法在巴比倫進行，因此會堂在崇拜和教育方面的重要性自然提升。</w:t>
+      </w:r>
+    </w:p>
+    <w:p>
+      <w:pPr/>
+      <w:r>
+        <w:rPr>
+          <w:lang w:val="zh_TW" w:bidi="zh_TW"/>
+        </w:rPr>
+      </w:r>
+      <w:r>
+        <w:rPr>
+          <w:lang w:val="zh_TW" w:bidi="zh_TW"/>
+        </w:rPr>
+        <w:t>被擄期間，不僅在宗教方面，猶太人的生活也出現徹底的變化。猶太人接觸到更為先進的巴比倫的文化，大大促進了其本身的教育。巴比倫的法典就是他們生活嚴謹細緻而且成熟的特徵，其學校和圖書館已經存在了好幾個世紀；美索不達米亞一帶地區，在醫學、天文學、數學、建築和工程學方面的知識遠遠超越猶太人。在這知識環境中，猶太人的文學作品獲得新的意義，以西結書和但以理書就是在那個時期出現的。</w:t>
+      </w:r>
+    </w:p>
+    <w:p>
+      <w:pPr/>
+      <w:r>
+        <w:rPr>
+          <w:lang w:val="zh_TW" w:bidi="zh_TW"/>
+        </w:rPr>
+      </w:r>
+      <w:r>
+        <w:rPr>
+          <w:lang w:val="zh_TW" w:bidi="zh_TW"/>
+        </w:rPr>
+        <w:t>在被擄歸回的時期，猶太人的教學主要依據箴言以及次經書卷便西拉智訓和</w:t>
+      </w:r>
+      <w:r>
+        <w:rPr>
+          <w:lang w:val="zh_TW" w:bidi="zh_TW"/>
+        </w:rPr>
+        <w:t>所羅門智訓</w:t>
+      </w:r>
+      <w:r>
+        <w:rPr>
+          <w:lang w:val="zh_TW" w:bidi="zh_TW"/>
+        </w:rPr>
+        <w:t>。從這些作品中，猶太人獲得成功生活的實際訓練。文士教導人們明白，智慧從神而來，遵守誡命的人會他人帶來喜樂和榮耀。</w:t>
+      </w:r>
+    </w:p>
+    <w:p>
+      <w:pPr/>
+      <w:r>
+        <w:rPr>
+          <w:lang w:val="zh_TW" w:bidi="zh_TW"/>
+        </w:rPr>
+      </w:r>
+      <w:r>
+        <w:rPr>
+          <w:lang w:val="zh_TW" w:bidi="zh_TW"/>
+        </w:rPr>
+        <w:t>在公元前六世紀波斯統治下，猶太人被鼓勵返回耶路撒冷重建聖殿。公元前332年後，亞歷山大大帝擊敗波斯王大流士後，開始大力推行希臘化政策，引入了希臘語、宗教、政治程序和教育方法。在托勒密王朝（ Ptolemies，統治埃及的馬其頓家族）和塞琉古王朝（Seleucids，敘利亞王朝）統治期間，他們繼續進行希臘化。隨著外國統治的建立，猶太祭司在猶太政治事務中的主導地位變得更加明顯。某些猶太統治者的藝術品味受到希臘文化豐富，我們從中可以看出其影響。</w:t>
+      </w:r>
+    </w:p>
+    <w:p>
+      <w:pPr/>
+      <w:r>
+        <w:rPr>
+          <w:lang w:val="zh_TW" w:bidi="zh_TW"/>
+        </w:rPr>
+      </w:r>
+      <w:r>
+        <w:rPr>
+          <w:lang w:val="zh_TW" w:bidi="zh_TW"/>
+        </w:rPr>
+        <w:t>雖然希臘哲學和體育活動並未進入猶太教育的領域，但在希臘化時期，猶太人的宗教和道德標準確實有所下降。一些猶太人急於採納希臘文化，以提升他們在外邦統治者眼中的地位，另一些猶太人則拼命捍衛他們的猶太傳統。在羅馬時期，忠心的猶太人會盡力摒棄外邦的影響。</w:t>
+      </w:r>
+    </w:p>
+    <w:p>
+      <w:pPr>
+        <w:pStyle w:val="Heading4"/>
+      </w:pPr>
+      <w:r>
+        <w:rPr>
+          <w:lang w:val="zh_TW" w:bidi="zh_TW"/>
+        </w:rPr>
+        <w:t>教學方法</w:t>
+      </w:r>
+    </w:p>
+    <w:p>
+      <w:pPr/>
+      <w:r>
+        <w:rPr>
+          <w:lang w:val="zh_TW" w:bidi="zh_TW"/>
+        </w:rPr>
+      </w:r>
+      <w:r>
+        <w:rPr>
+          <w:lang w:val="zh_TW" w:bidi="zh_TW"/>
+        </w:rPr>
+        <w:t>猶太教學方法源自於背誦律法，強調記憶與回憶的重要性。孩子們在會說話後，立即開始學習背誦，並接受訓練,，準確重複原話，確保語義的細微差別不會改變。學生會學習字母，通過反覆書寫和訓練來學習和謹記；又會反覆抄寫律法中的經文，字體體必須清楚和工整。任何書寫錯誤都被視為危險，因為可能會在學習者的腦海，留下錯誤的字詞或拼寫。朗讀是人們推薦，幫助學生記憶的一種方式。</w:t>
+      </w:r>
+    </w:p>
+    <w:p>
+      <w:pPr/>
+      <w:r>
+        <w:rPr>
+          <w:lang w:val="zh_TW" w:bidi="zh_TW"/>
+        </w:rPr>
+      </w:r>
+      <w:r>
+        <w:rPr>
+          <w:lang w:val="zh_TW" w:bidi="zh_TW"/>
+        </w:rPr>
+        <w:t>為了幫助學生學習，每個男孩還會獲得一段個人經文，從他名字的第一個字母開始，並以最後一個字母結束。當他展示出閱讀能力時，就會收到一卷書，裡面寫著</w:t>
+      </w:r>
+      <w:hyperlink r:id="rId131">
+        <w:r>
+          <w:rPr>
+            <w:lang w:val="zh_TW" w:bidi="zh_TW"/>
+          </w:rPr>
+          <w:rPr>
+            <w:color w:val="0000EE"/>
+            <w:u w:val="single"/>
+          </w:rPr>
+          <w:t>申命記六章4節</w:t>
+        </w:r>
+      </w:hyperlink>
+      <w:r>
+        <w:rPr>
+          <w:lang w:val="zh_TW" w:bidi="zh_TW"/>
+        </w:rPr>
+        <w:t>的首句：「以色列啊，你要聽！耶和華——我們神是獨一的主。」在被擄歸回的時代，以色列人每天早晚都會背誦，並且會背誦</w:t>
+      </w:r>
+      <w:r>
+        <w:rPr>
+          <w:lang w:val="zh_TW" w:bidi="zh_TW"/>
+        </w:rPr>
+        <w:t>讚美詩</w:t>
+      </w:r>
+      <w:r>
+        <w:rPr>
+          <w:lang w:val="zh_TW" w:bidi="zh_TW"/>
+        </w:rPr>
+        <w:t>（Hallel，或讚美詩歌）、創造的故事以及利未記包括主要的律法部分。</w:t>
+      </w:r>
+    </w:p>
+    <w:p>
+      <w:pPr/>
+      <w:r>
+        <w:rPr>
+          <w:lang w:val="zh_TW" w:bidi="zh_TW"/>
+        </w:rPr>
+      </w:r>
+      <w:r>
+        <w:rPr>
+          <w:lang w:val="zh_TW" w:bidi="zh_TW"/>
+        </w:rPr>
+        <w:t>教導也以箴言或比喻的形式出現，這是耶穌後來使用的一種方法（</w:t>
+      </w:r>
+      <w:hyperlink r:id="rId93">
+        <w:r>
+          <w:rPr>
+            <w:lang w:val="zh_TW" w:bidi="zh_TW"/>
+          </w:rPr>
+          <w:rPr>
+            <w:color w:val="0000EE"/>
+            <w:u w:val="single"/>
+          </w:rPr>
+          <w:t>可4:1–2</w:t>
+        </w:r>
+      </w:hyperlink>
+      <w:r>
+        <w:rPr>
+          <w:lang w:val="zh_TW" w:bidi="zh_TW"/>
+        </w:rPr>
+        <w:t>）。在問答的過程中也會公開分享知識（例如，耶穌在12歲時到過耶路撒冷的聖殿，</w:t>
+      </w:r>
+      <w:hyperlink r:id="rId132">
+        <w:r>
+          <w:rPr>
+            <w:lang w:val="zh_TW" w:bidi="zh_TW"/>
+          </w:rPr>
+          <w:rPr>
+            <w:color w:val="0000EE"/>
+            <w:u w:val="single"/>
+          </w:rPr>
+          <w:t>路2:46–47</w:t>
+        </w:r>
+      </w:hyperlink>
+      <w:r>
+        <w:rPr>
+          <w:lang w:val="zh_TW" w:bidi="zh_TW"/>
+        </w:rPr>
+        <w:t>）。</w:t>
+      </w:r>
+    </w:p>
+    <w:p>
+      <w:pPr/>
+      <w:r>
+        <w:rPr>
+          <w:lang w:val="zh_TW" w:bidi="zh_TW"/>
+        </w:rPr>
+      </w:r>
+      <w:r>
+        <w:rPr>
+          <w:lang w:val="zh_TW" w:bidi="zh_TW"/>
+        </w:rPr>
+        <w:t>至於早期基督教時代的教育情況，其資料甚少。我們知道耶穌能閱讀和講解經文，並且有足夠的知識與聖殿裡的學者討論神學。祂可能在家裡學習，並接受當時大多數猶太男孩所接受的基礎教育。</w:t>
+      </w:r>
+    </w:p>
+    <w:p>
+      <w:pPr>
+        <w:pStyle w:val="Heading4"/>
+      </w:pPr>
+      <w:r>
+        <w:rPr>
+          <w:lang w:val="zh_TW" w:bidi="zh_TW"/>
+        </w:rPr>
+        <w:t>紀律</w:t>
+      </w:r>
+    </w:p>
+    <w:p>
+      <w:pPr/>
+      <w:r>
+        <w:rPr>
+          <w:lang w:val="zh_TW" w:bidi="zh_TW"/>
+        </w:rPr>
+      </w:r>
+      <w:r>
+        <w:rPr>
+          <w:lang w:val="zh_TW" w:bidi="zh_TW"/>
+        </w:rPr>
+        <w:t>紀律幾乎肯定是教育的重要元素，對古代希伯來人尤為重要。他們使用一套獎勵和懲罰機制，體罰是其中的一部分。懲罰被認為是神以愛和關心管教其子民的外在象徵（</w:t>
+      </w:r>
+      <w:hyperlink r:id="rId133">
+        <w:r>
+          <w:rPr>
+            <w:lang w:val="zh_TW" w:bidi="zh_TW"/>
+          </w:rPr>
+          <w:rPr>
+            <w:color w:val="0000EE"/>
+            <w:u w:val="single"/>
+          </w:rPr>
+          <w:t>詩94:8–13</w:t>
+        </w:r>
+      </w:hyperlink>
+      <w:r>
+        <w:rPr>
+          <w:lang w:val="zh_TW" w:bidi="zh_TW"/>
+        </w:rPr>
+        <w:t>），不過猶太民族並一定會從中學到教訓（</w:t>
+      </w:r>
+      <w:hyperlink r:id="rId134">
+        <w:r>
+          <w:rPr>
+            <w:lang w:val="zh_TW" w:bidi="zh_TW"/>
+          </w:rPr>
+          <w:rPr>
+            <w:color w:val="0000EE"/>
+            <w:u w:val="single"/>
+          </w:rPr>
+          <w:t>耶5:3</w:t>
+        </w:r>
+      </w:hyperlink>
+      <w:r>
+        <w:rPr>
+          <w:lang w:val="zh_TW" w:bidi="zh_TW"/>
+        </w:rPr>
+        <w:t>；</w:t>
+      </w:r>
+      <w:hyperlink r:id="rId135">
+        <w:r>
+          <w:rPr>
+            <w:lang w:val="zh_TW" w:bidi="zh_TW"/>
+          </w:rPr>
+          <w:rPr>
+            <w:color w:val="0000EE"/>
+            <w:u w:val="single"/>
+          </w:rPr>
+          <w:t>摩4:6–13</w:t>
+        </w:r>
+      </w:hyperlink>
+      <w:r>
+        <w:rPr>
+          <w:lang w:val="zh_TW" w:bidi="zh_TW"/>
+        </w:rPr>
+        <w:t>）。人們又認為，孩子需要像馬一樣「馴服」：「一匹不馴服的馬，必難駕馭；一個放縱的兒子，必然倔強」（</w:t>
+      </w:r>
+      <w:hyperlink r:id="rId136">
+        <w:r>
+          <w:rPr>
+            <w:lang w:val="zh_TW" w:bidi="zh_TW"/>
+          </w:rPr>
+          <w:rPr>
+            <w:color w:val="0000EE"/>
+            <w:u w:val="single"/>
+          </w:rPr>
+          <w:t>便西拉智訓30:8</w:t>
+        </w:r>
+      </w:hyperlink>
+      <w:r>
+        <w:rPr>
+          <w:lang w:val="zh_TW" w:bidi="zh_TW"/>
+        </w:rPr>
+        <w:t>）。</w:t>
+      </w:r>
+    </w:p>
+    <w:p>
+      <w:pPr>
+        <w:pStyle w:val="Heading4"/>
+      </w:pPr>
+      <w:r>
+        <w:rPr>
+          <w:lang w:val="zh_TW" w:bidi="zh_TW"/>
+        </w:rPr>
+        <w:t>成人教育</w:t>
+      </w:r>
+    </w:p>
+    <w:p>
+      <w:pPr/>
+      <w:r>
+        <w:rPr>
+          <w:lang w:val="zh_TW" w:bidi="zh_TW"/>
+        </w:rPr>
+      </w:r>
+      <w:r>
+        <w:rPr>
+          <w:lang w:val="zh_TW" w:bidi="zh_TW"/>
+        </w:rPr>
+        <w:t>當文士以斯拉帶著律法書的抄本，從巴比倫歸回時，他將律法傳授給利未人和百姓。這些材料連同箴言以及被擄前和被擄期間的文學作品，成為猶太教育的基礎。在被擄歸回的時期，祭司們會前往各地，於安息日在會堂向人們講話，或集市日在聚集大量人群的廣場上向百姓演講。一些人可能會與長老討論，來增進他們的學識（參</w:t>
+      </w:r>
+      <w:hyperlink r:id="rId137">
+        <w:r>
+          <w:rPr>
+            <w:lang w:val="zh_TW" w:bidi="zh_TW"/>
+          </w:rPr>
+          <w:rPr>
+            <w:color w:val="0000EE"/>
+            <w:u w:val="single"/>
+          </w:rPr>
+          <w:t>結8:1</w:t>
+        </w:r>
+      </w:hyperlink>
+      <w:r>
+        <w:rPr>
+          <w:lang w:val="zh_TW" w:bidi="zh_TW"/>
+        </w:rPr>
+        <w:t>）。</w:t>
+      </w:r>
+    </w:p>
+    <w:p>
+      <w:pPr/>
+      <w:r>
+        <w:rPr>
+          <w:lang w:val="zh_TW" w:bidi="zh_TW"/>
+        </w:rPr>
+      </w:r>
+      <w:r>
+        <w:rPr>
+          <w:lang w:val="zh_TW" w:bidi="zh_TW"/>
+        </w:rPr>
+        <w:t>對於繼續接受教育的人來說，下一階段可能是接受文士的指導。文士是猶太教法利賽人的領袖，將以斯拉的原則發展為嚴格的規定，涉及十一奉獻、禮儀上的潔淨和會堂崇拜。年輕的掃羅來到耶路撒冷，師從受人尊敬的拉比迦瑪列（</w:t>
+      </w:r>
+      <w:hyperlink r:id="rId138">
+        <w:r>
+          <w:rPr>
+            <w:lang w:val="zh_TW" w:bidi="zh_TW"/>
+          </w:rPr>
+          <w:rPr>
+            <w:color w:val="0000EE"/>
+            <w:u w:val="single"/>
+          </w:rPr>
+          <w:t>徒22:3</w:t>
+        </w:r>
+      </w:hyperlink>
+      <w:r>
+        <w:rPr>
+          <w:lang w:val="zh_TW" w:bidi="zh_TW"/>
+        </w:rPr>
+        <w:t>）。當時的課程是神學律法的進階學習，包括書面和口傳律法，以及猶太文化的禮儀和儀式。</w:t>
+      </w:r>
+    </w:p>
+    <w:p>
+      <w:pPr>
+        <w:pStyle w:val="Heading4"/>
+      </w:pPr>
+      <w:r>
+        <w:rPr>
+          <w:lang w:val="zh_TW" w:bidi="zh_TW"/>
+        </w:rPr>
+        <w:t>校舍</w:t>
+      </w:r>
+    </w:p>
+    <w:p>
+      <w:pPr/>
+      <w:r>
+        <w:rPr>
+          <w:lang w:val="zh_TW" w:bidi="zh_TW"/>
+        </w:rPr>
+      </w:r>
+      <w:r>
+        <w:rPr>
+          <w:lang w:val="zh_TW" w:bidi="zh_TW"/>
+        </w:rPr>
+        <w:t>到了新約時期，一些學校設在專門建造的建築物中，另一些則設在教師家裡，但大多數學校都附屬於會堂。設計獨立的校舍時，一般認為不應將其建在擁擠的地方。在大城鎮中，尤其是有河流將城一分為二的地方，社區通常需要提供兩所學校。學校不會在一天中最炎熱的時段（上午10時到下午3時）上課，在七月和八月每天只上課四個小時。班級人數預計為25人，一名教師和一名助理負責40名學生，兩名教師則負責50名學生。在學校裡，男孩們席地而坐，在老師的腳邊學習聖經。因此，學校被稱為「書院」（House of the Book）。</w:t>
+      </w:r>
+    </w:p>
+    <w:p>
+      <w:pPr>
+        <w:pStyle w:val="Heading3"/>
+      </w:pPr>
+      <w:r>
+        <w:rPr>
+          <w:lang w:val="zh_TW" w:bidi="zh_TW"/>
+        </w:rPr>
+        <w:t>猶太人的讀寫能力</w:t>
+      </w:r>
+    </w:p>
+    <w:p>
+      <w:pPr/>
+      <w:r>
+        <w:rPr>
+          <w:lang w:val="zh_TW" w:bidi="zh_TW"/>
+        </w:rPr>
+      </w:r>
+      <w:r>
+        <w:rPr>
+          <w:lang w:val="zh_TW" w:bidi="zh_TW"/>
+        </w:rPr>
+        <w:t>多個世紀以來，猶太人的識字程度難以確定，但可以從具體例子中找到線索。約書亞記描述了從每個支派中選出的三個人，負責撰寫關於迦南地的書面報告（</w:t>
+      </w:r>
+      <w:hyperlink r:id="rId139">
+        <w:r>
+          <w:rPr>
+            <w:lang w:val="zh_TW" w:bidi="zh_TW"/>
+          </w:rPr>
+          <w:rPr>
+            <w:color w:val="0000EE"/>
+            <w:u w:val="single"/>
+          </w:rPr>
+          <w:t>書18:4–9</w:t>
+        </w:r>
+      </w:hyperlink>
+      <w:r>
+        <w:rPr>
+          <w:lang w:val="zh_TW" w:bidi="zh_TW"/>
+        </w:rPr>
+        <w:t>）。後來，基甸擒獲了一名少年，他能寫下城裡重要人物的名單（</w:t>
+      </w:r>
+      <w:hyperlink r:id="rId140">
+        <w:r>
+          <w:rPr>
+            <w:lang w:val="zh_TW" w:bidi="zh_TW"/>
+          </w:rPr>
+          <w:rPr>
+            <w:color w:val="0000EE"/>
+            <w:u w:val="single"/>
+          </w:rPr>
+          <w:t>士8:14</w:t>
+        </w:r>
+      </w:hyperlink>
+      <w:r>
+        <w:rPr>
+          <w:lang w:val="zh_TW" w:bidi="zh_TW"/>
+        </w:rPr>
+        <w:t>）。書寫可能是一項常見的技能，因為以色列人相關鼓勵書寫（</w:t>
+      </w:r>
+      <w:hyperlink r:id="rId141">
+        <w:r>
+          <w:rPr>
+            <w:lang w:val="zh_TW" w:bidi="zh_TW"/>
+          </w:rPr>
+          <w:rPr>
+            <w:color w:val="0000EE"/>
+            <w:u w:val="single"/>
+          </w:rPr>
+          <w:t>申6:9</w:t>
+        </w:r>
+      </w:hyperlink>
+      <w:r>
+        <w:rPr>
+          <w:lang w:val="zh_TW" w:bidi="zh_TW"/>
+        </w:rPr>
+        <w:t>，</w:t>
+      </w:r>
+      <w:hyperlink r:id="rId142">
+        <w:r>
+          <w:rPr>
+            <w:lang w:val="zh_TW" w:bidi="zh_TW"/>
+          </w:rPr>
+          <w:rPr>
+            <w:color w:val="0000EE"/>
+            <w:u w:val="single"/>
+          </w:rPr>
+          <w:t>27:2–8</w:t>
+        </w:r>
+      </w:hyperlink>
+      <w:r>
+        <w:rPr>
+          <w:lang w:val="zh_TW" w:bidi="zh_TW"/>
+        </w:rPr>
+        <w:t>）。男孩們能夠書寫和理解簡單的數學用語，並且有跡象表明他們熟悉圓形半徑與圓周的幾何關係（圓周率的概念；見</w:t>
+      </w:r>
+      <w:hyperlink r:id="rId143">
+        <w:r>
+          <w:rPr>
+            <w:lang w:val="zh_TW" w:bidi="zh_TW"/>
+          </w:rPr>
+          <w:rPr>
+            <w:color w:val="0000EE"/>
+            <w:u w:val="single"/>
+          </w:rPr>
+          <w:t>代下4:2</w:t>
+        </w:r>
+      </w:hyperlink>
+      <w:r>
+        <w:rPr>
+          <w:lang w:val="zh_TW" w:bidi="zh_TW"/>
+        </w:rPr>
+        <w:t>）。草書（cursive script）的發展意味著，至少從公元前八世紀開始，人們已經有廣泛書寫。值得注意的是，任何會堂中，只要有10名男子就可以進行崇拜儀式，這意味著每個會堂中至少有10名男子識字，足以履行這一職責。</w:t>
+      </w:r>
+    </w:p>
+    <w:p>
+      <w:pPr/>
+      <w:r>
+        <w:rPr>
+          <w:lang w:val="zh_TW" w:bidi="zh_TW"/>
+        </w:rPr>
+      </w:r>
+      <w:r>
+        <w:rPr>
+          <w:lang w:val="zh_TW" w:bidi="zh_TW"/>
+        </w:rPr>
+        <w:t>在公元前一世紀，人們對希臘化的恐懼十分強烈，並且感到猶太教的存在受到威脅時，便頒佈一項法令，規定每個猶太男孩都必須接受基本教育。由於這樣的制度可能早已存在，因此該法令只是規定所有男性（年齡在16或17歲以下）必須上學。毫無疑問，這一舉措的原因在於，深入了解和嚴格遵守律法，對猶太傳統的延續至關重要。</w:t>
+      </w:r>
+    </w:p>
+    <w:p>
+      <w:pPr/>
+      <w:r>
+        <w:rPr>
+          <w:lang w:val="zh_TW" w:bidi="zh_TW"/>
+        </w:rPr>
+      </w:r>
+      <w:r>
+        <w:rPr>
+          <w:lang w:val="zh_TW" w:bidi="zh_TW"/>
+        </w:rPr>
+        <w:t>約書亞·本·格姆拉（Joshua ben-Gamala，公元63–65年擔任大祭司）被認為是普及教育的創始人。他對於在城鎮和村莊設立學校的指示極為具體，要求男孩從六歲或七歲開始上學。只要一個城中有至少10個猶太家庭，社區便需負責設立學校並聘請教師。父親有責任確保兒子上學。如果有家庭住在偏遠地區，教師通常會與該家庭同住。教師的薪酬可能由家庭支付，或來自社區的稅收，但文士不會直接收取教學費用。我們未能知道這樣有否達到普及基本教育的目標。</w:t>
+      </w:r>
+    </w:p>
+    <w:p>
+      <w:pPr>
+        <w:pStyle w:val="Heading3"/>
+      </w:pPr>
+      <w:r>
+        <w:rPr>
+          <w:lang w:val="zh_TW" w:bidi="zh_TW"/>
+        </w:rPr>
+        <w:t>周邊文化中的教育</w:t>
+      </w:r>
+    </w:p>
+    <w:p>
+      <w:pPr/>
+      <w:r>
+        <w:rPr>
+          <w:lang w:val="zh_TW" w:bidi="zh_TW"/>
+        </w:rPr>
+      </w:r>
+      <w:r>
+        <w:rPr>
+          <w:lang w:val="zh_TW" w:bidi="zh_TW"/>
+        </w:rPr>
+        <w:t>希伯來教育強調神學，與希臘和羅馬的教育目標形成強烈對比。然而，這些社會同樣重視培養特定的品格。</w:t>
+      </w:r>
+    </w:p>
+    <w:p>
+      <w:pPr/>
+      <w:r>
+        <w:rPr>
+          <w:lang w:val="zh_TW" w:bidi="zh_TW"/>
+        </w:rPr>
+      </w:r>
+      <w:r>
+        <w:rPr>
+          <w:lang w:val="zh_TW" w:bidi="zh_TW"/>
+        </w:rPr>
+        <w:t>在斯巴達，教育訓練的目的是培養年輕人成為戰士，將自己獻身於國家的福祉。品格的塑造在於節制奢華生活，通過體能活動有系統地訓練身心，又鼓勵學生以機智和主動為生存技巧。女孩也接受同樣的教育，因為培養能夠誕下強壯戰士的婦女，是同樣至關重要的。</w:t>
+      </w:r>
+    </w:p>
+    <w:p>
+      <w:pPr/>
+      <w:r>
+        <w:rPr>
+          <w:lang w:val="zh_TW" w:bidi="zh_TW"/>
+        </w:rPr>
+      </w:r>
+      <w:r>
+        <w:rPr>
+          <w:lang w:val="zh_TW" w:bidi="zh_TW"/>
+        </w:rPr>
+        <w:t>在雅典，人們認為教育是生活中不可或缺的一部分。因為文化的傳遞能夠使男孩成為完美的公民，他們學習讀寫、音樂、道德和禮貌、數學以及運動（鍛鍊健康的身體）。在理想中，教育是一種崇高的追求——心智的訓練是每個公民的與生俱來的權利，但實際上卻僅限於一小部分貴族階層。受過教育的人鄙視掙錢維生的人，認為這是奴隸的生活方式。婦女沒有接受教育。小學教師在社會中的地位低下。</w:t>
+      </w:r>
+    </w:p>
+    <w:p>
+      <w:pPr/>
+      <w:r>
+        <w:rPr>
+          <w:lang w:val="zh_TW" w:bidi="zh_TW"/>
+        </w:rPr>
+      </w:r>
+      <w:r>
+        <w:rPr>
+          <w:lang w:val="zh_TW" w:bidi="zh_TW"/>
+        </w:rPr>
+        <w:t>羅馬的教育讓男孩在心智和體能上充分預備，能在農場、戰場或國家所需的地方貢獻自己。教育是家庭的責任——男孩首先跟母親學習，然後跟父親學習。基本的閱讀、寫作、算術、語言、結構和辯論技巧有時由私人教師教授。當學校發展起來時，似乎像是喧鬧嘈雜的店鋪活動，這些學校是由收入微薄的教師所經營的。女孩們則在家中學習家務技巧。</w:t>
+      </w:r>
+    </w:p>
+    <w:p>
+      <w:pPr/>
+      <w:r>
+        <w:rPr>
+          <w:lang w:val="zh_TW" w:bidi="zh_TW"/>
+        </w:rPr>
+      </w:r>
+      <w:r>
+        <w:rPr>
+          <w:lang w:val="zh_TW" w:bidi="zh_TW"/>
+        </w:rPr>
+        <w:t>埃及男孩在「書院」學習閱讀和基礎算術，用象形文字在蒲草紙上書寫是最困難的任務。像其他文化的學生一樣，男孩們也會受到體罰。埃及老師認為「男孩的耳朵在他的背上」，因此經常使用藤條。</w:t>
+      </w:r>
+      <w:r>
+        <w:rPr>
+          <w:lang w:val="zh_TW" w:bidi="zh_TW"/>
+        </w:rPr>
+      </w:r>
+      <w:r>
+        <w:rPr>
+          <w:lang w:val="zh_TW" w:bidi="zh_TW"/>
+        </w:rPr>
+      </w:r>
+    </w:p>
+    <w:p>
+      <w:pPr/>
+      <w:r>
+        <w:rPr>
+          <w:lang w:val="zh_TW" w:bidi="zh_TW"/>
+        </w:rPr>
+      </w:r>
+    </w:p>
+    <w:p>
+      <w:pPr>
+        <w:pStyle w:val="Heading2"/>
+      </w:pPr>
+      <w:r>
+        <w:rPr>
+          <w:lang w:val="zh_TW" w:bidi="zh_TW"/>
+        </w:rPr>
+        <w:t>酵</w:t>
+      </w:r>
+      <w:r>
+        <w:rPr>
+          <w:lang w:val="zh_TW" w:bidi="zh_TW"/>
+        </w:rPr>
+      </w:r>
+    </w:p>
+    <w:p>
+      <w:pPr/>
+      <w:r>
+        <w:rPr>
+          <w:lang w:val="zh_TW" w:bidi="zh_TW"/>
+        </w:rPr>
+      </w:r>
+      <w:r>
+        <w:rPr>
+          <w:lang w:val="zh_TW" w:bidi="zh_TW"/>
+        </w:rPr>
+        <w:t>任何加到麵團內會產生發酵的物質。酵可能指的是已經被酵感染的麵團，這些酵被放入麵粉中，以便在烘烤之前，酵能夠穿透整個麵團，它或者可能指的是通過酵的影響而發酵的麵團。早期的希伯來人顯然依賴一塊發酵的麵團來傳遞酵；直到很久以後，才使用酒的沉澱物作為酵母。</w:t>
+      </w:r>
+    </w:p>
+    <w:p>
+      <w:pPr/>
+      <w:r>
+        <w:rPr>
+          <w:lang w:val="zh_TW" w:bidi="zh_TW"/>
+        </w:rPr>
+      </w:r>
+      <w:r>
+        <w:rPr>
+          <w:lang w:val="zh_TW" w:bidi="zh_TW"/>
+        </w:rPr>
+        <w:t>古代以色列人經常吃有酵的餅（</w:t>
+      </w:r>
+      <w:hyperlink r:id="rId144">
+        <w:r>
+          <w:rPr>
+            <w:lang w:val="zh_TW" w:bidi="zh_TW"/>
+          </w:rPr>
+          <w:rPr>
+            <w:color w:val="0000EE"/>
+            <w:u w:val="single"/>
+          </w:rPr>
+          <w:t>何7:4</w:t>
+        </w:r>
+      </w:hyperlink>
+      <w:r>
+        <w:rPr>
+          <w:lang w:val="zh_TW" w:bidi="zh_TW"/>
+        </w:rPr>
+        <w:t>），但在紀念逾越節時，他們卻被禁止吃有酵的餅，甚至在逾越節期間也不允許在家中有此物（</w:t>
+      </w:r>
+      <w:hyperlink r:id="rId145">
+        <w:r>
+          <w:rPr>
+            <w:lang w:val="zh_TW" w:bidi="zh_TW"/>
+          </w:rPr>
+          <w:rPr>
+            <w:color w:val="0000EE"/>
+            <w:u w:val="single"/>
+          </w:rPr>
+          <w:t>出13:7</w:t>
+        </w:r>
+      </w:hyperlink>
+      <w:r>
+        <w:rPr>
+          <w:lang w:val="zh_TW" w:bidi="zh_TW"/>
+        </w:rPr>
+        <w:t>）。當時神的命令急下，沒有給他們時間準備發酵的餅，這個一年一度的紀念活動用以確保以色列人不會忘記他們匆忙出埃及的情景，他們被迫攜帶著揉麵槽和麵團，從中烤製無酵餅以供旅途中食用（</w:t>
+      </w:r>
+      <w:hyperlink r:id="rId146">
+        <w:r>
+          <w:rPr>
+            <w:lang w:val="zh_TW" w:bidi="zh_TW"/>
+          </w:rPr>
+          <w:rPr>
+            <w:color w:val="0000EE"/>
+            <w:u w:val="single"/>
+          </w:rPr>
+          <w:t>出12:34–39</w:t>
+        </w:r>
+      </w:hyperlink>
+      <w:r>
+        <w:rPr>
+          <w:lang w:val="zh_TW" w:bidi="zh_TW"/>
+        </w:rPr>
+        <w:t>；</w:t>
+      </w:r>
+      <w:hyperlink r:id="rId147">
+        <w:r>
+          <w:rPr>
+            <w:lang w:val="zh_TW" w:bidi="zh_TW"/>
+          </w:rPr>
+          <w:rPr>
+            <w:color w:val="0000EE"/>
+            <w:u w:val="single"/>
+          </w:rPr>
+          <w:t>申16:3</w:t>
+        </w:r>
+      </w:hyperlink>
+      <w:r>
+        <w:rPr>
+          <w:lang w:val="zh_TW" w:bidi="zh_TW"/>
+        </w:rPr>
+        <w:t>）。</w:t>
+      </w:r>
+    </w:p>
+    <w:p>
+      <w:pPr/>
+      <w:r>
+        <w:rPr>
+          <w:lang w:val="zh_TW" w:bidi="zh_TW"/>
+        </w:rPr>
+      </w:r>
+      <w:r>
+        <w:rPr>
+          <w:lang w:val="zh_TW" w:bidi="zh_TW"/>
+        </w:rPr>
+        <w:t>可能因為發酵意味著分解和腐敗，所以所有放在祭壇上獻給神的祭物都不能有酵（</w:t>
+      </w:r>
+      <w:hyperlink r:id="rId148">
+        <w:r>
+          <w:rPr>
+            <w:lang w:val="zh_TW" w:bidi="zh_TW"/>
+          </w:rPr>
+          <w:rPr>
+            <w:color w:val="0000EE"/>
+            <w:u w:val="single"/>
+          </w:rPr>
+          <w:t>出23:18</w:t>
+        </w:r>
+      </w:hyperlink>
+      <w:r>
+        <w:rPr>
+          <w:lang w:val="zh_TW" w:bidi="zh_TW"/>
+        </w:rPr>
+        <w:t>，</w:t>
+      </w:r>
+      <w:hyperlink r:id="rId149">
+        <w:r>
+          <w:rPr>
+            <w:lang w:val="zh_TW" w:bidi="zh_TW"/>
+          </w:rPr>
+          <w:rPr>
+            <w:color w:val="0000EE"/>
+            <w:u w:val="single"/>
+          </w:rPr>
+          <w:t>34:25</w:t>
+        </w:r>
+      </w:hyperlink>
+      <w:r>
+        <w:rPr>
+          <w:lang w:val="zh_TW" w:bidi="zh_TW"/>
+        </w:rPr>
+        <w:t>）。在素祭中也不允許使用酵（</w:t>
+      </w:r>
+      <w:hyperlink r:id="rId150">
+        <w:r>
+          <w:rPr>
+            <w:lang w:val="zh_TW" w:bidi="zh_TW"/>
+          </w:rPr>
+          <w:rPr>
+            <w:color w:val="0000EE"/>
+            <w:u w:val="single"/>
+          </w:rPr>
+          <w:t>利2:11</w:t>
+        </w:r>
+      </w:hyperlink>
+      <w:r>
+        <w:rPr>
+          <w:lang w:val="zh_TW" w:bidi="zh_TW"/>
+        </w:rPr>
+        <w:t>，</w:t>
+      </w:r>
+      <w:hyperlink r:id="rId151">
+        <w:r>
+          <w:rPr>
+            <w:lang w:val="zh_TW" w:bidi="zh_TW"/>
+          </w:rPr>
+          <w:rPr>
+            <w:color w:val="0000EE"/>
+            <w:u w:val="single"/>
+          </w:rPr>
+          <w:t>6:17</w:t>
+        </w:r>
+      </w:hyperlink>
+      <w:r>
+        <w:rPr>
+          <w:lang w:val="zh_TW" w:bidi="zh_TW"/>
+        </w:rPr>
+        <w:t>）。經文沒有告訴我們陳設餅是否無酵的，但歷史學家約瑟夫指出它是有酵的（</w:t>
+      </w:r>
+      <w:r>
+        <w:rPr>
+          <w:i/>
+          <w:lang w:val="zh_TW" w:bidi="zh_TW"/>
+        </w:rPr>
+        <w:t>猶太古史記</w:t>
+      </w:r>
+      <w:r>
+        <w:rPr>
+          <w:lang w:val="zh_TW" w:bidi="zh_TW"/>
+        </w:rPr>
+        <w:t xml:space="preserve"> 3.6.6）。</w:t>
+      </w:r>
+    </w:p>
+    <w:p>
+      <w:pPr/>
+      <w:r>
+        <w:rPr>
+          <w:lang w:val="zh_TW" w:bidi="zh_TW"/>
+        </w:rPr>
+      </w:r>
+      <w:r>
+        <w:rPr>
+          <w:lang w:val="zh_TW" w:bidi="zh_TW"/>
+        </w:rPr>
+        <w:t>此外，我們應注意此規則的兩個例外。酵可以用於祭司或其他人要吃的供物中。發酵的餅可以伴隨平安祭一起獻上（</w:t>
+      </w:r>
+      <w:hyperlink r:id="rId152">
+        <w:r>
+          <w:rPr>
+            <w:lang w:val="zh_TW" w:bidi="zh_TW"/>
+          </w:rPr>
+          <w:rPr>
+            <w:color w:val="0000EE"/>
+            <w:u w:val="single"/>
+          </w:rPr>
+          <w:t>利7:13</w:t>
+        </w:r>
+      </w:hyperlink>
+      <w:r>
+        <w:rPr>
+          <w:lang w:val="zh_TW" w:bidi="zh_TW"/>
+        </w:rPr>
+        <w:t>），並且在五旬節獻祭，因為它代表了神為祂子民所提供的普通日常食物（</w:t>
+      </w:r>
+      <w:hyperlink r:id="rId153">
+        <w:r>
+          <w:rPr>
+            <w:lang w:val="zh_TW" w:bidi="zh_TW"/>
+          </w:rPr>
+          <w:rPr>
+            <w:color w:val="0000EE"/>
+            <w:u w:val="single"/>
+          </w:rPr>
+          <w:t>23:17</w:t>
+        </w:r>
+      </w:hyperlink>
+      <w:r>
+        <w:rPr>
+          <w:lang w:val="zh_TW" w:bidi="zh_TW"/>
+        </w:rPr>
+        <w:t>）。</w:t>
+      </w:r>
+    </w:p>
+    <w:p>
+      <w:pPr/>
+      <w:r>
+        <w:rPr>
+          <w:lang w:val="zh_TW" w:bidi="zh_TW"/>
+        </w:rPr>
+      </w:r>
+      <w:r>
+        <w:rPr>
+          <w:lang w:val="zh_TW" w:bidi="zh_TW"/>
+        </w:rPr>
+        <w:t>酵太過緩慢的作用在希伯來發展的農業階段是一個問題，特別是在收成季節中繁忙的日子裡。因此，無酵麵團在普通烘焙中變得越來越普遍。這種無酵麵團的做法受到民間支持，因為人們越來越認為酵代表著腐敗和敗壞，就像其他發酵物一樣。這種觀點慢慢發展到在神學上也排除了酵，因為它與神完全聖潔的概念不一致。普魯塔克（Plutarch）也曾表達了一種當時深入民心的信念，這種信念在其他民族中也應相當流行，他寫道：「現在酵本身就是腐敗的產物，並且腐蝕了與其混合的麵團。」使徒保羅在</w:t>
+      </w:r>
+      <w:hyperlink r:id="rId154">
+        <w:r>
+          <w:rPr>
+            <w:lang w:val="zh_TW" w:bidi="zh_TW"/>
+          </w:rPr>
+          <w:rPr>
+            <w:color w:val="0000EE"/>
+            <w:u w:val="single"/>
+          </w:rPr>
+          <w:t>哥林多前書五章6節</w:t>
+        </w:r>
+      </w:hyperlink>
+      <w:r>
+        <w:rPr>
+          <w:lang w:val="zh_TW" w:bidi="zh_TW"/>
+        </w:rPr>
+        <w:t>和</w:t>
+      </w:r>
+      <w:hyperlink r:id="rId155">
+        <w:r>
+          <w:rPr>
+            <w:lang w:val="zh_TW" w:bidi="zh_TW"/>
+          </w:rPr>
+          <w:rPr>
+            <w:color w:val="0000EE"/>
+            <w:u w:val="single"/>
+          </w:rPr>
+          <w:t>加拉太書五章9節</w:t>
+        </w:r>
+      </w:hyperlink>
+      <w:r>
+        <w:rPr>
+          <w:lang w:val="zh_TW" w:bidi="zh_TW"/>
+        </w:rPr>
+        <w:t>中也引用了類似的箴言。</w:t>
+      </w:r>
+    </w:p>
+    <w:p>
+      <w:pPr/>
+      <w:r>
+        <w:rPr>
+          <w:lang w:val="zh_TW" w:bidi="zh_TW"/>
+        </w:rPr>
+      </w:r>
+      <w:r>
+        <w:rPr>
+          <w:lang w:val="zh_TW" w:bidi="zh_TW"/>
+        </w:rPr>
+        <w:t>關於酵的重要之處在於其力量，可能象徵著善或惡。雖然不總是如此，但酵在猶太教思想中是邪惡的象徵。耶穌在用這個詞語來描述法利賽人和撒都該人的腐敗教義時，酵具貶義（</w:t>
+      </w:r>
+      <w:hyperlink r:id="rId156">
+        <w:r>
+          <w:rPr>
+            <w:lang w:val="zh_TW" w:bidi="zh_TW"/>
+          </w:rPr>
+          <w:rPr>
+            <w:color w:val="0000EE"/>
+            <w:u w:val="single"/>
+          </w:rPr>
+          <w:t>太16:6、11–12</w:t>
+        </w:r>
+      </w:hyperlink>
+      <w:r>
+        <w:rPr>
+          <w:lang w:val="zh_TW" w:bidi="zh_TW"/>
+        </w:rPr>
+        <w:t>），祂也用酵來形容希律（</w:t>
+      </w:r>
+      <w:hyperlink r:id="rId157">
+        <w:r>
+          <w:rPr>
+            <w:lang w:val="zh_TW" w:bidi="zh_TW"/>
+          </w:rPr>
+          <w:rPr>
+            <w:color w:val="0000EE"/>
+            <w:u w:val="single"/>
+          </w:rPr>
+          <w:t>可8:15</w:t>
+        </w:r>
+      </w:hyperlink>
+      <w:r>
+        <w:rPr>
+          <w:lang w:val="zh_TW" w:bidi="zh_TW"/>
+        </w:rPr>
+        <w:t>）。法利賽人的酵在其它地方均被認為是偽善（</w:t>
+      </w:r>
+      <w:hyperlink r:id="rId158">
+        <w:r>
+          <w:rPr>
+            <w:lang w:val="zh_TW" w:bidi="zh_TW"/>
+          </w:rPr>
+          <w:rPr>
+            <w:color w:val="0000EE"/>
+            <w:u w:val="single"/>
+          </w:rPr>
+          <w:t>路12:1</w:t>
+        </w:r>
+      </w:hyperlink>
+      <w:r>
+        <w:rPr>
+          <w:lang w:val="zh_TW" w:bidi="zh_TW"/>
+        </w:rPr>
+        <w:t>；參：</w:t>
+      </w:r>
+      <w:hyperlink r:id="rId159">
+        <w:r>
+          <w:rPr>
+            <w:lang w:val="zh_TW" w:bidi="zh_TW"/>
+          </w:rPr>
+          <w:rPr>
+            <w:color w:val="0000EE"/>
+            <w:u w:val="single"/>
+          </w:rPr>
+          <w:t>太23:28</w:t>
+        </w:r>
+      </w:hyperlink>
+      <w:r>
+        <w:rPr>
+          <w:lang w:val="zh_TW" w:bidi="zh_TW"/>
+        </w:rPr>
+        <w:t>）。</w:t>
+      </w:r>
+    </w:p>
+    <w:p>
+      <w:pPr/>
+      <w:r>
+        <w:rPr>
+          <w:lang w:val="zh_TW" w:bidi="zh_TW"/>
+        </w:rPr>
+      </w:r>
+      <w:r>
+        <w:rPr>
+          <w:lang w:val="zh_TW" w:bidi="zh_TW"/>
+        </w:rPr>
+        <w:t>保羅將相同的概念應用於道德腐敗上，警告說「</w:t>
+      </w:r>
+      <w:r>
+        <w:rPr>
+          <w:lang w:val="zh_TW" w:bidi="zh_TW"/>
+        </w:rPr>
+        <w:t>一點麵酵能使全團發起來</w:t>
+      </w:r>
+      <w:r>
+        <w:rPr>
+          <w:lang w:val="zh_TW" w:bidi="zh_TW"/>
+        </w:rPr>
+        <w:t>」，並告誡他的讀者要清除舊酵，也就是他們未重生生活的殘餘，並以「</w:t>
+      </w:r>
+      <w:r>
+        <w:rPr>
+          <w:lang w:val="zh_TW" w:bidi="zh_TW"/>
+        </w:rPr>
+        <w:t>誠實真正的</w:t>
+      </w:r>
+      <w:r>
+        <w:rPr>
+          <w:lang w:val="zh_TW" w:bidi="zh_TW"/>
+        </w:rPr>
+        <w:t>無酵餅」來過基督徒的生活（</w:t>
+      </w:r>
+      <w:hyperlink r:id="rId160">
+        <w:r>
+          <w:rPr>
+            <w:lang w:val="zh_TW" w:bidi="zh_TW"/>
+          </w:rPr>
+          <w:rPr>
+            <w:color w:val="0000EE"/>
+            <w:u w:val="single"/>
+          </w:rPr>
+          <w:t>林前5:6–8</w:t>
+        </w:r>
+      </w:hyperlink>
+      <w:r>
+        <w:rPr>
+          <w:lang w:val="zh_TW" w:bidi="zh_TW"/>
+        </w:rPr>
+        <w:t>）。</w:t>
+      </w:r>
+    </w:p>
+    <w:p>
+      <w:pPr/>
+      <w:r>
+        <w:rPr>
+          <w:lang w:val="zh_TW" w:bidi="zh_TW"/>
+        </w:rPr>
+      </w:r>
+      <w:r>
+        <w:rPr>
+          <w:lang w:val="zh_TW" w:bidi="zh_TW"/>
+        </w:rPr>
+        <w:t>另一方面，基督使用酵對麵團的影響也有褒意，酵說明了神的國對世界可有著舉足輕重的影響，向祂的門徒提供了一個簡短但令人難忘的比喻（</w:t>
+      </w:r>
+      <w:hyperlink r:id="rId161">
+        <w:r>
+          <w:rPr>
+            <w:lang w:val="zh_TW" w:bidi="zh_TW"/>
+          </w:rPr>
+          <w:rPr>
+            <w:color w:val="0000EE"/>
+            <w:u w:val="single"/>
+          </w:rPr>
+          <w:t>太13:33</w:t>
+        </w:r>
+      </w:hyperlink>
+      <w:r>
+        <w:rPr>
+          <w:lang w:val="zh_TW" w:bidi="zh_TW"/>
+        </w:rPr>
+        <w:t>；</w:t>
+      </w:r>
+      <w:hyperlink r:id="rId162">
+        <w:r>
+          <w:rPr>
+            <w:lang w:val="zh_TW" w:bidi="zh_TW"/>
+          </w:rPr>
+          <w:rPr>
+            <w:color w:val="0000EE"/>
+            <w:u w:val="single"/>
+          </w:rPr>
+          <w:t>路13:20–21</w:t>
+        </w:r>
+      </w:hyperlink>
+      <w:r>
+        <w:rPr>
+          <w:lang w:val="zh_TW" w:bidi="zh_TW"/>
+        </w:rPr>
+        <w:t>）。</w:t>
+      </w:r>
+    </w:p>
+    <w:p>
+      <w:pPr/>
+      <w:r>
+        <w:rPr>
+          <w:lang w:val="zh_TW" w:bidi="zh_TW"/>
+        </w:rPr>
+      </w:r>
+      <w:r>
+        <w:rPr>
+          <w:i/>
+          <w:lang w:val="zh_TW" w:bidi="zh_TW"/>
+        </w:rPr>
+        <w:t>另見</w:t>
+      </w:r>
+      <w:r>
+        <w:rPr>
+          <w:lang w:val="zh_TW" w:bidi="zh_TW"/>
+        </w:rPr>
+        <w:t xml:space="preserve"> </w:t>
+      </w:r>
+      <w:r>
+        <w:rPr>
+          <w:lang w:val="zh_TW" w:bidi="zh_TW"/>
+        </w:rPr>
+        <w:t>餅</w:t>
+      </w:r>
+      <w:r>
+        <w:rPr>
+          <w:lang w:val="zh_TW" w:bidi="zh_TW"/>
+        </w:rPr>
+        <w:t>；</w:t>
+      </w:r>
+      <w:r>
+        <w:rPr>
+          <w:lang w:val="zh_TW" w:bidi="zh_TW"/>
+        </w:rPr>
+        <w:t>節期和以色列的節日</w:t>
+      </w:r>
+      <w:r>
+        <w:rPr>
+          <w:lang w:val="zh_TW" w:bidi="zh_TW"/>
+        </w:rPr>
+        <w:t>；</w:t>
+      </w:r>
+      <w:r>
+        <w:rPr>
+          <w:lang w:val="zh_TW" w:bidi="zh_TW"/>
+        </w:rPr>
+        <w:t>食物和食物準備</w:t>
+      </w:r>
+      <w:r>
+        <w:rPr>
+          <w:lang w:val="zh_TW" w:bidi="zh_TW"/>
+        </w:rPr>
+        <w:t>；</w:t>
+      </w:r>
+      <w:r>
+        <w:rPr>
+          <w:lang w:val="zh_TW" w:bidi="zh_TW"/>
+        </w:rPr>
+        <w:t>無酵餅</w:t>
+      </w:r>
+      <w:r>
+        <w:rPr>
+          <w:lang w:val="zh_TW" w:bidi="zh_TW"/>
+        </w:rPr>
+        <w:t>。</w:t>
       </w:r>
       <w:r>
         <w:rPr>
@@ -2731,6 +7727,24 @@
   <w:num w:numId="13" w16cid:durableId="592781308">
     <w:abstractNumId w:val="11"/>
   </w:num>
+  <w:num w:numId="14">
+    <w:abstractNumId w:val="3"/>
+    <w:lvlOverride w:ilvl="0">
+      <w:startOverride w:val="1"/>
+    </w:lvlOverride>
+  </w:num>
+  <w:num w:numId="15">
+    <w:abstractNumId w:val="3"/>
+    <w:lvlOverride w:ilvl="0">
+      <w:startOverride w:val="1"/>
+    </w:lvlOverride>
+  </w:num>
+  <w:num w:numId="16">
+    <w:abstractNumId w:val="3"/>
+    <w:lvlOverride w:ilvl="0">
+      <w:startOverride w:val="1"/>
+    </w:lvlOverride>
+  </w:num>
   <w:numIdMacAtCleanup w:val="10"/>
 </w:numbering>
 </file>

--- a/zht/docx/073.content.docx
+++ b/zht/docx/073.content.docx
@@ -247,102 +247,66 @@
         </w:rPr>
         <w:t>所羅門王將大量黃金的一部分，用於製作他的象牙寶座的腳凳（</w:t>
       </w:r>
-      <w:hyperlink r:id="rId13">
-        <w:r>
-          <w:rPr>
-            <w:lang w:val="zh_TW" w:bidi="zh_TW"/>
-          </w:rPr>
-          <w:rPr>
-            <w:color w:val="0000EE"/>
-            <w:u w:val="single"/>
-          </w:rPr>
-          <w:t>代下9:18</w:t>
-        </w:r>
-      </w:hyperlink>
+      <w:r>
+        <w:rPr>
+          <w:lang w:val="zh_TW" w:bidi="zh_TW"/>
+        </w:rPr>
+        <w:t>代下9:18</w:t>
+      </w:r>
       <w:r>
         <w:rPr>
           <w:lang w:val="zh_TW" w:bidi="zh_TW"/>
         </w:rPr>
         <w:t>）。「腳凳」這個詞常作為象徵性用語。在聖經中，約櫃和聖殿都被稱為「神的腳凳」（</w:t>
       </w:r>
-      <w:hyperlink r:id="rId14">
-        <w:r>
-          <w:rPr>
-            <w:lang w:val="zh_TW" w:bidi="zh_TW"/>
-          </w:rPr>
-          <w:rPr>
-            <w:color w:val="0000EE"/>
-            <w:u w:val="single"/>
-          </w:rPr>
-          <w:t>代上28:2</w:t>
-        </w:r>
-      </w:hyperlink>
+      <w:r>
+        <w:rPr>
+          <w:lang w:val="zh_TW" w:bidi="zh_TW"/>
+        </w:rPr>
+        <w:t>代上28:2</w:t>
+      </w:r>
       <w:r>
         <w:rPr>
           <w:lang w:val="zh_TW" w:bidi="zh_TW"/>
         </w:rPr>
         <w:t>；</w:t>
       </w:r>
-      <w:hyperlink r:id="rId15">
-        <w:r>
-          <w:rPr>
-            <w:lang w:val="zh_TW" w:bidi="zh_TW"/>
-          </w:rPr>
-          <w:rPr>
-            <w:color w:val="0000EE"/>
-            <w:u w:val="single"/>
-          </w:rPr>
-          <w:t>詩99:5，</w:t>
-        </w:r>
-      </w:hyperlink>
-      <w:hyperlink r:id="rId16">
-        <w:r>
-          <w:rPr>
-            <w:lang w:val="zh_TW" w:bidi="zh_TW"/>
-          </w:rPr>
-          <w:rPr>
-            <w:color w:val="0000EE"/>
-            <w:u w:val="single"/>
-          </w:rPr>
-          <w:t>132:7</w:t>
-        </w:r>
-      </w:hyperlink>
+      <w:r>
+        <w:rPr>
+          <w:lang w:val="zh_TW" w:bidi="zh_TW"/>
+        </w:rPr>
+        <w:t>詩99:5，</w:t>
+      </w:r>
+      <w:r>
+        <w:rPr>
+          <w:lang w:val="zh_TW" w:bidi="zh_TW"/>
+        </w:rPr>
+        <w:t>132:7</w:t>
+      </w:r>
       <w:r>
         <w:rPr>
           <w:lang w:val="zh_TW" w:bidi="zh_TW"/>
         </w:rPr>
         <w:t>；</w:t>
       </w:r>
-      <w:hyperlink r:id="rId17">
-        <w:r>
-          <w:rPr>
-            <w:lang w:val="zh_TW" w:bidi="zh_TW"/>
-          </w:rPr>
-          <w:rPr>
-            <w:color w:val="0000EE"/>
-            <w:u w:val="single"/>
-          </w:rPr>
-          <w:t>哀2:1</w:t>
-        </w:r>
-      </w:hyperlink>
+      <w:r>
+        <w:rPr>
+          <w:lang w:val="zh_TW" w:bidi="zh_TW"/>
+        </w:rPr>
+        <w:t>哀2:1</w:t>
+      </w:r>
       <w:r>
         <w:rPr>
           <w:lang w:val="zh_TW" w:bidi="zh_TW"/>
         </w:rPr>
         <w:t>；參</w:t>
       </w:r>
-      <w:hyperlink r:id="rId18">
-        <w:r>
-          <w:rPr>
-            <w:lang w:val="zh_TW" w:bidi="zh_TW"/>
-          </w:rPr>
-          <w:rPr>
-            <w:color w:val="0000EE"/>
-            <w:u w:val="single"/>
-          </w:rPr>
-          <w:t>賽60:13</w:t>
-        </w:r>
-      </w:hyperlink>
+      <w:r>
+        <w:rPr>
+          <w:lang w:val="zh_TW" w:bidi="zh_TW"/>
+        </w:rPr>
+        <w:t>賽60:13</w:t>
+      </w:r>
       <w:r>
         <w:rPr>
           <w:lang w:val="zh_TW" w:bidi="zh_TW"/>
@@ -363,120 +327,78 @@
         </w:rPr>
         <w:t>聖經說，神要使彌賽亞（祂所揀選的一位）的仇敵如腳下的腳凳（</w:t>
       </w:r>
-      <w:hyperlink r:id="rId19">
-        <w:r>
-          <w:rPr>
-            <w:lang w:val="zh_TW" w:bidi="zh_TW"/>
-          </w:rPr>
-          <w:rPr>
-            <w:color w:val="0000EE"/>
-            <w:u w:val="single"/>
-          </w:rPr>
-          <w:t>詩110:1</w:t>
-        </w:r>
-      </w:hyperlink>
+      <w:r>
+        <w:rPr>
+          <w:lang w:val="zh_TW" w:bidi="zh_TW"/>
+        </w:rPr>
+        <w:t>詩110:1</w:t>
+      </w:r>
       <w:r>
         <w:rPr>
           <w:lang w:val="zh_TW" w:bidi="zh_TW"/>
         </w:rPr>
         <w:t>）。這表示神將賜給彌賽亞完全的權柄，戰勝祂的仇敵，就如人對腳下之物擁有控制權一樣。新約中多處經文重複這一思想，表明彌賽亞將戰勝祂的仇敵（</w:t>
       </w:r>
-      <w:hyperlink r:id="rId20">
-        <w:r>
-          <w:rPr>
-            <w:lang w:val="zh_TW" w:bidi="zh_TW"/>
-          </w:rPr>
-          <w:rPr>
-            <w:color w:val="0000EE"/>
-            <w:u w:val="single"/>
-          </w:rPr>
-          <w:t>太22:44</w:t>
-        </w:r>
-      </w:hyperlink>
+      <w:r>
+        <w:rPr>
+          <w:lang w:val="zh_TW" w:bidi="zh_TW"/>
+        </w:rPr>
+        <w:t>太22:44</w:t>
+      </w:r>
       <w:r>
         <w:rPr>
           <w:lang w:val="zh_TW" w:bidi="zh_TW"/>
         </w:rPr>
         <w:t>；</w:t>
       </w:r>
-      <w:hyperlink r:id="rId21">
-        <w:r>
-          <w:rPr>
-            <w:lang w:val="zh_TW" w:bidi="zh_TW"/>
-          </w:rPr>
-          <w:rPr>
-            <w:color w:val="0000EE"/>
-            <w:u w:val="single"/>
-          </w:rPr>
-          <w:t>可12:36</w:t>
-        </w:r>
-      </w:hyperlink>
+      <w:r>
+        <w:rPr>
+          <w:lang w:val="zh_TW" w:bidi="zh_TW"/>
+        </w:rPr>
+        <w:t>可12:36</w:t>
+      </w:r>
       <w:r>
         <w:rPr>
           <w:lang w:val="zh_TW" w:bidi="zh_TW"/>
         </w:rPr>
         <w:t>；</w:t>
       </w:r>
-      <w:hyperlink r:id="rId22">
-        <w:r>
-          <w:rPr>
-            <w:lang w:val="zh_TW" w:bidi="zh_TW"/>
-          </w:rPr>
-          <w:rPr>
-            <w:color w:val="0000EE"/>
-            <w:u w:val="single"/>
-          </w:rPr>
-          <w:t>路20:43</w:t>
-        </w:r>
-      </w:hyperlink>
+      <w:r>
+        <w:rPr>
+          <w:lang w:val="zh_TW" w:bidi="zh_TW"/>
+        </w:rPr>
+        <w:t>路20:43</w:t>
+      </w:r>
       <w:r>
         <w:rPr>
           <w:lang w:val="zh_TW" w:bidi="zh_TW"/>
         </w:rPr>
         <w:t>；</w:t>
       </w:r>
-      <w:hyperlink r:id="rId23">
-        <w:r>
-          <w:rPr>
-            <w:lang w:val="zh_TW" w:bidi="zh_TW"/>
-          </w:rPr>
-          <w:rPr>
-            <w:color w:val="0000EE"/>
-            <w:u w:val="single"/>
-          </w:rPr>
-          <w:t>徒2:35</w:t>
-        </w:r>
-      </w:hyperlink>
+      <w:r>
+        <w:rPr>
+          <w:lang w:val="zh_TW" w:bidi="zh_TW"/>
+        </w:rPr>
+        <w:t>徒2:35</w:t>
+      </w:r>
       <w:r>
         <w:rPr>
           <w:lang w:val="zh_TW" w:bidi="zh_TW"/>
         </w:rPr>
         <w:t>；</w:t>
       </w:r>
-      <w:hyperlink r:id="rId24">
-        <w:r>
-          <w:rPr>
-            <w:lang w:val="zh_TW" w:bidi="zh_TW"/>
-          </w:rPr>
-          <w:rPr>
-            <w:color w:val="0000EE"/>
-            <w:u w:val="single"/>
-          </w:rPr>
-          <w:t>來1:13，</w:t>
-        </w:r>
-      </w:hyperlink>
-      <w:hyperlink r:id="rId25">
-        <w:r>
-          <w:rPr>
-            <w:lang w:val="zh_TW" w:bidi="zh_TW"/>
-          </w:rPr>
-          <w:rPr>
-            <w:color w:val="0000EE"/>
-            <w:u w:val="single"/>
-          </w:rPr>
-          <w:t>10:13</w:t>
-        </w:r>
-      </w:hyperlink>
+      <w:r>
+        <w:rPr>
+          <w:lang w:val="zh_TW" w:bidi="zh_TW"/>
+        </w:rPr>
+        <w:t>來1:13，</w:t>
+      </w:r>
+      <w:r>
+        <w:rPr>
+          <w:lang w:val="zh_TW" w:bidi="zh_TW"/>
+        </w:rPr>
+        <w:t>10:13</w:t>
+      </w:r>
       <w:r>
         <w:rPr>
           <w:lang w:val="zh_TW" w:bidi="zh_TW"/>
@@ -598,18 +520,12 @@
         </w:rPr>
         <w:t>新約提到一些非基督教的希臘集會（</w:t>
       </w:r>
-      <w:hyperlink r:id="rId26">
-        <w:r>
-          <w:rPr>
-            <w:lang w:val="zh_TW" w:bidi="zh_TW"/>
-          </w:rPr>
-          <w:rPr>
-            <w:color w:val="0000EE"/>
-            <w:u w:val="single"/>
-          </w:rPr>
-          <w:t>徒19:32、41</w:t>
-        </w:r>
-      </w:hyperlink>
+      <w:r>
+        <w:rPr>
+          <w:lang w:val="zh_TW" w:bidi="zh_TW"/>
+        </w:rPr>
+        <w:t>徒19:32、41</w:t>
+      </w:r>
       <w:r>
         <w:rPr>
           <w:lang w:val="zh_TW" w:bidi="zh_TW"/>
@@ -643,36 +559,24 @@
         </w:rPr>
         <w:t>指的是基督徒的實際聚會。這正是保羅在</w:t>
       </w:r>
-      <w:hyperlink r:id="rId27">
-        <w:r>
-          <w:rPr>
-            <w:lang w:val="zh_TW" w:bidi="zh_TW"/>
-          </w:rPr>
-          <w:rPr>
-            <w:color w:val="0000EE"/>
-            <w:u w:val="single"/>
-          </w:rPr>
-          <w:t>哥林多前書14:19、28</w:t>
-        </w:r>
-      </w:hyperlink>
+      <w:r>
+        <w:rPr>
+          <w:lang w:val="zh_TW" w:bidi="zh_TW"/>
+        </w:rPr>
+        <w:t>哥林多前書14:19、28</w:t>
+      </w:r>
       <w:r>
         <w:rPr>
           <w:lang w:val="zh_TW" w:bidi="zh_TW"/>
         </w:rPr>
         <w:t>、</w:t>
       </w:r>
-      <w:hyperlink r:id="rId28">
-        <w:r>
-          <w:rPr>
-            <w:lang w:val="zh_TW" w:bidi="zh_TW"/>
-          </w:rPr>
-          <w:rPr>
-            <w:color w:val="0000EE"/>
-            <w:u w:val="single"/>
-          </w:rPr>
-          <w:t>35節</w:t>
-        </w:r>
-      </w:hyperlink>
+      <w:r>
+        <w:rPr>
+          <w:lang w:val="zh_TW" w:bidi="zh_TW"/>
+        </w:rPr>
+        <w:t>35節</w:t>
+      </w:r>
       <w:r>
         <w:rPr>
           <w:lang w:val="zh_TW" w:bidi="zh_TW"/>
@@ -930,36 +834,24 @@
         </w:rPr>
         <w:t>（「聚會」）。根據</w:t>
       </w:r>
-      <w:hyperlink r:id="rId29">
-        <w:r>
-          <w:rPr>
-            <w:lang w:val="zh_TW" w:bidi="zh_TW"/>
-          </w:rPr>
-          <w:rPr>
-            <w:color w:val="0000EE"/>
-            <w:u w:val="single"/>
-          </w:rPr>
-          <w:t>使徒行傳十四章23節</w:t>
-        </w:r>
-      </w:hyperlink>
+      <w:r>
+        <w:rPr>
+          <w:lang w:val="zh_TW" w:bidi="zh_TW"/>
+        </w:rPr>
+        <w:t>使徒行傳十四章23節</w:t>
+      </w:r>
       <w:r>
         <w:rPr>
           <w:lang w:val="zh_TW" w:bidi="zh_TW"/>
         </w:rPr>
         <w:t>和</w:t>
       </w:r>
-      <w:hyperlink r:id="rId30">
-        <w:r>
-          <w:rPr>
-            <w:lang w:val="zh_TW" w:bidi="zh_TW"/>
-          </w:rPr>
-          <w:rPr>
-            <w:color w:val="0000EE"/>
-            <w:u w:val="single"/>
-          </w:rPr>
-          <w:t>提多書一章5節</w:t>
-        </w:r>
-      </w:hyperlink>
+      <w:r>
+        <w:rPr>
+          <w:lang w:val="zh_TW" w:bidi="zh_TW"/>
+        </w:rPr>
+        <w:t>提多書一章5節</w:t>
+      </w:r>
       <w:r>
         <w:rPr>
           <w:lang w:val="zh_TW" w:bidi="zh_TW"/>
@@ -993,186 +885,120 @@
         </w:rPr>
         <w:t>耶路撒冷的教會必定有幾個家庭聚會（見</w:t>
       </w:r>
-      <w:hyperlink r:id="rId31">
-        <w:r>
-          <w:rPr>
-            <w:lang w:val="zh_TW" w:bidi="zh_TW"/>
-          </w:rPr>
-          <w:rPr>
-            <w:color w:val="0000EE"/>
-            <w:u w:val="single"/>
-          </w:rPr>
-          <w:t>徒2:46</w:t>
-        </w:r>
-      </w:hyperlink>
+      <w:r>
+        <w:rPr>
+          <w:lang w:val="zh_TW" w:bidi="zh_TW"/>
+        </w:rPr>
+        <w:t>徒2:46</w:t>
+      </w:r>
       <w:r>
         <w:rPr>
           <w:lang w:val="zh_TW" w:bidi="zh_TW"/>
         </w:rPr>
         <w:t>，</w:t>
       </w:r>
-      <w:hyperlink r:id="rId32">
-        <w:r>
-          <w:rPr>
-            <w:lang w:val="zh_TW" w:bidi="zh_TW"/>
-          </w:rPr>
-          <w:rPr>
-            <w:color w:val="0000EE"/>
-            <w:u w:val="single"/>
-          </w:rPr>
-          <w:t>5:42，</w:t>
-        </w:r>
-      </w:hyperlink>
-      <w:hyperlink r:id="rId33">
-        <w:r>
-          <w:rPr>
-            <w:lang w:val="zh_TW" w:bidi="zh_TW"/>
-          </w:rPr>
-          <w:rPr>
-            <w:color w:val="0000EE"/>
-            <w:u w:val="single"/>
-          </w:rPr>
-          <w:t>8:3，</w:t>
-        </w:r>
-      </w:hyperlink>
-      <w:hyperlink r:id="rId34">
-        <w:r>
-          <w:rPr>
-            <w:lang w:val="zh_TW" w:bidi="zh_TW"/>
-          </w:rPr>
-          <w:rPr>
-            <w:color w:val="0000EE"/>
-            <w:u w:val="single"/>
-          </w:rPr>
-          <w:t>12:5、12</w:t>
-        </w:r>
-      </w:hyperlink>
+      <w:r>
+        <w:rPr>
+          <w:lang w:val="zh_TW" w:bidi="zh_TW"/>
+        </w:rPr>
+        <w:t>5:42，</w:t>
+      </w:r>
+      <w:r>
+        <w:rPr>
+          <w:lang w:val="zh_TW" w:bidi="zh_TW"/>
+        </w:rPr>
+        <w:t>8:3，</w:t>
+      </w:r>
+      <w:r>
+        <w:rPr>
+          <w:lang w:val="zh_TW" w:bidi="zh_TW"/>
+        </w:rPr>
+        <w:t>12:5、12</w:t>
+      </w:r>
       <w:r>
         <w:rPr>
           <w:lang w:val="zh_TW" w:bidi="zh_TW"/>
         </w:rPr>
         <w:t>），羅馬的教會也是如此（見</w:t>
       </w:r>
-      <w:hyperlink r:id="rId35">
-        <w:r>
-          <w:rPr>
-            <w:lang w:val="zh_TW" w:bidi="zh_TW"/>
-          </w:rPr>
-          <w:rPr>
-            <w:color w:val="0000EE"/>
-            <w:u w:val="single"/>
-          </w:rPr>
-          <w:t>羅16:3–5、14–15</w:t>
-        </w:r>
-      </w:hyperlink>
+      <w:r>
+        <w:rPr>
+          <w:lang w:val="zh_TW" w:bidi="zh_TW"/>
+        </w:rPr>
+        <w:t>羅16:3–5、14–15</w:t>
+      </w:r>
       <w:r>
         <w:rPr>
           <w:lang w:val="zh_TW" w:bidi="zh_TW"/>
         </w:rPr>
         <w:t>）。一個小型地方教會可能只有一個家庭聚會——這可能是歌羅西教會的情況（見</w:t>
       </w:r>
-      <w:hyperlink r:id="rId36">
-        <w:r>
-          <w:rPr>
-            <w:lang w:val="zh_TW" w:bidi="zh_TW"/>
-          </w:rPr>
-          <w:rPr>
-            <w:color w:val="0000EE"/>
-            <w:u w:val="single"/>
-          </w:rPr>
-          <w:t>門1:2）。</w:t>
-        </w:r>
-      </w:hyperlink>
+      <w:r>
+        <w:rPr>
+          <w:lang w:val="zh_TW" w:bidi="zh_TW"/>
+        </w:rPr>
+        <w:t>門1:2）。</w:t>
+      </w:r>
       <w:r>
         <w:rPr>
           <w:lang w:val="zh_TW" w:bidi="zh_TW"/>
         </w:rPr>
         <w:t>但是，對於像耶路撒冷、羅馬和以弗所這樣的大型地方教會來說，這是不可能的，這些教會中必須有幾個「家庭教會（house churches）」（見</w:t>
       </w:r>
-      <w:hyperlink r:id="rId37">
-        <w:r>
-          <w:rPr>
-            <w:lang w:val="zh_TW" w:bidi="zh_TW"/>
-          </w:rPr>
-          <w:rPr>
-            <w:color w:val="0000EE"/>
-            <w:u w:val="single"/>
-          </w:rPr>
-          <w:t>林前16:19–20</w:t>
-        </w:r>
-      </w:hyperlink>
+      <w:r>
+        <w:rPr>
+          <w:lang w:val="zh_TW" w:bidi="zh_TW"/>
+        </w:rPr>
+        <w:t>林前16:19–20</w:t>
+      </w:r>
       <w:r>
         <w:rPr>
           <w:lang w:val="zh_TW" w:bidi="zh_TW"/>
         </w:rPr>
         <w:t>〔哥林多前書是在以弗所寫的〕）。我們可以從以下這些經文中更明瞭「家庭教會」的概念：</w:t>
       </w:r>
-      <w:hyperlink r:id="rId35">
-        <w:r>
-          <w:rPr>
-            <w:lang w:val="zh_TW" w:bidi="zh_TW"/>
-          </w:rPr>
-          <w:rPr>
-            <w:color w:val="0000EE"/>
-            <w:u w:val="single"/>
-          </w:rPr>
-          <w:t>羅16:3–5、14–15</w:t>
-        </w:r>
-      </w:hyperlink>
+      <w:r>
+        <w:rPr>
+          <w:lang w:val="zh_TW" w:bidi="zh_TW"/>
+        </w:rPr>
+        <w:t>羅16:3–5、14–15</w:t>
+      </w:r>
       <w:r>
         <w:rPr>
           <w:lang w:val="zh_TW" w:bidi="zh_TW"/>
         </w:rPr>
         <w:t>；</w:t>
       </w:r>
-      <w:hyperlink r:id="rId37">
-        <w:r>
-          <w:rPr>
-            <w:lang w:val="zh_TW" w:bidi="zh_TW"/>
-          </w:rPr>
-          <w:rPr>
-            <w:color w:val="0000EE"/>
-            <w:u w:val="single"/>
-          </w:rPr>
-          <w:t>林前16:19–20</w:t>
-        </w:r>
-      </w:hyperlink>
+      <w:r>
+        <w:rPr>
+          <w:lang w:val="zh_TW" w:bidi="zh_TW"/>
+        </w:rPr>
+        <w:t>林前16:19–20</w:t>
+      </w:r>
       <w:r>
         <w:rPr>
           <w:lang w:val="zh_TW" w:bidi="zh_TW"/>
         </w:rPr>
         <w:t>；</w:t>
       </w:r>
-      <w:hyperlink r:id="rId38">
-        <w:r>
-          <w:rPr>
-            <w:lang w:val="zh_TW" w:bidi="zh_TW"/>
-          </w:rPr>
-          <w:rPr>
-            <w:color w:val="0000EE"/>
-            <w:u w:val="single"/>
-          </w:rPr>
-          <w:t>西4:15–16</w:t>
-        </w:r>
-      </w:hyperlink>
+      <w:r>
+        <w:rPr>
+          <w:lang w:val="zh_TW" w:bidi="zh_TW"/>
+        </w:rPr>
+        <w:t>西4:15–16</w:t>
+      </w:r>
       <w:r>
         <w:rPr>
           <w:lang w:val="zh_TW" w:bidi="zh_TW"/>
         </w:rPr>
         <w:t>；</w:t>
       </w:r>
-      <w:hyperlink r:id="rId39">
-        <w:r>
-          <w:rPr>
-            <w:lang w:val="zh_TW" w:bidi="zh_TW"/>
-          </w:rPr>
-          <w:rPr>
-            <w:color w:val="0000EE"/>
-            <w:u w:val="single"/>
-          </w:rPr>
-          <w:t>門1:1–2</w:t>
-        </w:r>
-      </w:hyperlink>
+      <w:r>
+        <w:rPr>
+          <w:lang w:val="zh_TW" w:bidi="zh_TW"/>
+        </w:rPr>
+        <w:t>門1:1–2</w:t>
+      </w:r>
       <w:r>
         <w:rPr>
           <w:lang w:val="zh_TW" w:bidi="zh_TW"/>
@@ -1184,18 +1010,12 @@
       <w:pPr>
         <w:pStyle w:val="Heading3"/>
       </w:pPr>
-      <w:hyperlink r:id="rId35">
-        <w:r>
-          <w:rPr>
-            <w:lang w:val="zh_TW" w:bidi="zh_TW"/>
-          </w:rPr>
-          <w:rPr>
-            <w:color w:val="0000EE"/>
-            <w:u w:val="single"/>
-          </w:rPr>
-          <w:t>羅馬書十六章3–5、14–15節</w:t>
-        </w:r>
-      </w:hyperlink>
+      <w:r>
+        <w:rPr>
+          <w:lang w:val="zh_TW" w:bidi="zh_TW"/>
+        </w:rPr>
+        <w:t>羅馬書十六章3–5、14–15節</w:t>
+      </w:r>
     </w:p>
     <w:p>
       <w:pPr/>
@@ -1210,18 +1030,12 @@
         </w:rPr>
         <w:t>在羅馬書的最後一章，保羅請羅馬的信徒（即他這封書信所致的信徒）問候百基拉和亞居拉，以及在他們家中聚會的教會（</w:t>
       </w:r>
-      <w:hyperlink r:id="rId35">
-        <w:r>
-          <w:rPr>
-            <w:lang w:val="zh_TW" w:bidi="zh_TW"/>
-          </w:rPr>
-          <w:rPr>
-            <w:color w:val="0000EE"/>
-            <w:u w:val="single"/>
-          </w:rPr>
-          <w:t>16:3–5</w:t>
-        </w:r>
-      </w:hyperlink>
+      <w:r>
+        <w:rPr>
+          <w:lang w:val="zh_TW" w:bidi="zh_TW"/>
+        </w:rPr>
+        <w:t>16:3–5</w:t>
+      </w:r>
       <w:r>
         <w:rPr>
           <w:lang w:val="zh_TW" w:bidi="zh_TW"/>
@@ -1242,36 +1056,24 @@
         </w:rPr>
         <w:t>保羅給羅馬人的信是寫給「在羅馬、為神所愛、奉召作聖徒的眾人」（</w:t>
       </w:r>
-      <w:hyperlink r:id="rId40">
-        <w:r>
-          <w:rPr>
-            <w:lang w:val="zh_TW" w:bidi="zh_TW"/>
-          </w:rPr>
-          <w:rPr>
-            <w:color w:val="0000EE"/>
-            <w:u w:val="single"/>
-          </w:rPr>
-          <w:t>羅1:7</w:t>
-        </w:r>
-      </w:hyperlink>
+      <w:r>
+        <w:rPr>
+          <w:lang w:val="zh_TW" w:bidi="zh_TW"/>
+        </w:rPr>
+        <w:t>羅1:7</w:t>
+      </w:r>
       <w:r>
         <w:rPr>
           <w:lang w:val="zh_TW" w:bidi="zh_TW"/>
         </w:rPr>
         <w:t>），而不是寫給「羅馬的教會」。當保羅寫這封信時，他還沒有去過羅馬，其他使徒也沒有去過。羅馬的教會可能是當一些猶太羅馬人在五旬節期間訪問耶路撒冷時（</w:t>
       </w:r>
-      <w:hyperlink r:id="rId41">
-        <w:r>
-          <w:rPr>
-            <w:lang w:val="zh_TW" w:bidi="zh_TW"/>
-          </w:rPr>
-          <w:rPr>
-            <w:color w:val="0000EE"/>
-            <w:u w:val="single"/>
-          </w:rPr>
-          <w:t>徒2:10</w:t>
-        </w:r>
-      </w:hyperlink>
+      <w:r>
+        <w:rPr>
+          <w:lang w:val="zh_TW" w:bidi="zh_TW"/>
+        </w:rPr>
+        <w:t>徒2:10</w:t>
+      </w:r>
       <w:r>
         <w:rPr>
           <w:lang w:val="zh_TW" w:bidi="zh_TW"/>
@@ -1292,90 +1094,60 @@
         </w:rPr>
         <w:t>保羅認識羅馬的一些聖徒（他在最後一章中提到他們的名字）。 所以他寫信給該地區的所有信徒，而不是給整個教會——這也是他通常的做法（見</w:t>
       </w:r>
-      <w:hyperlink r:id="rId42">
-        <w:r>
-          <w:rPr>
-            <w:lang w:val="zh_TW" w:bidi="zh_TW"/>
-          </w:rPr>
-          <w:rPr>
-            <w:color w:val="0000EE"/>
-            <w:u w:val="single"/>
-          </w:rPr>
-          <w:t>林前1:1</w:t>
-        </w:r>
-      </w:hyperlink>
+      <w:r>
+        <w:rPr>
+          <w:lang w:val="zh_TW" w:bidi="zh_TW"/>
+        </w:rPr>
+        <w:t>林前1:1</w:t>
+      </w:r>
       <w:r>
         <w:rPr>
           <w:lang w:val="zh_TW" w:bidi="zh_TW"/>
         </w:rPr>
         <w:t>；</w:t>
       </w:r>
-      <w:hyperlink r:id="rId43">
-        <w:r>
-          <w:rPr>
-            <w:lang w:val="zh_TW" w:bidi="zh_TW"/>
-          </w:rPr>
-          <w:rPr>
-            <w:color w:val="0000EE"/>
-            <w:u w:val="single"/>
-          </w:rPr>
-          <w:t>林後1:1</w:t>
-        </w:r>
-      </w:hyperlink>
+      <w:r>
+        <w:rPr>
+          <w:lang w:val="zh_TW" w:bidi="zh_TW"/>
+        </w:rPr>
+        <w:t>林後1:1</w:t>
+      </w:r>
       <w:r>
         <w:rPr>
           <w:lang w:val="zh_TW" w:bidi="zh_TW"/>
         </w:rPr>
         <w:t>；</w:t>
       </w:r>
-      <w:hyperlink r:id="rId44">
-        <w:r>
-          <w:rPr>
-            <w:lang w:val="zh_TW" w:bidi="zh_TW"/>
-          </w:rPr>
-          <w:rPr>
-            <w:color w:val="0000EE"/>
-            <w:u w:val="single"/>
-          </w:rPr>
-          <w:t>帖前1:1</w:t>
-        </w:r>
-      </w:hyperlink>
+      <w:r>
+        <w:rPr>
+          <w:lang w:val="zh_TW" w:bidi="zh_TW"/>
+        </w:rPr>
+        <w:t>帖前1:1</w:t>
+      </w:r>
       <w:r>
         <w:rPr>
           <w:lang w:val="zh_TW" w:bidi="zh_TW"/>
         </w:rPr>
         <w:t>；</w:t>
       </w:r>
-      <w:hyperlink r:id="rId45">
-        <w:r>
-          <w:rPr>
-            <w:lang w:val="zh_TW" w:bidi="zh_TW"/>
-          </w:rPr>
-          <w:rPr>
-            <w:color w:val="0000EE"/>
-            <w:u w:val="single"/>
-          </w:rPr>
-          <w:t>帖後1:1</w:t>
-        </w:r>
-      </w:hyperlink>
+      <w:r>
+        <w:rPr>
+          <w:lang w:val="zh_TW" w:bidi="zh_TW"/>
+        </w:rPr>
+        <w:t>帖後1:1</w:t>
+      </w:r>
       <w:r>
         <w:rPr>
           <w:lang w:val="zh_TW" w:bidi="zh_TW"/>
         </w:rPr>
         <w:t>）。即便如此，「在羅馬、為神所愛、奉召作聖徒的眾人」也將構成「羅馬的教會」（參</w:t>
       </w:r>
-      <w:hyperlink r:id="rId46">
-        <w:r>
-          <w:rPr>
-            <w:lang w:val="zh_TW" w:bidi="zh_TW"/>
-          </w:rPr>
-          <w:rPr>
-            <w:color w:val="0000EE"/>
-            <w:u w:val="single"/>
-          </w:rPr>
-          <w:t>腓1:1</w:t>
-        </w:r>
-      </w:hyperlink>
+      <w:r>
+        <w:rPr>
+          <w:lang w:val="zh_TW" w:bidi="zh_TW"/>
+        </w:rPr>
+        <w:t>腓1:1</w:t>
+      </w:r>
       <w:r>
         <w:rPr>
           <w:lang w:val="zh_TW" w:bidi="zh_TW"/>
@@ -1396,18 +1168,12 @@
         </w:rPr>
         <w:t>在羅馬書的最後一章，保羅請所有在羅馬的信徒（即羅馬的「地方」教會）問候在百基拉和亞居拉家中的教會。在本章後面，保羅請教會問候亞遜其土、弗勒干、黑米、八羅巴、黑馬，以及與他們在一起的弟兄們。然後他再次請教會問候非羅羅古和猶利亞、尼利亞和他姊妹、阿林巴，以及所有與他們在一起的聖徒（</w:t>
       </w:r>
-      <w:hyperlink r:id="rId47">
-        <w:r>
-          <w:rPr>
-            <w:lang w:val="zh_TW" w:bidi="zh_TW"/>
-          </w:rPr>
-          <w:rPr>
-            <w:color w:val="0000EE"/>
-            <w:u w:val="single"/>
-          </w:rPr>
-          <w:t>羅16:14–15</w:t>
-        </w:r>
-      </w:hyperlink>
+      <w:r>
+        <w:rPr>
+          <w:lang w:val="zh_TW" w:bidi="zh_TW"/>
+        </w:rPr>
+        <w:t>羅16:14–15</w:t>
+      </w:r>
       <w:r>
         <w:rPr>
           <w:lang w:val="zh_TW" w:bidi="zh_TW"/>
@@ -1428,18 +1194,12 @@
         </w:rPr>
         <w:t>顯然，保羅是在指另外兩組信徒，他們一定是在一起聚會的（在羅馬書</w:t>
       </w:r>
-      <w:hyperlink r:id="rId48">
-        <w:r>
-          <w:rPr>
-            <w:lang w:val="zh_TW" w:bidi="zh_TW"/>
-          </w:rPr>
-          <w:rPr>
-            <w:color w:val="0000EE"/>
-            <w:u w:val="single"/>
-          </w:rPr>
-          <w:t>16:10–11</w:t>
-        </w:r>
-      </w:hyperlink>
+      <w:r>
+        <w:rPr>
+          <w:lang w:val="zh_TW" w:bidi="zh_TW"/>
+        </w:rPr>
+        <w:t>16:10–11</w:t>
+      </w:r>
       <w:r>
         <w:rPr>
           <w:lang w:val="zh_TW" w:bidi="zh_TW"/>
@@ -1525,36 +1285,24 @@
         </w:rPr>
         <w:t>的確，當保羅寫信給羅馬人時，他說他們的信德傳遍了天下（</w:t>
       </w:r>
-      <w:hyperlink r:id="rId49">
-        <w:r>
-          <w:rPr>
-            <w:lang w:val="zh_TW" w:bidi="zh_TW"/>
-          </w:rPr>
-          <w:rPr>
-            <w:color w:val="0000EE"/>
-            <w:u w:val="single"/>
-          </w:rPr>
-          <w:t>1:8</w:t>
-        </w:r>
-      </w:hyperlink>
+      <w:r>
+        <w:rPr>
+          <w:lang w:val="zh_TW" w:bidi="zh_TW"/>
+        </w:rPr>
+        <w:t>1:8</w:t>
+      </w:r>
       <w:r>
         <w:rPr>
           <w:lang w:val="zh_TW" w:bidi="zh_TW"/>
         </w:rPr>
         <w:t>）。這表明羅馬的教會已經對地中海世界產生影響。當保羅在三年後（公元61年）來到羅馬時，當地已經有一個大型的教會存在。從</w:t>
       </w:r>
-      <w:hyperlink r:id="rId50">
-        <w:r>
-          <w:rPr>
-            <w:lang w:val="zh_TW" w:bidi="zh_TW"/>
-          </w:rPr>
-          <w:rPr>
-            <w:color w:val="0000EE"/>
-            <w:u w:val="single"/>
-          </w:rPr>
-          <w:t>羅馬書十五章23節</w:t>
-        </w:r>
-      </w:hyperlink>
+      <w:r>
+        <w:rPr>
+          <w:lang w:val="zh_TW" w:bidi="zh_TW"/>
+        </w:rPr>
+        <w:t>羅馬書十五章23節</w:t>
+      </w:r>
       <w:r>
         <w:rPr>
           <w:lang w:val="zh_TW" w:bidi="zh_TW"/>
@@ -1575,18 +1323,12 @@
         </w:rPr>
         <w:t>總之，保羅寫信給羅馬教會時，羅馬教會已經是一個相當大的教會。整個教會不可能在亞居拉和百基拉的家中聚會。他們是製造帳棚的工匠，應該只有一間中等大小的房子。此外，保羅在第</w:t>
       </w:r>
-      <w:hyperlink r:id="rId51">
-        <w:r>
-          <w:rPr>
-            <w:lang w:val="zh_TW" w:bidi="zh_TW"/>
-          </w:rPr>
-          <w:rPr>
-            <w:color w:val="0000EE"/>
-            <w:u w:val="single"/>
-          </w:rPr>
-          <w:t>16</w:t>
-        </w:r>
-      </w:hyperlink>
+      <w:r>
+        <w:rPr>
+          <w:lang w:val="zh_TW" w:bidi="zh_TW"/>
+        </w:rPr>
+        <w:t>16</w:t>
+      </w:r>
       <w:r>
         <w:rPr>
           <w:lang w:val="zh_TW" w:bidi="zh_TW"/>
@@ -1620,126 +1362,84 @@
         </w:rPr>
         <w:t>，這意味著有幾個家庭教會共同組成了羅馬的一個地方教會。例如，羅馬的基督徒顯然在許多家庭中敬拜，例如百基拉和亞居拉的家。其它在家庭中聚會的教會也在</w:t>
       </w:r>
-      <w:hyperlink r:id="rId52">
-        <w:r>
-          <w:rPr>
-            <w:lang w:val="zh_TW" w:bidi="zh_TW"/>
-          </w:rPr>
-          <w:rPr>
-            <w:color w:val="0000EE"/>
-            <w:u w:val="single"/>
-          </w:rPr>
-          <w:t>歌羅西書四章15節</w:t>
-        </w:r>
-      </w:hyperlink>
+      <w:r>
+        <w:rPr>
+          <w:lang w:val="zh_TW" w:bidi="zh_TW"/>
+        </w:rPr>
+        <w:t>歌羅西書四章15節</w:t>
+      </w:r>
       <w:r>
         <w:rPr>
           <w:lang w:val="zh_TW" w:bidi="zh_TW"/>
         </w:rPr>
         <w:t>和</w:t>
       </w:r>
-      <w:hyperlink r:id="rId36">
-        <w:r>
-          <w:rPr>
-            <w:lang w:val="zh_TW" w:bidi="zh_TW"/>
-          </w:rPr>
-          <w:rPr>
-            <w:color w:val="0000EE"/>
-            <w:u w:val="single"/>
-          </w:rPr>
-          <w:t>腓利門書一章2節</w:t>
-        </w:r>
-      </w:hyperlink>
+      <w:r>
+        <w:rPr>
+          <w:lang w:val="zh_TW" w:bidi="zh_TW"/>
+        </w:rPr>
+        <w:t>腓利門書一章2節</w:t>
+      </w:r>
       <w:r>
         <w:rPr>
           <w:lang w:val="zh_TW" w:bidi="zh_TW"/>
         </w:rPr>
         <w:t>中提到。基督徒群體在重要信徒的家中或其它可用的房間裡聚會（參</w:t>
       </w:r>
-      <w:hyperlink r:id="rId53">
-        <w:r>
-          <w:rPr>
-            <w:lang w:val="zh_TW" w:bidi="zh_TW"/>
-          </w:rPr>
-          <w:rPr>
-            <w:color w:val="0000EE"/>
-            <w:u w:val="single"/>
-          </w:rPr>
-          <w:t>太26:16</w:t>
-        </w:r>
-      </w:hyperlink>
+      <w:r>
+        <w:rPr>
+          <w:lang w:val="zh_TW" w:bidi="zh_TW"/>
+        </w:rPr>
+        <w:t>太26:16</w:t>
+      </w:r>
       <w:r>
         <w:rPr>
           <w:lang w:val="zh_TW" w:bidi="zh_TW"/>
         </w:rPr>
         <w:t>；</w:t>
       </w:r>
-      <w:hyperlink r:id="rId54">
-        <w:r>
-          <w:rPr>
-            <w:lang w:val="zh_TW" w:bidi="zh_TW"/>
-          </w:rPr>
-          <w:rPr>
-            <w:color w:val="0000EE"/>
-            <w:u w:val="single"/>
-          </w:rPr>
-          <w:t>徒12:12</w:t>
-        </w:r>
-      </w:hyperlink>
+      <w:r>
+        <w:rPr>
+          <w:lang w:val="zh_TW" w:bidi="zh_TW"/>
+        </w:rPr>
+        <w:t>徒12:12</w:t>
+      </w:r>
       <w:r>
         <w:rPr>
           <w:lang w:val="zh_TW" w:bidi="zh_TW"/>
         </w:rPr>
         <w:t>；</w:t>
       </w:r>
-      <w:hyperlink r:id="rId55">
-        <w:r>
-          <w:rPr>
-            <w:lang w:val="zh_TW" w:bidi="zh_TW"/>
-          </w:rPr>
-          <w:rPr>
-            <w:color w:val="0000EE"/>
-            <w:u w:val="single"/>
-          </w:rPr>
-          <w:t>林前16:19</w:t>
-        </w:r>
-      </w:hyperlink>
+      <w:r>
+        <w:rPr>
+          <w:lang w:val="zh_TW" w:bidi="zh_TW"/>
+        </w:rPr>
+        <w:t>林前16:19</w:t>
+      </w:r>
       <w:r>
         <w:rPr>
           <w:lang w:val="zh_TW" w:bidi="zh_TW"/>
         </w:rPr>
         <w:t>；</w:t>
       </w:r>
-      <w:hyperlink r:id="rId52">
-        <w:r>
-          <w:rPr>
-            <w:lang w:val="zh_TW" w:bidi="zh_TW"/>
-          </w:rPr>
-          <w:rPr>
-            <w:color w:val="0000EE"/>
-            <w:u w:val="single"/>
-          </w:rPr>
-          <w:t>西4:15</w:t>
-        </w:r>
-      </w:hyperlink>
+      <w:r>
+        <w:rPr>
+          <w:lang w:val="zh_TW" w:bidi="zh_TW"/>
+        </w:rPr>
+        <w:t>西4:15</w:t>
+      </w:r>
       <w:r>
         <w:rPr>
           <w:lang w:val="zh_TW" w:bidi="zh_TW"/>
         </w:rPr>
         <w:t>；</w:t>
       </w:r>
-      <w:hyperlink r:id="rId36">
-        <w:r>
-          <w:rPr>
-            <w:lang w:val="zh_TW" w:bidi="zh_TW"/>
-          </w:rPr>
-          <w:rPr>
-            <w:color w:val="0000EE"/>
-            <w:u w:val="single"/>
-          </w:rPr>
-          <w:t>門1:2</w:t>
-        </w:r>
-      </w:hyperlink>
+      <w:r>
+        <w:rPr>
+          <w:lang w:val="zh_TW" w:bidi="zh_TW"/>
+        </w:rPr>
+        <w:t>門1:2</w:t>
+      </w:r>
       <w:r>
         <w:rPr>
           <w:lang w:val="zh_TW" w:bidi="zh_TW"/>
@@ -1760,54 +1460,36 @@
         </w:rPr>
         <w:t>在保羅列出的名單中，百基拉和亞居拉家中的教會是五個信徒群體中第一個被提到的，但也是唯一被明確稱為教會的（見</w:t>
       </w:r>
-      <w:hyperlink r:id="rId56">
-        <w:r>
-          <w:rPr>
-            <w:lang w:val="zh_TW" w:bidi="zh_TW"/>
-          </w:rPr>
-          <w:rPr>
-            <w:color w:val="0000EE"/>
-            <w:u w:val="single"/>
-          </w:rPr>
-          <w:t>羅16:5、10–11、14–15</w:t>
-        </w:r>
-      </w:hyperlink>
+      <w:r>
+        <w:rPr>
+          <w:lang w:val="zh_TW" w:bidi="zh_TW"/>
+        </w:rPr>
+        <w:t>羅16:5、10–11、14–15</w:t>
+      </w:r>
       <w:r>
         <w:rPr>
           <w:lang w:val="zh_TW" w:bidi="zh_TW"/>
         </w:rPr>
         <w:t>）。百基拉和亞居拉開放他們的家供基督徒聚會，那裡提到的教會只是羅馬所有基督徒的一部分。第</w:t>
       </w:r>
-      <w:hyperlink r:id="rId48">
-        <w:r>
-          <w:rPr>
-            <w:lang w:val="zh_TW" w:bidi="zh_TW"/>
-          </w:rPr>
-          <w:rPr>
-            <w:color w:val="0000EE"/>
-            <w:u w:val="single"/>
-          </w:rPr>
-          <w:t>10–11節</w:t>
-        </w:r>
-      </w:hyperlink>
+      <w:r>
+        <w:rPr>
+          <w:lang w:val="zh_TW" w:bidi="zh_TW"/>
+        </w:rPr>
+        <w:t>10–11節</w:t>
+      </w:r>
       <w:r>
         <w:rPr>
           <w:lang w:val="zh_TW" w:bidi="zh_TW"/>
         </w:rPr>
         <w:t>和第</w:t>
       </w:r>
-      <w:hyperlink r:id="rId47">
-        <w:r>
-          <w:rPr>
-            <w:lang w:val="zh_TW" w:bidi="zh_TW"/>
-          </w:rPr>
-          <w:rPr>
-            <w:color w:val="0000EE"/>
-            <w:u w:val="single"/>
-          </w:rPr>
-          <w:t>14–15節</w:t>
-        </w:r>
-      </w:hyperlink>
+      <w:r>
+        <w:rPr>
+          <w:lang w:val="zh_TW" w:bidi="zh_TW"/>
+        </w:rPr>
+        <w:t>14–15節</w:t>
+      </w:r>
       <w:r>
         <w:rPr>
           <w:lang w:val="zh_TW" w:bidi="zh_TW"/>
@@ -1819,18 +1501,12 @@
       <w:pPr>
         <w:pStyle w:val="Heading3"/>
       </w:pPr>
-      <w:hyperlink r:id="rId37">
-        <w:r>
-          <w:rPr>
-            <w:lang w:val="zh_TW" w:bidi="zh_TW"/>
-          </w:rPr>
-          <w:rPr>
-            <w:color w:val="0000EE"/>
-            <w:u w:val="single"/>
-          </w:rPr>
-          <w:t>哥林多前書十六章19–20節</w:t>
-        </w:r>
-      </w:hyperlink>
+      <w:r>
+        <w:rPr>
+          <w:lang w:val="zh_TW" w:bidi="zh_TW"/>
+        </w:rPr>
+        <w:t>哥林多前書十六章19–20節</w:t>
+      </w:r>
     </w:p>
     <w:p>
       <w:pPr/>
@@ -1859,18 +1535,12 @@
         </w:rPr>
         <w:t>許多學者認為，亞居拉和百基拉在公元49年左右離開羅馬，當時皇帝克勞第下令要所有猶太人離開羅馬。他們當時可能已經是基督徒了。根據</w:t>
       </w:r>
-      <w:hyperlink r:id="rId57">
-        <w:r>
-          <w:rPr>
-            <w:lang w:val="zh_TW" w:bidi="zh_TW"/>
-          </w:rPr>
-          <w:rPr>
-            <w:color w:val="0000EE"/>
-            <w:u w:val="single"/>
-          </w:rPr>
-          <w:t>使徒行傳18章</w:t>
-        </w:r>
-      </w:hyperlink>
+      <w:r>
+        <w:rPr>
+          <w:lang w:val="zh_TW" w:bidi="zh_TW"/>
+        </w:rPr>
+        <w:t>使徒行傳18章</w:t>
+      </w:r>
       <w:r>
         <w:rPr>
           <w:lang w:val="zh_TW" w:bidi="zh_TW"/>
@@ -1891,36 +1561,24 @@
         </w:rPr>
         <w:t>以弗所的早期教會可能最初在亞居拉和百基拉的家中聚會。保羅幾年後回到以弗所，並在那裡停留了兩年（約公元53–54年）。在這段時間，保羅關於耶穌的教導從以弗所（作為中心）傳遍整個小亞細亞（見</w:t>
       </w:r>
-      <w:hyperlink r:id="rId58">
-        <w:r>
-          <w:rPr>
-            <w:lang w:val="zh_TW" w:bidi="zh_TW"/>
-          </w:rPr>
-          <w:rPr>
-            <w:color w:val="0000EE"/>
-            <w:u w:val="single"/>
-          </w:rPr>
-          <w:t>徒19:8–10</w:t>
-        </w:r>
-      </w:hyperlink>
+      <w:r>
+        <w:rPr>
+          <w:lang w:val="zh_TW" w:bidi="zh_TW"/>
+        </w:rPr>
+        <w:t>徒19:8–10</w:t>
+      </w:r>
       <w:r>
         <w:rPr>
           <w:lang w:val="zh_TW" w:bidi="zh_TW"/>
         </w:rPr>
         <w:t>）。隨著這一切的發生，以弗所的教會逐漸壯大（見</w:t>
       </w:r>
-      <w:hyperlink r:id="rId59">
-        <w:r>
-          <w:rPr>
-            <w:lang w:val="zh_TW" w:bidi="zh_TW"/>
-          </w:rPr>
-          <w:rPr>
-            <w:color w:val="0000EE"/>
-            <w:u w:val="single"/>
-          </w:rPr>
-          <w:t>18–20節</w:t>
-        </w:r>
-      </w:hyperlink>
+      <w:r>
+        <w:rPr>
+          <w:lang w:val="zh_TW" w:bidi="zh_TW"/>
+        </w:rPr>
+        <w:t>18–20節</w:t>
+      </w:r>
       <w:r>
         <w:rPr>
           <w:lang w:val="zh_TW" w:bidi="zh_TW"/>
@@ -1941,18 +1599,12 @@
         </w:rPr>
         <w:t>在這些年間，保羅寫信給哥林多信徒。他向亞細亞的教會、亞居拉和百基拉——以及他們家中的教會，還有所有的弟兄們問候（</w:t>
       </w:r>
-      <w:hyperlink r:id="rId37">
-        <w:r>
-          <w:rPr>
-            <w:lang w:val="zh_TW" w:bidi="zh_TW"/>
-          </w:rPr>
-          <w:rPr>
-            <w:color w:val="0000EE"/>
-            <w:u w:val="single"/>
-          </w:rPr>
-          <w:t>林前16:19–20</w:t>
-        </w:r>
-      </w:hyperlink>
+      <w:r>
+        <w:rPr>
+          <w:lang w:val="zh_TW" w:bidi="zh_TW"/>
+        </w:rPr>
+        <w:t>林前16:19–20</w:t>
+      </w:r>
       <w:r>
         <w:rPr>
           <w:lang w:val="zh_TW" w:bidi="zh_TW"/>
@@ -2045,18 +1697,12 @@
         </w:rPr>
         <w:t>我們從新約的其它部分了解到，以弗所必定有好幾個家庭聚會，因為那裡有很多聖徒。提摩太前書提到也支持這一點，這封書信是保羅在公元64年左右寫給提摩太的，當時提摩太正在以弗所領導教會。以弗所一定有許多聖徒——年輕男子（少年人）、年輕女子（少年婦女）、年長男子、寡婦等等（</w:t>
       </w:r>
-      <w:hyperlink r:id="rId60">
-        <w:r>
-          <w:rPr>
-            <w:lang w:val="zh_TW" w:bidi="zh_TW"/>
-          </w:rPr>
-          <w:rPr>
-            <w:color w:val="0000EE"/>
-            <w:u w:val="single"/>
-          </w:rPr>
-          <w:t>提前5–6章</w:t>
-        </w:r>
-      </w:hyperlink>
+      <w:r>
+        <w:rPr>
+          <w:lang w:val="zh_TW" w:bidi="zh_TW"/>
+        </w:rPr>
+        <w:t>提前5–6章</w:t>
+      </w:r>
       <w:r>
         <w:rPr>
           <w:lang w:val="zh_TW" w:bidi="zh_TW"/>
@@ -2095,18 +1741,12 @@
       <w:pPr>
         <w:pStyle w:val="Heading3"/>
       </w:pPr>
-      <w:hyperlink r:id="rId38">
-        <w:r>
-          <w:rPr>
-            <w:lang w:val="zh_TW" w:bidi="zh_TW"/>
-          </w:rPr>
-          <w:rPr>
-            <w:color w:val="0000EE"/>
-            <w:u w:val="single"/>
-          </w:rPr>
-          <w:t>歌羅西書四章15–16節</w:t>
-        </w:r>
-      </w:hyperlink>
+      <w:r>
+        <w:rPr>
+          <w:lang w:val="zh_TW" w:bidi="zh_TW"/>
+        </w:rPr>
+        <w:t>歌羅西書四章15–16節</w:t>
+      </w:r>
     </w:p>
     <w:p>
       <w:pPr/>
@@ -2193,36 +1833,24 @@
         </w:rPr>
         <w:t>根據</w:t>
       </w:r>
-      <w:hyperlink r:id="rId52">
-        <w:r>
-          <w:rPr>
-            <w:lang w:val="zh_TW" w:bidi="zh_TW"/>
-          </w:rPr>
-          <w:rPr>
-            <w:color w:val="0000EE"/>
-            <w:u w:val="single"/>
-          </w:rPr>
-          <w:t>歌羅西書4:15</w:t>
-        </w:r>
-      </w:hyperlink>
+      <w:r>
+        <w:rPr>
+          <w:lang w:val="zh_TW" w:bidi="zh_TW"/>
+        </w:rPr>
+        <w:t>歌羅西書4:15</w:t>
+      </w:r>
       <w:r>
         <w:rPr>
           <w:lang w:val="zh_TW" w:bidi="zh_TW"/>
         </w:rPr>
         <w:t>的結構，第一個問安似乎包括老底嘉（靠近歌羅西的一個教會）的所有信徒，他們將構成整個老底嘉的教會（在</w:t>
       </w:r>
-      <w:hyperlink r:id="rId61">
-        <w:r>
-          <w:rPr>
-            <w:lang w:val="zh_TW" w:bidi="zh_TW"/>
-          </w:rPr>
-          <w:rPr>
-            <w:color w:val="0000EE"/>
-            <w:u w:val="single"/>
-          </w:rPr>
-          <w:t>西4:16</w:t>
-        </w:r>
-      </w:hyperlink>
+      <w:r>
+        <w:rPr>
+          <w:lang w:val="zh_TW" w:bidi="zh_TW"/>
+        </w:rPr>
+        <w:t>西4:16</w:t>
+      </w:r>
       <w:r>
         <w:rPr>
           <w:lang w:val="zh_TW" w:bidi="zh_TW"/>
@@ -2316,18 +1944,12 @@
       <w:pPr>
         <w:pStyle w:val="Heading3"/>
       </w:pPr>
-      <w:hyperlink r:id="rId39">
-        <w:r>
-          <w:rPr>
-            <w:lang w:val="zh_TW" w:bidi="zh_TW"/>
-          </w:rPr>
-          <w:rPr>
-            <w:color w:val="0000EE"/>
-            <w:u w:val="single"/>
-          </w:rPr>
-          <w:t>腓利門書一章1–2節</w:t>
-        </w:r>
-      </w:hyperlink>
+      <w:r>
+        <w:rPr>
+          <w:lang w:val="zh_TW" w:bidi="zh_TW"/>
+        </w:rPr>
+        <w:t>腓利門書一章1–2節</w:t>
+      </w:r>
     </w:p>
     <w:p>
       <w:pPr/>
@@ -2356,36 +1978,24 @@
         </w:rPr>
         <w:t>在這封簡短的書信的開頭，保羅向腓利門、亞腓亞、亞基布和在腓利門家中的教會問安。保羅並沒有向歌羅西的所有聖徒問安，然後再向腓利門家中的教會問安。這是</w:t>
       </w:r>
-      <w:hyperlink r:id="rId37">
-        <w:r>
-          <w:rPr>
-            <w:lang w:val="zh_TW" w:bidi="zh_TW"/>
-          </w:rPr>
-          <w:rPr>
-            <w:color w:val="0000EE"/>
-            <w:u w:val="single"/>
-          </w:rPr>
-          <w:t>哥林多前書十六章19至20節</w:t>
-        </w:r>
-      </w:hyperlink>
+      <w:r>
+        <w:rPr>
+          <w:lang w:val="zh_TW" w:bidi="zh_TW"/>
+        </w:rPr>
+        <w:t>哥林多前書十六章19至20節</w:t>
+      </w:r>
       <w:r>
         <w:rPr>
           <w:lang w:val="zh_TW" w:bidi="zh_TW"/>
         </w:rPr>
         <w:t>和</w:t>
       </w:r>
-      <w:hyperlink r:id="rId52">
-        <w:r>
-          <w:rPr>
-            <w:lang w:val="zh_TW" w:bidi="zh_TW"/>
-          </w:rPr>
-          <w:rPr>
-            <w:color w:val="0000EE"/>
-            <w:u w:val="single"/>
-          </w:rPr>
-          <w:t>西歌羅西書四章15節</w:t>
-        </w:r>
-      </w:hyperlink>
+      <w:r>
+        <w:rPr>
+          <w:lang w:val="zh_TW" w:bidi="zh_TW"/>
+        </w:rPr>
+        <w:t>西歌羅西書四章15節</w:t>
+      </w:r>
       <w:r>
         <w:rPr>
           <w:lang w:val="zh_TW" w:bidi="zh_TW"/>
@@ -2417,18 +2027,12 @@
         </w:rPr>
         <w:t>當教會在耶路撒冷剛成立時，信徒們在家中聚會，舉行團契和敬拜。早期的基督徒在家中聚會，聆聽使徒的教導並舉行聖餐，這被稱為「擘餅」（</w:t>
       </w:r>
-      <w:hyperlink r:id="rId62">
-        <w:r>
-          <w:rPr>
-            <w:lang w:val="zh_TW" w:bidi="zh_TW"/>
-          </w:rPr>
-          <w:rPr>
-            <w:color w:val="0000EE"/>
-            <w:u w:val="single"/>
-          </w:rPr>
-          <w:t>徒2:42–47</w:t>
-        </w:r>
-      </w:hyperlink>
+      <w:r>
+        <w:rPr>
+          <w:lang w:val="zh_TW" w:bidi="zh_TW"/>
+        </w:rPr>
+        <w:t>徒2:42–47</w:t>
+      </w:r>
       <w:r>
         <w:rPr>
           <w:lang w:val="zh_TW" w:bidi="zh_TW"/>
@@ -2449,90 +2053,60 @@
         </w:rPr>
         <w:t>在這些聚會中，基督徒經常共享所謂的愛筵（</w:t>
       </w:r>
-      <w:hyperlink r:id="rId63">
-        <w:r>
-          <w:rPr>
-            <w:lang w:val="zh_TW" w:bidi="zh_TW"/>
-          </w:rPr>
-          <w:rPr>
-            <w:color w:val="0000EE"/>
-            <w:u w:val="single"/>
-          </w:rPr>
-          <w:t>彼後2:13</w:t>
-        </w:r>
-      </w:hyperlink>
+      <w:r>
+        <w:rPr>
+          <w:lang w:val="zh_TW" w:bidi="zh_TW"/>
+        </w:rPr>
+        <w:t>彼後2:13</w:t>
+      </w:r>
       <w:r>
         <w:rPr>
           <w:lang w:val="zh_TW" w:bidi="zh_TW"/>
         </w:rPr>
         <w:t>；</w:t>
       </w:r>
-      <w:hyperlink r:id="rId64">
-        <w:r>
-          <w:rPr>
-            <w:lang w:val="zh_TW" w:bidi="zh_TW"/>
-          </w:rPr>
-          <w:rPr>
-            <w:color w:val="0000EE"/>
-            <w:u w:val="single"/>
-          </w:rPr>
-          <w:t>猶1:12</w:t>
-        </w:r>
-      </w:hyperlink>
+      <w:r>
+        <w:rPr>
+          <w:lang w:val="zh_TW" w:bidi="zh_TW"/>
+        </w:rPr>
+        <w:t>猶1:12</w:t>
+      </w:r>
       <w:r>
         <w:rPr>
           <w:lang w:val="zh_TW" w:bidi="zh_TW"/>
         </w:rPr>
         <w:t>）。在這些聚會中，他們誦讀經文、唱聖詩和詩篇，並喜樂地讚美主（見</w:t>
       </w:r>
-      <w:hyperlink r:id="rId65">
-        <w:r>
-          <w:rPr>
-            <w:lang w:val="zh_TW" w:bidi="zh_TW"/>
-          </w:rPr>
-          <w:rPr>
-            <w:color w:val="0000EE"/>
-            <w:u w:val="single"/>
-          </w:rPr>
-          <w:t>弗5:18–20</w:t>
-        </w:r>
-      </w:hyperlink>
+      <w:r>
+        <w:rPr>
+          <w:lang w:val="zh_TW" w:bidi="zh_TW"/>
+        </w:rPr>
+        <w:t>弗5:18–20</w:t>
+      </w:r>
       <w:r>
         <w:rPr>
           <w:lang w:val="zh_TW" w:bidi="zh_TW"/>
         </w:rPr>
         <w:t>；</w:t>
       </w:r>
-      <w:hyperlink r:id="rId66">
-        <w:r>
-          <w:rPr>
-            <w:lang w:val="zh_TW" w:bidi="zh_TW"/>
-          </w:rPr>
-          <w:rPr>
-            <w:color w:val="0000EE"/>
-            <w:u w:val="single"/>
-          </w:rPr>
-          <w:t>西3:16–17</w:t>
-        </w:r>
-      </w:hyperlink>
+      <w:r>
+        <w:rPr>
+          <w:lang w:val="zh_TW" w:bidi="zh_TW"/>
+        </w:rPr>
+        <w:t>西3:16–17</w:t>
+      </w:r>
       <w:r>
         <w:rPr>
           <w:lang w:val="zh_TW" w:bidi="zh_TW"/>
         </w:rPr>
         <w:t>）。 基督徒也聚集在家中禱告（</w:t>
       </w:r>
-      <w:hyperlink r:id="rId54">
-        <w:r>
-          <w:rPr>
-            <w:lang w:val="zh_TW" w:bidi="zh_TW"/>
-          </w:rPr>
-          <w:rPr>
-            <w:color w:val="0000EE"/>
-            <w:u w:val="single"/>
-          </w:rPr>
-          <w:t>徒12:12</w:t>
-        </w:r>
-      </w:hyperlink>
+      <w:r>
+        <w:rPr>
+          <w:lang w:val="zh_TW" w:bidi="zh_TW"/>
+        </w:rPr>
+        <w:t>徒12:12</w:t>
+      </w:r>
       <w:r>
         <w:rPr>
           <w:lang w:val="zh_TW" w:bidi="zh_TW"/>
@@ -2566,36 +2140,24 @@
         </w:rPr>
         <w:t>的城裡，所有的信徒會在特別的場合聚集在一起。聖經告訴我們，所有信徒會聚集在一起聆聽使徒的書信（見</w:t>
       </w:r>
-      <w:hyperlink r:id="rId67">
-        <w:r>
-          <w:rPr>
-            <w:lang w:val="zh_TW" w:bidi="zh_TW"/>
-          </w:rPr>
-          <w:rPr>
-            <w:color w:val="0000EE"/>
-            <w:u w:val="single"/>
-          </w:rPr>
-          <w:t>徒15:30</w:t>
-        </w:r>
-      </w:hyperlink>
+      <w:r>
+        <w:rPr>
+          <w:lang w:val="zh_TW" w:bidi="zh_TW"/>
+        </w:rPr>
+        <w:t>徒15:30</w:t>
+      </w:r>
       <w:r>
         <w:rPr>
           <w:lang w:val="zh_TW" w:bidi="zh_TW"/>
         </w:rPr>
         <w:t>；</w:t>
       </w:r>
-      <w:hyperlink r:id="rId61">
-        <w:r>
-          <w:rPr>
-            <w:lang w:val="zh_TW" w:bidi="zh_TW"/>
-          </w:rPr>
-          <w:rPr>
-            <w:color w:val="0000EE"/>
-            <w:u w:val="single"/>
-          </w:rPr>
-          <w:t>西4:16</w:t>
-        </w:r>
-      </w:hyperlink>
+      <w:r>
+        <w:rPr>
+          <w:lang w:val="zh_TW" w:bidi="zh_TW"/>
+        </w:rPr>
+        <w:t>西4:16</w:t>
+      </w:r>
       <w:r>
         <w:rPr>
           <w:lang w:val="zh_TW" w:bidi="zh_TW"/>
@@ -2616,36 +2178,24 @@
         </w:rPr>
         <w:t>哥林多前書告訴我們，當一個城的所有信徒聚在一起敬拜時，早期的信徒是如何敬拜的。我們知道哥林多前書提到的是這樣大型的聚會，因為保羅在</w:t>
       </w:r>
-      <w:hyperlink r:id="rId68">
-        <w:r>
-          <w:rPr>
-            <w:lang w:val="zh_TW" w:bidi="zh_TW"/>
-          </w:rPr>
-          <w:rPr>
-            <w:color w:val="0000EE"/>
-            <w:u w:val="single"/>
-          </w:rPr>
-          <w:t>11:20</w:t>
-        </w:r>
-      </w:hyperlink>
+      <w:r>
+        <w:rPr>
+          <w:lang w:val="zh_TW" w:bidi="zh_TW"/>
+        </w:rPr>
+        <w:t>11:20</w:t>
+      </w:r>
       <w:r>
         <w:rPr>
           <w:lang w:val="zh_TW" w:bidi="zh_TW"/>
         </w:rPr>
         <w:t>提到所有信徒聚集在一個地方。同樣，他在</w:t>
       </w:r>
-      <w:hyperlink r:id="rId69">
-        <w:r>
-          <w:rPr>
-            <w:lang w:val="zh_TW" w:bidi="zh_TW"/>
-          </w:rPr>
-          <w:rPr>
-            <w:color w:val="0000EE"/>
-            <w:u w:val="single"/>
-          </w:rPr>
-          <w:t>14:23</w:t>
-        </w:r>
-      </w:hyperlink>
+      <w:r>
+        <w:rPr>
+          <w:lang w:val="zh_TW" w:bidi="zh_TW"/>
+        </w:rPr>
+        <w:t>14:23</w:t>
+      </w:r>
       <w:r>
         <w:rPr>
           <w:lang w:val="zh_TW" w:bidi="zh_TW"/>
@@ -2684,18 +2234,12 @@
         </w:rPr>
         <w:t>當他們慶祝聖餐時（</w:t>
       </w:r>
-      <w:hyperlink r:id="rId70">
-        <w:r>
-          <w:rPr>
-            <w:lang w:val="zh_TW" w:bidi="zh_TW"/>
-          </w:rPr>
-          <w:rPr>
-            <w:color w:val="0000EE"/>
-            <w:u w:val="single"/>
-          </w:rPr>
-          <w:t>林前11:17–34</w:t>
-        </w:r>
-      </w:hyperlink>
+      <w:r>
+        <w:rPr>
+          <w:lang w:val="zh_TW" w:bidi="zh_TW"/>
+        </w:rPr>
+        <w:t>林前11:17–34</w:t>
+      </w:r>
       <w:r>
         <w:rPr>
           <w:lang w:val="zh_TW" w:bidi="zh_TW"/>
@@ -2720,18 +2264,12 @@
         </w:rPr>
         <w:t>當他們在教會聚會中運用屬靈恩賜時（</w:t>
       </w:r>
-      <w:hyperlink r:id="rId71">
-        <w:r>
-          <w:rPr>
-            <w:lang w:val="zh_TW" w:bidi="zh_TW"/>
-          </w:rPr>
-          <w:rPr>
-            <w:color w:val="0000EE"/>
-            <w:u w:val="single"/>
-          </w:rPr>
-          <w:t>林前14章</w:t>
-        </w:r>
-      </w:hyperlink>
+      <w:r>
+        <w:rPr>
+          <w:lang w:val="zh_TW" w:bidi="zh_TW"/>
+        </w:rPr>
+        <w:t>林前14章</w:t>
+      </w:r>
       <w:r>
         <w:rPr>
           <w:lang w:val="zh_TW" w:bidi="zh_TW"/>
@@ -2780,18 +2318,12 @@
         </w:rPr>
         <w:t>保羅在第</w:t>
       </w:r>
-      <w:hyperlink r:id="rId71">
-        <w:r>
-          <w:rPr>
-            <w:lang w:val="zh_TW" w:bidi="zh_TW"/>
-          </w:rPr>
-          <w:rPr>
-            <w:color w:val="0000EE"/>
-            <w:u w:val="single"/>
-          </w:rPr>
-          <w:t>14</w:t>
-        </w:r>
-      </w:hyperlink>
+      <w:r>
+        <w:rPr>
+          <w:lang w:val="zh_TW" w:bidi="zh_TW"/>
+        </w:rPr>
+        <w:t>14</w:t>
+      </w:r>
       <w:r>
         <w:rPr>
           <w:lang w:val="zh_TW" w:bidi="zh_TW"/>
@@ -2965,234 +2497,156 @@
         </w:rPr>
         <w:t>教師保存了一個民族的價值觀和教育，並將這些傳承給下一代。在舊約時代，最早的教師通常是父母（</w:t>
       </w:r>
-      <w:hyperlink r:id="rId72">
-        <w:r>
-          <w:rPr>
-            <w:lang w:val="zh_TW" w:bidi="zh_TW"/>
-          </w:rPr>
-          <w:rPr>
-            <w:color w:val="0000EE"/>
-            <w:u w:val="single"/>
-          </w:rPr>
-          <w:t>申6:7、20–25</w:t>
-        </w:r>
-      </w:hyperlink>
+      <w:r>
+        <w:rPr>
+          <w:lang w:val="zh_TW" w:bidi="zh_TW"/>
+        </w:rPr>
+        <w:t>申6:7、20–25</w:t>
+      </w:r>
       <w:r>
         <w:rPr>
           <w:lang w:val="zh_TW" w:bidi="zh_TW"/>
         </w:rPr>
         <w:t>，</w:t>
       </w:r>
-      <w:hyperlink r:id="rId73">
-        <w:r>
-          <w:rPr>
-            <w:lang w:val="zh_TW" w:bidi="zh_TW"/>
-          </w:rPr>
-          <w:rPr>
-            <w:color w:val="0000EE"/>
-            <w:u w:val="single"/>
-          </w:rPr>
-          <w:t>11:19–21</w:t>
-        </w:r>
-      </w:hyperlink>
+      <w:r>
+        <w:rPr>
+          <w:lang w:val="zh_TW" w:bidi="zh_TW"/>
+        </w:rPr>
+        <w:t>11:19–21</w:t>
+      </w:r>
       <w:r>
         <w:rPr>
           <w:lang w:val="zh_TW" w:bidi="zh_TW"/>
         </w:rPr>
         <w:t>）。像摩西和亞倫這樣的領袖負責教導百姓（</w:t>
       </w:r>
-      <w:hyperlink r:id="rId74">
-        <w:r>
-          <w:rPr>
-            <w:lang w:val="zh_TW" w:bidi="zh_TW"/>
-          </w:rPr>
-          <w:rPr>
-            <w:color w:val="0000EE"/>
-            <w:u w:val="single"/>
-          </w:rPr>
-          <w:t>利10:11</w:t>
-        </w:r>
-      </w:hyperlink>
+      <w:r>
+        <w:rPr>
+          <w:lang w:val="zh_TW" w:bidi="zh_TW"/>
+        </w:rPr>
+        <w:t>利10:11</w:t>
+      </w:r>
       <w:r>
         <w:rPr>
           <w:lang w:val="zh_TW" w:bidi="zh_TW"/>
         </w:rPr>
         <w:t>）。後來，祭司和利未人也有教導的職責（</w:t>
       </w:r>
-      <w:hyperlink r:id="rId75">
-        <w:r>
-          <w:rPr>
-            <w:lang w:val="zh_TW" w:bidi="zh_TW"/>
-          </w:rPr>
-          <w:rPr>
-            <w:color w:val="0000EE"/>
-            <w:u w:val="single"/>
-          </w:rPr>
-          <w:t>申24:8</w:t>
-        </w:r>
-      </w:hyperlink>
+      <w:r>
+        <w:rPr>
+          <w:lang w:val="zh_TW" w:bidi="zh_TW"/>
+        </w:rPr>
+        <w:t>申24:8</w:t>
+      </w:r>
       <w:r>
         <w:rPr>
           <w:lang w:val="zh_TW" w:bidi="zh_TW"/>
         </w:rPr>
         <w:t>，</w:t>
       </w:r>
-      <w:hyperlink r:id="rId76">
-        <w:r>
-          <w:rPr>
-            <w:lang w:val="zh_TW" w:bidi="zh_TW"/>
-          </w:rPr>
-          <w:rPr>
-            <w:color w:val="0000EE"/>
-            <w:u w:val="single"/>
-          </w:rPr>
-          <w:t>33:8–10</w:t>
-        </w:r>
-      </w:hyperlink>
+      <w:r>
+        <w:rPr>
+          <w:lang w:val="zh_TW" w:bidi="zh_TW"/>
+        </w:rPr>
+        <w:t>33:8–10</w:t>
+      </w:r>
       <w:r>
         <w:rPr>
           <w:lang w:val="zh_TW" w:bidi="zh_TW"/>
         </w:rPr>
         <w:t>；</w:t>
       </w:r>
-      <w:hyperlink r:id="rId77">
-        <w:r>
-          <w:rPr>
-            <w:lang w:val="zh_TW" w:bidi="zh_TW"/>
-          </w:rPr>
-          <w:rPr>
-            <w:color w:val="0000EE"/>
-            <w:u w:val="single"/>
-          </w:rPr>
-          <w:t>代下17:7–9</w:t>
-        </w:r>
-      </w:hyperlink>
+      <w:r>
+        <w:rPr>
+          <w:lang w:val="zh_TW" w:bidi="zh_TW"/>
+        </w:rPr>
+        <w:t>代下17:7–9</w:t>
+      </w:r>
       <w:r>
         <w:rPr>
           <w:lang w:val="zh_TW" w:bidi="zh_TW"/>
         </w:rPr>
         <w:t>；</w:t>
       </w:r>
-      <w:hyperlink r:id="rId78">
-        <w:r>
-          <w:rPr>
-            <w:lang w:val="zh_TW" w:bidi="zh_TW"/>
-          </w:rPr>
-          <w:rPr>
-            <w:color w:val="0000EE"/>
-            <w:u w:val="single"/>
-          </w:rPr>
-          <w:t>拉44:23</w:t>
-        </w:r>
-      </w:hyperlink>
+      <w:r>
+        <w:rPr>
+          <w:lang w:val="zh_TW" w:bidi="zh_TW"/>
+        </w:rPr>
+        <w:t>拉44:23</w:t>
+      </w:r>
       <w:r>
         <w:rPr>
           <w:lang w:val="zh_TW" w:bidi="zh_TW"/>
         </w:rPr>
         <w:t>；</w:t>
       </w:r>
-      <w:hyperlink r:id="rId79">
-        <w:r>
-          <w:rPr>
-            <w:lang w:val="zh_TW" w:bidi="zh_TW"/>
-          </w:rPr>
-          <w:rPr>
-            <w:color w:val="0000EE"/>
-            <w:u w:val="single"/>
-          </w:rPr>
-          <w:t>彌3:11</w:t>
-        </w:r>
-      </w:hyperlink>
+      <w:r>
+        <w:rPr>
+          <w:lang w:val="zh_TW" w:bidi="zh_TW"/>
+        </w:rPr>
+        <w:t>彌3:11</w:t>
+      </w:r>
       <w:r>
         <w:rPr>
           <w:lang w:val="zh_TW" w:bidi="zh_TW"/>
         </w:rPr>
         <w:t>）。神自己也被認為是一位教師（</w:t>
       </w:r>
-      <w:hyperlink r:id="rId80">
-        <w:r>
-          <w:rPr>
-            <w:lang w:val="zh_TW" w:bidi="zh_TW"/>
-          </w:rPr>
-          <w:rPr>
-            <w:color w:val="0000EE"/>
-            <w:u w:val="single"/>
-          </w:rPr>
-          <w:t>詩25:8、12</w:t>
-        </w:r>
-      </w:hyperlink>
+      <w:r>
+        <w:rPr>
+          <w:lang w:val="zh_TW" w:bidi="zh_TW"/>
+        </w:rPr>
+        <w:t>詩25:8、12</w:t>
+      </w:r>
       <w:r>
         <w:rPr>
           <w:lang w:val="zh_TW" w:bidi="zh_TW"/>
         </w:rPr>
         <w:t>，</w:t>
       </w:r>
-      <w:hyperlink r:id="rId81">
-        <w:r>
-          <w:rPr>
-            <w:lang w:val="zh_TW" w:bidi="zh_TW"/>
-          </w:rPr>
-          <w:rPr>
-            <w:color w:val="0000EE"/>
-            <w:u w:val="single"/>
-          </w:rPr>
-          <w:t>27:11</w:t>
-        </w:r>
-      </w:hyperlink>
+      <w:r>
+        <w:rPr>
+          <w:lang w:val="zh_TW" w:bidi="zh_TW"/>
+        </w:rPr>
+        <w:t>27:11</w:t>
+      </w:r>
       <w:r>
         <w:rPr>
           <w:lang w:val="zh_TW" w:bidi="zh_TW"/>
         </w:rPr>
         <w:t>，</w:t>
       </w:r>
-      <w:hyperlink r:id="rId82">
-        <w:r>
-          <w:rPr>
-            <w:lang w:val="zh_TW" w:bidi="zh_TW"/>
-          </w:rPr>
-          <w:rPr>
-            <w:color w:val="0000EE"/>
-            <w:u w:val="single"/>
-          </w:rPr>
-          <w:t>32:8</w:t>
-        </w:r>
-      </w:hyperlink>
+      <w:r>
+        <w:rPr>
+          <w:lang w:val="zh_TW" w:bidi="zh_TW"/>
+        </w:rPr>
+        <w:t>32:8</w:t>
+      </w:r>
       <w:r>
         <w:rPr>
           <w:lang w:val="zh_TW" w:bidi="zh_TW"/>
         </w:rPr>
         <w:t>，</w:t>
       </w:r>
-      <w:hyperlink r:id="rId83">
-        <w:r>
-          <w:rPr>
-            <w:lang w:val="zh_TW" w:bidi="zh_TW"/>
-          </w:rPr>
-          <w:rPr>
-            <w:color w:val="0000EE"/>
-            <w:u w:val="single"/>
-          </w:rPr>
-          <w:t>86:11</w:t>
-        </w:r>
-      </w:hyperlink>
+      <w:r>
+        <w:rPr>
+          <w:lang w:val="zh_TW" w:bidi="zh_TW"/>
+        </w:rPr>
+        <w:t>86:11</w:t>
+      </w:r>
       <w:r>
         <w:rPr>
           <w:lang w:val="zh_TW" w:bidi="zh_TW"/>
         </w:rPr>
         <w:t>；</w:t>
       </w:r>
-      <w:hyperlink r:id="rId84">
-        <w:r>
-          <w:rPr>
-            <w:lang w:val="zh_TW" w:bidi="zh_TW"/>
-          </w:rPr>
-          <w:rPr>
-            <w:color w:val="0000EE"/>
-            <w:u w:val="single"/>
-          </w:rPr>
-          <w:t>賽2:3</w:t>
-        </w:r>
-      </w:hyperlink>
+      <w:r>
+        <w:rPr>
+          <w:lang w:val="zh_TW" w:bidi="zh_TW"/>
+        </w:rPr>
+        <w:t>賽2:3</w:t>
+      </w:r>
       <w:r>
         <w:rPr>
           <w:lang w:val="zh_TW" w:bidi="zh_TW"/>
@@ -3213,468 +2667,312 @@
         </w:rPr>
         <w:t>在新約中，希臘文中用來表示「教師」的名詞和「教訓（to teach）」的動詞被廣泛使用。施洗約翰被稱為教師（</w:t>
       </w:r>
-      <w:hyperlink r:id="rId85">
-        <w:r>
-          <w:rPr>
-            <w:lang w:val="zh_TW" w:bidi="zh_TW"/>
-          </w:rPr>
-          <w:rPr>
-            <w:color w:val="0000EE"/>
-            <w:u w:val="single"/>
-          </w:rPr>
-          <w:t>路3:12</w:t>
-        </w:r>
-      </w:hyperlink>
+      <w:r>
+        <w:rPr>
+          <w:lang w:val="zh_TW" w:bidi="zh_TW"/>
+        </w:rPr>
+        <w:t>路3:12</w:t>
+      </w:r>
       <w:r>
         <w:rPr>
           <w:lang w:val="zh_TW" w:bidi="zh_TW"/>
         </w:rPr>
         <w:t>）。教訓這個詞被用在耶穌身上超過30次（</w:t>
       </w:r>
-      <w:hyperlink r:id="rId86">
-        <w:r>
-          <w:rPr>
-            <w:lang w:val="zh_TW" w:bidi="zh_TW"/>
-          </w:rPr>
-          <w:rPr>
-            <w:color w:val="0000EE"/>
-            <w:u w:val="single"/>
-          </w:rPr>
-          <w:t>太4:23</w:t>
-        </w:r>
-      </w:hyperlink>
+      <w:r>
+        <w:rPr>
+          <w:lang w:val="zh_TW" w:bidi="zh_TW"/>
+        </w:rPr>
+        <w:t>太4:23</w:t>
+      </w:r>
       <w:r>
         <w:rPr>
           <w:lang w:val="zh_TW" w:bidi="zh_TW"/>
         </w:rPr>
         <w:t>，</w:t>
       </w:r>
-      <w:hyperlink r:id="rId87">
-        <w:r>
-          <w:rPr>
-            <w:lang w:val="zh_TW" w:bidi="zh_TW"/>
-          </w:rPr>
-          <w:rPr>
-            <w:color w:val="0000EE"/>
-            <w:u w:val="single"/>
-          </w:rPr>
-          <w:t>5:2</w:t>
-        </w:r>
-      </w:hyperlink>
+      <w:r>
+        <w:rPr>
+          <w:lang w:val="zh_TW" w:bidi="zh_TW"/>
+        </w:rPr>
+        <w:t>5:2</w:t>
+      </w:r>
       <w:r>
         <w:rPr>
           <w:lang w:val="zh_TW" w:bidi="zh_TW"/>
         </w:rPr>
         <w:t>，</w:t>
       </w:r>
-      <w:hyperlink r:id="rId88">
-        <w:r>
-          <w:rPr>
-            <w:lang w:val="zh_TW" w:bidi="zh_TW"/>
-          </w:rPr>
-          <w:rPr>
-            <w:color w:val="0000EE"/>
-            <w:u w:val="single"/>
-          </w:rPr>
-          <w:t>7:29</w:t>
-        </w:r>
-      </w:hyperlink>
+      <w:r>
+        <w:rPr>
+          <w:lang w:val="zh_TW" w:bidi="zh_TW"/>
+        </w:rPr>
+        <w:t>7:29</w:t>
+      </w:r>
       <w:r>
         <w:rPr>
           <w:lang w:val="zh_TW" w:bidi="zh_TW"/>
         </w:rPr>
         <w:t>，</w:t>
       </w:r>
-      <w:hyperlink r:id="rId89">
-        <w:r>
-          <w:rPr>
-            <w:lang w:val="zh_TW" w:bidi="zh_TW"/>
-          </w:rPr>
-          <w:rPr>
-            <w:color w:val="0000EE"/>
-            <w:u w:val="single"/>
-          </w:rPr>
-          <w:t>9:35</w:t>
-        </w:r>
-      </w:hyperlink>
+      <w:r>
+        <w:rPr>
+          <w:lang w:val="zh_TW" w:bidi="zh_TW"/>
+        </w:rPr>
+        <w:t>9:35</w:t>
+      </w:r>
       <w:r>
         <w:rPr>
           <w:lang w:val="zh_TW" w:bidi="zh_TW"/>
         </w:rPr>
         <w:t>，</w:t>
       </w:r>
-      <w:hyperlink r:id="rId90">
-        <w:r>
-          <w:rPr>
-            <w:lang w:val="zh_TW" w:bidi="zh_TW"/>
-          </w:rPr>
-          <w:rPr>
-            <w:color w:val="0000EE"/>
-            <w:u w:val="single"/>
-          </w:rPr>
-          <w:t>11:1</w:t>
-        </w:r>
-      </w:hyperlink>
+      <w:r>
+        <w:rPr>
+          <w:lang w:val="zh_TW" w:bidi="zh_TW"/>
+        </w:rPr>
+        <w:t>11:1</w:t>
+      </w:r>
       <w:r>
         <w:rPr>
           <w:lang w:val="zh_TW" w:bidi="zh_TW"/>
         </w:rPr>
         <w:t>；</w:t>
       </w:r>
-      <w:hyperlink r:id="rId91">
-        <w:r>
-          <w:rPr>
-            <w:lang w:val="zh_TW" w:bidi="zh_TW"/>
-          </w:rPr>
-          <w:rPr>
-            <w:color w:val="0000EE"/>
-            <w:u w:val="single"/>
-          </w:rPr>
-          <w:t>可1:21</w:t>
-        </w:r>
-      </w:hyperlink>
+      <w:r>
+        <w:rPr>
+          <w:lang w:val="zh_TW" w:bidi="zh_TW"/>
+        </w:rPr>
+        <w:t>可1:21</w:t>
+      </w:r>
       <w:r>
         <w:rPr>
           <w:lang w:val="zh_TW" w:bidi="zh_TW"/>
         </w:rPr>
         <w:t>，</w:t>
       </w:r>
-      <w:hyperlink r:id="rId92">
-        <w:r>
-          <w:rPr>
-            <w:lang w:val="zh_TW" w:bidi="zh_TW"/>
-          </w:rPr>
-          <w:rPr>
-            <w:color w:val="0000EE"/>
-            <w:u w:val="single"/>
-          </w:rPr>
-          <w:t>2:13</w:t>
-        </w:r>
-      </w:hyperlink>
+      <w:r>
+        <w:rPr>
+          <w:lang w:val="zh_TW" w:bidi="zh_TW"/>
+        </w:rPr>
+        <w:t>2:13</w:t>
+      </w:r>
       <w:r>
         <w:rPr>
           <w:lang w:val="zh_TW" w:bidi="zh_TW"/>
         </w:rPr>
         <w:t>，</w:t>
       </w:r>
-      <w:hyperlink r:id="rId93">
-        <w:r>
-          <w:rPr>
-            <w:lang w:val="zh_TW" w:bidi="zh_TW"/>
-          </w:rPr>
-          <w:rPr>
-            <w:color w:val="0000EE"/>
-            <w:u w:val="single"/>
-          </w:rPr>
-          <w:t>4:1–2</w:t>
-        </w:r>
-      </w:hyperlink>
+      <w:r>
+        <w:rPr>
+          <w:lang w:val="zh_TW" w:bidi="zh_TW"/>
+        </w:rPr>
+        <w:t>4:1–2</w:t>
+      </w:r>
       <w:r>
         <w:rPr>
           <w:lang w:val="zh_TW" w:bidi="zh_TW"/>
         </w:rPr>
         <w:t>，</w:t>
       </w:r>
-      <w:hyperlink r:id="rId94">
-        <w:r>
-          <w:rPr>
-            <w:lang w:val="zh_TW" w:bidi="zh_TW"/>
-          </w:rPr>
-          <w:rPr>
-            <w:color w:val="0000EE"/>
-            <w:u w:val="single"/>
-          </w:rPr>
-          <w:t>6:2、6、34</w:t>
-        </w:r>
-      </w:hyperlink>
+      <w:r>
+        <w:rPr>
+          <w:lang w:val="zh_TW" w:bidi="zh_TW"/>
+        </w:rPr>
+        <w:t>6:2、6、34</w:t>
+      </w:r>
       <w:r>
         <w:rPr>
           <w:lang w:val="zh_TW" w:bidi="zh_TW"/>
         </w:rPr>
         <w:t>；</w:t>
       </w:r>
-      <w:hyperlink r:id="rId95">
-        <w:r>
-          <w:rPr>
-            <w:lang w:val="zh_TW" w:bidi="zh_TW"/>
-          </w:rPr>
-          <w:rPr>
-            <w:color w:val="0000EE"/>
-            <w:u w:val="single"/>
-          </w:rPr>
-          <w:t>路4:15、31</w:t>
-        </w:r>
-      </w:hyperlink>
+      <w:r>
+        <w:rPr>
+          <w:lang w:val="zh_TW" w:bidi="zh_TW"/>
+        </w:rPr>
+        <w:t>路4:15、31</w:t>
+      </w:r>
       <w:r>
         <w:rPr>
           <w:lang w:val="zh_TW" w:bidi="zh_TW"/>
         </w:rPr>
         <w:t>，</w:t>
       </w:r>
-      <w:hyperlink r:id="rId96">
-        <w:r>
-          <w:rPr>
-            <w:lang w:val="zh_TW" w:bidi="zh_TW"/>
-          </w:rPr>
-          <w:rPr>
-            <w:color w:val="0000EE"/>
-            <w:u w:val="single"/>
-          </w:rPr>
-          <w:t>5:3</w:t>
-        </w:r>
-      </w:hyperlink>
+      <w:r>
+        <w:rPr>
+          <w:lang w:val="zh_TW" w:bidi="zh_TW"/>
+        </w:rPr>
+        <w:t>5:3</w:t>
+      </w:r>
       <w:r>
         <w:rPr>
           <w:lang w:val="zh_TW" w:bidi="zh_TW"/>
         </w:rPr>
         <w:t>，</w:t>
       </w:r>
-      <w:hyperlink r:id="rId97">
-        <w:r>
-          <w:rPr>
-            <w:lang w:val="zh_TW" w:bidi="zh_TW"/>
-          </w:rPr>
-          <w:rPr>
-            <w:color w:val="0000EE"/>
-            <w:u w:val="single"/>
-          </w:rPr>
-          <w:t>6:6</w:t>
-        </w:r>
-      </w:hyperlink>
+      <w:r>
+        <w:rPr>
+          <w:lang w:val="zh_TW" w:bidi="zh_TW"/>
+        </w:rPr>
+        <w:t>6:6</w:t>
+      </w:r>
       <w:r>
         <w:rPr>
           <w:lang w:val="zh_TW" w:bidi="zh_TW"/>
         </w:rPr>
         <w:t>；</w:t>
       </w:r>
-      <w:hyperlink r:id="rId98">
-        <w:r>
-          <w:rPr>
-            <w:lang w:val="zh_TW" w:bidi="zh_TW"/>
-          </w:rPr>
-          <w:rPr>
-            <w:color w:val="0000EE"/>
-            <w:u w:val="single"/>
-          </w:rPr>
-          <w:t>約6:59</w:t>
-        </w:r>
-      </w:hyperlink>
+      <w:r>
+        <w:rPr>
+          <w:lang w:val="zh_TW" w:bidi="zh_TW"/>
+        </w:rPr>
+        <w:t>約6:59</w:t>
+      </w:r>
       <w:r>
         <w:rPr>
           <w:lang w:val="zh_TW" w:bidi="zh_TW"/>
         </w:rPr>
         <w:t>，</w:t>
       </w:r>
-      <w:hyperlink r:id="rId99">
-        <w:r>
-          <w:rPr>
-            <w:lang w:val="zh_TW" w:bidi="zh_TW"/>
-          </w:rPr>
-          <w:rPr>
-            <w:color w:val="0000EE"/>
-            <w:u w:val="single"/>
-          </w:rPr>
-          <w:t>7:14、28</w:t>
-        </w:r>
-      </w:hyperlink>
+      <w:r>
+        <w:rPr>
+          <w:lang w:val="zh_TW" w:bidi="zh_TW"/>
+        </w:rPr>
+        <w:t>7:14、28</w:t>
+      </w:r>
       <w:r>
         <w:rPr>
           <w:lang w:val="zh_TW" w:bidi="zh_TW"/>
         </w:rPr>
         <w:t>；等等）。人們認為祂的教導有權柄（</w:t>
       </w:r>
-      <w:hyperlink r:id="rId88">
-        <w:r>
-          <w:rPr>
-            <w:lang w:val="zh_TW" w:bidi="zh_TW"/>
-          </w:rPr>
-          <w:rPr>
-            <w:color w:val="0000EE"/>
-            <w:u w:val="single"/>
-          </w:rPr>
-          <w:t>太7:29</w:t>
-        </w:r>
-      </w:hyperlink>
+      <w:r>
+        <w:rPr>
+          <w:lang w:val="zh_TW" w:bidi="zh_TW"/>
+        </w:rPr>
+        <w:t>太7:29</w:t>
+      </w:r>
       <w:r>
         <w:rPr>
           <w:lang w:val="zh_TW" w:bidi="zh_TW"/>
         </w:rPr>
         <w:t>；</w:t>
       </w:r>
-      <w:hyperlink r:id="rId100">
-        <w:r>
-          <w:rPr>
-            <w:lang w:val="zh_TW" w:bidi="zh_TW"/>
-          </w:rPr>
-          <w:rPr>
-            <w:color w:val="0000EE"/>
-            <w:u w:val="single"/>
-          </w:rPr>
-          <w:t>可1:22</w:t>
-        </w:r>
-      </w:hyperlink>
+      <w:r>
+        <w:rPr>
+          <w:lang w:val="zh_TW" w:bidi="zh_TW"/>
+        </w:rPr>
+        <w:t>可1:22</w:t>
+      </w:r>
       <w:r>
         <w:rPr>
           <w:lang w:val="zh_TW" w:bidi="zh_TW"/>
         </w:rPr>
         <w:t>；</w:t>
       </w:r>
-      <w:hyperlink r:id="rId101">
-        <w:r>
-          <w:rPr>
-            <w:lang w:val="zh_TW" w:bidi="zh_TW"/>
-          </w:rPr>
-          <w:rPr>
-            <w:color w:val="0000EE"/>
-            <w:u w:val="single"/>
-          </w:rPr>
-          <w:t>路4:32</w:t>
-        </w:r>
-      </w:hyperlink>
+      <w:r>
+        <w:rPr>
+          <w:lang w:val="zh_TW" w:bidi="zh_TW"/>
+        </w:rPr>
+        <w:t>路4:32</w:t>
+      </w:r>
       <w:r>
         <w:rPr>
           <w:lang w:val="zh_TW" w:bidi="zh_TW"/>
         </w:rPr>
         <w:t>）。甚至當耶穌12歲時，祂已經與聖殿中的律法教師深入對話（</w:t>
       </w:r>
-      <w:hyperlink r:id="rId102">
-        <w:r>
-          <w:rPr>
-            <w:lang w:val="zh_TW" w:bidi="zh_TW"/>
-          </w:rPr>
-          <w:rPr>
-            <w:color w:val="0000EE"/>
-            <w:u w:val="single"/>
-          </w:rPr>
-          <w:t>路2:46</w:t>
-        </w:r>
-      </w:hyperlink>
+      <w:r>
+        <w:rPr>
+          <w:lang w:val="zh_TW" w:bidi="zh_TW"/>
+        </w:rPr>
+        <w:t>路2:46</w:t>
+      </w:r>
       <w:r>
         <w:rPr>
           <w:lang w:val="zh_TW" w:bidi="zh_TW"/>
         </w:rPr>
         <w:t>）。這些教法師經常與法利賽人聯繫在一起（</w:t>
       </w:r>
-      <w:hyperlink r:id="rId103">
-        <w:r>
-          <w:rPr>
-            <w:lang w:val="zh_TW" w:bidi="zh_TW"/>
-          </w:rPr>
-          <w:rPr>
-            <w:color w:val="0000EE"/>
-            <w:u w:val="single"/>
-          </w:rPr>
-          <w:t>5:17</w:t>
-        </w:r>
-      </w:hyperlink>
+      <w:r>
+        <w:rPr>
+          <w:lang w:val="zh_TW" w:bidi="zh_TW"/>
+        </w:rPr>
+        <w:t>5:17</w:t>
+      </w:r>
       <w:r>
         <w:rPr>
           <w:lang w:val="zh_TW" w:bidi="zh_TW"/>
         </w:rPr>
         <w:t>）。迦瑪列是法利賽人並且是一位教法師（</w:t>
       </w:r>
-      <w:hyperlink r:id="rId104">
-        <w:r>
-          <w:rPr>
-            <w:lang w:val="zh_TW" w:bidi="zh_TW"/>
-          </w:rPr>
-          <w:rPr>
-            <w:color w:val="0000EE"/>
-            <w:u w:val="single"/>
-          </w:rPr>
-          <w:t>徒5:34</w:t>
-        </w:r>
-      </w:hyperlink>
+      <w:r>
+        <w:rPr>
+          <w:lang w:val="zh_TW" w:bidi="zh_TW"/>
+        </w:rPr>
+        <w:t>徒5:34</w:t>
+      </w:r>
       <w:r>
         <w:rPr>
           <w:lang w:val="zh_TW" w:bidi="zh_TW"/>
         </w:rPr>
         <w:t>）。「拉比」這個詞經常用來表示教師，並且拉比受人極大的尊敬。在早期教會中，教師受到廣泛地認可（</w:t>
       </w:r>
-      <w:hyperlink r:id="rId105">
-        <w:r>
-          <w:rPr>
-            <w:lang w:val="zh_TW" w:bidi="zh_TW"/>
-          </w:rPr>
-          <w:rPr>
-            <w:color w:val="0000EE"/>
-            <w:u w:val="single"/>
-          </w:rPr>
-          <w:t>徒13:1</w:t>
-        </w:r>
-      </w:hyperlink>
+      <w:r>
+        <w:rPr>
+          <w:lang w:val="zh_TW" w:bidi="zh_TW"/>
+        </w:rPr>
+        <w:t>徒13:1</w:t>
+      </w:r>
       <w:r>
         <w:rPr>
           <w:lang w:val="zh_TW" w:bidi="zh_TW"/>
         </w:rPr>
         <w:t>；</w:t>
       </w:r>
-      <w:hyperlink r:id="rId106">
-        <w:r>
-          <w:rPr>
-            <w:lang w:val="zh_TW" w:bidi="zh_TW"/>
-          </w:rPr>
-          <w:rPr>
-            <w:color w:val="0000EE"/>
-            <w:u w:val="single"/>
-          </w:rPr>
-          <w:t>林前12:28–29</w:t>
-        </w:r>
-      </w:hyperlink>
+      <w:r>
+        <w:rPr>
+          <w:lang w:val="zh_TW" w:bidi="zh_TW"/>
+        </w:rPr>
+        <w:t>林前12:28–29</w:t>
+      </w:r>
       <w:r>
         <w:rPr>
           <w:lang w:val="zh_TW" w:bidi="zh_TW"/>
         </w:rPr>
         <w:t>；</w:t>
       </w:r>
-      <w:hyperlink r:id="rId107">
-        <w:r>
-          <w:rPr>
-            <w:lang w:val="zh_TW" w:bidi="zh_TW"/>
-          </w:rPr>
-          <w:rPr>
-            <w:color w:val="0000EE"/>
-            <w:u w:val="single"/>
-          </w:rPr>
-          <w:t>弗4:11</w:t>
-        </w:r>
-      </w:hyperlink>
+      <w:r>
+        <w:rPr>
+          <w:lang w:val="zh_TW" w:bidi="zh_TW"/>
+        </w:rPr>
+        <w:t>弗4:11</w:t>
+      </w:r>
       <w:r>
         <w:rPr>
           <w:lang w:val="zh_TW" w:bidi="zh_TW"/>
         </w:rPr>
         <w:t>；</w:t>
       </w:r>
-      <w:hyperlink r:id="rId108">
-        <w:r>
-          <w:rPr>
-            <w:lang w:val="zh_TW" w:bidi="zh_TW"/>
-          </w:rPr>
-          <w:rPr>
-            <w:color w:val="0000EE"/>
-            <w:u w:val="single"/>
-          </w:rPr>
-          <w:t>提後1:11</w:t>
-        </w:r>
-      </w:hyperlink>
+      <w:r>
+        <w:rPr>
+          <w:lang w:val="zh_TW" w:bidi="zh_TW"/>
+        </w:rPr>
+        <w:t>提後1:11</w:t>
+      </w:r>
       <w:r>
         <w:rPr>
           <w:lang w:val="zh_TW" w:bidi="zh_TW"/>
         </w:rPr>
         <w:t>；</w:t>
       </w:r>
-      <w:hyperlink r:id="rId109">
-        <w:r>
-          <w:rPr>
-            <w:lang w:val="zh_TW" w:bidi="zh_TW"/>
-          </w:rPr>
-          <w:rPr>
-            <w:color w:val="0000EE"/>
-            <w:u w:val="single"/>
-          </w:rPr>
-          <w:t>雅3:1</w:t>
-        </w:r>
-      </w:hyperlink>
+      <w:r>
+        <w:rPr>
+          <w:lang w:val="zh_TW" w:bidi="zh_TW"/>
+        </w:rPr>
+        <w:t>雅3:1</w:t>
+      </w:r>
       <w:r>
         <w:rPr>
           <w:lang w:val="zh_TW" w:bidi="zh_TW"/>
@@ -3858,18 +3156,12 @@
         </w:rPr>
         <w:t>猶太人重視教育，源自孩子在猶太家庭的重要價值，生養孩子是極大的喜樂和獎賞（</w:t>
       </w:r>
-      <w:hyperlink r:id="rId110">
-        <w:r>
-          <w:rPr>
-            <w:lang w:val="zh_TW" w:bidi="zh_TW"/>
-          </w:rPr>
-          <w:rPr>
-            <w:color w:val="0000EE"/>
-            <w:u w:val="single"/>
-          </w:rPr>
-          <w:t>詩127:3–5</w:t>
-        </w:r>
-      </w:hyperlink>
+      <w:r>
+        <w:rPr>
+          <w:lang w:val="zh_TW" w:bidi="zh_TW"/>
+        </w:rPr>
+        <w:t>詩127:3–5</w:t>
+      </w:r>
       <w:r>
         <w:rPr>
           <w:lang w:val="zh_TW" w:bidi="zh_TW"/>
@@ -3890,18 +3182,12 @@
         </w:rPr>
         <w:t>在家中，孩子開始會注意到某些宗教物品和象徵，又會受到鼓勵，詢問每年一度逾越節禮儀的意義（</w:t>
       </w:r>
-      <w:hyperlink r:id="rId111">
-        <w:r>
-          <w:rPr>
-            <w:lang w:val="zh_TW" w:bidi="zh_TW"/>
-          </w:rPr>
-          <w:rPr>
-            <w:color w:val="0000EE"/>
-            <w:u w:val="single"/>
-          </w:rPr>
-          <w:t>出12:26</w:t>
-        </w:r>
-      </w:hyperlink>
+      <w:r>
+        <w:rPr>
+          <w:lang w:val="zh_TW" w:bidi="zh_TW"/>
+        </w:rPr>
+        <w:t>出12:26</w:t>
+      </w:r>
       <w:r>
         <w:rPr>
           <w:lang w:val="zh_TW" w:bidi="zh_TW"/>
@@ -3936,144 +3222,96 @@
         </w:rPr>
         <w:t>拉比們認為，婦女不能學習律法，因為她們「頭腦輕浮」。儘管如此，聖經中具有影響力的婦女包括底波拉（</w:t>
       </w:r>
-      <w:hyperlink r:id="rId112">
-        <w:r>
-          <w:rPr>
-            <w:lang w:val="zh_TW" w:bidi="zh_TW"/>
-          </w:rPr>
-          <w:rPr>
-            <w:color w:val="0000EE"/>
-            <w:u w:val="single"/>
-          </w:rPr>
-          <w:t>士4:4–5</w:t>
-        </w:r>
-      </w:hyperlink>
+      <w:r>
+        <w:rPr>
+          <w:lang w:val="zh_TW" w:bidi="zh_TW"/>
+        </w:rPr>
+        <w:t>士4:4–5</w:t>
+      </w:r>
       <w:r>
         <w:rPr>
           <w:lang w:val="zh_TW" w:bidi="zh_TW"/>
         </w:rPr>
         <w:t>）、雅億（</w:t>
       </w:r>
-      <w:hyperlink r:id="rId113">
-        <w:r>
-          <w:rPr>
-            <w:lang w:val="zh_TW" w:bidi="zh_TW"/>
-          </w:rPr>
-          <w:rPr>
-            <w:color w:val="0000EE"/>
-            <w:u w:val="single"/>
-          </w:rPr>
-          <w:t>18–24</w:t>
-        </w:r>
-      </w:hyperlink>
+      <w:r>
+        <w:rPr>
+          <w:lang w:val="zh_TW" w:bidi="zh_TW"/>
+        </w:rPr>
+        <w:t>18–24</w:t>
+      </w:r>
       <w:r>
         <w:rPr>
           <w:lang w:val="zh_TW" w:bidi="zh_TW"/>
         </w:rPr>
         <w:t>節）、提哥亞的聰明婦人（</w:t>
       </w:r>
-      <w:hyperlink r:id="rId114">
-        <w:r>
-          <w:rPr>
-            <w:lang w:val="zh_TW" w:bidi="zh_TW"/>
-          </w:rPr>
-          <w:rPr>
-            <w:color w:val="0000EE"/>
-            <w:u w:val="single"/>
-          </w:rPr>
-          <w:t>撒下14:2–20</w:t>
-        </w:r>
-      </w:hyperlink>
+      <w:r>
+        <w:rPr>
+          <w:lang w:val="zh_TW" w:bidi="zh_TW"/>
+        </w:rPr>
+        <w:t>撒下14:2–20</w:t>
+      </w:r>
       <w:r>
         <w:rPr>
           <w:lang w:val="zh_TW" w:bidi="zh_TW"/>
         </w:rPr>
         <w:t>）、亞伯的聰明婦人（</w:t>
       </w:r>
-      <w:hyperlink r:id="rId115">
-        <w:r>
-          <w:rPr>
-            <w:lang w:val="zh_TW" w:bidi="zh_TW"/>
-          </w:rPr>
-          <w:rPr>
-            <w:color w:val="0000EE"/>
-            <w:u w:val="single"/>
-          </w:rPr>
-          <w:t>20:16–22</w:t>
-        </w:r>
-      </w:hyperlink>
+      <w:r>
+        <w:rPr>
+          <w:lang w:val="zh_TW" w:bidi="zh_TW"/>
+        </w:rPr>
+        <w:t>20:16–22</w:t>
+      </w:r>
       <w:r>
         <w:rPr>
           <w:lang w:val="zh_TW" w:bidi="zh_TW"/>
         </w:rPr>
         <w:t>）、羅以、友妮基和百基拉（</w:t>
       </w:r>
-      <w:hyperlink r:id="rId116">
-        <w:r>
-          <w:rPr>
-            <w:lang w:val="zh_TW" w:bidi="zh_TW"/>
-          </w:rPr>
-          <w:rPr>
-            <w:color w:val="0000EE"/>
-            <w:u w:val="single"/>
-          </w:rPr>
-          <w:t>徒18:2</w:t>
-        </w:r>
-      </w:hyperlink>
+      <w:r>
+        <w:rPr>
+          <w:lang w:val="zh_TW" w:bidi="zh_TW"/>
+        </w:rPr>
+        <w:t>徒18:2</w:t>
+      </w:r>
       <w:r>
         <w:rPr>
           <w:lang w:val="zh_TW" w:bidi="zh_TW"/>
         </w:rPr>
         <w:t>；</w:t>
       </w:r>
-      <w:hyperlink r:id="rId117">
-        <w:r>
-          <w:rPr>
-            <w:lang w:val="zh_TW" w:bidi="zh_TW"/>
-          </w:rPr>
-          <w:rPr>
-            <w:color w:val="0000EE"/>
-            <w:u w:val="single"/>
-          </w:rPr>
-          <w:t>羅16:3</w:t>
-        </w:r>
-      </w:hyperlink>
+      <w:r>
+        <w:rPr>
+          <w:lang w:val="zh_TW" w:bidi="zh_TW"/>
+        </w:rPr>
+        <w:t>羅16:3</w:t>
+      </w:r>
       <w:r>
         <w:rPr>
           <w:lang w:val="zh_TW" w:bidi="zh_TW"/>
         </w:rPr>
         <w:t>；</w:t>
       </w:r>
-      <w:hyperlink r:id="rId55">
-        <w:r>
-          <w:rPr>
-            <w:lang w:val="zh_TW" w:bidi="zh_TW"/>
-          </w:rPr>
-          <w:rPr>
-            <w:color w:val="0000EE"/>
-            <w:u w:val="single"/>
-          </w:rPr>
-          <w:t>林前16:19</w:t>
-        </w:r>
-      </w:hyperlink>
+      <w:r>
+        <w:rPr>
+          <w:lang w:val="zh_TW" w:bidi="zh_TW"/>
+        </w:rPr>
+        <w:t>林前16:19</w:t>
+      </w:r>
       <w:r>
         <w:rPr>
           <w:lang w:val="zh_TW" w:bidi="zh_TW"/>
         </w:rPr>
         <w:t>；</w:t>
       </w:r>
-      <w:hyperlink r:id="rId118">
-        <w:r>
-          <w:rPr>
-            <w:lang w:val="zh_TW" w:bidi="zh_TW"/>
-          </w:rPr>
-          <w:rPr>
-            <w:color w:val="0000EE"/>
-            <w:u w:val="single"/>
-          </w:rPr>
-          <w:t>提後1:5</w:t>
-        </w:r>
-      </w:hyperlink>
+      <w:r>
+        <w:rPr>
+          <w:lang w:val="zh_TW" w:bidi="zh_TW"/>
+        </w:rPr>
+        <w:t>提後1:5</w:t>
+      </w:r>
       <w:r>
         <w:rPr>
           <w:lang w:val="zh_TW" w:bidi="zh_TW"/>
@@ -4175,18 +3413,12 @@
         </w:rPr>
         <w:t>逾越節禮儀是一個用作教學工具的範例。這三大節期中，逾越節的起源跟收成的關係最小。逾越節後，就是為期七天的無酵節（</w:t>
       </w:r>
-      <w:hyperlink r:id="rId119">
-        <w:r>
-          <w:rPr>
-            <w:lang w:val="zh_TW" w:bidi="zh_TW"/>
-          </w:rPr>
-          <w:rPr>
-            <w:color w:val="0000EE"/>
-            <w:u w:val="single"/>
-          </w:rPr>
-          <w:t>利23:6</w:t>
-        </w:r>
-      </w:hyperlink>
+      <w:r>
+        <w:rPr>
+          <w:lang w:val="zh_TW" w:bidi="zh_TW"/>
+        </w:rPr>
+        <w:t>利23:6</w:t>
+      </w:r>
       <w:r>
         <w:rPr>
           <w:lang w:val="zh_TW" w:bidi="zh_TW"/>
@@ -4207,18 +3439,12 @@
         </w:rPr>
         <w:t>在逾越節儀式中，祭司會拿起初熟大麥中的一捆，向耶和華搖一搖（</w:t>
       </w:r>
-      <w:hyperlink r:id="rId120">
-        <w:r>
-          <w:rPr>
-            <w:lang w:val="zh_TW" w:bidi="zh_TW"/>
-          </w:rPr>
-          <w:rPr>
-            <w:color w:val="0000EE"/>
-            <w:u w:val="single"/>
-          </w:rPr>
-          <w:t>利23:9–11</w:t>
-        </w:r>
-      </w:hyperlink>
+      <w:r>
+        <w:rPr>
+          <w:lang w:val="zh_TW" w:bidi="zh_TW"/>
+        </w:rPr>
+        <w:t>利23:9–11</w:t>
+      </w:r>
       <w:r>
         <w:rPr>
           <w:lang w:val="zh_TW" w:bidi="zh_TW"/>
@@ -4250,18 +3476,12 @@
         </w:rPr>
         <w:t>聖經時期的猶太教育，幫助猶太人了解律法、學習猶太民族的歷史，並掌握閱讀、寫作及一定程度的算術。此外，有時還會附帶一些知識，比如某些草藥的藥用價值（見</w:t>
       </w:r>
-      <w:hyperlink r:id="rId121">
-        <w:r>
-          <w:rPr>
-            <w:lang w:val="zh_TW" w:bidi="zh_TW"/>
-          </w:rPr>
-          <w:rPr>
-            <w:color w:val="0000EE"/>
-            <w:u w:val="single"/>
-          </w:rPr>
-          <w:t>王上4:33</w:t>
-        </w:r>
-      </w:hyperlink>
+      <w:r>
+        <w:rPr>
+          <w:lang w:val="zh_TW" w:bidi="zh_TW"/>
+        </w:rPr>
+        <w:t>王上4:33</w:t>
+      </w:r>
       <w:r>
         <w:rPr>
           <w:lang w:val="zh_TW" w:bidi="zh_TW"/>
@@ -4293,36 +3513,24 @@
         </w:rPr>
         <w:t>祭司教導百姓認識神。利未人作為會堂的官員，也擔任教導的角色（參</w:t>
       </w:r>
-      <w:hyperlink r:id="rId122">
-        <w:r>
-          <w:rPr>
-            <w:lang w:val="zh_TW" w:bidi="zh_TW"/>
-          </w:rPr>
-          <w:rPr>
-            <w:color w:val="0000EE"/>
-            <w:u w:val="single"/>
-          </w:rPr>
-          <w:t>申33:10</w:t>
-        </w:r>
-      </w:hyperlink>
+      <w:r>
+        <w:rPr>
+          <w:lang w:val="zh_TW" w:bidi="zh_TW"/>
+        </w:rPr>
+        <w:t>申33:10</w:t>
+      </w:r>
       <w:r>
         <w:rPr>
           <w:lang w:val="zh_TW" w:bidi="zh_TW"/>
         </w:rPr>
         <w:t>；</w:t>
       </w:r>
-      <w:hyperlink r:id="rId123">
-        <w:r>
-          <w:rPr>
-            <w:lang w:val="zh_TW" w:bidi="zh_TW"/>
-          </w:rPr>
-          <w:rPr>
-            <w:color w:val="0000EE"/>
-            <w:u w:val="single"/>
-          </w:rPr>
-          <w:t>代下35:3</w:t>
-        </w:r>
-      </w:hyperlink>
+      <w:r>
+        <w:rPr>
+          <w:lang w:val="zh_TW" w:bidi="zh_TW"/>
+        </w:rPr>
+        <w:t>代下35:3</w:t>
+      </w:r>
       <w:r>
         <w:rPr>
           <w:lang w:val="zh_TW" w:bidi="zh_TW"/>
@@ -4343,72 +3551,48 @@
         </w:rPr>
         <w:t>在基督降生之前的幾個世紀，文士不僅將傳統以書面形式抄寫和保存，也是律法的學生和解釋者。文士被稱為「教法師」（</w:t>
       </w:r>
-      <w:hyperlink r:id="rId103">
-        <w:r>
-          <w:rPr>
-            <w:lang w:val="zh_TW" w:bidi="zh_TW"/>
-          </w:rPr>
-          <w:rPr>
-            <w:color w:val="0000EE"/>
-            <w:u w:val="single"/>
-          </w:rPr>
-          <w:t>路5:17</w:t>
-        </w:r>
-      </w:hyperlink>
+      <w:r>
+        <w:rPr>
+          <w:lang w:val="zh_TW" w:bidi="zh_TW"/>
+        </w:rPr>
+        <w:t>路5:17</w:t>
+      </w:r>
       <w:r>
         <w:rPr>
           <w:lang w:val="zh_TW" w:bidi="zh_TW"/>
         </w:rPr>
         <w:t>）、律法師（</w:t>
       </w:r>
-      <w:hyperlink r:id="rId124">
-        <w:r>
-          <w:rPr>
-            <w:lang w:val="zh_TW" w:bidi="zh_TW"/>
-          </w:rPr>
-          <w:rPr>
-            <w:color w:val="0000EE"/>
-            <w:u w:val="single"/>
-          </w:rPr>
-          <w:t>太22:35</w:t>
-        </w:r>
-      </w:hyperlink>
+      <w:r>
+        <w:rPr>
+          <w:lang w:val="zh_TW" w:bidi="zh_TW"/>
+        </w:rPr>
+        <w:t>太22:35</w:t>
+      </w:r>
       <w:r>
         <w:rPr>
           <w:lang w:val="zh_TW" w:bidi="zh_TW"/>
         </w:rPr>
         <w:t>）和拉比（</w:t>
       </w:r>
-      <w:hyperlink r:id="rId125">
-        <w:r>
-          <w:rPr>
-            <w:lang w:val="zh_TW" w:bidi="zh_TW"/>
-          </w:rPr>
-          <w:rPr>
-            <w:color w:val="0000EE"/>
-            <w:u w:val="single"/>
-          </w:rPr>
-          <w:t>23:8</w:t>
-        </w:r>
-      </w:hyperlink>
+      <w:r>
+        <w:rPr>
+          <w:lang w:val="zh_TW" w:bidi="zh_TW"/>
+        </w:rPr>
+        <w:t>23:8</w:t>
+      </w:r>
       <w:r>
         <w:rPr>
           <w:lang w:val="zh_TW" w:bidi="zh_TW"/>
         </w:rPr>
         <w:t>）。所有高等教育都掌握在他們手中，他們發展出一套複雜的教學系統，稱為「古人的遺傳」（</w:t>
       </w:r>
-      <w:hyperlink r:id="rId126">
-        <w:r>
-          <w:rPr>
-            <w:lang w:val="zh_TW" w:bidi="zh_TW"/>
-          </w:rPr>
-          <w:rPr>
-            <w:color w:val="0000EE"/>
-            <w:u w:val="single"/>
-          </w:rPr>
-          <w:t>15:2–6</w:t>
-        </w:r>
-      </w:hyperlink>
+      <w:r>
+        <w:rPr>
+          <w:lang w:val="zh_TW" w:bidi="zh_TW"/>
+        </w:rPr>
+        <w:t>15:2–6</w:t>
+      </w:r>
       <w:r>
         <w:rPr>
           <w:lang w:val="zh_TW" w:bidi="zh_TW"/>
@@ -4429,72 +3613,48 @@
         </w:rPr>
         <w:t>雖然文士在基督時代很有影響力（</w:t>
       </w:r>
-      <w:hyperlink r:id="rId127">
-        <w:r>
-          <w:rPr>
-            <w:lang w:val="zh_TW" w:bidi="zh_TW"/>
-          </w:rPr>
-          <w:rPr>
-            <w:color w:val="0000EE"/>
-            <w:u w:val="single"/>
-          </w:rPr>
-          <w:t>太23:1–2</w:t>
-        </w:r>
-      </w:hyperlink>
+      <w:r>
+        <w:rPr>
+          <w:lang w:val="zh_TW" w:bidi="zh_TW"/>
+        </w:rPr>
+        <w:t>太23:1–2</w:t>
+      </w:r>
       <w:r>
         <w:rPr>
           <w:lang w:val="zh_TW" w:bidi="zh_TW"/>
         </w:rPr>
         <w:t>），但他們無疑像先前的先知一樣，發現自己的話語不一定有人聽從。文士對當代生活和道德產生了重要影響，尤其可見的是他們對耶穌的激烈反對（</w:t>
       </w:r>
-      <w:hyperlink r:id="rId128">
-        <w:r>
-          <w:rPr>
-            <w:lang w:val="zh_TW" w:bidi="zh_TW"/>
-          </w:rPr>
-          <w:rPr>
-            <w:color w:val="0000EE"/>
-            <w:u w:val="single"/>
-          </w:rPr>
-          <w:t>可2:6</w:t>
-        </w:r>
-      </w:hyperlink>
+      <w:r>
+        <w:rPr>
+          <w:lang w:val="zh_TW" w:bidi="zh_TW"/>
+        </w:rPr>
+        <w:t>可2:6</w:t>
+      </w:r>
       <w:r>
         <w:rPr>
           <w:lang w:val="zh_TW" w:bidi="zh_TW"/>
         </w:rPr>
         <w:t>），以及對早期教會的敵視（</w:t>
       </w:r>
-      <w:hyperlink r:id="rId129">
-        <w:r>
-          <w:rPr>
-            <w:lang w:val="zh_TW" w:bidi="zh_TW"/>
-          </w:rPr>
-          <w:rPr>
-            <w:color w:val="0000EE"/>
-            <w:u w:val="single"/>
-          </w:rPr>
-          <w:t>徒4:5</w:t>
-        </w:r>
-      </w:hyperlink>
+      <w:r>
+        <w:rPr>
+          <w:lang w:val="zh_TW" w:bidi="zh_TW"/>
+        </w:rPr>
+        <w:t>徒4:5</w:t>
+      </w:r>
       <w:r>
         <w:rPr>
           <w:lang w:val="zh_TW" w:bidi="zh_TW"/>
         </w:rPr>
         <w:t>，</w:t>
       </w:r>
-      <w:hyperlink r:id="rId130">
-        <w:r>
-          <w:rPr>
-            <w:lang w:val="zh_TW" w:bidi="zh_TW"/>
-          </w:rPr>
-          <w:rPr>
-            <w:color w:val="0000EE"/>
-            <w:u w:val="single"/>
-          </w:rPr>
-          <w:t>6:12</w:t>
-        </w:r>
-      </w:hyperlink>
+      <w:r>
+        <w:rPr>
+          <w:lang w:val="zh_TW" w:bidi="zh_TW"/>
+        </w:rPr>
+        <w:t>6:12</w:t>
+      </w:r>
       <w:r>
         <w:rPr>
           <w:lang w:val="zh_TW" w:bidi="zh_TW"/>
@@ -4717,18 +3877,12 @@
         </w:rPr>
         <w:t>為了幫助學生學習，每個男孩還會獲得一段個人經文，從他名字的第一個字母開始，並以最後一個字母結束。當他展示出閱讀能力時，就會收到一卷書，裡面寫著</w:t>
       </w:r>
-      <w:hyperlink r:id="rId131">
-        <w:r>
-          <w:rPr>
-            <w:lang w:val="zh_TW" w:bidi="zh_TW"/>
-          </w:rPr>
-          <w:rPr>
-            <w:color w:val="0000EE"/>
-            <w:u w:val="single"/>
-          </w:rPr>
-          <w:t>申命記六章4節</w:t>
-        </w:r>
-      </w:hyperlink>
+      <w:r>
+        <w:rPr>
+          <w:lang w:val="zh_TW" w:bidi="zh_TW"/>
+        </w:rPr>
+        <w:t>申命記六章4節</w:t>
+      </w:r>
       <w:r>
         <w:rPr>
           <w:lang w:val="zh_TW" w:bidi="zh_TW"/>
@@ -4761,36 +3915,24 @@
         </w:rPr>
         <w:t>教導也以箴言或比喻的形式出現，這是耶穌後來使用的一種方法（</w:t>
       </w:r>
-      <w:hyperlink r:id="rId93">
-        <w:r>
-          <w:rPr>
-            <w:lang w:val="zh_TW" w:bidi="zh_TW"/>
-          </w:rPr>
-          <w:rPr>
-            <w:color w:val="0000EE"/>
-            <w:u w:val="single"/>
-          </w:rPr>
-          <w:t>可4:1–2</w:t>
-        </w:r>
-      </w:hyperlink>
+      <w:r>
+        <w:rPr>
+          <w:lang w:val="zh_TW" w:bidi="zh_TW"/>
+        </w:rPr>
+        <w:t>可4:1–2</w:t>
+      </w:r>
       <w:r>
         <w:rPr>
           <w:lang w:val="zh_TW" w:bidi="zh_TW"/>
         </w:rPr>
         <w:t>）。在問答的過程中也會公開分享知識（例如，耶穌在12歲時到過耶路撒冷的聖殿，</w:t>
       </w:r>
-      <w:hyperlink r:id="rId132">
-        <w:r>
-          <w:rPr>
-            <w:lang w:val="zh_TW" w:bidi="zh_TW"/>
-          </w:rPr>
-          <w:rPr>
-            <w:color w:val="0000EE"/>
-            <w:u w:val="single"/>
-          </w:rPr>
-          <w:t>路2:46–47</w:t>
-        </w:r>
-      </w:hyperlink>
+      <w:r>
+        <w:rPr>
+          <w:lang w:val="zh_TW" w:bidi="zh_TW"/>
+        </w:rPr>
+        <w:t>路2:46–47</w:t>
+      </w:r>
       <w:r>
         <w:rPr>
           <w:lang w:val="zh_TW" w:bidi="zh_TW"/>
@@ -4836,72 +3978,73 @@
         </w:rPr>
         <w:t>紀律幾乎肯定是教育的重要元素，對古代希伯來人尤為重要。他們使用一套獎勵和懲罰機制，體罰是其中的一部分。懲罰被認為是神以愛和關心管教其子民的外在象徵（</w:t>
       </w:r>
-      <w:hyperlink r:id="rId133">
-        <w:r>
-          <w:rPr>
-            <w:lang w:val="zh_TW" w:bidi="zh_TW"/>
-          </w:rPr>
-          <w:rPr>
-            <w:color w:val="0000EE"/>
-            <w:u w:val="single"/>
-          </w:rPr>
-          <w:t>詩94:8–13</w:t>
-        </w:r>
-      </w:hyperlink>
+      <w:r>
+        <w:rPr>
+          <w:lang w:val="zh_TW" w:bidi="zh_TW"/>
+        </w:rPr>
+        <w:t>詩94:8–13</w:t>
+      </w:r>
       <w:r>
         <w:rPr>
           <w:lang w:val="zh_TW" w:bidi="zh_TW"/>
         </w:rPr>
         <w:t>），不過猶太民族並一定會從中學到教訓（</w:t>
       </w:r>
-      <w:hyperlink r:id="rId134">
-        <w:r>
-          <w:rPr>
-            <w:lang w:val="zh_TW" w:bidi="zh_TW"/>
-          </w:rPr>
-          <w:rPr>
-            <w:color w:val="0000EE"/>
-            <w:u w:val="single"/>
-          </w:rPr>
-          <w:t>耶5:3</w:t>
-        </w:r>
-      </w:hyperlink>
+      <w:r>
+        <w:rPr>
+          <w:lang w:val="zh_TW" w:bidi="zh_TW"/>
+        </w:rPr>
+        <w:t>耶5:3</w:t>
+      </w:r>
       <w:r>
         <w:rPr>
           <w:lang w:val="zh_TW" w:bidi="zh_TW"/>
         </w:rPr>
         <w:t>；</w:t>
       </w:r>
-      <w:hyperlink r:id="rId135">
-        <w:r>
-          <w:rPr>
-            <w:lang w:val="zh_TW" w:bidi="zh_TW"/>
-          </w:rPr>
-          <w:rPr>
-            <w:color w:val="0000EE"/>
-            <w:u w:val="single"/>
-          </w:rPr>
-          <w:t>摩4:6–13</w:t>
-        </w:r>
-      </w:hyperlink>
-      <w:r>
-        <w:rPr>
-          <w:lang w:val="zh_TW" w:bidi="zh_TW"/>
-        </w:rPr>
-        <w:t>）。人們又認為，孩子需要像馬一樣「馴服」：「一匹不馴服的馬，必難駕馭；一個放縱的兒子，必然倔強」（</w:t>
-      </w:r>
-      <w:hyperlink r:id="rId136">
-        <w:r>
-          <w:rPr>
-            <w:lang w:val="zh_TW" w:bidi="zh_TW"/>
-          </w:rPr>
-          <w:rPr>
-            <w:color w:val="0000EE"/>
-            <w:u w:val="single"/>
-          </w:rPr>
-          <w:t>便西拉智訓30:8</w:t>
-        </w:r>
-      </w:hyperlink>
+      <w:r>
+        <w:rPr>
+          <w:lang w:val="zh_TW" w:bidi="zh_TW"/>
+        </w:rPr>
+        <w:t>摩4:6–13</w:t>
+      </w:r>
+      <w:r>
+        <w:rPr>
+          <w:lang w:val="zh_TW" w:bidi="zh_TW"/>
+        </w:rPr>
+        <w:t>）。人們又認為，孩子需要像馬一樣「馴服」：「一匹不馴服的馬，必難駕馭；一個放縱的兒子，必然倔強」（便西拉智訓30:8）。</w:t>
+      </w:r>
+    </w:p>
+    <w:p>
+      <w:pPr>
+        <w:pStyle w:val="Heading4"/>
+      </w:pPr>
+      <w:r>
+        <w:rPr>
+          <w:lang w:val="zh_TW" w:bidi="zh_TW"/>
+        </w:rPr>
+        <w:t>成人教育</w:t>
+      </w:r>
+    </w:p>
+    <w:p>
+      <w:pPr/>
+      <w:r>
+        <w:rPr>
+          <w:lang w:val="zh_TW" w:bidi="zh_TW"/>
+        </w:rPr>
+      </w:r>
+      <w:r>
+        <w:rPr>
+          <w:lang w:val="zh_TW" w:bidi="zh_TW"/>
+        </w:rPr>
+        <w:t>當文士以斯拉帶著律法書的抄本，從巴比倫歸回時，他將律法傳授給利未人和百姓。這些材料連同箴言以及被擄前和被擄期間的文學作品，成為猶太教育的基礎。在被擄歸回的時期，祭司們會前往各地，於安息日在會堂向人們講話，或集市日在聚集大量人群的廣場上向百姓演講。一些人可能會與長老討論，來增進他們的學識（參</w:t>
+      </w:r>
+      <w:r>
+        <w:rPr>
+          <w:lang w:val="zh_TW" w:bidi="zh_TW"/>
+        </w:rPr>
+        <w:t>結8:1</w:t>
+      </w:r>
       <w:r>
         <w:rPr>
           <w:lang w:val="zh_TW" w:bidi="zh_TW"/>
@@ -4910,6 +4053,32 @@
       </w:r>
     </w:p>
     <w:p>
+      <w:pPr/>
+      <w:r>
+        <w:rPr>
+          <w:lang w:val="zh_TW" w:bidi="zh_TW"/>
+        </w:rPr>
+      </w:r>
+      <w:r>
+        <w:rPr>
+          <w:lang w:val="zh_TW" w:bidi="zh_TW"/>
+        </w:rPr>
+        <w:t>對於繼續接受教育的人來說，下一階段可能是接受文士的指導。文士是猶太教法利賽人的領袖，將以斯拉的原則發展為嚴格的規定，涉及十一奉獻、禮儀上的潔淨和會堂崇拜。年輕的掃羅來到耶路撒冷，師從受人尊敬的拉比迦瑪列（</w:t>
+      </w:r>
+      <w:r>
+        <w:rPr>
+          <w:lang w:val="zh_TW" w:bidi="zh_TW"/>
+        </w:rPr>
+        <w:t>徒22:3</w:t>
+      </w:r>
+      <w:r>
+        <w:rPr>
+          <w:lang w:val="zh_TW" w:bidi="zh_TW"/>
+        </w:rPr>
+        <w:t>）。當時的課程是神學律法的進階學習，包括書面和口傳律法，以及猶太文化的禮儀和儀式。</w:t>
+      </w:r>
+    </w:p>
+    <w:p>
       <w:pPr>
         <w:pStyle w:val="Heading4"/>
       </w:pPr>
@@ -4917,34 +4086,320 @@
         <w:rPr>
           <w:lang w:val="zh_TW" w:bidi="zh_TW"/>
         </w:rPr>
-        <w:t>成人教育</w:t>
-      </w:r>
-    </w:p>
-    <w:p>
-      <w:pPr/>
-      <w:r>
-        <w:rPr>
-          <w:lang w:val="zh_TW" w:bidi="zh_TW"/>
-        </w:rPr>
-      </w:r>
-      <w:r>
-        <w:rPr>
-          <w:lang w:val="zh_TW" w:bidi="zh_TW"/>
-        </w:rPr>
-        <w:t>當文士以斯拉帶著律法書的抄本，從巴比倫歸回時，他將律法傳授給利未人和百姓。這些材料連同箴言以及被擄前和被擄期間的文學作品，成為猶太教育的基礎。在被擄歸回的時期，祭司們會前往各地，於安息日在會堂向人們講話，或集市日在聚集大量人群的廣場上向百姓演講。一些人可能會與長老討論，來增進他們的學識（參</w:t>
-      </w:r>
-      <w:hyperlink r:id="rId137">
-        <w:r>
-          <w:rPr>
-            <w:lang w:val="zh_TW" w:bidi="zh_TW"/>
-          </w:rPr>
-          <w:rPr>
-            <w:color w:val="0000EE"/>
-            <w:u w:val="single"/>
-          </w:rPr>
-          <w:t>結8:1</w:t>
-        </w:r>
-      </w:hyperlink>
+        <w:t>校舍</w:t>
+      </w:r>
+    </w:p>
+    <w:p>
+      <w:pPr/>
+      <w:r>
+        <w:rPr>
+          <w:lang w:val="zh_TW" w:bidi="zh_TW"/>
+        </w:rPr>
+      </w:r>
+      <w:r>
+        <w:rPr>
+          <w:lang w:val="zh_TW" w:bidi="zh_TW"/>
+        </w:rPr>
+        <w:t>到了新約時期，一些學校設在專門建造的建築物中，另一些則設在教師家裡，但大多數學校都附屬於會堂。設計獨立的校舍時，一般認為不應將其建在擁擠的地方。在大城鎮中，尤其是有河流將城一分為二的地方，社區通常需要提供兩所學校。學校不會在一天中最炎熱的時段（上午10時到下午3時）上課，在七月和八月每天只上課四個小時。班級人數預計為25人，一名教師和一名助理負責40名學生，兩名教師則負責50名學生。在學校裡，男孩們席地而坐，在老師的腳邊學習聖經。因此，學校被稱為「書院」（House of the Book）。</w:t>
+      </w:r>
+    </w:p>
+    <w:p>
+      <w:pPr>
+        <w:pStyle w:val="Heading3"/>
+      </w:pPr>
+      <w:r>
+        <w:rPr>
+          <w:lang w:val="zh_TW" w:bidi="zh_TW"/>
+        </w:rPr>
+        <w:t>猶太人的讀寫能力</w:t>
+      </w:r>
+    </w:p>
+    <w:p>
+      <w:pPr/>
+      <w:r>
+        <w:rPr>
+          <w:lang w:val="zh_TW" w:bidi="zh_TW"/>
+        </w:rPr>
+      </w:r>
+      <w:r>
+        <w:rPr>
+          <w:lang w:val="zh_TW" w:bidi="zh_TW"/>
+        </w:rPr>
+        <w:t>多個世紀以來，猶太人的識字程度難以確定，但可以從具體例子中找到線索。約書亞記描述了從每個支派中選出的三個人，負責撰寫關於迦南地的書面報告（</w:t>
+      </w:r>
+      <w:r>
+        <w:rPr>
+          <w:lang w:val="zh_TW" w:bidi="zh_TW"/>
+        </w:rPr>
+        <w:t>書18:4–9</w:t>
+      </w:r>
+      <w:r>
+        <w:rPr>
+          <w:lang w:val="zh_TW" w:bidi="zh_TW"/>
+        </w:rPr>
+        <w:t>）。後來，基甸擒獲了一名少年，他能寫下城裡重要人物的名單（</w:t>
+      </w:r>
+      <w:r>
+        <w:rPr>
+          <w:lang w:val="zh_TW" w:bidi="zh_TW"/>
+        </w:rPr>
+        <w:t>士8:14</w:t>
+      </w:r>
+      <w:r>
+        <w:rPr>
+          <w:lang w:val="zh_TW" w:bidi="zh_TW"/>
+        </w:rPr>
+        <w:t>）。書寫可能是一項常見的技能，因為以色列人相關鼓勵書寫（</w:t>
+      </w:r>
+      <w:r>
+        <w:rPr>
+          <w:lang w:val="zh_TW" w:bidi="zh_TW"/>
+        </w:rPr>
+        <w:t>申6:9</w:t>
+      </w:r>
+      <w:r>
+        <w:rPr>
+          <w:lang w:val="zh_TW" w:bidi="zh_TW"/>
+        </w:rPr>
+        <w:t>，</w:t>
+      </w:r>
+      <w:r>
+        <w:rPr>
+          <w:lang w:val="zh_TW" w:bidi="zh_TW"/>
+        </w:rPr>
+        <w:t>27:2–8</w:t>
+      </w:r>
+      <w:r>
+        <w:rPr>
+          <w:lang w:val="zh_TW" w:bidi="zh_TW"/>
+        </w:rPr>
+        <w:t>）。男孩們能夠書寫和理解簡單的數學用語，並且有跡象表明他們熟悉圓形半徑與圓周的幾何關係（圓周率的概念；見</w:t>
+      </w:r>
+      <w:r>
+        <w:rPr>
+          <w:lang w:val="zh_TW" w:bidi="zh_TW"/>
+        </w:rPr>
+        <w:t>代下4:2</w:t>
+      </w:r>
+      <w:r>
+        <w:rPr>
+          <w:lang w:val="zh_TW" w:bidi="zh_TW"/>
+        </w:rPr>
+        <w:t>）。草書（cursive script）的發展意味著，至少從公元前八世紀開始，人們已經有廣泛書寫。值得注意的是，任何會堂中，只要有10名男子就可以進行崇拜儀式，這意味著每個會堂中至少有10名男子識字，足以履行這一職責。</w:t>
+      </w:r>
+    </w:p>
+    <w:p>
+      <w:pPr/>
+      <w:r>
+        <w:rPr>
+          <w:lang w:val="zh_TW" w:bidi="zh_TW"/>
+        </w:rPr>
+      </w:r>
+      <w:r>
+        <w:rPr>
+          <w:lang w:val="zh_TW" w:bidi="zh_TW"/>
+        </w:rPr>
+        <w:t>在公元前一世紀，人們對希臘化的恐懼十分強烈，並且感到猶太教的存在受到威脅時，便頒佈一項法令，規定每個猶太男孩都必須接受基本教育。由於這樣的制度可能早已存在，因此該法令只是規定所有男性（年齡在16或17歲以下）必須上學。毫無疑問，這一舉措的原因在於，深入了解和嚴格遵守律法，對猶太傳統的延續至關重要。</w:t>
+      </w:r>
+    </w:p>
+    <w:p>
+      <w:pPr/>
+      <w:r>
+        <w:rPr>
+          <w:lang w:val="zh_TW" w:bidi="zh_TW"/>
+        </w:rPr>
+      </w:r>
+      <w:r>
+        <w:rPr>
+          <w:lang w:val="zh_TW" w:bidi="zh_TW"/>
+        </w:rPr>
+        <w:t>約書亞·本·格姆拉（Joshua ben-Gamala，公元63–65年擔任大祭司）被認為是普及教育的創始人。他對於在城鎮和村莊設立學校的指示極為具體，要求男孩從六歲或七歲開始上學。只要一個城中有至少10個猶太家庭，社區便需負責設立學校並聘請教師。父親有責任確保兒子上學。如果有家庭住在偏遠地區，教師通常會與該家庭同住。教師的薪酬可能由家庭支付，或來自社區的稅收，但文士不會直接收取教學費用。我們未能知道這樣有否達到普及基本教育的目標。</w:t>
+      </w:r>
+    </w:p>
+    <w:p>
+      <w:pPr>
+        <w:pStyle w:val="Heading3"/>
+      </w:pPr>
+      <w:r>
+        <w:rPr>
+          <w:lang w:val="zh_TW" w:bidi="zh_TW"/>
+        </w:rPr>
+        <w:t>周邊文化中的教育</w:t>
+      </w:r>
+    </w:p>
+    <w:p>
+      <w:pPr/>
+      <w:r>
+        <w:rPr>
+          <w:lang w:val="zh_TW" w:bidi="zh_TW"/>
+        </w:rPr>
+      </w:r>
+      <w:r>
+        <w:rPr>
+          <w:lang w:val="zh_TW" w:bidi="zh_TW"/>
+        </w:rPr>
+        <w:t>希伯來教育強調神學，與希臘和羅馬的教育目標形成強烈對比。然而，這些社會同樣重視培養特定的品格。</w:t>
+      </w:r>
+    </w:p>
+    <w:p>
+      <w:pPr/>
+      <w:r>
+        <w:rPr>
+          <w:lang w:val="zh_TW" w:bidi="zh_TW"/>
+        </w:rPr>
+      </w:r>
+      <w:r>
+        <w:rPr>
+          <w:lang w:val="zh_TW" w:bidi="zh_TW"/>
+        </w:rPr>
+        <w:t>在斯巴達，教育訓練的目的是培養年輕人成為戰士，將自己獻身於國家的福祉。品格的塑造在於節制奢華生活，通過體能活動有系統地訓練身心，又鼓勵學生以機智和主動為生存技巧。女孩也接受同樣的教育，因為培養能夠誕下強壯戰士的婦女，是同樣至關重要的。</w:t>
+      </w:r>
+    </w:p>
+    <w:p>
+      <w:pPr/>
+      <w:r>
+        <w:rPr>
+          <w:lang w:val="zh_TW" w:bidi="zh_TW"/>
+        </w:rPr>
+      </w:r>
+      <w:r>
+        <w:rPr>
+          <w:lang w:val="zh_TW" w:bidi="zh_TW"/>
+        </w:rPr>
+        <w:t>在雅典，人們認為教育是生活中不可或缺的一部分。因為文化的傳遞能夠使男孩成為完美的公民，他們學習讀寫、音樂、道德和禮貌、數學以及運動（鍛鍊健康的身體）。在理想中，教育是一種崇高的追求——心智的訓練是每個公民的與生俱來的權利，但實際上卻僅限於一小部分貴族階層。受過教育的人鄙視掙錢維生的人，認為這是奴隸的生活方式。婦女沒有接受教育。小學教師在社會中的地位低下。</w:t>
+      </w:r>
+    </w:p>
+    <w:p>
+      <w:pPr/>
+      <w:r>
+        <w:rPr>
+          <w:lang w:val="zh_TW" w:bidi="zh_TW"/>
+        </w:rPr>
+      </w:r>
+      <w:r>
+        <w:rPr>
+          <w:lang w:val="zh_TW" w:bidi="zh_TW"/>
+        </w:rPr>
+        <w:t>羅馬的教育讓男孩在心智和體能上充分預備，能在農場、戰場或國家所需的地方貢獻自己。教育是家庭的責任——男孩首先跟母親學習，然後跟父親學習。基本的閱讀、寫作、算術、語言、結構和辯論技巧有時由私人教師教授。當學校發展起來時，似乎像是喧鬧嘈雜的店鋪活動，這些學校是由收入微薄的教師所經營的。女孩們則在家中學習家務技巧。</w:t>
+      </w:r>
+    </w:p>
+    <w:p>
+      <w:pPr/>
+      <w:r>
+        <w:rPr>
+          <w:lang w:val="zh_TW" w:bidi="zh_TW"/>
+        </w:rPr>
+      </w:r>
+      <w:r>
+        <w:rPr>
+          <w:lang w:val="zh_TW" w:bidi="zh_TW"/>
+        </w:rPr>
+        <w:t>埃及男孩在「書院」學習閱讀和基礎算術，用象形文字在蒲草紙上書寫是最困難的任務。像其他文化的學生一樣，男孩們也會受到體罰。埃及老師認為「男孩的耳朵在他的背上」，因此經常使用藤條。</w:t>
+      </w:r>
+      <w:r>
+        <w:rPr>
+          <w:lang w:val="zh_TW" w:bidi="zh_TW"/>
+        </w:rPr>
+      </w:r>
+      <w:r>
+        <w:rPr>
+          <w:lang w:val="zh_TW" w:bidi="zh_TW"/>
+        </w:rPr>
+      </w:r>
+    </w:p>
+    <w:p>
+      <w:pPr/>
+      <w:r>
+        <w:rPr>
+          <w:lang w:val="zh_TW" w:bidi="zh_TW"/>
+        </w:rPr>
+      </w:r>
+    </w:p>
+    <w:p>
+      <w:pPr>
+        <w:pStyle w:val="Heading2"/>
+      </w:pPr>
+      <w:r>
+        <w:rPr>
+          <w:lang w:val="zh_TW" w:bidi="zh_TW"/>
+        </w:rPr>
+        <w:t>酵</w:t>
+      </w:r>
+      <w:r>
+        <w:rPr>
+          <w:lang w:val="zh_TW" w:bidi="zh_TW"/>
+        </w:rPr>
+      </w:r>
+    </w:p>
+    <w:p>
+      <w:pPr/>
+      <w:r>
+        <w:rPr>
+          <w:lang w:val="zh_TW" w:bidi="zh_TW"/>
+        </w:rPr>
+      </w:r>
+      <w:r>
+        <w:rPr>
+          <w:lang w:val="zh_TW" w:bidi="zh_TW"/>
+        </w:rPr>
+        <w:t>任何加到麵團內會產生發酵的物質。酵可能指的是已經被酵感染的麵團，這些酵被放入麵粉中，以便在烘烤之前，酵能夠穿透整個麵團，它或者可能指的是通過酵的影響而發酵的麵團。早期的希伯來人顯然依賴一塊發酵的麵團來傳遞酵；直到很久以後，才使用酒的沉澱物作為酵母。</w:t>
+      </w:r>
+    </w:p>
+    <w:p>
+      <w:pPr/>
+      <w:r>
+        <w:rPr>
+          <w:lang w:val="zh_TW" w:bidi="zh_TW"/>
+        </w:rPr>
+      </w:r>
+      <w:r>
+        <w:rPr>
+          <w:lang w:val="zh_TW" w:bidi="zh_TW"/>
+        </w:rPr>
+        <w:t>古代以色列人經常吃有酵的餅（</w:t>
+      </w:r>
+      <w:r>
+        <w:rPr>
+          <w:lang w:val="zh_TW" w:bidi="zh_TW"/>
+        </w:rPr>
+        <w:t>何7:4</w:t>
+      </w:r>
+      <w:r>
+        <w:rPr>
+          <w:lang w:val="zh_TW" w:bidi="zh_TW"/>
+        </w:rPr>
+        <w:t>），但在紀念逾越節時，他們卻被禁止吃有酵的餅，甚至在逾越節期間也不允許在家中有此物（</w:t>
+      </w:r>
+      <w:r>
+        <w:rPr>
+          <w:lang w:val="zh_TW" w:bidi="zh_TW"/>
+        </w:rPr>
+        <w:t>出13:7</w:t>
+      </w:r>
+      <w:r>
+        <w:rPr>
+          <w:lang w:val="zh_TW" w:bidi="zh_TW"/>
+        </w:rPr>
+        <w:t>）。當時神的命令急下，沒有給他們時間準備發酵的餅，這個一年一度的紀念活動用以確保以色列人不會忘記他們匆忙出埃及的情景，他們被迫攜帶著揉麵槽和麵團，從中烤製無酵餅以供旅途中食用（</w:t>
+      </w:r>
+      <w:r>
+        <w:rPr>
+          <w:lang w:val="zh_TW" w:bidi="zh_TW"/>
+        </w:rPr>
+        <w:t>出12:34–39</w:t>
+      </w:r>
+      <w:r>
+        <w:rPr>
+          <w:lang w:val="zh_TW" w:bidi="zh_TW"/>
+        </w:rPr>
+        <w:t>；</w:t>
+      </w:r>
+      <w:r>
+        <w:rPr>
+          <w:lang w:val="zh_TW" w:bidi="zh_TW"/>
+        </w:rPr>
+        <w:t>申16:3</w:t>
+      </w:r>
       <w:r>
         <w:rPr>
           <w:lang w:val="zh_TW" w:bidi="zh_TW"/>
@@ -4963,794 +4418,289 @@
         <w:rPr>
           <w:lang w:val="zh_TW" w:bidi="zh_TW"/>
         </w:rPr>
-        <w:t>對於繼續接受教育的人來說，下一階段可能是接受文士的指導。文士是猶太教法利賽人的領袖，將以斯拉的原則發展為嚴格的規定，涉及十一奉獻、禮儀上的潔淨和會堂崇拜。年輕的掃羅來到耶路撒冷，師從受人尊敬的拉比迦瑪列（</w:t>
-      </w:r>
-      <w:hyperlink r:id="rId138">
-        <w:r>
-          <w:rPr>
-            <w:lang w:val="zh_TW" w:bidi="zh_TW"/>
-          </w:rPr>
-          <w:rPr>
-            <w:color w:val="0000EE"/>
-            <w:u w:val="single"/>
-          </w:rPr>
-          <w:t>徒22:3</w:t>
-        </w:r>
-      </w:hyperlink>
-      <w:r>
-        <w:rPr>
-          <w:lang w:val="zh_TW" w:bidi="zh_TW"/>
-        </w:rPr>
-        <w:t>）。當時的課程是神學律法的進階學習，包括書面和口傳律法，以及猶太文化的禮儀和儀式。</w:t>
-      </w:r>
-    </w:p>
-    <w:p>
-      <w:pPr>
-        <w:pStyle w:val="Heading4"/>
-      </w:pPr>
-      <w:r>
-        <w:rPr>
-          <w:lang w:val="zh_TW" w:bidi="zh_TW"/>
-        </w:rPr>
-        <w:t>校舍</w:t>
-      </w:r>
-    </w:p>
-    <w:p>
-      <w:pPr/>
-      <w:r>
-        <w:rPr>
-          <w:lang w:val="zh_TW" w:bidi="zh_TW"/>
-        </w:rPr>
-      </w:r>
-      <w:r>
-        <w:rPr>
-          <w:lang w:val="zh_TW" w:bidi="zh_TW"/>
-        </w:rPr>
-        <w:t>到了新約時期，一些學校設在專門建造的建築物中，另一些則設在教師家裡，但大多數學校都附屬於會堂。設計獨立的校舍時，一般認為不應將其建在擁擠的地方。在大城鎮中，尤其是有河流將城一分為二的地方，社區通常需要提供兩所學校。學校不會在一天中最炎熱的時段（上午10時到下午3時）上課，在七月和八月每天只上課四個小時。班級人數預計為25人，一名教師和一名助理負責40名學生，兩名教師則負責50名學生。在學校裡，男孩們席地而坐，在老師的腳邊學習聖經。因此，學校被稱為「書院」（House of the Book）。</w:t>
-      </w:r>
-    </w:p>
-    <w:p>
-      <w:pPr>
-        <w:pStyle w:val="Heading3"/>
-      </w:pPr>
-      <w:r>
-        <w:rPr>
-          <w:lang w:val="zh_TW" w:bidi="zh_TW"/>
-        </w:rPr>
-        <w:t>猶太人的讀寫能力</w:t>
-      </w:r>
-    </w:p>
-    <w:p>
-      <w:pPr/>
-      <w:r>
-        <w:rPr>
-          <w:lang w:val="zh_TW" w:bidi="zh_TW"/>
-        </w:rPr>
-      </w:r>
-      <w:r>
-        <w:rPr>
-          <w:lang w:val="zh_TW" w:bidi="zh_TW"/>
-        </w:rPr>
-        <w:t>多個世紀以來，猶太人的識字程度難以確定，但可以從具體例子中找到線索。約書亞記描述了從每個支派中選出的三個人，負責撰寫關於迦南地的書面報告（</w:t>
-      </w:r>
-      <w:hyperlink r:id="rId139">
-        <w:r>
-          <w:rPr>
-            <w:lang w:val="zh_TW" w:bidi="zh_TW"/>
-          </w:rPr>
-          <w:rPr>
-            <w:color w:val="0000EE"/>
-            <w:u w:val="single"/>
-          </w:rPr>
-          <w:t>書18:4–9</w:t>
-        </w:r>
-      </w:hyperlink>
-      <w:r>
-        <w:rPr>
-          <w:lang w:val="zh_TW" w:bidi="zh_TW"/>
-        </w:rPr>
-        <w:t>）。後來，基甸擒獲了一名少年，他能寫下城裡重要人物的名單（</w:t>
-      </w:r>
-      <w:hyperlink r:id="rId140">
-        <w:r>
-          <w:rPr>
-            <w:lang w:val="zh_TW" w:bidi="zh_TW"/>
-          </w:rPr>
-          <w:rPr>
-            <w:color w:val="0000EE"/>
-            <w:u w:val="single"/>
-          </w:rPr>
-          <w:t>士8:14</w:t>
-        </w:r>
-      </w:hyperlink>
-      <w:r>
-        <w:rPr>
-          <w:lang w:val="zh_TW" w:bidi="zh_TW"/>
-        </w:rPr>
-        <w:t>）。書寫可能是一項常見的技能，因為以色列人相關鼓勵書寫（</w:t>
-      </w:r>
-      <w:hyperlink r:id="rId141">
-        <w:r>
-          <w:rPr>
-            <w:lang w:val="zh_TW" w:bidi="zh_TW"/>
-          </w:rPr>
-          <w:rPr>
-            <w:color w:val="0000EE"/>
-            <w:u w:val="single"/>
-          </w:rPr>
-          <w:t>申6:9</w:t>
-        </w:r>
-      </w:hyperlink>
+        <w:t>可能因為發酵意味著分解和腐敗，所以所有放在祭壇上獻給神的祭物都不能有酵（</w:t>
+      </w:r>
+      <w:r>
+        <w:rPr>
+          <w:lang w:val="zh_TW" w:bidi="zh_TW"/>
+        </w:rPr>
+        <w:t>出23:18</w:t>
+      </w:r>
       <w:r>
         <w:rPr>
           <w:lang w:val="zh_TW" w:bidi="zh_TW"/>
         </w:rPr>
         <w:t>，</w:t>
       </w:r>
-      <w:hyperlink r:id="rId142">
-        <w:r>
-          <w:rPr>
-            <w:lang w:val="zh_TW" w:bidi="zh_TW"/>
-          </w:rPr>
-          <w:rPr>
-            <w:color w:val="0000EE"/>
-            <w:u w:val="single"/>
-          </w:rPr>
-          <w:t>27:2–8</w:t>
-        </w:r>
-      </w:hyperlink>
-      <w:r>
-        <w:rPr>
-          <w:lang w:val="zh_TW" w:bidi="zh_TW"/>
-        </w:rPr>
-        <w:t>）。男孩們能夠書寫和理解簡單的數學用語，並且有跡象表明他們熟悉圓形半徑與圓周的幾何關係（圓周率的概念；見</w:t>
-      </w:r>
-      <w:hyperlink r:id="rId143">
-        <w:r>
-          <w:rPr>
-            <w:lang w:val="zh_TW" w:bidi="zh_TW"/>
-          </w:rPr>
-          <w:rPr>
-            <w:color w:val="0000EE"/>
-            <w:u w:val="single"/>
-          </w:rPr>
-          <w:t>代下4:2</w:t>
-        </w:r>
-      </w:hyperlink>
-      <w:r>
-        <w:rPr>
-          <w:lang w:val="zh_TW" w:bidi="zh_TW"/>
-        </w:rPr>
-        <w:t>）。草書（cursive script）的發展意味著，至少從公元前八世紀開始，人們已經有廣泛書寫。值得注意的是，任何會堂中，只要有10名男子就可以進行崇拜儀式，這意味著每個會堂中至少有10名男子識字，足以履行這一職責。</w:t>
-      </w:r>
-    </w:p>
-    <w:p>
-      <w:pPr/>
-      <w:r>
-        <w:rPr>
-          <w:lang w:val="zh_TW" w:bidi="zh_TW"/>
-        </w:rPr>
-      </w:r>
-      <w:r>
-        <w:rPr>
-          <w:lang w:val="zh_TW" w:bidi="zh_TW"/>
-        </w:rPr>
-        <w:t>在公元前一世紀，人們對希臘化的恐懼十分強烈，並且感到猶太教的存在受到威脅時，便頒佈一項法令，規定每個猶太男孩都必須接受基本教育。由於這樣的制度可能早已存在，因此該法令只是規定所有男性（年齡在16或17歲以下）必須上學。毫無疑問，這一舉措的原因在於，深入了解和嚴格遵守律法，對猶太傳統的延續至關重要。</w:t>
-      </w:r>
-    </w:p>
-    <w:p>
-      <w:pPr/>
-      <w:r>
-        <w:rPr>
-          <w:lang w:val="zh_TW" w:bidi="zh_TW"/>
-        </w:rPr>
-      </w:r>
-      <w:r>
-        <w:rPr>
-          <w:lang w:val="zh_TW" w:bidi="zh_TW"/>
-        </w:rPr>
-        <w:t>約書亞·本·格姆拉（Joshua ben-Gamala，公元63–65年擔任大祭司）被認為是普及教育的創始人。他對於在城鎮和村莊設立學校的指示極為具體，要求男孩從六歲或七歲開始上學。只要一個城中有至少10個猶太家庭，社區便需負責設立學校並聘請教師。父親有責任確保兒子上學。如果有家庭住在偏遠地區，教師通常會與該家庭同住。教師的薪酬可能由家庭支付，或來自社區的稅收，但文士不會直接收取教學費用。我們未能知道這樣有否達到普及基本教育的目標。</w:t>
-      </w:r>
-    </w:p>
-    <w:p>
-      <w:pPr>
-        <w:pStyle w:val="Heading3"/>
-      </w:pPr>
-      <w:r>
-        <w:rPr>
-          <w:lang w:val="zh_TW" w:bidi="zh_TW"/>
-        </w:rPr>
-        <w:t>周邊文化中的教育</w:t>
-      </w:r>
-    </w:p>
-    <w:p>
-      <w:pPr/>
-      <w:r>
-        <w:rPr>
-          <w:lang w:val="zh_TW" w:bidi="zh_TW"/>
-        </w:rPr>
-      </w:r>
-      <w:r>
-        <w:rPr>
-          <w:lang w:val="zh_TW" w:bidi="zh_TW"/>
-        </w:rPr>
-        <w:t>希伯來教育強調神學，與希臘和羅馬的教育目標形成強烈對比。然而，這些社會同樣重視培養特定的品格。</w:t>
-      </w:r>
-    </w:p>
-    <w:p>
-      <w:pPr/>
-      <w:r>
-        <w:rPr>
-          <w:lang w:val="zh_TW" w:bidi="zh_TW"/>
-        </w:rPr>
-      </w:r>
-      <w:r>
-        <w:rPr>
-          <w:lang w:val="zh_TW" w:bidi="zh_TW"/>
-        </w:rPr>
-        <w:t>在斯巴達，教育訓練的目的是培養年輕人成為戰士，將自己獻身於國家的福祉。品格的塑造在於節制奢華生活，通過體能活動有系統地訓練身心，又鼓勵學生以機智和主動為生存技巧。女孩也接受同樣的教育，因為培養能夠誕下強壯戰士的婦女，是同樣至關重要的。</w:t>
-      </w:r>
-    </w:p>
-    <w:p>
-      <w:pPr/>
-      <w:r>
-        <w:rPr>
-          <w:lang w:val="zh_TW" w:bidi="zh_TW"/>
-        </w:rPr>
-      </w:r>
-      <w:r>
-        <w:rPr>
-          <w:lang w:val="zh_TW" w:bidi="zh_TW"/>
-        </w:rPr>
-        <w:t>在雅典，人們認為教育是生活中不可或缺的一部分。因為文化的傳遞能夠使男孩成為完美的公民，他們學習讀寫、音樂、道德和禮貌、數學以及運動（鍛鍊健康的身體）。在理想中，教育是一種崇高的追求——心智的訓練是每個公民的與生俱來的權利，但實際上卻僅限於一小部分貴族階層。受過教育的人鄙視掙錢維生的人，認為這是奴隸的生活方式。婦女沒有接受教育。小學教師在社會中的地位低下。</w:t>
-      </w:r>
-    </w:p>
-    <w:p>
-      <w:pPr/>
-      <w:r>
-        <w:rPr>
-          <w:lang w:val="zh_TW" w:bidi="zh_TW"/>
-        </w:rPr>
-      </w:r>
-      <w:r>
-        <w:rPr>
-          <w:lang w:val="zh_TW" w:bidi="zh_TW"/>
-        </w:rPr>
-        <w:t>羅馬的教育讓男孩在心智和體能上充分預備，能在農場、戰場或國家所需的地方貢獻自己。教育是家庭的責任——男孩首先跟母親學習，然後跟父親學習。基本的閱讀、寫作、算術、語言、結構和辯論技巧有時由私人教師教授。當學校發展起來時，似乎像是喧鬧嘈雜的店鋪活動，這些學校是由收入微薄的教師所經營的。女孩們則在家中學習家務技巧。</w:t>
-      </w:r>
-    </w:p>
-    <w:p>
-      <w:pPr/>
-      <w:r>
-        <w:rPr>
-          <w:lang w:val="zh_TW" w:bidi="zh_TW"/>
-        </w:rPr>
-      </w:r>
-      <w:r>
-        <w:rPr>
-          <w:lang w:val="zh_TW" w:bidi="zh_TW"/>
-        </w:rPr>
-        <w:t>埃及男孩在「書院」學習閱讀和基礎算術，用象形文字在蒲草紙上書寫是最困難的任務。像其他文化的學生一樣，男孩們也會受到體罰。埃及老師認為「男孩的耳朵在他的背上」，因此經常使用藤條。</w:t>
-      </w:r>
-      <w:r>
-        <w:rPr>
-          <w:lang w:val="zh_TW" w:bidi="zh_TW"/>
-        </w:rPr>
-      </w:r>
-      <w:r>
-        <w:rPr>
-          <w:lang w:val="zh_TW" w:bidi="zh_TW"/>
-        </w:rPr>
-      </w:r>
-    </w:p>
-    <w:p>
-      <w:pPr/>
-      <w:r>
-        <w:rPr>
-          <w:lang w:val="zh_TW" w:bidi="zh_TW"/>
-        </w:rPr>
-      </w:r>
-    </w:p>
-    <w:p>
-      <w:pPr>
-        <w:pStyle w:val="Heading2"/>
-      </w:pPr>
-      <w:r>
-        <w:rPr>
-          <w:lang w:val="zh_TW" w:bidi="zh_TW"/>
-        </w:rPr>
-        <w:t>酵</w:t>
-      </w:r>
-      <w:r>
-        <w:rPr>
-          <w:lang w:val="zh_TW" w:bidi="zh_TW"/>
-        </w:rPr>
-      </w:r>
-    </w:p>
-    <w:p>
-      <w:pPr/>
-      <w:r>
-        <w:rPr>
-          <w:lang w:val="zh_TW" w:bidi="zh_TW"/>
-        </w:rPr>
-      </w:r>
-      <w:r>
-        <w:rPr>
-          <w:lang w:val="zh_TW" w:bidi="zh_TW"/>
-        </w:rPr>
-        <w:t>任何加到麵團內會產生發酵的物質。酵可能指的是已經被酵感染的麵團，這些酵被放入麵粉中，以便在烘烤之前，酵能夠穿透整個麵團，它或者可能指的是通過酵的影響而發酵的麵團。早期的希伯來人顯然依賴一塊發酵的麵團來傳遞酵；直到很久以後，才使用酒的沉澱物作為酵母。</w:t>
-      </w:r>
-    </w:p>
-    <w:p>
-      <w:pPr/>
-      <w:r>
-        <w:rPr>
-          <w:lang w:val="zh_TW" w:bidi="zh_TW"/>
-        </w:rPr>
-      </w:r>
-      <w:r>
-        <w:rPr>
-          <w:lang w:val="zh_TW" w:bidi="zh_TW"/>
-        </w:rPr>
-        <w:t>古代以色列人經常吃有酵的餅（</w:t>
-      </w:r>
-      <w:hyperlink r:id="rId144">
-        <w:r>
-          <w:rPr>
-            <w:lang w:val="zh_TW" w:bidi="zh_TW"/>
-          </w:rPr>
-          <w:rPr>
-            <w:color w:val="0000EE"/>
-            <w:u w:val="single"/>
-          </w:rPr>
-          <w:t>何7:4</w:t>
-        </w:r>
-      </w:hyperlink>
-      <w:r>
-        <w:rPr>
-          <w:lang w:val="zh_TW" w:bidi="zh_TW"/>
-        </w:rPr>
-        <w:t>），但在紀念逾越節時，他們卻被禁止吃有酵的餅，甚至在逾越節期間也不允許在家中有此物（</w:t>
-      </w:r>
-      <w:hyperlink r:id="rId145">
-        <w:r>
-          <w:rPr>
-            <w:lang w:val="zh_TW" w:bidi="zh_TW"/>
-          </w:rPr>
-          <w:rPr>
-            <w:color w:val="0000EE"/>
-            <w:u w:val="single"/>
-          </w:rPr>
-          <w:t>出13:7</w:t>
-        </w:r>
-      </w:hyperlink>
-      <w:r>
-        <w:rPr>
-          <w:lang w:val="zh_TW" w:bidi="zh_TW"/>
-        </w:rPr>
-        <w:t>）。當時神的命令急下，沒有給他們時間準備發酵的餅，這個一年一度的紀念活動用以確保以色列人不會忘記他們匆忙出埃及的情景，他們被迫攜帶著揉麵槽和麵團，從中烤製無酵餅以供旅途中食用（</w:t>
-      </w:r>
-      <w:hyperlink r:id="rId146">
-        <w:r>
-          <w:rPr>
-            <w:lang w:val="zh_TW" w:bidi="zh_TW"/>
-          </w:rPr>
-          <w:rPr>
-            <w:color w:val="0000EE"/>
-            <w:u w:val="single"/>
-          </w:rPr>
-          <w:t>出12:34–39</w:t>
-        </w:r>
-      </w:hyperlink>
+      <w:r>
+        <w:rPr>
+          <w:lang w:val="zh_TW" w:bidi="zh_TW"/>
+        </w:rPr>
+        <w:t>34:25</w:t>
+      </w:r>
+      <w:r>
+        <w:rPr>
+          <w:lang w:val="zh_TW" w:bidi="zh_TW"/>
+        </w:rPr>
+        <w:t>）。在素祭中也不允許使用酵（</w:t>
+      </w:r>
+      <w:r>
+        <w:rPr>
+          <w:lang w:val="zh_TW" w:bidi="zh_TW"/>
+        </w:rPr>
+        <w:t>利2:11</w:t>
+      </w:r>
+      <w:r>
+        <w:rPr>
+          <w:lang w:val="zh_TW" w:bidi="zh_TW"/>
+        </w:rPr>
+        <w:t>，</w:t>
+      </w:r>
+      <w:r>
+        <w:rPr>
+          <w:lang w:val="zh_TW" w:bidi="zh_TW"/>
+        </w:rPr>
+        <w:t>6:17</w:t>
+      </w:r>
+      <w:r>
+        <w:rPr>
+          <w:lang w:val="zh_TW" w:bidi="zh_TW"/>
+        </w:rPr>
+        <w:t>）。經文沒有告訴我們陳設餅是否無酵的，但歷史學家約瑟夫指出它是有酵的（</w:t>
+      </w:r>
+      <w:r>
+        <w:rPr>
+          <w:i/>
+          <w:lang w:val="zh_TW" w:bidi="zh_TW"/>
+        </w:rPr>
+        <w:t>猶太古史記</w:t>
+      </w:r>
+      <w:r>
+        <w:rPr>
+          <w:lang w:val="zh_TW" w:bidi="zh_TW"/>
+        </w:rPr>
+        <w:t xml:space="preserve"> 3.6.6）。</w:t>
+      </w:r>
+    </w:p>
+    <w:p>
+      <w:pPr/>
+      <w:r>
+        <w:rPr>
+          <w:lang w:val="zh_TW" w:bidi="zh_TW"/>
+        </w:rPr>
+      </w:r>
+      <w:r>
+        <w:rPr>
+          <w:lang w:val="zh_TW" w:bidi="zh_TW"/>
+        </w:rPr>
+        <w:t>此外，我們應注意此規則的兩個例外。酵可以用於祭司或其他人要吃的供物中。發酵的餅可以伴隨平安祭一起獻上（</w:t>
+      </w:r>
+      <w:r>
+        <w:rPr>
+          <w:lang w:val="zh_TW" w:bidi="zh_TW"/>
+        </w:rPr>
+        <w:t>利7:13</w:t>
+      </w:r>
+      <w:r>
+        <w:rPr>
+          <w:lang w:val="zh_TW" w:bidi="zh_TW"/>
+        </w:rPr>
+        <w:t>），並且在五旬節獻祭，因為它代表了神為祂子民所提供的普通日常食物（</w:t>
+      </w:r>
+      <w:r>
+        <w:rPr>
+          <w:lang w:val="zh_TW" w:bidi="zh_TW"/>
+        </w:rPr>
+        <w:t>23:17</w:t>
+      </w:r>
+      <w:r>
+        <w:rPr>
+          <w:lang w:val="zh_TW" w:bidi="zh_TW"/>
+        </w:rPr>
+        <w:t>）。</w:t>
+      </w:r>
+    </w:p>
+    <w:p>
+      <w:pPr/>
+      <w:r>
+        <w:rPr>
+          <w:lang w:val="zh_TW" w:bidi="zh_TW"/>
+        </w:rPr>
+      </w:r>
+      <w:r>
+        <w:rPr>
+          <w:lang w:val="zh_TW" w:bidi="zh_TW"/>
+        </w:rPr>
+        <w:t>酵太過緩慢的作用在希伯來發展的農業階段是一個問題，特別是在收成季節中繁忙的日子裡。因此，無酵麵團在普通烘焙中變得越來越普遍。這種無酵麵團的做法受到民間支持，因為人們越來越認為酵代表著腐敗和敗壞，就像其他發酵物一樣。這種觀點慢慢發展到在神學上也排除了酵，因為它與神完全聖潔的概念不一致。普魯塔克（Plutarch）也曾表達了一種當時深入民心的信念，這種信念在其他民族中也應相當流行，他寫道：「現在酵本身就是腐敗的產物，並且腐蝕了與其混合的麵團。」使徒保羅在</w:t>
+      </w:r>
+      <w:r>
+        <w:rPr>
+          <w:lang w:val="zh_TW" w:bidi="zh_TW"/>
+        </w:rPr>
+        <w:t>哥林多前書五章6節</w:t>
+      </w:r>
+      <w:r>
+        <w:rPr>
+          <w:lang w:val="zh_TW" w:bidi="zh_TW"/>
+        </w:rPr>
+        <w:t>和</w:t>
+      </w:r>
+      <w:r>
+        <w:rPr>
+          <w:lang w:val="zh_TW" w:bidi="zh_TW"/>
+        </w:rPr>
+        <w:t>加拉太書五章9節</w:t>
+      </w:r>
+      <w:r>
+        <w:rPr>
+          <w:lang w:val="zh_TW" w:bidi="zh_TW"/>
+        </w:rPr>
+        <w:t>中也引用了類似的箴言。</w:t>
+      </w:r>
+    </w:p>
+    <w:p>
+      <w:pPr/>
+      <w:r>
+        <w:rPr>
+          <w:lang w:val="zh_TW" w:bidi="zh_TW"/>
+        </w:rPr>
+      </w:r>
+      <w:r>
+        <w:rPr>
+          <w:lang w:val="zh_TW" w:bidi="zh_TW"/>
+        </w:rPr>
+        <w:t>關於酵的重要之處在於其力量，可能象徵著善或惡。雖然不總是如此，但酵在猶太教思想中是邪惡的象徵。耶穌在用這個詞語來描述法利賽人和撒都該人的腐敗教義時，酵具貶義（</w:t>
+      </w:r>
+      <w:r>
+        <w:rPr>
+          <w:lang w:val="zh_TW" w:bidi="zh_TW"/>
+        </w:rPr>
+        <w:t>太16:6、11–12</w:t>
+      </w:r>
+      <w:r>
+        <w:rPr>
+          <w:lang w:val="zh_TW" w:bidi="zh_TW"/>
+        </w:rPr>
+        <w:t>），祂也用酵來形容希律（</w:t>
+      </w:r>
+      <w:r>
+        <w:rPr>
+          <w:lang w:val="zh_TW" w:bidi="zh_TW"/>
+        </w:rPr>
+        <w:t>可8:15</w:t>
+      </w:r>
+      <w:r>
+        <w:rPr>
+          <w:lang w:val="zh_TW" w:bidi="zh_TW"/>
+        </w:rPr>
+        <w:t>）。法利賽人的酵在其它地方均被認為是偽善（</w:t>
+      </w:r>
+      <w:r>
+        <w:rPr>
+          <w:lang w:val="zh_TW" w:bidi="zh_TW"/>
+        </w:rPr>
+        <w:t>路12:1</w:t>
+      </w:r>
+      <w:r>
+        <w:rPr>
+          <w:lang w:val="zh_TW" w:bidi="zh_TW"/>
+        </w:rPr>
+        <w:t>；參：</w:t>
+      </w:r>
+      <w:r>
+        <w:rPr>
+          <w:lang w:val="zh_TW" w:bidi="zh_TW"/>
+        </w:rPr>
+        <w:t>太23:28</w:t>
+      </w:r>
+      <w:r>
+        <w:rPr>
+          <w:lang w:val="zh_TW" w:bidi="zh_TW"/>
+        </w:rPr>
+        <w:t>）。</w:t>
+      </w:r>
+    </w:p>
+    <w:p>
+      <w:pPr/>
+      <w:r>
+        <w:rPr>
+          <w:lang w:val="zh_TW" w:bidi="zh_TW"/>
+        </w:rPr>
+      </w:r>
+      <w:r>
+        <w:rPr>
+          <w:lang w:val="zh_TW" w:bidi="zh_TW"/>
+        </w:rPr>
+        <w:t>保羅將相同的概念應用於道德腐敗上，警告說「</w:t>
+      </w:r>
+      <w:r>
+        <w:rPr>
+          <w:lang w:val="zh_TW" w:bidi="zh_TW"/>
+        </w:rPr>
+        <w:t>一點麵酵能使全團發起來</w:t>
+      </w:r>
+      <w:r>
+        <w:rPr>
+          <w:lang w:val="zh_TW" w:bidi="zh_TW"/>
+        </w:rPr>
+        <w:t>」，並告誡他的讀者要清除舊酵，也就是他們未重生生活的殘餘，並以「</w:t>
+      </w:r>
+      <w:r>
+        <w:rPr>
+          <w:lang w:val="zh_TW" w:bidi="zh_TW"/>
+        </w:rPr>
+        <w:t>誠實真正的</w:t>
+      </w:r>
+      <w:r>
+        <w:rPr>
+          <w:lang w:val="zh_TW" w:bidi="zh_TW"/>
+        </w:rPr>
+        <w:t>無酵餅」來過基督徒的生活（</w:t>
+      </w:r>
+      <w:r>
+        <w:rPr>
+          <w:lang w:val="zh_TW" w:bidi="zh_TW"/>
+        </w:rPr>
+        <w:t>林前5:6–8</w:t>
+      </w:r>
+      <w:r>
+        <w:rPr>
+          <w:lang w:val="zh_TW" w:bidi="zh_TW"/>
+        </w:rPr>
+        <w:t>）。</w:t>
+      </w:r>
+    </w:p>
+    <w:p>
+      <w:pPr/>
+      <w:r>
+        <w:rPr>
+          <w:lang w:val="zh_TW" w:bidi="zh_TW"/>
+        </w:rPr>
+      </w:r>
+      <w:r>
+        <w:rPr>
+          <w:lang w:val="zh_TW" w:bidi="zh_TW"/>
+        </w:rPr>
+        <w:t>另一方面，基督使用酵對麵團的影響也有褒意，酵說明了神的國對世界可有著舉足輕重的影響，向祂的門徒提供了一個簡短但令人難忘的比喻（</w:t>
+      </w:r>
+      <w:r>
+        <w:rPr>
+          <w:lang w:val="zh_TW" w:bidi="zh_TW"/>
+        </w:rPr>
+        <w:t>太13:33</w:t>
+      </w:r>
       <w:r>
         <w:rPr>
           <w:lang w:val="zh_TW" w:bidi="zh_TW"/>
         </w:rPr>
         <w:t>；</w:t>
       </w:r>
-      <w:hyperlink r:id="rId147">
-        <w:r>
-          <w:rPr>
-            <w:lang w:val="zh_TW" w:bidi="zh_TW"/>
-          </w:rPr>
-          <w:rPr>
-            <w:color w:val="0000EE"/>
-            <w:u w:val="single"/>
-          </w:rPr>
-          <w:t>申16:3</w:t>
-        </w:r>
-      </w:hyperlink>
-      <w:r>
-        <w:rPr>
-          <w:lang w:val="zh_TW" w:bidi="zh_TW"/>
-        </w:rPr>
-        <w:t>）。</w:t>
-      </w:r>
-    </w:p>
-    <w:p>
-      <w:pPr/>
-      <w:r>
-        <w:rPr>
-          <w:lang w:val="zh_TW" w:bidi="zh_TW"/>
-        </w:rPr>
-      </w:r>
-      <w:r>
-        <w:rPr>
-          <w:lang w:val="zh_TW" w:bidi="zh_TW"/>
-        </w:rPr>
-        <w:t>可能因為發酵意味著分解和腐敗，所以所有放在祭壇上獻給神的祭物都不能有酵（</w:t>
-      </w:r>
-      <w:hyperlink r:id="rId148">
-        <w:r>
-          <w:rPr>
-            <w:lang w:val="zh_TW" w:bidi="zh_TW"/>
-          </w:rPr>
-          <w:rPr>
-            <w:color w:val="0000EE"/>
-            <w:u w:val="single"/>
-          </w:rPr>
-          <w:t>出23:18</w:t>
-        </w:r>
-      </w:hyperlink>
-      <w:r>
-        <w:rPr>
-          <w:lang w:val="zh_TW" w:bidi="zh_TW"/>
-        </w:rPr>
-        <w:t>，</w:t>
-      </w:r>
-      <w:hyperlink r:id="rId149">
-        <w:r>
-          <w:rPr>
-            <w:lang w:val="zh_TW" w:bidi="zh_TW"/>
-          </w:rPr>
-          <w:rPr>
-            <w:color w:val="0000EE"/>
-            <w:u w:val="single"/>
-          </w:rPr>
-          <w:t>34:25</w:t>
-        </w:r>
-      </w:hyperlink>
-      <w:r>
-        <w:rPr>
-          <w:lang w:val="zh_TW" w:bidi="zh_TW"/>
-        </w:rPr>
-        <w:t>）。在素祭中也不允許使用酵（</w:t>
-      </w:r>
-      <w:hyperlink r:id="rId150">
-        <w:r>
-          <w:rPr>
-            <w:lang w:val="zh_TW" w:bidi="zh_TW"/>
-          </w:rPr>
-          <w:rPr>
-            <w:color w:val="0000EE"/>
-            <w:u w:val="single"/>
-          </w:rPr>
-          <w:t>利2:11</w:t>
-        </w:r>
-      </w:hyperlink>
-      <w:r>
-        <w:rPr>
-          <w:lang w:val="zh_TW" w:bidi="zh_TW"/>
-        </w:rPr>
-        <w:t>，</w:t>
-      </w:r>
-      <w:hyperlink r:id="rId151">
-        <w:r>
-          <w:rPr>
-            <w:lang w:val="zh_TW" w:bidi="zh_TW"/>
-          </w:rPr>
-          <w:rPr>
-            <w:color w:val="0000EE"/>
-            <w:u w:val="single"/>
-          </w:rPr>
-          <w:t>6:17</w:t>
-        </w:r>
-      </w:hyperlink>
-      <w:r>
-        <w:rPr>
-          <w:lang w:val="zh_TW" w:bidi="zh_TW"/>
-        </w:rPr>
-        <w:t>）。經文沒有告訴我們陳設餅是否無酵的，但歷史學家約瑟夫指出它是有酵的（</w:t>
-      </w:r>
-      <w:r>
-        <w:rPr>
-          <w:i/>
-          <w:lang w:val="zh_TW" w:bidi="zh_TW"/>
-        </w:rPr>
-        <w:t>猶太古史記</w:t>
-      </w:r>
-      <w:r>
-        <w:rPr>
-          <w:lang w:val="zh_TW" w:bidi="zh_TW"/>
-        </w:rPr>
-        <w:t xml:space="preserve"> 3.6.6）。</w:t>
-      </w:r>
-    </w:p>
-    <w:p>
-      <w:pPr/>
-      <w:r>
-        <w:rPr>
-          <w:lang w:val="zh_TW" w:bidi="zh_TW"/>
-        </w:rPr>
-      </w:r>
-      <w:r>
-        <w:rPr>
-          <w:lang w:val="zh_TW" w:bidi="zh_TW"/>
-        </w:rPr>
-        <w:t>此外，我們應注意此規則的兩個例外。酵可以用於祭司或其他人要吃的供物中。發酵的餅可以伴隨平安祭一起獻上（</w:t>
-      </w:r>
-      <w:hyperlink r:id="rId152">
-        <w:r>
-          <w:rPr>
-            <w:lang w:val="zh_TW" w:bidi="zh_TW"/>
-          </w:rPr>
-          <w:rPr>
-            <w:color w:val="0000EE"/>
-            <w:u w:val="single"/>
-          </w:rPr>
-          <w:t>利7:13</w:t>
-        </w:r>
-      </w:hyperlink>
-      <w:r>
-        <w:rPr>
-          <w:lang w:val="zh_TW" w:bidi="zh_TW"/>
-        </w:rPr>
-        <w:t>），並且在五旬節獻祭，因為它代表了神為祂子民所提供的普通日常食物（</w:t>
-      </w:r>
-      <w:hyperlink r:id="rId153">
-        <w:r>
-          <w:rPr>
-            <w:lang w:val="zh_TW" w:bidi="zh_TW"/>
-          </w:rPr>
-          <w:rPr>
-            <w:color w:val="0000EE"/>
-            <w:u w:val="single"/>
-          </w:rPr>
-          <w:t>23:17</w:t>
-        </w:r>
-      </w:hyperlink>
-      <w:r>
-        <w:rPr>
-          <w:lang w:val="zh_TW" w:bidi="zh_TW"/>
-        </w:rPr>
-        <w:t>）。</w:t>
-      </w:r>
-    </w:p>
-    <w:p>
-      <w:pPr/>
-      <w:r>
-        <w:rPr>
-          <w:lang w:val="zh_TW" w:bidi="zh_TW"/>
-        </w:rPr>
-      </w:r>
-      <w:r>
-        <w:rPr>
-          <w:lang w:val="zh_TW" w:bidi="zh_TW"/>
-        </w:rPr>
-        <w:t>酵太過緩慢的作用在希伯來發展的農業階段是一個問題，特別是在收成季節中繁忙的日子裡。因此，無酵麵團在普通烘焙中變得越來越普遍。這種無酵麵團的做法受到民間支持，因為人們越來越認為酵代表著腐敗和敗壞，就像其他發酵物一樣。這種觀點慢慢發展到在神學上也排除了酵，因為它與神完全聖潔的概念不一致。普魯塔克（Plutarch）也曾表達了一種當時深入民心的信念，這種信念在其他民族中也應相當流行，他寫道：「現在酵本身就是腐敗的產物，並且腐蝕了與其混合的麵團。」使徒保羅在</w:t>
-      </w:r>
-      <w:hyperlink r:id="rId154">
-        <w:r>
-          <w:rPr>
-            <w:lang w:val="zh_TW" w:bidi="zh_TW"/>
-          </w:rPr>
-          <w:rPr>
-            <w:color w:val="0000EE"/>
-            <w:u w:val="single"/>
-          </w:rPr>
-          <w:t>哥林多前書五章6節</w:t>
-        </w:r>
-      </w:hyperlink>
-      <w:r>
-        <w:rPr>
-          <w:lang w:val="zh_TW" w:bidi="zh_TW"/>
-        </w:rPr>
-        <w:t>和</w:t>
-      </w:r>
-      <w:hyperlink r:id="rId155">
-        <w:r>
-          <w:rPr>
-            <w:lang w:val="zh_TW" w:bidi="zh_TW"/>
-          </w:rPr>
-          <w:rPr>
-            <w:color w:val="0000EE"/>
-            <w:u w:val="single"/>
-          </w:rPr>
-          <w:t>加拉太書五章9節</w:t>
-        </w:r>
-      </w:hyperlink>
-      <w:r>
-        <w:rPr>
-          <w:lang w:val="zh_TW" w:bidi="zh_TW"/>
-        </w:rPr>
-        <w:t>中也引用了類似的箴言。</w:t>
-      </w:r>
-    </w:p>
-    <w:p>
-      <w:pPr/>
-      <w:r>
-        <w:rPr>
-          <w:lang w:val="zh_TW" w:bidi="zh_TW"/>
-        </w:rPr>
-      </w:r>
-      <w:r>
-        <w:rPr>
-          <w:lang w:val="zh_TW" w:bidi="zh_TW"/>
-        </w:rPr>
-        <w:t>關於酵的重要之處在於其力量，可能象徵著善或惡。雖然不總是如此，但酵在猶太教思想中是邪惡的象徵。耶穌在用這個詞語來描述法利賽人和撒都該人的腐敗教義時，酵具貶義（</w:t>
-      </w:r>
-      <w:hyperlink r:id="rId156">
-        <w:r>
-          <w:rPr>
-            <w:lang w:val="zh_TW" w:bidi="zh_TW"/>
-          </w:rPr>
-          <w:rPr>
-            <w:color w:val="0000EE"/>
-            <w:u w:val="single"/>
-          </w:rPr>
-          <w:t>太16:6、11–12</w:t>
-        </w:r>
-      </w:hyperlink>
-      <w:r>
-        <w:rPr>
-          <w:lang w:val="zh_TW" w:bidi="zh_TW"/>
-        </w:rPr>
-        <w:t>），祂也用酵來形容希律（</w:t>
-      </w:r>
-      <w:hyperlink r:id="rId157">
-        <w:r>
-          <w:rPr>
-            <w:lang w:val="zh_TW" w:bidi="zh_TW"/>
-          </w:rPr>
-          <w:rPr>
-            <w:color w:val="0000EE"/>
-            <w:u w:val="single"/>
-          </w:rPr>
-          <w:t>可8:15</w:t>
-        </w:r>
-      </w:hyperlink>
-      <w:r>
-        <w:rPr>
-          <w:lang w:val="zh_TW" w:bidi="zh_TW"/>
-        </w:rPr>
-        <w:t>）。法利賽人的酵在其它地方均被認為是偽善（</w:t>
-      </w:r>
-      <w:hyperlink r:id="rId158">
-        <w:r>
-          <w:rPr>
-            <w:lang w:val="zh_TW" w:bidi="zh_TW"/>
-          </w:rPr>
-          <w:rPr>
-            <w:color w:val="0000EE"/>
-            <w:u w:val="single"/>
-          </w:rPr>
-          <w:t>路12:1</w:t>
-        </w:r>
-      </w:hyperlink>
-      <w:r>
-        <w:rPr>
-          <w:lang w:val="zh_TW" w:bidi="zh_TW"/>
-        </w:rPr>
-        <w:t>；參：</w:t>
-      </w:r>
-      <w:hyperlink r:id="rId159">
-        <w:r>
-          <w:rPr>
-            <w:lang w:val="zh_TW" w:bidi="zh_TW"/>
-          </w:rPr>
-          <w:rPr>
-            <w:color w:val="0000EE"/>
-            <w:u w:val="single"/>
-          </w:rPr>
-          <w:t>太23:28</w:t>
-        </w:r>
-      </w:hyperlink>
-      <w:r>
-        <w:rPr>
-          <w:lang w:val="zh_TW" w:bidi="zh_TW"/>
-        </w:rPr>
-        <w:t>）。</w:t>
-      </w:r>
-    </w:p>
-    <w:p>
-      <w:pPr/>
-      <w:r>
-        <w:rPr>
-          <w:lang w:val="zh_TW" w:bidi="zh_TW"/>
-        </w:rPr>
-      </w:r>
-      <w:r>
-        <w:rPr>
-          <w:lang w:val="zh_TW" w:bidi="zh_TW"/>
-        </w:rPr>
-        <w:t>保羅將相同的概念應用於道德腐敗上，警告說「</w:t>
-      </w:r>
-      <w:r>
-        <w:rPr>
-          <w:lang w:val="zh_TW" w:bidi="zh_TW"/>
-        </w:rPr>
-        <w:t>一點麵酵能使全團發起來</w:t>
-      </w:r>
-      <w:r>
-        <w:rPr>
-          <w:lang w:val="zh_TW" w:bidi="zh_TW"/>
-        </w:rPr>
-        <w:t>」，並告誡他的讀者要清除舊酵，也就是他們未重生生活的殘餘，並以「</w:t>
-      </w:r>
-      <w:r>
-        <w:rPr>
-          <w:lang w:val="zh_TW" w:bidi="zh_TW"/>
-        </w:rPr>
-        <w:t>誠實真正的</w:t>
-      </w:r>
-      <w:r>
-        <w:rPr>
-          <w:lang w:val="zh_TW" w:bidi="zh_TW"/>
-        </w:rPr>
-        <w:t>無酵餅」來過基督徒的生活（</w:t>
-      </w:r>
-      <w:hyperlink r:id="rId160">
-        <w:r>
-          <w:rPr>
-            <w:lang w:val="zh_TW" w:bidi="zh_TW"/>
-          </w:rPr>
-          <w:rPr>
-            <w:color w:val="0000EE"/>
-            <w:u w:val="single"/>
-          </w:rPr>
-          <w:t>林前5:6–8</w:t>
-        </w:r>
-      </w:hyperlink>
-      <w:r>
-        <w:rPr>
-          <w:lang w:val="zh_TW" w:bidi="zh_TW"/>
-        </w:rPr>
-        <w:t>）。</w:t>
-      </w:r>
-    </w:p>
-    <w:p>
-      <w:pPr/>
-      <w:r>
-        <w:rPr>
-          <w:lang w:val="zh_TW" w:bidi="zh_TW"/>
-        </w:rPr>
-      </w:r>
-      <w:r>
-        <w:rPr>
-          <w:lang w:val="zh_TW" w:bidi="zh_TW"/>
-        </w:rPr>
-        <w:t>另一方面，基督使用酵對麵團的影響也有褒意，酵說明了神的國對世界可有著舉足輕重的影響，向祂的門徒提供了一個簡短但令人難忘的比喻（</w:t>
-      </w:r>
-      <w:hyperlink r:id="rId161">
-        <w:r>
-          <w:rPr>
-            <w:lang w:val="zh_TW" w:bidi="zh_TW"/>
-          </w:rPr>
-          <w:rPr>
-            <w:color w:val="0000EE"/>
-            <w:u w:val="single"/>
-          </w:rPr>
-          <w:t>太13:33</w:t>
-        </w:r>
-      </w:hyperlink>
-      <w:r>
-        <w:rPr>
-          <w:lang w:val="zh_TW" w:bidi="zh_TW"/>
-        </w:rPr>
-        <w:t>；</w:t>
-      </w:r>
-      <w:hyperlink r:id="rId162">
-        <w:r>
-          <w:rPr>
-            <w:lang w:val="zh_TW" w:bidi="zh_TW"/>
-          </w:rPr>
-          <w:rPr>
-            <w:color w:val="0000EE"/>
-            <w:u w:val="single"/>
-          </w:rPr>
-          <w:t>路13:20–21</w:t>
-        </w:r>
-      </w:hyperlink>
+      <w:r>
+        <w:rPr>
+          <w:lang w:val="zh_TW" w:bidi="zh_TW"/>
+        </w:rPr>
+        <w:t>路13:20–21</w:t>
+      </w:r>
       <w:r>
         <w:rPr>
           <w:lang w:val="zh_TW" w:bidi="zh_TW"/>
